--- a/docx_resources/Вечірня-Утреня/В,У - Мінея/08-Серпень/_archive/22-__-Агатоніка.docx
+++ b/docx_resources/Вечірня-Утреня/В,У - Мінея/08-Серпень/_archive/22-__-Агатоніка.docx
@@ -12,17 +12,17 @@
       </w:pPr>
       <w:r>
         <w:rPr>
-          <w:rFonts w:ascii="Book Antiqua" w:hAnsi="Book Antiqua" w:cs="Arial"/>
-          <w:color w:val="000000"/>
-          <w:sz w:val="28"/>
+          <w:rFonts w:ascii="Times New Roman" w:hAnsi="Times New Roman" w:cs="Arial"/>
+          <w:color w:val="000000"/>
+          <w:sz w:val="24"/>
           <w:szCs w:val="28"/>
         </w:rPr>
         <w:t>Вівторок</w:t>
       </w:r>
       <w:r>
         <w:rPr>
-          <w:rFonts w:ascii="Book Antiqua" w:hAnsi="Book Antiqua" w:cs="Arial"/>
-          <w:sz w:val="28"/>
+          <w:rFonts w:ascii="Times New Roman" w:hAnsi="Times New Roman" w:cs="Arial"/>
+          <w:sz w:val="24"/>
           <w:szCs w:val="28"/>
         </w:rPr>
         <w:br/>
@@ -51,7 +51,7 @@
           <w:bCs/>
           <w:color w:val="000000"/>
           <w:kern w:val="36"/>
-          <w:sz w:val="40"/>
+          <w:sz w:val="24"/>
           <w:szCs w:val="48"/>
           <w:lang w:val="uk-UA" w:eastAsia="ru-RU"/>
         </w:rPr>
@@ -73,6 +73,7 @@
           <w:rFonts w:ascii="Times New Roman" w:eastAsia="Calibri" w:hAnsi="Times New Roman" w:cs="Times New Roman"/>
           <w:i/>
           <w:color w:val="FF0000"/>
+          <w:sz w:val="24"/>
           <w:szCs w:val="24"/>
           <w:lang w:val="uk-UA"/>
         </w:rPr>
@@ -82,6 +83,7 @@
         <w:rPr>
           <w:rFonts w:ascii="Times New Roman" w:eastAsia="Calibri" w:hAnsi="Times New Roman" w:cs="Times New Roman"/>
           <w:color w:val="FF0000"/>
+          <w:sz w:val="24"/>
           <w:szCs w:val="24"/>
           <w:lang w:val="uk-UA"/>
         </w:rPr>
@@ -90,6 +92,7 @@
       <w:r>
         <w:rPr>
           <w:rFonts w:ascii="Times New Roman" w:eastAsia="Calibri" w:hAnsi="Times New Roman" w:cs="Times New Roman"/>
+          <w:sz w:val="24"/>
           <w:szCs w:val="24"/>
           <w:lang w:val="uk-UA"/>
         </w:rPr>
@@ -111,6 +114,7 @@
           <w:rFonts w:ascii="Times New Roman" w:eastAsia="Calibri" w:hAnsi="Times New Roman" w:cs="Times New Roman"/>
           <w:i/>
           <w:color w:val="FF0000"/>
+          <w:sz w:val="24"/>
           <w:szCs w:val="24"/>
           <w:lang w:val="uk-UA"/>
         </w:rPr>
@@ -120,6 +124,7 @@
         <w:rPr>
           <w:rFonts w:ascii="Times New Roman" w:eastAsia="Calibri" w:hAnsi="Times New Roman" w:cs="Times New Roman"/>
           <w:color w:val="FF0000"/>
+          <w:sz w:val="24"/>
           <w:szCs w:val="24"/>
           <w:lang w:val="uk-UA"/>
         </w:rPr>
@@ -128,6 +133,7 @@
       <w:r>
         <w:rPr>
           <w:rFonts w:ascii="Times New Roman" w:eastAsia="Calibri" w:hAnsi="Times New Roman" w:cs="Times New Roman"/>
+          <w:sz w:val="24"/>
           <w:szCs w:val="24"/>
           <w:lang w:val="uk-UA"/>
         </w:rPr>
@@ -364,6 +370,7 @@
       <w:r>
         <w:rPr>
           <w:rFonts w:ascii="Times New Roman" w:eastAsia="Calibri" w:hAnsi="Times New Roman" w:cs="Times New Roman"/>
+          <w:sz w:val="24"/>
           <w:szCs w:val="24"/>
           <w:lang w:val="uk-UA"/>
         </w:rPr>
@@ -374,6 +381,7 @@
           <w:rFonts w:ascii="Times New Roman" w:eastAsia="Calibri" w:hAnsi="Times New Roman" w:cs="Times New Roman"/>
           <w:i/>
           <w:color w:val="FF0000"/>
+          <w:sz w:val="24"/>
           <w:szCs w:val="24"/>
           <w:lang w:val="uk-UA"/>
         </w:rPr>
@@ -393,6 +401,7 @@
       <w:r>
         <w:rPr>
           <w:rFonts w:ascii="Times New Roman" w:eastAsia="Calibri" w:hAnsi="Times New Roman" w:cs="Times New Roman"/>
+          <w:sz w:val="24"/>
           <w:szCs w:val="24"/>
           <w:lang w:val="uk-UA"/>
         </w:rPr>
@@ -412,6 +421,7 @@
       <w:r>
         <w:rPr>
           <w:rFonts w:ascii="Times New Roman" w:eastAsia="Calibri" w:hAnsi="Times New Roman" w:cs="Times New Roman"/>
+          <w:sz w:val="24"/>
           <w:szCs w:val="24"/>
           <w:lang w:val="uk-UA"/>
         </w:rPr>
@@ -432,6 +442,7 @@
       <w:r>
         <w:rPr>
           <w:rFonts w:ascii="Times New Roman" w:eastAsia="Calibri" w:hAnsi="Times New Roman" w:cs="Times New Roman"/>
+          <w:sz w:val="24"/>
           <w:szCs w:val="24"/>
           <w:lang w:val="uk-UA"/>
         </w:rPr>
@@ -441,6 +452,7 @@
         <w:rPr>
           <w:rFonts w:ascii="Times New Roman" w:eastAsia="Calibri" w:hAnsi="Times New Roman" w:cs="Times New Roman"/>
           <w:i/>
+          <w:sz w:val="24"/>
           <w:szCs w:val="24"/>
           <w:lang w:val="uk-UA"/>
         </w:rPr>
@@ -451,6 +463,7 @@
           <w:rFonts w:ascii="Times New Roman" w:eastAsia="Calibri" w:hAnsi="Times New Roman" w:cs="Times New Roman"/>
           <w:i/>
           <w:color w:val="FF0000"/>
+          <w:sz w:val="24"/>
           <w:szCs w:val="24"/>
           <w:lang w:val="uk-UA"/>
         </w:rPr>
@@ -498,6 +511,7 @@
       <w:r>
         <w:rPr>
           <w:rFonts w:ascii="Times New Roman" w:eastAsia="Calibri" w:hAnsi="Times New Roman" w:cs="Times New Roman"/>
+          <w:sz w:val="24"/>
           <w:szCs w:val="24"/>
           <w:lang w:val="uk-UA"/>
         </w:rPr>
@@ -542,6 +556,7 @@
           <w:rFonts w:ascii="Times New Roman" w:eastAsia="Calibri" w:hAnsi="Times New Roman" w:cs="Times New Roman"/>
           <w:i/>
           <w:color w:val="FF0000"/>
+          <w:sz w:val="24"/>
           <w:szCs w:val="24"/>
           <w:lang w:val="uk-UA"/>
         </w:rPr>
@@ -551,6 +566,7 @@
         <w:rPr>
           <w:rFonts w:ascii="Times New Roman" w:eastAsia="Calibri" w:hAnsi="Times New Roman" w:cs="Times New Roman"/>
           <w:color w:val="FF0000"/>
+          <w:sz w:val="24"/>
           <w:szCs w:val="24"/>
           <w:lang w:val="uk-UA"/>
         </w:rPr>
@@ -559,6 +575,7 @@
       <w:r>
         <w:rPr>
           <w:rFonts w:ascii="Times New Roman" w:eastAsia="Calibri" w:hAnsi="Times New Roman" w:cs="Times New Roman"/>
+          <w:sz w:val="24"/>
           <w:szCs w:val="24"/>
           <w:lang w:val="uk-UA"/>
         </w:rPr>
@@ -569,6 +586,7 @@
           <w:rFonts w:ascii="Times New Roman" w:eastAsia="Calibri" w:hAnsi="Times New Roman" w:cs="Times New Roman"/>
           <w:i/>
           <w:color w:val="FF0000"/>
+          <w:sz w:val="24"/>
           <w:szCs w:val="24"/>
           <w:lang w:val="uk-UA"/>
         </w:rPr>
@@ -588,6 +606,7 @@
       <w:r>
         <w:rPr>
           <w:rFonts w:ascii="Times New Roman" w:eastAsia="Calibri" w:hAnsi="Times New Roman" w:cs="Times New Roman"/>
+          <w:sz w:val="24"/>
           <w:szCs w:val="24"/>
           <w:lang w:val="uk-UA"/>
         </w:rPr>
@@ -607,6 +626,7 @@
       <w:r>
         <w:rPr>
           <w:rFonts w:ascii="Times New Roman" w:eastAsia="Calibri" w:hAnsi="Times New Roman" w:cs="Times New Roman"/>
+          <w:sz w:val="24"/>
           <w:szCs w:val="24"/>
           <w:lang w:val="uk-UA"/>
         </w:rPr>
@@ -626,6 +646,7 @@
       <w:r>
         <w:rPr>
           <w:rFonts w:ascii="Times New Roman" w:eastAsia="Calibri" w:hAnsi="Times New Roman" w:cs="Times New Roman"/>
+          <w:sz w:val="24"/>
           <w:szCs w:val="24"/>
           <w:lang w:val="uk-UA"/>
         </w:rPr>
@@ -645,6 +666,7 @@
       <w:r>
         <w:rPr>
           <w:rFonts w:ascii="Times New Roman" w:eastAsia="Calibri" w:hAnsi="Times New Roman" w:cs="Times New Roman"/>
+          <w:sz w:val="24"/>
           <w:szCs w:val="24"/>
           <w:lang w:val="uk-UA"/>
         </w:rPr>
@@ -664,6 +686,7 @@
       <w:r>
         <w:rPr>
           <w:rFonts w:ascii="Times New Roman" w:eastAsia="Calibri" w:hAnsi="Times New Roman" w:cs="Times New Roman"/>
+          <w:sz w:val="24"/>
           <w:szCs w:val="24"/>
           <w:lang w:val="uk-UA"/>
         </w:rPr>
@@ -703,6 +726,7 @@
           <w:b/>
           <w:i/>
           <w:color w:val="FF0000"/>
+          <w:sz w:val="24"/>
           <w:szCs w:val="24"/>
           <w:lang w:val="uk-UA"/>
         </w:rPr>
@@ -722,6 +746,7 @@
       <w:r>
         <w:rPr>
           <w:rFonts w:ascii="Times New Roman" w:eastAsia="Calibri" w:hAnsi="Times New Roman" w:cs="Times New Roman"/>
+          <w:sz w:val="24"/>
           <w:szCs w:val="24"/>
           <w:lang w:val="uk-UA"/>
         </w:rPr>
@@ -741,6 +766,7 @@
       <w:r>
         <w:rPr>
           <w:rFonts w:ascii="Times New Roman" w:eastAsia="Calibri" w:hAnsi="Times New Roman" w:cs="Times New Roman"/>
+          <w:sz w:val="24"/>
           <w:szCs w:val="24"/>
           <w:lang w:val="uk-UA"/>
         </w:rPr>
@@ -760,6 +786,7 @@
       <w:r>
         <w:rPr>
           <w:rFonts w:ascii="Times New Roman" w:eastAsia="Calibri" w:hAnsi="Times New Roman" w:cs="Times New Roman"/>
+          <w:sz w:val="24"/>
           <w:szCs w:val="24"/>
           <w:lang w:val="uk-UA"/>
         </w:rPr>
@@ -779,6 +806,7 @@
       <w:r>
         <w:rPr>
           <w:rFonts w:ascii="Times New Roman" w:eastAsia="Calibri" w:hAnsi="Times New Roman" w:cs="Times New Roman"/>
+          <w:sz w:val="24"/>
           <w:szCs w:val="24"/>
           <w:lang w:val="uk-UA"/>
         </w:rPr>
@@ -798,6 +826,7 @@
       <w:r>
         <w:rPr>
           <w:rFonts w:ascii="Times New Roman" w:eastAsia="Calibri" w:hAnsi="Times New Roman" w:cs="Times New Roman"/>
+          <w:sz w:val="24"/>
           <w:szCs w:val="24"/>
           <w:lang w:val="uk-UA"/>
         </w:rPr>
@@ -818,6 +847,7 @@
       <w:r>
         <w:rPr>
           <w:rFonts w:ascii="Times New Roman" w:eastAsia="Calibri" w:hAnsi="Times New Roman" w:cs="Times New Roman"/>
+          <w:sz w:val="24"/>
           <w:szCs w:val="24"/>
           <w:lang w:val="uk-UA"/>
         </w:rPr>
@@ -837,6 +867,7 @@
       <w:r>
         <w:rPr>
           <w:rFonts w:ascii="Times New Roman" w:eastAsia="Calibri" w:hAnsi="Times New Roman" w:cs="Times New Roman"/>
+          <w:sz w:val="24"/>
           <w:szCs w:val="24"/>
           <w:lang w:val="uk-UA"/>
         </w:rPr>
@@ -856,6 +887,7 @@
       <w:r>
         <w:rPr>
           <w:rFonts w:ascii="Times New Roman" w:eastAsia="Calibri" w:hAnsi="Times New Roman" w:cs="Times New Roman"/>
+          <w:sz w:val="24"/>
           <w:szCs w:val="24"/>
           <w:lang w:val="uk-UA"/>
         </w:rPr>
@@ -875,6 +907,7 @@
       <w:r>
         <w:rPr>
           <w:rFonts w:ascii="Times New Roman" w:eastAsia="Calibri" w:hAnsi="Times New Roman" w:cs="Times New Roman"/>
+          <w:sz w:val="24"/>
           <w:szCs w:val="24"/>
           <w:lang w:val="uk-UA"/>
         </w:rPr>
@@ -894,6 +927,7 @@
       <w:r>
         <w:rPr>
           <w:rFonts w:ascii="Times New Roman" w:eastAsia="Calibri" w:hAnsi="Times New Roman" w:cs="Times New Roman"/>
+          <w:sz w:val="24"/>
           <w:szCs w:val="24"/>
           <w:lang w:val="uk-UA"/>
         </w:rPr>
@@ -913,6 +947,7 @@
       <w:r>
         <w:rPr>
           <w:rFonts w:ascii="Times New Roman" w:eastAsia="Calibri" w:hAnsi="Times New Roman" w:cs="Times New Roman"/>
+          <w:sz w:val="24"/>
           <w:szCs w:val="24"/>
           <w:lang w:val="uk-UA"/>
         </w:rPr>
@@ -932,6 +967,7 @@
       <w:r>
         <w:rPr>
           <w:rFonts w:ascii="Times New Roman" w:eastAsia="Calibri" w:hAnsi="Times New Roman" w:cs="Times New Roman"/>
+          <w:sz w:val="24"/>
           <w:szCs w:val="24"/>
           <w:lang w:val="uk-UA"/>
         </w:rPr>
@@ -951,6 +987,7 @@
       <w:r>
         <w:rPr>
           <w:rFonts w:ascii="Times New Roman" w:eastAsia="Calibri" w:hAnsi="Times New Roman" w:cs="Times New Roman"/>
+          <w:sz w:val="24"/>
           <w:szCs w:val="24"/>
           <w:lang w:val="uk-UA"/>
         </w:rPr>
@@ -970,6 +1007,7 @@
       <w:r>
         <w:rPr>
           <w:rFonts w:ascii="Times New Roman" w:eastAsia="Calibri" w:hAnsi="Times New Roman" w:cs="Times New Roman"/>
+          <w:sz w:val="24"/>
           <w:szCs w:val="24"/>
           <w:lang w:val="uk-UA"/>
         </w:rPr>
@@ -989,6 +1027,7 @@
       <w:r>
         <w:rPr>
           <w:rFonts w:ascii="Times New Roman" w:eastAsia="Calibri" w:hAnsi="Times New Roman" w:cs="Times New Roman"/>
+          <w:sz w:val="24"/>
           <w:szCs w:val="24"/>
           <w:lang w:val="uk-UA"/>
         </w:rPr>
@@ -1008,6 +1047,7 @@
       <w:r>
         <w:rPr>
           <w:rFonts w:ascii="Times New Roman" w:eastAsia="Calibri" w:hAnsi="Times New Roman" w:cs="Times New Roman"/>
+          <w:sz w:val="24"/>
           <w:szCs w:val="24"/>
           <w:lang w:val="uk-UA"/>
         </w:rPr>
@@ -1027,6 +1067,7 @@
       <w:r>
         <w:rPr>
           <w:rFonts w:ascii="Times New Roman" w:eastAsia="Calibri" w:hAnsi="Times New Roman" w:cs="Times New Roman"/>
+          <w:sz w:val="24"/>
           <w:szCs w:val="24"/>
           <w:lang w:val="uk-UA"/>
         </w:rPr>
@@ -1046,6 +1087,7 @@
       <w:r>
         <w:rPr>
           <w:rFonts w:ascii="Times New Roman" w:eastAsia="Calibri" w:hAnsi="Times New Roman" w:cs="Times New Roman"/>
+          <w:sz w:val="24"/>
           <w:szCs w:val="24"/>
           <w:lang w:val="uk-UA"/>
         </w:rPr>
@@ -1065,6 +1107,7 @@
       <w:r>
         <w:rPr>
           <w:rFonts w:ascii="Times New Roman" w:eastAsia="Calibri" w:hAnsi="Times New Roman" w:cs="Times New Roman"/>
+          <w:sz w:val="24"/>
           <w:szCs w:val="24"/>
           <w:lang w:val="uk-UA"/>
         </w:rPr>
@@ -1084,6 +1127,7 @@
       <w:r>
         <w:rPr>
           <w:rFonts w:ascii="Times New Roman" w:eastAsia="Calibri" w:hAnsi="Times New Roman" w:cs="Times New Roman"/>
+          <w:sz w:val="24"/>
           <w:szCs w:val="24"/>
           <w:lang w:val="uk-UA"/>
         </w:rPr>
@@ -1103,6 +1147,7 @@
       <w:r>
         <w:rPr>
           <w:rFonts w:ascii="Times New Roman" w:eastAsia="Calibri" w:hAnsi="Times New Roman" w:cs="Times New Roman"/>
+          <w:sz w:val="24"/>
           <w:szCs w:val="24"/>
           <w:lang w:val="uk-UA"/>
         </w:rPr>
@@ -1122,6 +1167,7 @@
       <w:r>
         <w:rPr>
           <w:rFonts w:ascii="Times New Roman" w:eastAsia="Calibri" w:hAnsi="Times New Roman" w:cs="Times New Roman"/>
+          <w:sz w:val="24"/>
           <w:szCs w:val="24"/>
           <w:lang w:val="uk-UA"/>
         </w:rPr>
@@ -1141,6 +1187,7 @@
       <w:r>
         <w:rPr>
           <w:rFonts w:ascii="Times New Roman" w:eastAsia="Calibri" w:hAnsi="Times New Roman" w:cs="Times New Roman"/>
+          <w:sz w:val="24"/>
           <w:szCs w:val="24"/>
           <w:lang w:val="uk-UA"/>
         </w:rPr>
@@ -1160,6 +1207,7 @@
       <w:r>
         <w:rPr>
           <w:rFonts w:ascii="Times New Roman" w:eastAsia="Calibri" w:hAnsi="Times New Roman" w:cs="Times New Roman"/>
+          <w:sz w:val="24"/>
           <w:szCs w:val="24"/>
           <w:lang w:val="uk-UA"/>
         </w:rPr>
@@ -1179,6 +1227,7 @@
       <w:r>
         <w:rPr>
           <w:rFonts w:ascii="Times New Roman" w:eastAsia="Calibri" w:hAnsi="Times New Roman" w:cs="Times New Roman"/>
+          <w:sz w:val="24"/>
           <w:szCs w:val="24"/>
           <w:lang w:val="uk-UA"/>
         </w:rPr>
@@ -1198,6 +1247,7 @@
       <w:r>
         <w:rPr>
           <w:rFonts w:ascii="Times New Roman" w:eastAsia="Calibri" w:hAnsi="Times New Roman" w:cs="Times New Roman"/>
+          <w:sz w:val="24"/>
           <w:szCs w:val="24"/>
           <w:lang w:val="uk-UA"/>
         </w:rPr>
@@ -1217,6 +1267,7 @@
       <w:r>
         <w:rPr>
           <w:rFonts w:ascii="Times New Roman" w:eastAsia="Calibri" w:hAnsi="Times New Roman" w:cs="Times New Roman"/>
+          <w:sz w:val="24"/>
           <w:szCs w:val="24"/>
           <w:lang w:val="uk-UA"/>
         </w:rPr>
@@ -1236,6 +1287,7 @@
       <w:r>
         <w:rPr>
           <w:rFonts w:ascii="Times New Roman" w:eastAsia="Calibri" w:hAnsi="Times New Roman" w:cs="Times New Roman"/>
+          <w:sz w:val="24"/>
           <w:szCs w:val="24"/>
           <w:lang w:val="uk-UA"/>
         </w:rPr>
@@ -1255,6 +1307,7 @@
       <w:r>
         <w:rPr>
           <w:rFonts w:ascii="Times New Roman" w:eastAsia="Calibri" w:hAnsi="Times New Roman" w:cs="Times New Roman"/>
+          <w:sz w:val="24"/>
           <w:szCs w:val="24"/>
           <w:lang w:val="uk-UA"/>
         </w:rPr>
@@ -1274,6 +1327,7 @@
       <w:r>
         <w:rPr>
           <w:rFonts w:ascii="Times New Roman" w:eastAsia="Calibri" w:hAnsi="Times New Roman" w:cs="Times New Roman"/>
+          <w:sz w:val="24"/>
           <w:szCs w:val="24"/>
           <w:lang w:val="uk-UA"/>
         </w:rPr>
@@ -1293,6 +1347,7 @@
       <w:r>
         <w:rPr>
           <w:rFonts w:ascii="Times New Roman" w:eastAsia="Calibri" w:hAnsi="Times New Roman" w:cs="Times New Roman"/>
+          <w:sz w:val="24"/>
           <w:szCs w:val="24"/>
           <w:lang w:val="uk-UA"/>
         </w:rPr>
@@ -1312,6 +1367,7 @@
       <w:r>
         <w:rPr>
           <w:rFonts w:ascii="Times New Roman" w:eastAsia="Calibri" w:hAnsi="Times New Roman" w:cs="Times New Roman"/>
+          <w:sz w:val="24"/>
           <w:szCs w:val="24"/>
           <w:lang w:val="uk-UA"/>
         </w:rPr>
@@ -1331,6 +1387,7 @@
       <w:r>
         <w:rPr>
           <w:rFonts w:ascii="Times New Roman" w:eastAsia="Calibri" w:hAnsi="Times New Roman" w:cs="Times New Roman"/>
+          <w:sz w:val="24"/>
           <w:szCs w:val="24"/>
           <w:lang w:val="uk-UA"/>
         </w:rPr>
@@ -1350,6 +1407,7 @@
       <w:r>
         <w:rPr>
           <w:rFonts w:ascii="Times New Roman" w:eastAsia="Calibri" w:hAnsi="Times New Roman" w:cs="Times New Roman"/>
+          <w:sz w:val="24"/>
           <w:szCs w:val="24"/>
           <w:lang w:val="uk-UA"/>
         </w:rPr>
@@ -1369,6 +1427,7 @@
       <w:r>
         <w:rPr>
           <w:rFonts w:ascii="Times New Roman" w:eastAsia="Calibri" w:hAnsi="Times New Roman" w:cs="Times New Roman"/>
+          <w:sz w:val="24"/>
           <w:szCs w:val="24"/>
           <w:lang w:val="uk-UA"/>
         </w:rPr>
@@ -1388,6 +1447,7 @@
       <w:r>
         <w:rPr>
           <w:rFonts w:ascii="Times New Roman" w:eastAsia="Calibri" w:hAnsi="Times New Roman" w:cs="Times New Roman"/>
+          <w:sz w:val="24"/>
           <w:szCs w:val="24"/>
           <w:lang w:val="uk-UA"/>
         </w:rPr>
@@ -1408,6 +1468,7 @@
       <w:r>
         <w:rPr>
           <w:rFonts w:ascii="Times New Roman" w:eastAsia="Calibri" w:hAnsi="Times New Roman" w:cs="Times New Roman"/>
+          <w:sz w:val="24"/>
           <w:szCs w:val="24"/>
           <w:lang w:val="uk-UA"/>
         </w:rPr>
@@ -1427,6 +1488,7 @@
       <w:r>
         <w:rPr>
           <w:rFonts w:ascii="Times New Roman" w:eastAsia="Calibri" w:hAnsi="Times New Roman" w:cs="Times New Roman"/>
+          <w:sz w:val="24"/>
           <w:szCs w:val="24"/>
           <w:lang w:val="uk-UA"/>
         </w:rPr>
@@ -1448,6 +1510,7 @@
       <w:r>
         <w:rPr>
           <w:rFonts w:ascii="Times New Roman" w:eastAsia="Calibri" w:hAnsi="Times New Roman" w:cs="Times New Roman"/>
+          <w:sz w:val="24"/>
           <w:szCs w:val="24"/>
           <w:lang w:val="uk-UA"/>
         </w:rPr>
@@ -1458,6 +1521,7 @@
           <w:rFonts w:ascii="Times New Roman" w:eastAsia="Calibri" w:hAnsi="Times New Roman" w:cs="Times New Roman"/>
           <w:i/>
           <w:color w:val="FF0000"/>
+          <w:sz w:val="24"/>
           <w:szCs w:val="24"/>
           <w:lang w:val="uk-UA"/>
         </w:rPr>
@@ -1497,6 +1561,7 @@
           <w:b/>
           <w:i/>
           <w:color w:val="FF0000"/>
+          <w:sz w:val="24"/>
           <w:szCs w:val="24"/>
           <w:lang w:val="uk-UA"/>
         </w:rPr>
@@ -1519,6 +1584,7 @@
           <w:rFonts w:ascii="Times New Roman" w:eastAsia="Calibri" w:hAnsi="Times New Roman" w:cs="Times New Roman"/>
           <w:i/>
           <w:color w:val="FF0000"/>
+          <w:sz w:val="24"/>
           <w:szCs w:val="24"/>
           <w:lang w:val="uk-UA"/>
         </w:rPr>
@@ -1539,6 +1605,7 @@
         <w:rPr>
           <w:rFonts w:ascii="Times New Roman" w:eastAsia="Calibri" w:hAnsi="Times New Roman" w:cs="Times New Roman"/>
           <w:color w:val="FF0000"/>
+          <w:sz w:val="24"/>
           <w:szCs w:val="24"/>
           <w:lang w:val="uk-UA"/>
         </w:rPr>
@@ -1547,6 +1614,7 @@
       <w:r>
         <w:rPr>
           <w:rFonts w:ascii="Times New Roman" w:eastAsia="Calibri" w:hAnsi="Times New Roman" w:cs="Times New Roman"/>
+          <w:sz w:val="24"/>
           <w:szCs w:val="24"/>
           <w:lang w:val="uk-UA"/>
         </w:rPr>
@@ -1567,6 +1635,7 @@
         <w:rPr>
           <w:rFonts w:ascii="Times New Roman" w:eastAsia="Calibri" w:hAnsi="Times New Roman" w:cs="Times New Roman"/>
           <w:color w:val="FF0000"/>
+          <w:sz w:val="24"/>
           <w:szCs w:val="24"/>
           <w:lang w:val="uk-UA"/>
         </w:rPr>
@@ -1575,6 +1644,7 @@
       <w:r>
         <w:rPr>
           <w:rFonts w:ascii="Times New Roman" w:eastAsia="Calibri" w:hAnsi="Times New Roman" w:cs="Times New Roman"/>
+          <w:sz w:val="24"/>
           <w:szCs w:val="24"/>
           <w:lang w:val="uk-UA"/>
         </w:rPr>
@@ -1595,6 +1665,7 @@
         <w:rPr>
           <w:rFonts w:ascii="Times New Roman" w:eastAsia="Calibri" w:hAnsi="Times New Roman" w:cs="Times New Roman"/>
           <w:color w:val="FF0000"/>
+          <w:sz w:val="24"/>
           <w:szCs w:val="24"/>
           <w:lang w:val="uk-UA"/>
         </w:rPr>
@@ -1603,6 +1674,7 @@
       <w:r>
         <w:rPr>
           <w:rFonts w:ascii="Times New Roman" w:eastAsia="Calibri" w:hAnsi="Times New Roman" w:cs="Times New Roman"/>
+          <w:sz w:val="24"/>
           <w:szCs w:val="24"/>
           <w:lang w:val="uk-UA"/>
         </w:rPr>
@@ -1623,6 +1695,7 @@
         <w:rPr>
           <w:rFonts w:ascii="Times New Roman" w:eastAsia="Calibri" w:hAnsi="Times New Roman" w:cs="Times New Roman"/>
           <w:color w:val="FF0000"/>
+          <w:sz w:val="24"/>
           <w:szCs w:val="24"/>
           <w:lang w:val="uk-UA"/>
         </w:rPr>
@@ -1631,6 +1704,7 @@
       <w:r>
         <w:rPr>
           <w:rFonts w:ascii="Times New Roman" w:eastAsia="Calibri" w:hAnsi="Times New Roman" w:cs="Times New Roman"/>
+          <w:sz w:val="24"/>
           <w:szCs w:val="24"/>
           <w:lang w:val="uk-UA"/>
         </w:rPr>
@@ -1651,6 +1725,7 @@
         <w:rPr>
           <w:rFonts w:ascii="Times New Roman" w:eastAsia="Calibri" w:hAnsi="Times New Roman" w:cs="Times New Roman"/>
           <w:color w:val="FF0000"/>
+          <w:sz w:val="24"/>
           <w:szCs w:val="24"/>
           <w:lang w:val="uk-UA"/>
         </w:rPr>
@@ -1659,6 +1734,7 @@
       <w:r>
         <w:rPr>
           <w:rFonts w:ascii="Times New Roman" w:eastAsia="Calibri" w:hAnsi="Times New Roman" w:cs="Times New Roman"/>
+          <w:sz w:val="24"/>
           <w:szCs w:val="24"/>
           <w:lang w:val="uk-UA"/>
         </w:rPr>
@@ -1679,6 +1755,7 @@
         <w:rPr>
           <w:rFonts w:ascii="Times New Roman" w:eastAsia="Calibri" w:hAnsi="Times New Roman" w:cs="Times New Roman"/>
           <w:color w:val="FF0000"/>
+          <w:sz w:val="24"/>
           <w:szCs w:val="24"/>
           <w:lang w:val="uk-UA"/>
         </w:rPr>
@@ -1687,6 +1764,7 @@
       <w:r>
         <w:rPr>
           <w:rFonts w:ascii="Times New Roman" w:eastAsia="Calibri" w:hAnsi="Times New Roman" w:cs="Times New Roman"/>
+          <w:sz w:val="24"/>
           <w:szCs w:val="24"/>
           <w:lang w:val="uk-UA"/>
         </w:rPr>
@@ -1695,6 +1773,7 @@
       <w:r>
         <w:rPr>
           <w:rFonts w:ascii="Times New Roman" w:eastAsia="Calibri" w:hAnsi="Times New Roman" w:cs="Times New Roman"/>
+          <w:sz w:val="24"/>
           <w:szCs w:val="24"/>
           <w:lang w:val="uk-UA"/>
         </w:rPr>
@@ -1716,6 +1795,7 @@
         <w:rPr>
           <w:rFonts w:ascii="Times New Roman" w:eastAsia="Calibri" w:hAnsi="Times New Roman" w:cs="Times New Roman"/>
           <w:color w:val="FF0000"/>
+          <w:sz w:val="24"/>
           <w:szCs w:val="24"/>
           <w:lang w:val="uk-UA"/>
         </w:rPr>
@@ -1724,6 +1804,7 @@
       <w:r>
         <w:rPr>
           <w:rFonts w:ascii="Times New Roman" w:eastAsia="Calibri" w:hAnsi="Times New Roman" w:cs="Times New Roman"/>
+          <w:sz w:val="24"/>
           <w:szCs w:val="24"/>
           <w:lang w:val="uk-UA"/>
         </w:rPr>
@@ -1744,6 +1825,7 @@
         <w:rPr>
           <w:rFonts w:ascii="Times New Roman" w:eastAsia="Calibri" w:hAnsi="Times New Roman" w:cs="Times New Roman"/>
           <w:color w:val="FF0000"/>
+          <w:sz w:val="24"/>
           <w:szCs w:val="24"/>
           <w:lang w:val="uk-UA"/>
         </w:rPr>
@@ -1752,6 +1834,7 @@
       <w:r>
         <w:rPr>
           <w:rFonts w:ascii="Times New Roman" w:eastAsia="Calibri" w:hAnsi="Times New Roman" w:cs="Times New Roman"/>
+          <w:sz w:val="24"/>
           <w:szCs w:val="24"/>
           <w:lang w:val="uk-UA"/>
         </w:rPr>
@@ -1793,6 +1876,7 @@
           <w:b/>
           <w:i/>
           <w:color w:val="FF0000"/>
+          <w:sz w:val="24"/>
           <w:szCs w:val="24"/>
           <w:lang w:val="uk-UA"/>
         </w:rPr>
@@ -1814,6 +1898,7 @@
           <w:rFonts w:ascii="Times New Roman" w:eastAsia="Calibri" w:hAnsi="Times New Roman" w:cs="Times New Roman"/>
           <w:i/>
           <w:color w:val="FF0000"/>
+          <w:sz w:val="24"/>
           <w:szCs w:val="24"/>
           <w:lang w:val="uk-UA"/>
         </w:rPr>
@@ -1822,6 +1907,7 @@
       <w:r>
         <w:rPr>
           <w:rFonts w:ascii="Times New Roman" w:eastAsia="Calibri" w:hAnsi="Times New Roman" w:cs="Times New Roman"/>
+          <w:sz w:val="24"/>
           <w:szCs w:val="24"/>
           <w:lang w:val="uk-UA"/>
         </w:rPr>
@@ -1843,6 +1929,7 @@
           <w:rFonts w:ascii="Times New Roman" w:eastAsia="Calibri" w:hAnsi="Times New Roman" w:cs="Times New Roman"/>
           <w:i/>
           <w:color w:val="FF0000"/>
+          <w:sz w:val="24"/>
           <w:szCs w:val="24"/>
           <w:lang w:val="uk-UA"/>
         </w:rPr>
@@ -1851,6 +1938,7 @@
       <w:r>
         <w:rPr>
           <w:rFonts w:ascii="Times New Roman" w:eastAsia="Calibri" w:hAnsi="Times New Roman" w:cs="Times New Roman"/>
+          <w:sz w:val="24"/>
           <w:szCs w:val="24"/>
           <w:lang w:val="uk-UA"/>
         </w:rPr>
@@ -1860,6 +1948,7 @@
         <w:rPr>
           <w:rFonts w:ascii="Times New Roman" w:eastAsia="Calibri" w:hAnsi="Times New Roman" w:cs="Times New Roman"/>
           <w:i/>
+          <w:sz w:val="24"/>
           <w:szCs w:val="24"/>
           <w:lang w:val="uk-UA"/>
         </w:rPr>
@@ -1881,6 +1970,7 @@
           <w:rFonts w:ascii="Times New Roman" w:eastAsia="Calibri" w:hAnsi="Times New Roman" w:cs="Times New Roman"/>
           <w:i/>
           <w:color w:val="FF0000"/>
+          <w:sz w:val="24"/>
           <w:szCs w:val="24"/>
           <w:lang w:val="uk-UA"/>
         </w:rPr>
@@ -1889,6 +1979,7 @@
       <w:r>
         <w:rPr>
           <w:rFonts w:ascii="Times New Roman" w:eastAsia="Calibri" w:hAnsi="Times New Roman" w:cs="Times New Roman"/>
+          <w:sz w:val="24"/>
           <w:szCs w:val="24"/>
           <w:lang w:val="uk-UA"/>
         </w:rPr>
@@ -1910,6 +2001,7 @@
           <w:rFonts w:ascii="Times New Roman" w:eastAsia="Calibri" w:hAnsi="Times New Roman" w:cs="Times New Roman"/>
           <w:i/>
           <w:color w:val="FF0000"/>
+          <w:sz w:val="24"/>
           <w:szCs w:val="24"/>
           <w:lang w:val="uk-UA"/>
         </w:rPr>
@@ -1918,6 +2010,7 @@
       <w:r>
         <w:rPr>
           <w:rFonts w:ascii="Times New Roman" w:eastAsia="Calibri" w:hAnsi="Times New Roman" w:cs="Times New Roman"/>
+          <w:sz w:val="24"/>
           <w:szCs w:val="24"/>
           <w:lang w:val="uk-UA"/>
         </w:rPr>
@@ -1939,6 +2032,7 @@
           <w:rFonts w:ascii="Times New Roman" w:eastAsia="Calibri" w:hAnsi="Times New Roman" w:cs="Times New Roman"/>
           <w:i/>
           <w:color w:val="FF0000"/>
+          <w:sz w:val="24"/>
           <w:szCs w:val="24"/>
           <w:lang w:val="uk-UA"/>
         </w:rPr>
@@ -1947,6 +2041,7 @@
       <w:r>
         <w:rPr>
           <w:rFonts w:ascii="Times New Roman" w:eastAsia="Calibri" w:hAnsi="Times New Roman" w:cs="Times New Roman"/>
+          <w:sz w:val="24"/>
           <w:szCs w:val="24"/>
           <w:lang w:val="uk-UA"/>
         </w:rPr>
@@ -1968,6 +2063,7 @@
           <w:rFonts w:ascii="Times New Roman" w:eastAsia="Calibri" w:hAnsi="Times New Roman" w:cs="Times New Roman"/>
           <w:i/>
           <w:color w:val="FF0000"/>
+          <w:sz w:val="24"/>
           <w:szCs w:val="24"/>
           <w:lang w:val="uk-UA"/>
         </w:rPr>
@@ -1976,6 +2072,7 @@
       <w:r>
         <w:rPr>
           <w:rFonts w:ascii="Times New Roman" w:eastAsia="Calibri" w:hAnsi="Times New Roman" w:cs="Times New Roman"/>
+          <w:sz w:val="24"/>
           <w:szCs w:val="24"/>
           <w:lang w:val="uk-UA"/>
         </w:rPr>
@@ -1997,6 +2094,7 @@
           <w:rFonts w:ascii="Times New Roman" w:eastAsia="Calibri" w:hAnsi="Times New Roman" w:cs="Times New Roman"/>
           <w:i/>
           <w:color w:val="FF0000"/>
+          <w:sz w:val="24"/>
           <w:szCs w:val="24"/>
           <w:lang w:val="uk-UA"/>
         </w:rPr>
@@ -2005,6 +2103,7 @@
       <w:r>
         <w:rPr>
           <w:rFonts w:ascii="Times New Roman" w:eastAsia="Calibri" w:hAnsi="Times New Roman" w:cs="Times New Roman"/>
+          <w:sz w:val="24"/>
           <w:szCs w:val="24"/>
           <w:lang w:val="uk-UA"/>
         </w:rPr>
@@ -2026,6 +2125,7 @@
           <w:rFonts w:ascii="Times New Roman" w:eastAsia="Calibri" w:hAnsi="Times New Roman" w:cs="Times New Roman"/>
           <w:i/>
           <w:color w:val="FF0000"/>
+          <w:sz w:val="24"/>
           <w:szCs w:val="24"/>
           <w:lang w:val="uk-UA"/>
         </w:rPr>
@@ -2034,6 +2134,7 @@
       <w:r>
         <w:rPr>
           <w:rFonts w:ascii="Times New Roman" w:eastAsia="Calibri" w:hAnsi="Times New Roman" w:cs="Times New Roman"/>
+          <w:sz w:val="24"/>
           <w:szCs w:val="24"/>
           <w:lang w:val="uk-UA"/>
         </w:rPr>
@@ -2055,6 +2156,7 @@
           <w:rFonts w:ascii="Times New Roman" w:eastAsia="Calibri" w:hAnsi="Times New Roman" w:cs="Times New Roman"/>
           <w:i/>
           <w:color w:val="FF0000"/>
+          <w:sz w:val="24"/>
           <w:szCs w:val="24"/>
           <w:lang w:val="uk-UA"/>
         </w:rPr>
@@ -2063,6 +2165,7 @@
       <w:r>
         <w:rPr>
           <w:rFonts w:ascii="Times New Roman" w:eastAsia="Calibri" w:hAnsi="Times New Roman" w:cs="Times New Roman"/>
+          <w:sz w:val="24"/>
           <w:szCs w:val="24"/>
           <w:lang w:val="uk-UA"/>
         </w:rPr>
@@ -2073,6 +2176,7 @@
           <w:rFonts w:ascii="Times New Roman" w:eastAsia="Calibri" w:hAnsi="Times New Roman" w:cs="Times New Roman"/>
           <w:i/>
           <w:color w:val="FF0000"/>
+          <w:sz w:val="24"/>
           <w:szCs w:val="24"/>
           <w:lang w:val="uk-UA"/>
         </w:rPr>
@@ -2081,6 +2185,7 @@
       <w:r>
         <w:rPr>
           <w:rFonts w:ascii="Times New Roman" w:eastAsia="Calibri" w:hAnsi="Times New Roman" w:cs="Times New Roman"/>
+          <w:sz w:val="24"/>
           <w:szCs w:val="24"/>
           <w:lang w:val="uk-UA"/>
         </w:rPr>
@@ -2091,6 +2196,7 @@
           <w:rFonts w:ascii="Times New Roman" w:eastAsia="Calibri" w:hAnsi="Times New Roman" w:cs="Times New Roman"/>
           <w:i/>
           <w:color w:val="FF0000"/>
+          <w:sz w:val="24"/>
           <w:szCs w:val="24"/>
           <w:lang w:val="uk-UA"/>
         </w:rPr>
@@ -2099,6 +2205,7 @@
       <w:r>
         <w:rPr>
           <w:rFonts w:ascii="Times New Roman" w:eastAsia="Calibri" w:hAnsi="Times New Roman" w:cs="Times New Roman"/>
+          <w:sz w:val="24"/>
           <w:szCs w:val="24"/>
           <w:lang w:val="uk-UA"/>
         </w:rPr>
@@ -2109,6 +2216,7 @@
           <w:rFonts w:ascii="Times New Roman" w:eastAsia="Calibri" w:hAnsi="Times New Roman" w:cs="Times New Roman"/>
           <w:i/>
           <w:color w:val="FF0000"/>
+          <w:sz w:val="24"/>
           <w:szCs w:val="24"/>
           <w:lang w:val="uk-UA"/>
         </w:rPr>
@@ -2117,6 +2225,7 @@
       <w:r>
         <w:rPr>
           <w:rFonts w:ascii="Times New Roman" w:eastAsia="Calibri" w:hAnsi="Times New Roman" w:cs="Times New Roman"/>
+          <w:sz w:val="24"/>
           <w:szCs w:val="24"/>
           <w:lang w:val="uk-UA"/>
         </w:rPr>
@@ -2127,6 +2236,7 @@
           <w:rFonts w:ascii="Times New Roman" w:eastAsia="Calibri" w:hAnsi="Times New Roman" w:cs="Times New Roman"/>
           <w:i/>
           <w:color w:val="FF0000"/>
+          <w:sz w:val="24"/>
           <w:szCs w:val="24"/>
           <w:lang w:val="uk-UA"/>
         </w:rPr>
@@ -2135,6 +2245,7 @@
       <w:r>
         <w:rPr>
           <w:rFonts w:ascii="Times New Roman" w:eastAsia="Calibri" w:hAnsi="Times New Roman" w:cs="Times New Roman"/>
+          <w:sz w:val="24"/>
           <w:szCs w:val="24"/>
           <w:lang w:val="uk-UA"/>
         </w:rPr>
@@ -2156,6 +2267,7 @@
           <w:rFonts w:ascii="Times New Roman" w:eastAsia="Calibri" w:hAnsi="Times New Roman" w:cs="Times New Roman"/>
           <w:i/>
           <w:color w:val="FF0000"/>
+          <w:sz w:val="24"/>
           <w:szCs w:val="24"/>
           <w:lang w:val="uk-UA"/>
         </w:rPr>
@@ -2164,6 +2276,7 @@
       <w:r>
         <w:rPr>
           <w:rFonts w:ascii="Times New Roman" w:eastAsia="Calibri" w:hAnsi="Times New Roman" w:cs="Times New Roman"/>
+          <w:sz w:val="24"/>
           <w:szCs w:val="24"/>
           <w:lang w:val="uk-UA"/>
         </w:rPr>
@@ -2185,6 +2298,7 @@
           <w:rFonts w:ascii="Times New Roman" w:eastAsia="Calibri" w:hAnsi="Times New Roman" w:cs="Times New Roman"/>
           <w:i/>
           <w:color w:val="FF0000"/>
+          <w:sz w:val="24"/>
           <w:szCs w:val="24"/>
           <w:lang w:val="uk-UA"/>
         </w:rPr>
@@ -2193,6 +2307,7 @@
       <w:r>
         <w:rPr>
           <w:rFonts w:ascii="Times New Roman" w:eastAsia="Calibri" w:hAnsi="Times New Roman" w:cs="Times New Roman"/>
+          <w:sz w:val="24"/>
           <w:szCs w:val="24"/>
           <w:lang w:val="uk-UA"/>
         </w:rPr>
@@ -2214,6 +2329,7 @@
           <w:rFonts w:ascii="Times New Roman" w:eastAsia="Calibri" w:hAnsi="Times New Roman" w:cs="Times New Roman"/>
           <w:i/>
           <w:color w:val="FF0000"/>
+          <w:sz w:val="24"/>
           <w:szCs w:val="24"/>
           <w:lang w:val="uk-UA"/>
         </w:rPr>
@@ -2223,6 +2339,7 @@
       <w:r>
         <w:rPr>
           <w:rFonts w:ascii="Times New Roman" w:eastAsia="Calibri" w:hAnsi="Times New Roman" w:cs="Times New Roman"/>
+          <w:sz w:val="24"/>
           <w:szCs w:val="24"/>
           <w:lang w:val="uk-UA"/>
         </w:rPr>
@@ -2244,6 +2361,7 @@
           <w:rFonts w:ascii="Times New Roman" w:eastAsia="Calibri" w:hAnsi="Times New Roman" w:cs="Times New Roman"/>
           <w:i/>
           <w:color w:val="FF0000"/>
+          <w:sz w:val="24"/>
           <w:szCs w:val="24"/>
           <w:lang w:val="uk-UA"/>
         </w:rPr>
@@ -2252,6 +2370,7 @@
       <w:r>
         <w:rPr>
           <w:rFonts w:ascii="Times New Roman" w:eastAsia="Calibri" w:hAnsi="Times New Roman" w:cs="Times New Roman"/>
+          <w:sz w:val="24"/>
           <w:szCs w:val="24"/>
           <w:lang w:val="uk-UA"/>
         </w:rPr>
@@ -2262,6 +2381,7 @@
           <w:rFonts w:ascii="Times New Roman" w:eastAsia="Calibri" w:hAnsi="Times New Roman" w:cs="Times New Roman"/>
           <w:i/>
           <w:color w:val="FF0000"/>
+          <w:sz w:val="24"/>
           <w:szCs w:val="24"/>
           <w:lang w:val="uk-UA"/>
         </w:rPr>
@@ -2271,6 +2391,7 @@
         <w:rPr>
           <w:rFonts w:ascii="Times New Roman" w:eastAsia="Calibri" w:hAnsi="Times New Roman" w:cs="Times New Roman"/>
           <w:color w:val="FF0000"/>
+          <w:sz w:val="24"/>
           <w:szCs w:val="24"/>
           <w:lang w:val="uk-UA"/>
         </w:rPr>
@@ -2279,6 +2400,7 @@
       <w:r>
         <w:rPr>
           <w:rFonts w:ascii="Times New Roman" w:eastAsia="Calibri" w:hAnsi="Times New Roman" w:cs="Times New Roman"/>
+          <w:sz w:val="24"/>
           <w:szCs w:val="24"/>
           <w:lang w:val="uk-UA"/>
         </w:rPr>
@@ -2289,6 +2411,7 @@
           <w:rFonts w:ascii="Times New Roman" w:eastAsia="Calibri" w:hAnsi="Times New Roman" w:cs="Times New Roman"/>
           <w:i/>
           <w:color w:val="FF0000"/>
+          <w:sz w:val="24"/>
           <w:szCs w:val="24"/>
           <w:lang w:val="uk-UA"/>
         </w:rPr>
@@ -2298,6 +2421,7 @@
         <w:rPr>
           <w:rFonts w:ascii="Times New Roman" w:eastAsia="Calibri" w:hAnsi="Times New Roman" w:cs="Times New Roman"/>
           <w:color w:val="FF0000"/>
+          <w:sz w:val="24"/>
           <w:szCs w:val="24"/>
           <w:lang w:val="uk-UA"/>
         </w:rPr>
@@ -2306,6 +2430,7 @@
       <w:r>
         <w:rPr>
           <w:rFonts w:ascii="Times New Roman" w:eastAsia="Calibri" w:hAnsi="Times New Roman" w:cs="Times New Roman"/>
+          <w:sz w:val="24"/>
           <w:szCs w:val="24"/>
           <w:lang w:val="uk-UA"/>
         </w:rPr>
@@ -2327,6 +2452,7 @@
           <w:rFonts w:ascii="Times New Roman" w:eastAsia="Calibri" w:hAnsi="Times New Roman" w:cs="Times New Roman"/>
           <w:i/>
           <w:color w:val="FF0000"/>
+          <w:sz w:val="24"/>
           <w:szCs w:val="24"/>
           <w:lang w:val="uk-UA"/>
         </w:rPr>
@@ -2335,6 +2461,7 @@
       <w:r>
         <w:rPr>
           <w:rFonts w:ascii="Times New Roman" w:eastAsia="Calibri" w:hAnsi="Times New Roman" w:cs="Times New Roman"/>
+          <w:sz w:val="24"/>
           <w:szCs w:val="24"/>
           <w:lang w:val="uk-UA"/>
         </w:rPr>
@@ -2356,6 +2483,7 @@
           <w:rFonts w:ascii="Times New Roman" w:eastAsia="Calibri" w:hAnsi="Times New Roman" w:cs="Times New Roman"/>
           <w:i/>
           <w:color w:val="FF0000"/>
+          <w:sz w:val="24"/>
           <w:szCs w:val="24"/>
           <w:lang w:val="uk-UA"/>
         </w:rPr>
@@ -2364,6 +2492,7 @@
       <w:r>
         <w:rPr>
           <w:rFonts w:ascii="Times New Roman" w:eastAsia="Calibri" w:hAnsi="Times New Roman" w:cs="Times New Roman"/>
+          <w:sz w:val="24"/>
           <w:szCs w:val="24"/>
           <w:lang w:val="uk-UA"/>
         </w:rPr>
@@ -2385,6 +2514,7 @@
           <w:rFonts w:ascii="Times New Roman" w:eastAsia="Calibri" w:hAnsi="Times New Roman" w:cs="Times New Roman"/>
           <w:i/>
           <w:color w:val="FF0000"/>
+          <w:sz w:val="24"/>
           <w:szCs w:val="24"/>
           <w:lang w:val="uk-UA"/>
         </w:rPr>
@@ -2393,6 +2523,7 @@
       <w:r>
         <w:rPr>
           <w:rFonts w:ascii="Times New Roman" w:eastAsia="Calibri" w:hAnsi="Times New Roman" w:cs="Times New Roman"/>
+          <w:sz w:val="24"/>
           <w:szCs w:val="24"/>
           <w:lang w:val="uk-UA"/>
         </w:rPr>
@@ -2414,6 +2545,7 @@
           <w:rFonts w:ascii="Times New Roman" w:eastAsia="Calibri" w:hAnsi="Times New Roman" w:cs="Times New Roman"/>
           <w:i/>
           <w:color w:val="FF0000"/>
+          <w:sz w:val="24"/>
           <w:szCs w:val="24"/>
           <w:lang w:val="uk-UA"/>
         </w:rPr>
@@ -2422,6 +2554,7 @@
       <w:r>
         <w:rPr>
           <w:rFonts w:ascii="Times New Roman" w:eastAsia="Calibri" w:hAnsi="Times New Roman" w:cs="Times New Roman"/>
+          <w:sz w:val="24"/>
           <w:szCs w:val="24"/>
           <w:lang w:val="uk-UA"/>
         </w:rPr>
@@ -2443,6 +2576,7 @@
           <w:rFonts w:ascii="Times New Roman" w:eastAsia="Calibri" w:hAnsi="Times New Roman" w:cs="Times New Roman"/>
           <w:i/>
           <w:color w:val="FF0000"/>
+          <w:sz w:val="24"/>
           <w:szCs w:val="24"/>
           <w:lang w:val="uk-UA"/>
         </w:rPr>
@@ -2451,6 +2585,7 @@
       <w:r>
         <w:rPr>
           <w:rFonts w:ascii="Times New Roman" w:eastAsia="Calibri" w:hAnsi="Times New Roman" w:cs="Times New Roman"/>
+          <w:sz w:val="24"/>
           <w:szCs w:val="24"/>
           <w:lang w:val="uk-UA"/>
         </w:rPr>
@@ -2472,6 +2607,7 @@
           <w:rFonts w:ascii="Times New Roman" w:eastAsia="Calibri" w:hAnsi="Times New Roman" w:cs="Times New Roman"/>
           <w:i/>
           <w:color w:val="FF0000"/>
+          <w:sz w:val="24"/>
           <w:szCs w:val="24"/>
           <w:lang w:val="uk-UA"/>
         </w:rPr>
@@ -2480,6 +2616,7 @@
       <w:r>
         <w:rPr>
           <w:rFonts w:ascii="Times New Roman" w:eastAsia="Calibri" w:hAnsi="Times New Roman" w:cs="Times New Roman"/>
+          <w:sz w:val="24"/>
           <w:szCs w:val="24"/>
           <w:lang w:val="uk-UA"/>
         </w:rPr>
@@ -2501,6 +2638,7 @@
           <w:rFonts w:ascii="Times New Roman" w:eastAsia="Calibri" w:hAnsi="Times New Roman" w:cs="Times New Roman"/>
           <w:i/>
           <w:color w:val="FF0000"/>
+          <w:sz w:val="24"/>
           <w:szCs w:val="24"/>
           <w:lang w:val="uk-UA"/>
         </w:rPr>
@@ -2509,6 +2647,7 @@
       <w:r>
         <w:rPr>
           <w:rFonts w:ascii="Times New Roman" w:eastAsia="Calibri" w:hAnsi="Times New Roman" w:cs="Times New Roman"/>
+          <w:sz w:val="24"/>
           <w:szCs w:val="24"/>
           <w:lang w:val="uk-UA"/>
         </w:rPr>
@@ -2530,6 +2669,7 @@
           <w:rFonts w:ascii="Times New Roman" w:eastAsia="Calibri" w:hAnsi="Times New Roman" w:cs="Times New Roman"/>
           <w:i/>
           <w:color w:val="FF0000"/>
+          <w:sz w:val="24"/>
           <w:szCs w:val="24"/>
           <w:lang w:val="uk-UA"/>
         </w:rPr>
@@ -2538,6 +2678,7 @@
       <w:r>
         <w:rPr>
           <w:rFonts w:ascii="Times New Roman" w:eastAsia="Calibri" w:hAnsi="Times New Roman" w:cs="Times New Roman"/>
+          <w:sz w:val="24"/>
           <w:szCs w:val="24"/>
           <w:lang w:val="uk-UA"/>
         </w:rPr>
@@ -2559,6 +2700,7 @@
           <w:rFonts w:ascii="Times New Roman" w:eastAsia="Calibri" w:hAnsi="Times New Roman" w:cs="Times New Roman"/>
           <w:i/>
           <w:color w:val="FF0000"/>
+          <w:sz w:val="24"/>
           <w:szCs w:val="24"/>
           <w:lang w:val="uk-UA"/>
         </w:rPr>
@@ -2567,6 +2709,7 @@
       <w:r>
         <w:rPr>
           <w:rFonts w:ascii="Times New Roman" w:eastAsia="Calibri" w:hAnsi="Times New Roman" w:cs="Times New Roman"/>
+          <w:sz w:val="24"/>
           <w:szCs w:val="24"/>
           <w:lang w:val="uk-UA"/>
         </w:rPr>
@@ -2588,6 +2731,7 @@
           <w:rFonts w:ascii="Times New Roman" w:eastAsia="Calibri" w:hAnsi="Times New Roman" w:cs="Times New Roman"/>
           <w:i/>
           <w:color w:val="FF0000"/>
+          <w:sz w:val="24"/>
           <w:szCs w:val="24"/>
           <w:lang w:val="uk-UA"/>
         </w:rPr>
@@ -2596,6 +2740,7 @@
       <w:r>
         <w:rPr>
           <w:rFonts w:ascii="Times New Roman" w:eastAsia="Calibri" w:hAnsi="Times New Roman" w:cs="Times New Roman"/>
+          <w:sz w:val="24"/>
           <w:szCs w:val="24"/>
           <w:lang w:val="uk-UA"/>
         </w:rPr>
@@ -2617,6 +2762,7 @@
           <w:rFonts w:ascii="Times New Roman" w:eastAsia="Calibri" w:hAnsi="Times New Roman" w:cs="Times New Roman"/>
           <w:i/>
           <w:color w:val="FF0000"/>
+          <w:sz w:val="24"/>
           <w:szCs w:val="24"/>
           <w:lang w:val="uk-UA"/>
         </w:rPr>
@@ -2626,6 +2772,7 @@
         <w:rPr>
           <w:rFonts w:ascii="Times New Roman" w:eastAsia="Calibri" w:hAnsi="Times New Roman" w:cs="Times New Roman"/>
           <w:color w:val="FF0000"/>
+          <w:sz w:val="24"/>
           <w:szCs w:val="24"/>
           <w:lang w:val="uk-UA"/>
         </w:rPr>
@@ -2634,6 +2781,7 @@
       <w:r>
         <w:rPr>
           <w:rFonts w:ascii="Times New Roman" w:eastAsia="Calibri" w:hAnsi="Times New Roman" w:cs="Times New Roman"/>
+          <w:sz w:val="24"/>
           <w:szCs w:val="24"/>
           <w:lang w:val="uk-UA"/>
         </w:rPr>
@@ -2677,6 +2825,7 @@
           <w:rFonts w:ascii="Times New Roman" w:eastAsia="Calibri" w:hAnsi="Times New Roman" w:cs="Times New Roman"/>
           <w:i/>
           <w:color w:val="FF0000"/>
+          <w:sz w:val="24"/>
           <w:szCs w:val="24"/>
           <w:lang w:val="uk-UA"/>
         </w:rPr>
@@ -2686,6 +2835,7 @@
         <w:rPr>
           <w:rFonts w:ascii="Times New Roman" w:eastAsia="Calibri" w:hAnsi="Times New Roman" w:cs="Times New Roman"/>
           <w:color w:val="FF0000"/>
+          <w:sz w:val="24"/>
           <w:szCs w:val="24"/>
           <w:lang w:val="uk-UA"/>
         </w:rPr>
@@ -2694,6 +2844,7 @@
       <w:r>
         <w:rPr>
           <w:rFonts w:ascii="Times New Roman" w:eastAsia="Calibri" w:hAnsi="Times New Roman" w:cs="Times New Roman"/>
+          <w:sz w:val="24"/>
           <w:szCs w:val="24"/>
           <w:lang w:val="uk-UA"/>
         </w:rPr>
@@ -2734,6 +2885,7 @@
           <w:b/>
           <w:i/>
           <w:color w:val="FF0000"/>
+          <w:sz w:val="24"/>
           <w:szCs w:val="24"/>
           <w:lang w:val="uk-UA"/>
         </w:rPr>
@@ -2757,6 +2909,7 @@
           <w:rFonts w:ascii="Times New Roman" w:eastAsia="Calibri" w:hAnsi="Times New Roman" w:cs="Times New Roman"/>
           <w:i/>
           <w:color w:val="FF0000"/>
+          <w:sz w:val="24"/>
           <w:szCs w:val="24"/>
           <w:lang w:val="uk-UA"/>
         </w:rPr>
@@ -3845,6 +3998,7 @@
       <w:r>
         <w:rPr>
           <w:rFonts w:ascii="Times New Roman" w:eastAsia="Calibri" w:hAnsi="Times New Roman" w:cs="Times New Roman"/>
+          <w:sz w:val="24"/>
           <w:szCs w:val="24"/>
           <w:lang w:val="uk-UA"/>
         </w:rPr>
@@ -3864,6 +4018,7 @@
       <w:r>
         <w:rPr>
           <w:rFonts w:ascii="Times New Roman" w:eastAsia="Calibri" w:hAnsi="Times New Roman" w:cs="Times New Roman"/>
+          <w:sz w:val="24"/>
           <w:szCs w:val="24"/>
           <w:lang w:val="uk-UA"/>
         </w:rPr>
@@ -3883,6 +4038,7 @@
       <w:r>
         <w:rPr>
           <w:rFonts w:ascii="Times New Roman" w:eastAsia="Calibri" w:hAnsi="Times New Roman" w:cs="Times New Roman"/>
+          <w:sz w:val="24"/>
           <w:szCs w:val="24"/>
           <w:lang w:val="uk-UA"/>
         </w:rPr>
@@ -3902,6 +4058,7 @@
       <w:r>
         <w:rPr>
           <w:rFonts w:ascii="Times New Roman" w:eastAsia="Calibri" w:hAnsi="Times New Roman" w:cs="Times New Roman"/>
+          <w:sz w:val="24"/>
           <w:szCs w:val="24"/>
           <w:lang w:val="uk-UA"/>
         </w:rPr>
@@ -3921,6 +4078,7 @@
       <w:r>
         <w:rPr>
           <w:rFonts w:ascii="Times New Roman" w:eastAsia="Calibri" w:hAnsi="Times New Roman" w:cs="Times New Roman"/>
+          <w:sz w:val="24"/>
           <w:szCs w:val="24"/>
           <w:lang w:val="uk-UA"/>
         </w:rPr>
@@ -3940,6 +4098,7 @@
       <w:r>
         <w:rPr>
           <w:rFonts w:ascii="Times New Roman" w:eastAsia="Calibri" w:hAnsi="Times New Roman" w:cs="Times New Roman"/>
+          <w:sz w:val="24"/>
           <w:szCs w:val="24"/>
           <w:lang w:val="uk-UA"/>
         </w:rPr>
@@ -3960,6 +4119,7 @@
       <w:r>
         <w:rPr>
           <w:rFonts w:ascii="Times New Roman" w:eastAsia="Calibri" w:hAnsi="Times New Roman" w:cs="Times New Roman"/>
+          <w:sz w:val="24"/>
           <w:szCs w:val="24"/>
           <w:lang w:val="uk-UA"/>
         </w:rPr>
@@ -3979,6 +4139,7 @@
       <w:r>
         <w:rPr>
           <w:rFonts w:ascii="Times New Roman" w:eastAsia="Calibri" w:hAnsi="Times New Roman" w:cs="Times New Roman"/>
+          <w:sz w:val="24"/>
           <w:szCs w:val="24"/>
           <w:lang w:val="uk-UA"/>
         </w:rPr>
@@ -3998,6 +4159,7 @@
       <w:r>
         <w:rPr>
           <w:rFonts w:ascii="Times New Roman" w:eastAsia="Calibri" w:hAnsi="Times New Roman" w:cs="Times New Roman"/>
+          <w:sz w:val="24"/>
           <w:szCs w:val="24"/>
           <w:lang w:val="uk-UA"/>
         </w:rPr>
@@ -4017,6 +4179,7 @@
       <w:r>
         <w:rPr>
           <w:rFonts w:ascii="Times New Roman" w:eastAsia="Calibri" w:hAnsi="Times New Roman" w:cs="Times New Roman"/>
+          <w:sz w:val="24"/>
           <w:szCs w:val="24"/>
           <w:lang w:val="uk-UA"/>
         </w:rPr>
@@ -4040,6 +4203,7 @@
           <w:rFonts w:ascii="Times New Roman" w:eastAsia="Calibri" w:hAnsi="Times New Roman" w:cs="Times New Roman"/>
           <w:b/>
           <w:color w:val="FF0000"/>
+          <w:sz w:val="24"/>
           <w:szCs w:val="24"/>
           <w:lang w:val="uk-UA"/>
         </w:rPr>
@@ -4059,6 +4223,7 @@
       <w:r>
         <w:rPr>
           <w:rFonts w:ascii="Times New Roman" w:eastAsia="Calibri" w:hAnsi="Times New Roman" w:cs="Times New Roman"/>
+          <w:sz w:val="24"/>
           <w:szCs w:val="24"/>
           <w:lang w:val="uk-UA"/>
         </w:rPr>
@@ -4078,6 +4243,7 @@
       <w:r>
         <w:rPr>
           <w:rFonts w:ascii="Times New Roman" w:eastAsia="Calibri" w:hAnsi="Times New Roman" w:cs="Times New Roman"/>
+          <w:sz w:val="24"/>
           <w:szCs w:val="24"/>
           <w:lang w:val="uk-UA"/>
         </w:rPr>
@@ -4097,6 +4263,7 @@
       <w:r>
         <w:rPr>
           <w:rFonts w:ascii="Times New Roman" w:eastAsia="Calibri" w:hAnsi="Times New Roman" w:cs="Times New Roman"/>
+          <w:sz w:val="24"/>
           <w:szCs w:val="24"/>
           <w:lang w:val="uk-UA"/>
         </w:rPr>
@@ -4116,6 +4283,7 @@
       <w:r>
         <w:rPr>
           <w:rFonts w:ascii="Times New Roman" w:eastAsia="Calibri" w:hAnsi="Times New Roman" w:cs="Times New Roman"/>
+          <w:sz w:val="24"/>
           <w:szCs w:val="24"/>
           <w:lang w:val="uk-UA"/>
         </w:rPr>
@@ -4135,6 +4303,7 @@
       <w:r>
         <w:rPr>
           <w:rFonts w:ascii="Times New Roman" w:eastAsia="Calibri" w:hAnsi="Times New Roman" w:cs="Times New Roman"/>
+          <w:sz w:val="24"/>
           <w:szCs w:val="24"/>
           <w:lang w:val="uk-UA"/>
         </w:rPr>
@@ -4154,6 +4323,7 @@
       <w:r>
         <w:rPr>
           <w:rFonts w:ascii="Times New Roman" w:eastAsia="Calibri" w:hAnsi="Times New Roman" w:cs="Times New Roman"/>
+          <w:sz w:val="24"/>
           <w:szCs w:val="24"/>
           <w:lang w:val="uk-UA"/>
         </w:rPr>
@@ -4173,6 +4343,7 @@
       <w:r>
         <w:rPr>
           <w:rFonts w:ascii="Times New Roman" w:eastAsia="Calibri" w:hAnsi="Times New Roman" w:cs="Times New Roman"/>
+          <w:sz w:val="24"/>
           <w:szCs w:val="24"/>
           <w:lang w:val="uk-UA"/>
         </w:rPr>
@@ -4192,6 +4363,7 @@
       <w:r>
         <w:rPr>
           <w:rFonts w:ascii="Times New Roman" w:eastAsia="Calibri" w:hAnsi="Times New Roman" w:cs="Times New Roman"/>
+          <w:sz w:val="24"/>
           <w:szCs w:val="24"/>
           <w:lang w:val="uk-UA"/>
         </w:rPr>
@@ -4211,6 +4383,7 @@
       <w:r>
         <w:rPr>
           <w:rFonts w:ascii="Times New Roman" w:eastAsia="Calibri" w:hAnsi="Times New Roman" w:cs="Times New Roman"/>
+          <w:sz w:val="24"/>
           <w:szCs w:val="24"/>
           <w:lang w:val="uk-UA"/>
         </w:rPr>
@@ -4230,6 +4403,7 @@
       <w:r>
         <w:rPr>
           <w:rFonts w:ascii="Times New Roman" w:eastAsia="Calibri" w:hAnsi="Times New Roman" w:cs="Times New Roman"/>
+          <w:sz w:val="24"/>
           <w:szCs w:val="24"/>
           <w:lang w:val="uk-UA"/>
         </w:rPr>
@@ -4253,6 +4427,7 @@
           <w:rFonts w:ascii="Times New Roman" w:eastAsia="Calibri" w:hAnsi="Times New Roman" w:cs="Times New Roman"/>
           <w:b/>
           <w:color w:val="FF0000"/>
+          <w:sz w:val="24"/>
           <w:szCs w:val="24"/>
           <w:lang w:val="uk-UA"/>
         </w:rPr>
@@ -4272,6 +4447,7 @@
       <w:r>
         <w:rPr>
           <w:rFonts w:ascii="Times New Roman" w:eastAsia="Calibri" w:hAnsi="Times New Roman" w:cs="Times New Roman"/>
+          <w:sz w:val="24"/>
           <w:szCs w:val="24"/>
           <w:lang w:val="uk-UA"/>
         </w:rPr>
@@ -4291,6 +4467,7 @@
       <w:r>
         <w:rPr>
           <w:rFonts w:ascii="Times New Roman" w:eastAsia="Calibri" w:hAnsi="Times New Roman" w:cs="Times New Roman"/>
+          <w:sz w:val="24"/>
           <w:szCs w:val="24"/>
           <w:lang w:val="uk-UA"/>
         </w:rPr>
@@ -4319,6 +4496,7 @@
           <w:b/>
           <w:i/>
           <w:color w:val="FF0000"/>
+          <w:sz w:val="24"/>
           <w:szCs w:val="24"/>
           <w:lang w:val="uk-UA"/>
         </w:rPr>
@@ -4340,6 +4518,7 @@
           <w:rFonts w:ascii="Times New Roman" w:eastAsia="Calibri" w:hAnsi="Times New Roman" w:cs="Times New Roman"/>
           <w:i/>
           <w:color w:val="FF0000"/>
+          <w:sz w:val="24"/>
           <w:szCs w:val="24"/>
           <w:lang w:val="uk-UA"/>
         </w:rPr>
@@ -4349,6 +4528,7 @@
         <w:rPr>
           <w:rFonts w:ascii="Times New Roman" w:eastAsia="Calibri" w:hAnsi="Times New Roman" w:cs="Times New Roman"/>
           <w:i/>
+          <w:sz w:val="24"/>
           <w:szCs w:val="24"/>
           <w:lang w:val="uk-UA"/>
         </w:rPr>
@@ -4357,6 +4537,7 @@
       <w:r>
         <w:rPr>
           <w:rFonts w:ascii="Times New Roman" w:eastAsia="Calibri" w:hAnsi="Times New Roman" w:cs="Times New Roman"/>
+          <w:sz w:val="24"/>
           <w:szCs w:val="24"/>
           <w:lang w:val="uk-UA"/>
         </w:rPr>
@@ -4378,6 +4559,7 @@
           <w:rFonts w:ascii="Times New Roman" w:eastAsia="Calibri" w:hAnsi="Times New Roman" w:cs="Times New Roman"/>
           <w:i/>
           <w:color w:val="FF0000"/>
+          <w:sz w:val="24"/>
           <w:szCs w:val="24"/>
           <w:lang w:val="ru-RU"/>
         </w:rPr>
@@ -4386,6 +4568,7 @@
       <w:r>
         <w:rPr>
           <w:rFonts w:ascii="Times New Roman" w:eastAsia="Calibri" w:hAnsi="Times New Roman" w:cs="Times New Roman"/>
+          <w:sz w:val="24"/>
           <w:szCs w:val="24"/>
           <w:lang w:val="ru-RU"/>
         </w:rPr>
@@ -4407,6 +4590,7 @@
           <w:rFonts w:ascii="Times New Roman" w:eastAsia="Calibri" w:hAnsi="Times New Roman" w:cs="Times New Roman"/>
           <w:i/>
           <w:color w:val="FF0000"/>
+          <w:sz w:val="24"/>
           <w:szCs w:val="24"/>
           <w:lang w:val="uk-UA"/>
         </w:rPr>
@@ -4416,6 +4600,7 @@
         <w:rPr>
           <w:rFonts w:ascii="Times New Roman" w:eastAsia="Calibri" w:hAnsi="Times New Roman" w:cs="Times New Roman"/>
           <w:i/>
+          <w:sz w:val="24"/>
           <w:szCs w:val="24"/>
           <w:lang w:val="uk-UA"/>
         </w:rPr>
@@ -4424,6 +4609,7 @@
       <w:r>
         <w:rPr>
           <w:rFonts w:ascii="Times New Roman" w:eastAsia="Calibri" w:hAnsi="Times New Roman" w:cs="Times New Roman"/>
+          <w:sz w:val="24"/>
           <w:szCs w:val="24"/>
           <w:lang w:val="uk-UA"/>
         </w:rPr>
@@ -4443,6 +4629,7 @@
       <w:r>
         <w:rPr>
           <w:rFonts w:ascii="Times New Roman" w:eastAsia="Calibri" w:hAnsi="Times New Roman" w:cs="Times New Roman"/>
+          <w:sz w:val="24"/>
           <w:szCs w:val="24"/>
           <w:lang w:val="ru-RU"/>
         </w:rPr>
@@ -4464,6 +4651,7 @@
           <w:rFonts w:ascii="Times New Roman" w:eastAsia="Calibri" w:hAnsi="Times New Roman" w:cs="Times New Roman"/>
           <w:i/>
           <w:color w:val="FF0000"/>
+          <w:sz w:val="24"/>
           <w:szCs w:val="24"/>
           <w:lang w:val="uk-UA"/>
         </w:rPr>
@@ -4473,6 +4661,7 @@
         <w:rPr>
           <w:rFonts w:ascii="Times New Roman" w:eastAsia="Calibri" w:hAnsi="Times New Roman" w:cs="Times New Roman"/>
           <w:i/>
+          <w:sz w:val="24"/>
           <w:szCs w:val="24"/>
           <w:lang w:val="uk-UA"/>
         </w:rPr>
@@ -4481,6 +4670,7 @@
       <w:r>
         <w:rPr>
           <w:rFonts w:ascii="Times New Roman" w:eastAsia="Calibri" w:hAnsi="Times New Roman" w:cs="Times New Roman"/>
+          <w:sz w:val="24"/>
           <w:szCs w:val="24"/>
           <w:lang w:val="uk-UA"/>
         </w:rPr>
@@ -4500,6 +4690,7 @@
       <w:r>
         <w:rPr>
           <w:rFonts w:ascii="Times New Roman" w:eastAsia="Calibri" w:hAnsi="Times New Roman" w:cs="Times New Roman"/>
+          <w:sz w:val="24"/>
           <w:szCs w:val="24"/>
           <w:lang w:val="ru-RU"/>
         </w:rPr>
@@ -4508,6 +4699,7 @@
       <w:r>
         <w:rPr>
           <w:rFonts w:ascii="Times New Roman" w:eastAsia="Calibri" w:hAnsi="Times New Roman" w:cs="Times New Roman"/>
+          <w:sz w:val="24"/>
           <w:szCs w:val="24"/>
           <w:lang w:val="ru-RU"/>
         </w:rPr>
@@ -4530,6 +4722,7 @@
           <w:rFonts w:ascii="Times New Roman" w:eastAsia="Calibri" w:hAnsi="Times New Roman" w:cs="Times New Roman"/>
           <w:i/>
           <w:color w:val="FF0000"/>
+          <w:sz w:val="24"/>
           <w:szCs w:val="24"/>
           <w:lang w:val="uk-UA"/>
         </w:rPr>
@@ -4539,6 +4732,7 @@
         <w:rPr>
           <w:rFonts w:ascii="Times New Roman" w:eastAsia="Calibri" w:hAnsi="Times New Roman" w:cs="Times New Roman"/>
           <w:i/>
+          <w:sz w:val="24"/>
           <w:szCs w:val="24"/>
           <w:lang w:val="uk-UA"/>
         </w:rPr>
@@ -4547,6 +4741,7 @@
       <w:r>
         <w:rPr>
           <w:rFonts w:ascii="Times New Roman" w:eastAsia="Calibri" w:hAnsi="Times New Roman" w:cs="Times New Roman"/>
+          <w:sz w:val="24"/>
           <w:szCs w:val="24"/>
           <w:lang w:val="uk-UA"/>
         </w:rPr>
@@ -4568,6 +4763,7 @@
           <w:rFonts w:ascii="Times New Roman" w:eastAsia="Calibri" w:hAnsi="Times New Roman" w:cs="Times New Roman"/>
           <w:i/>
           <w:color w:val="FF0000"/>
+          <w:sz w:val="24"/>
           <w:szCs w:val="24"/>
           <w:lang w:val="ru-RU"/>
         </w:rPr>
@@ -4577,6 +4773,7 @@
         <w:rPr>
           <w:rFonts w:ascii="Times New Roman" w:eastAsia="Calibri" w:hAnsi="Times New Roman" w:cs="Times New Roman"/>
           <w:color w:val="FF0000"/>
+          <w:sz w:val="24"/>
           <w:szCs w:val="24"/>
           <w:lang w:val="ru-RU"/>
         </w:rPr>
@@ -4585,6 +4782,7 @@
       <w:r>
         <w:rPr>
           <w:rFonts w:ascii="Times New Roman" w:eastAsia="Calibri" w:hAnsi="Times New Roman" w:cs="Times New Roman"/>
+          <w:sz w:val="24"/>
           <w:szCs w:val="24"/>
           <w:lang w:val="ru-RU"/>
         </w:rPr>
@@ -4608,6 +4806,7 @@
           <w:rFonts w:ascii="Times New Roman" w:eastAsia="Calibri" w:hAnsi="Times New Roman" w:cs="Times New Roman"/>
           <w:b/>
           <w:color w:val="FF0000"/>
+          <w:sz w:val="24"/>
           <w:szCs w:val="24"/>
           <w:lang w:val="uk-UA"/>
         </w:rPr>
@@ -4629,6 +4828,7 @@
           <w:rFonts w:ascii="Times New Roman" w:eastAsia="Calibri" w:hAnsi="Times New Roman" w:cs="Times New Roman"/>
           <w:i/>
           <w:color w:val="FF0000"/>
+          <w:sz w:val="24"/>
           <w:szCs w:val="24"/>
           <w:lang w:val="uk-UA"/>
         </w:rPr>
@@ -4638,6 +4838,7 @@
         <w:rPr>
           <w:rFonts w:ascii="Times New Roman" w:eastAsia="Calibri" w:hAnsi="Times New Roman" w:cs="Times New Roman"/>
           <w:i/>
+          <w:sz w:val="24"/>
           <w:szCs w:val="24"/>
           <w:lang w:val="uk-UA"/>
         </w:rPr>
@@ -4646,6 +4847,7 @@
       <w:r>
         <w:rPr>
           <w:rFonts w:ascii="Times New Roman" w:eastAsia="Calibri" w:hAnsi="Times New Roman" w:cs="Times New Roman"/>
+          <w:sz w:val="24"/>
           <w:szCs w:val="24"/>
           <w:lang w:val="uk-UA"/>
         </w:rPr>
@@ -4665,6 +4867,7 @@
       <w:r>
         <w:rPr>
           <w:rFonts w:ascii="Times New Roman" w:eastAsia="Calibri" w:hAnsi="Times New Roman" w:cs="Times New Roman"/>
+          <w:sz w:val="24"/>
           <w:szCs w:val="24"/>
           <w:lang w:val="ru-RU"/>
         </w:rPr>
@@ -4686,6 +4889,7 @@
           <w:rFonts w:ascii="Times New Roman" w:eastAsia="Calibri" w:hAnsi="Times New Roman" w:cs="Times New Roman"/>
           <w:i/>
           <w:color w:val="FF0000"/>
+          <w:sz w:val="24"/>
           <w:szCs w:val="24"/>
           <w:lang w:val="uk-UA"/>
         </w:rPr>
@@ -4695,6 +4899,7 @@
         <w:rPr>
           <w:rFonts w:ascii="Times New Roman" w:eastAsia="Calibri" w:hAnsi="Times New Roman" w:cs="Times New Roman"/>
           <w:i/>
+          <w:sz w:val="24"/>
           <w:szCs w:val="24"/>
           <w:lang w:val="uk-UA"/>
         </w:rPr>
@@ -4703,6 +4908,7 @@
       <w:r>
         <w:rPr>
           <w:rFonts w:ascii="Times New Roman" w:eastAsia="Calibri" w:hAnsi="Times New Roman" w:cs="Times New Roman"/>
+          <w:sz w:val="24"/>
           <w:szCs w:val="24"/>
           <w:lang w:val="uk-UA"/>
         </w:rPr>
@@ -4722,6 +4928,7 @@
       <w:r>
         <w:rPr>
           <w:rFonts w:ascii="Times New Roman" w:eastAsia="Calibri" w:hAnsi="Times New Roman" w:cs="Times New Roman"/>
+          <w:sz w:val="24"/>
           <w:szCs w:val="24"/>
           <w:lang w:val="ru-RU"/>
         </w:rPr>
@@ -4732,6 +4939,7 @@
           <w:rFonts w:ascii="Times New Roman" w:eastAsia="Calibri" w:hAnsi="Times New Roman" w:cs="Times New Roman"/>
           <w:i/>
           <w:color w:val="FF0000"/>
+          <w:sz w:val="24"/>
           <w:szCs w:val="24"/>
           <w:lang w:val="uk-UA"/>
         </w:rPr>
@@ -4740,6 +4948,7 @@
       <w:r>
         <w:rPr>
           <w:rFonts w:ascii="Times New Roman" w:eastAsia="Calibri" w:hAnsi="Times New Roman" w:cs="Times New Roman"/>
+          <w:sz w:val="24"/>
           <w:szCs w:val="24"/>
           <w:lang w:val="ru-RU"/>
         </w:rPr>
@@ -4760,6 +4969,7 @@
         <w:rPr>
           <w:rFonts w:ascii="Times New Roman" w:eastAsia="Calibri" w:hAnsi="Times New Roman" w:cs="Times New Roman"/>
           <w:b/>
+          <w:sz w:val="24"/>
           <w:szCs w:val="24"/>
           <w:lang w:val="ru-RU"/>
         </w:rPr>
@@ -4769,6 +4979,7 @@
         <w:rPr>
           <w:rFonts w:ascii="Times New Roman" w:eastAsia="Calibri" w:hAnsi="Times New Roman" w:cs="Times New Roman"/>
           <w:b/>
+          <w:sz w:val="24"/>
           <w:szCs w:val="24"/>
           <w:lang w:val="uk-UA"/>
         </w:rPr>
@@ -4777,6 +4988,7 @@
       <w:r>
         <w:rPr>
           <w:rFonts w:ascii="Times New Roman" w:eastAsia="Calibri" w:hAnsi="Times New Roman" w:cs="Times New Roman"/>
+          <w:sz w:val="24"/>
           <w:szCs w:val="24"/>
           <w:lang w:val="uk-UA"/>
         </w:rPr>
@@ -4786,6 +4998,7 @@
         <w:rPr>
           <w:rFonts w:ascii="Times New Roman" w:eastAsia="Calibri" w:hAnsi="Times New Roman" w:cs="Times New Roman"/>
           <w:b/>
+          <w:sz w:val="24"/>
           <w:szCs w:val="24"/>
           <w:lang w:val="ru-RU"/>
         </w:rPr>
@@ -4794,6 +5007,7 @@
       <w:r>
         <w:rPr>
           <w:rFonts w:ascii="Times New Roman" w:eastAsia="Calibri" w:hAnsi="Times New Roman" w:cs="Times New Roman"/>
+          <w:sz w:val="24"/>
           <w:szCs w:val="24"/>
           <w:lang w:val="ru-RU"/>
         </w:rPr>
@@ -4804,6 +5018,7 @@
           <w:rFonts w:ascii="Times New Roman" w:eastAsia="Calibri" w:hAnsi="Times New Roman" w:cs="Times New Roman"/>
           <w:i/>
           <w:color w:val="FF0000"/>
+          <w:sz w:val="24"/>
           <w:szCs w:val="24"/>
           <w:lang w:val="ru-RU"/>
         </w:rPr>
@@ -4812,6 +5027,7 @@
       <w:r>
         <w:rPr>
           <w:rFonts w:ascii="Times New Roman" w:eastAsia="Calibri" w:hAnsi="Times New Roman" w:cs="Times New Roman"/>
+          <w:sz w:val="24"/>
           <w:szCs w:val="24"/>
           <w:lang w:val="ru-RU"/>
         </w:rPr>
@@ -4851,6 +5067,7 @@
           <w:b/>
           <w:i/>
           <w:color w:val="FF0000"/>
+          <w:sz w:val="24"/>
           <w:szCs w:val="24"/>
           <w:lang w:val="uk-UA"/>
         </w:rPr>
@@ -4874,6 +5091,7 @@
           <w:rFonts w:ascii="Times New Roman" w:eastAsia="Calibri" w:hAnsi="Times New Roman" w:cs="Times New Roman"/>
           <w:i/>
           <w:color w:val="FF0000"/>
+          <w:sz w:val="24"/>
           <w:szCs w:val="24"/>
           <w:lang w:val="uk-UA"/>
         </w:rPr>
@@ -4893,6 +5111,7 @@
       <w:r>
         <w:rPr>
           <w:rFonts w:ascii="Times New Roman" w:eastAsia="Calibri" w:hAnsi="Times New Roman" w:cs="Times New Roman"/>
+          <w:sz w:val="24"/>
           <w:szCs w:val="24"/>
           <w:lang w:val="uk-UA"/>
         </w:rPr>
@@ -4914,6 +5133,7 @@
           <w:rFonts w:ascii="Times New Roman" w:eastAsia="Calibri" w:hAnsi="Times New Roman" w:cs="Times New Roman"/>
           <w:i/>
           <w:color w:val="FF0000"/>
+          <w:sz w:val="24"/>
           <w:szCs w:val="24"/>
           <w:lang w:val="uk-UA"/>
         </w:rPr>
@@ -4922,6 +5142,7 @@
       <w:r>
         <w:rPr>
           <w:rFonts w:ascii="Times New Roman" w:eastAsia="Calibri" w:hAnsi="Times New Roman" w:cs="Times New Roman"/>
+          <w:sz w:val="24"/>
           <w:szCs w:val="24"/>
           <w:lang w:val="uk-UA"/>
         </w:rPr>
@@ -4943,6 +5164,7 @@
           <w:rFonts w:ascii="Times New Roman" w:eastAsia="Calibri" w:hAnsi="Times New Roman" w:cs="Times New Roman"/>
           <w:i/>
           <w:color w:val="FF0000"/>
+          <w:sz w:val="24"/>
           <w:szCs w:val="24"/>
           <w:lang w:val="uk-UA"/>
         </w:rPr>
@@ -4952,6 +5174,7 @@
         <w:rPr>
           <w:rFonts w:ascii="Times New Roman" w:eastAsia="Calibri" w:hAnsi="Times New Roman" w:cs="Times New Roman"/>
           <w:color w:val="FF0000"/>
+          <w:sz w:val="24"/>
           <w:szCs w:val="24"/>
           <w:lang w:val="uk-UA"/>
         </w:rPr>
@@ -4960,6 +5183,7 @@
       <w:r>
         <w:rPr>
           <w:rFonts w:ascii="Times New Roman" w:eastAsia="Calibri" w:hAnsi="Times New Roman" w:cs="Times New Roman"/>
+          <w:sz w:val="24"/>
           <w:szCs w:val="24"/>
           <w:lang w:val="uk-UA"/>
         </w:rPr>
@@ -4981,6 +5205,7 @@
           <w:rFonts w:ascii="Times New Roman" w:eastAsia="Calibri" w:hAnsi="Times New Roman" w:cs="Times New Roman"/>
           <w:i/>
           <w:color w:val="FF0000"/>
+          <w:sz w:val="24"/>
           <w:szCs w:val="24"/>
           <w:lang w:val="uk-UA"/>
         </w:rPr>
@@ -4990,6 +5215,7 @@
         <w:rPr>
           <w:rFonts w:ascii="Times New Roman" w:eastAsia="Calibri" w:hAnsi="Times New Roman" w:cs="Times New Roman"/>
           <w:color w:val="FF0000"/>
+          <w:sz w:val="24"/>
           <w:szCs w:val="24"/>
           <w:lang w:val="uk-UA"/>
         </w:rPr>
@@ -4998,6 +5224,7 @@
       <w:r>
         <w:rPr>
           <w:rFonts w:ascii="Times New Roman" w:eastAsia="Calibri" w:hAnsi="Times New Roman" w:cs="Times New Roman"/>
+          <w:sz w:val="24"/>
           <w:szCs w:val="24"/>
           <w:lang w:val="uk-UA"/>
         </w:rPr>
@@ -5019,6 +5246,7 @@
           <w:rFonts w:ascii="Times New Roman" w:eastAsia="Calibri" w:hAnsi="Times New Roman" w:cs="Times New Roman"/>
           <w:i/>
           <w:color w:val="FF0000"/>
+          <w:sz w:val="24"/>
           <w:szCs w:val="24"/>
           <w:lang w:val="uk-UA"/>
         </w:rPr>
@@ -5028,6 +5256,7 @@
         <w:rPr>
           <w:rFonts w:ascii="Times New Roman" w:eastAsia="Calibri" w:hAnsi="Times New Roman" w:cs="Times New Roman"/>
           <w:color w:val="FF0000"/>
+          <w:sz w:val="24"/>
           <w:szCs w:val="24"/>
           <w:lang w:val="uk-UA"/>
         </w:rPr>
@@ -5036,6 +5265,7 @@
       <w:r>
         <w:rPr>
           <w:rFonts w:ascii="Times New Roman" w:eastAsia="Calibri" w:hAnsi="Times New Roman" w:cs="Times New Roman"/>
+          <w:sz w:val="24"/>
           <w:szCs w:val="24"/>
           <w:lang w:val="uk-UA"/>
         </w:rPr>
@@ -5075,6 +5305,7 @@
           <w:b/>
           <w:i/>
           <w:color w:val="FF0000"/>
+          <w:sz w:val="24"/>
           <w:szCs w:val="24"/>
           <w:lang w:val="uk-UA"/>
         </w:rPr>
@@ -5098,6 +5329,7 @@
           <w:rFonts w:ascii="Times New Roman" w:eastAsia="Times New Roman" w:hAnsi="Times New Roman" w:cs="Times New Roman"/>
           <w:i/>
           <w:color w:val="FF0000"/>
+          <w:sz w:val="24"/>
           <w:szCs w:val="24"/>
           <w:lang w:val="uk-UA" w:eastAsia="uk-UA"/>
         </w:rPr>
@@ -5108,6 +5340,7 @@
           <w:rFonts w:ascii="Times New Roman" w:eastAsia="Times New Roman" w:hAnsi="Times New Roman" w:cs="Times New Roman"/>
           <w:i/>
           <w:color w:val="FF0000"/>
+          <w:sz w:val="24"/>
           <w:szCs w:val="24"/>
           <w:lang w:val="ru-RU" w:eastAsia="uk-UA"/>
         </w:rPr>
@@ -5118,6 +5351,7 @@
           <w:rFonts w:ascii="Times New Roman" w:eastAsia="Times New Roman" w:hAnsi="Times New Roman" w:cs="Times New Roman"/>
           <w:i/>
           <w:color w:val="FF0000"/>
+          <w:sz w:val="24"/>
           <w:szCs w:val="24"/>
           <w:lang w:val="uk-UA" w:eastAsia="uk-UA"/>
         </w:rPr>
@@ -5137,6 +5371,7 @@
       <w:r>
         <w:rPr>
           <w:rFonts w:ascii="Times New Roman" w:eastAsia="Times New Roman" w:hAnsi="Times New Roman" w:cs="Times New Roman"/>
+          <w:sz w:val="24"/>
           <w:szCs w:val="24"/>
           <w:lang w:val="uk-UA" w:eastAsia="uk-UA"/>
         </w:rPr>
@@ -5159,6 +5394,7 @@
           <w:rFonts w:ascii="Times New Roman" w:eastAsia="Times New Roman" w:hAnsi="Times New Roman" w:cs="Times New Roman"/>
           <w:i/>
           <w:color w:val="FF0000"/>
+          <w:sz w:val="24"/>
           <w:szCs w:val="24"/>
           <w:lang w:val="uk-UA" w:eastAsia="uk-UA"/>
         </w:rPr>
@@ -5168,6 +5404,7 @@
         <w:rPr>
           <w:rFonts w:ascii="Times New Roman" w:eastAsia="Times New Roman" w:hAnsi="Times New Roman" w:cs="Times New Roman"/>
           <w:i/>
+          <w:sz w:val="24"/>
           <w:szCs w:val="24"/>
           <w:lang w:val="uk-UA" w:eastAsia="uk-UA"/>
         </w:rPr>
@@ -5176,6 +5413,7 @@
       <w:r>
         <w:rPr>
           <w:rFonts w:ascii="Times New Roman" w:eastAsia="Times New Roman" w:hAnsi="Times New Roman" w:cs="Times New Roman"/>
+          <w:sz w:val="24"/>
           <w:szCs w:val="24"/>
           <w:u w:val="single"/>
           <w:lang w:val="uk-UA" w:eastAsia="uk-UA"/>
@@ -5216,6 +5454,7 @@
           <w:b/>
           <w:i/>
           <w:color w:val="FF0000"/>
+          <w:sz w:val="24"/>
           <w:szCs w:val="24"/>
           <w:lang w:val="uk-UA"/>
         </w:rPr>
@@ -5235,6 +5474,7 @@
       <w:r>
         <w:rPr>
           <w:rFonts w:ascii="Times New Roman" w:eastAsia="Calibri" w:hAnsi="Times New Roman" w:cs="Times New Roman"/>
+          <w:sz w:val="24"/>
           <w:szCs w:val="24"/>
           <w:lang w:val="uk-UA"/>
         </w:rPr>
@@ -5254,6 +5494,7 @@
       <w:r>
         <w:rPr>
           <w:rFonts w:ascii="Times New Roman" w:eastAsia="Calibri" w:hAnsi="Times New Roman" w:cs="Times New Roman"/>
+          <w:sz w:val="24"/>
           <w:szCs w:val="24"/>
           <w:lang w:val="uk-UA"/>
         </w:rPr>
@@ -5273,6 +5514,7 @@
       <w:r>
         <w:rPr>
           <w:rFonts w:ascii="Times New Roman" w:eastAsia="Calibri" w:hAnsi="Times New Roman" w:cs="Times New Roman"/>
+          <w:sz w:val="24"/>
           <w:szCs w:val="24"/>
           <w:lang w:val="uk-UA"/>
         </w:rPr>
@@ -5292,6 +5534,7 @@
       <w:r>
         <w:rPr>
           <w:rFonts w:ascii="Times New Roman" w:eastAsia="Calibri" w:hAnsi="Times New Roman" w:cs="Times New Roman"/>
+          <w:sz w:val="24"/>
           <w:szCs w:val="24"/>
           <w:lang w:val="uk-UA"/>
         </w:rPr>
@@ -5311,6 +5554,7 @@
       <w:r>
         <w:rPr>
           <w:rFonts w:ascii="Times New Roman" w:eastAsia="Calibri" w:hAnsi="Times New Roman" w:cs="Times New Roman"/>
+          <w:sz w:val="24"/>
           <w:szCs w:val="24"/>
           <w:lang w:val="uk-UA"/>
         </w:rPr>
@@ -5330,6 +5574,7 @@
       <w:r>
         <w:rPr>
           <w:rFonts w:ascii="Times New Roman" w:eastAsia="Calibri" w:hAnsi="Times New Roman" w:cs="Times New Roman"/>
+          <w:sz w:val="24"/>
           <w:szCs w:val="24"/>
           <w:lang w:val="uk-UA"/>
         </w:rPr>
@@ -5349,6 +5594,7 @@
       <w:r>
         <w:rPr>
           <w:rFonts w:ascii="Times New Roman" w:eastAsia="Calibri" w:hAnsi="Times New Roman" w:cs="Times New Roman"/>
+          <w:sz w:val="24"/>
           <w:szCs w:val="24"/>
           <w:lang w:val="uk-UA"/>
         </w:rPr>
@@ -5368,6 +5614,7 @@
       <w:r>
         <w:rPr>
           <w:rFonts w:ascii="Times New Roman" w:eastAsia="Calibri" w:hAnsi="Times New Roman" w:cs="Times New Roman"/>
+          <w:sz w:val="24"/>
           <w:szCs w:val="24"/>
           <w:lang w:val="uk-UA"/>
         </w:rPr>
@@ -5387,6 +5634,7 @@
       <w:r>
         <w:rPr>
           <w:rFonts w:ascii="Times New Roman" w:eastAsia="Calibri" w:hAnsi="Times New Roman" w:cs="Times New Roman"/>
+          <w:sz w:val="24"/>
           <w:szCs w:val="24"/>
           <w:lang w:val="uk-UA"/>
         </w:rPr>
@@ -5406,6 +5654,7 @@
       <w:r>
         <w:rPr>
           <w:rFonts w:ascii="Times New Roman" w:eastAsia="Calibri" w:hAnsi="Times New Roman" w:cs="Times New Roman"/>
+          <w:sz w:val="24"/>
           <w:szCs w:val="24"/>
           <w:lang w:val="uk-UA"/>
         </w:rPr>
@@ -5445,6 +5694,7 @@
           <w:b/>
           <w:i/>
           <w:color w:val="FF0000"/>
+          <w:sz w:val="24"/>
           <w:szCs w:val="24"/>
           <w:lang w:val="uk-UA"/>
         </w:rPr>
@@ -5466,6 +5716,7 @@
           <w:rFonts w:ascii="Times New Roman" w:eastAsia="Calibri" w:hAnsi="Times New Roman" w:cs="Times New Roman"/>
           <w:i/>
           <w:color w:val="FF0000"/>
+          <w:sz w:val="24"/>
           <w:szCs w:val="24"/>
           <w:lang w:val="uk-UA"/>
         </w:rPr>
@@ -5475,6 +5726,7 @@
         <w:rPr>
           <w:rFonts w:ascii="Times New Roman" w:eastAsia="Calibri" w:hAnsi="Times New Roman" w:cs="Times New Roman"/>
           <w:color w:val="000000"/>
+          <w:sz w:val="24"/>
           <w:szCs w:val="24"/>
           <w:lang w:val="uk-UA"/>
         </w:rPr>
@@ -5483,6 +5735,7 @@
       <w:r>
         <w:rPr>
           <w:rFonts w:ascii="Times New Roman" w:eastAsia="Calibri" w:hAnsi="Times New Roman" w:cs="Times New Roman"/>
+          <w:sz w:val="24"/>
           <w:szCs w:val="24"/>
           <w:lang w:val="uk-UA"/>
         </w:rPr>
@@ -5504,6 +5757,7 @@
           <w:rFonts w:ascii="Times New Roman" w:eastAsia="Calibri" w:hAnsi="Times New Roman" w:cs="Times New Roman"/>
           <w:i/>
           <w:color w:val="FF0000"/>
+          <w:sz w:val="24"/>
           <w:szCs w:val="24"/>
           <w:lang w:val="uk-UA"/>
         </w:rPr>
@@ -5513,6 +5767,7 @@
         <w:rPr>
           <w:rFonts w:ascii="Times New Roman" w:eastAsia="Calibri" w:hAnsi="Times New Roman" w:cs="Times New Roman"/>
           <w:color w:val="FF0000"/>
+          <w:sz w:val="24"/>
           <w:szCs w:val="24"/>
           <w:lang w:val="uk-UA"/>
         </w:rPr>
@@ -5521,6 +5776,7 @@
       <w:r>
         <w:rPr>
           <w:rFonts w:ascii="Times New Roman" w:eastAsia="Calibri" w:hAnsi="Times New Roman" w:cs="Times New Roman"/>
+          <w:sz w:val="24"/>
           <w:szCs w:val="24"/>
           <w:lang w:val="uk-UA"/>
         </w:rPr>
@@ -5542,6 +5798,7 @@
           <w:rFonts w:ascii="Times New Roman" w:eastAsia="Calibri" w:hAnsi="Times New Roman" w:cs="Times New Roman"/>
           <w:i/>
           <w:color w:val="FF0000"/>
+          <w:sz w:val="24"/>
           <w:szCs w:val="24"/>
           <w:lang w:val="uk-UA"/>
         </w:rPr>
@@ -5551,6 +5808,7 @@
         <w:rPr>
           <w:rFonts w:ascii="Times New Roman" w:eastAsia="Calibri" w:hAnsi="Times New Roman" w:cs="Times New Roman"/>
           <w:color w:val="000000"/>
+          <w:sz w:val="24"/>
           <w:szCs w:val="24"/>
           <w:lang w:val="uk-UA"/>
         </w:rPr>
@@ -5559,6 +5817,7 @@
       <w:r>
         <w:rPr>
           <w:rFonts w:ascii="Times New Roman" w:eastAsia="Calibri" w:hAnsi="Times New Roman" w:cs="Times New Roman"/>
+          <w:sz w:val="24"/>
           <w:szCs w:val="24"/>
           <w:lang w:val="uk-UA"/>
         </w:rPr>
@@ -5580,6 +5839,7 @@
           <w:rFonts w:ascii="Times New Roman" w:eastAsia="Calibri" w:hAnsi="Times New Roman" w:cs="Times New Roman"/>
           <w:i/>
           <w:color w:val="FF0000"/>
+          <w:sz w:val="24"/>
           <w:szCs w:val="24"/>
           <w:lang w:val="uk-UA"/>
         </w:rPr>
@@ -5589,6 +5849,7 @@
         <w:rPr>
           <w:rFonts w:ascii="Times New Roman" w:eastAsia="Calibri" w:hAnsi="Times New Roman" w:cs="Times New Roman"/>
           <w:color w:val="FF0000"/>
+          <w:sz w:val="24"/>
           <w:szCs w:val="24"/>
           <w:lang w:val="uk-UA"/>
         </w:rPr>
@@ -5597,6 +5858,7 @@
       <w:r>
         <w:rPr>
           <w:rFonts w:ascii="Times New Roman" w:eastAsia="Calibri" w:hAnsi="Times New Roman" w:cs="Times New Roman"/>
+          <w:sz w:val="24"/>
           <w:szCs w:val="24"/>
           <w:lang w:val="uk-UA"/>
         </w:rPr>
@@ -5618,6 +5880,7 @@
           <w:rFonts w:ascii="Times New Roman" w:eastAsia="Calibri" w:hAnsi="Times New Roman" w:cs="Times New Roman"/>
           <w:i/>
           <w:color w:val="FF0000"/>
+          <w:sz w:val="24"/>
           <w:szCs w:val="24"/>
           <w:lang w:val="uk-UA"/>
         </w:rPr>
@@ -5627,6 +5890,7 @@
         <w:rPr>
           <w:rFonts w:ascii="Times New Roman" w:eastAsia="Calibri" w:hAnsi="Times New Roman" w:cs="Times New Roman"/>
           <w:color w:val="000000"/>
+          <w:sz w:val="24"/>
           <w:szCs w:val="24"/>
           <w:lang w:val="uk-UA"/>
         </w:rPr>
@@ -5635,6 +5899,7 @@
       <w:r>
         <w:rPr>
           <w:rFonts w:ascii="Times New Roman" w:eastAsia="Calibri" w:hAnsi="Times New Roman" w:cs="Times New Roman"/>
+          <w:sz w:val="24"/>
           <w:szCs w:val="24"/>
           <w:lang w:val="uk-UA"/>
         </w:rPr>
@@ -6194,6 +6459,7 @@
           <w:rFonts w:ascii="Times New Roman" w:eastAsia="Calibri" w:hAnsi="Times New Roman" w:cs="Times New Roman"/>
           <w:i/>
           <w:color w:val="FF0000"/>
+          <w:sz w:val="24"/>
           <w:szCs w:val="24"/>
           <w:lang w:val="uk-UA"/>
         </w:rPr>
@@ -6203,6 +6469,7 @@
         <w:rPr>
           <w:rFonts w:ascii="Times New Roman" w:eastAsia="Calibri" w:hAnsi="Times New Roman" w:cs="Times New Roman"/>
           <w:color w:val="FF0000"/>
+          <w:sz w:val="24"/>
           <w:szCs w:val="24"/>
           <w:lang w:val="uk-UA"/>
         </w:rPr>
@@ -6211,6 +6478,7 @@
       <w:r>
         <w:rPr>
           <w:rFonts w:ascii="Times New Roman" w:eastAsia="Calibri" w:hAnsi="Times New Roman" w:cs="Times New Roman"/>
+          <w:sz w:val="24"/>
           <w:szCs w:val="24"/>
           <w:lang w:val="uk-UA"/>
         </w:rPr>
@@ -6232,6 +6500,7 @@
           <w:rFonts w:ascii="Times New Roman" w:eastAsia="Calibri" w:hAnsi="Times New Roman" w:cs="Times New Roman"/>
           <w:i/>
           <w:color w:val="FF0000"/>
+          <w:sz w:val="24"/>
           <w:szCs w:val="24"/>
           <w:lang w:val="uk-UA"/>
         </w:rPr>
@@ -6241,6 +6510,7 @@
         <w:rPr>
           <w:rFonts w:ascii="Times New Roman" w:eastAsia="Calibri" w:hAnsi="Times New Roman" w:cs="Times New Roman"/>
           <w:color w:val="FF0000"/>
+          <w:sz w:val="24"/>
           <w:szCs w:val="24"/>
           <w:lang w:val="uk-UA"/>
         </w:rPr>
@@ -6249,6 +6519,7 @@
       <w:r>
         <w:rPr>
           <w:rFonts w:ascii="Times New Roman" w:eastAsia="Calibri" w:hAnsi="Times New Roman" w:cs="Times New Roman"/>
+          <w:sz w:val="24"/>
           <w:szCs w:val="24"/>
           <w:lang w:val="uk-UA"/>
         </w:rPr>
@@ -6270,6 +6541,7 @@
           <w:rFonts w:ascii="Times New Roman" w:eastAsia="Calibri" w:hAnsi="Times New Roman" w:cs="Times New Roman"/>
           <w:i/>
           <w:color w:val="FF0000"/>
+          <w:sz w:val="24"/>
           <w:szCs w:val="24"/>
           <w:lang w:val="uk-UA"/>
         </w:rPr>
@@ -6279,6 +6551,7 @@
         <w:rPr>
           <w:rFonts w:ascii="Times New Roman" w:eastAsia="Calibri" w:hAnsi="Times New Roman" w:cs="Times New Roman"/>
           <w:color w:val="FF0000"/>
+          <w:sz w:val="24"/>
           <w:szCs w:val="24"/>
           <w:lang w:val="uk-UA"/>
         </w:rPr>
@@ -6287,6 +6560,7 @@
       <w:r>
         <w:rPr>
           <w:rFonts w:ascii="Times New Roman" w:eastAsia="Calibri" w:hAnsi="Times New Roman" w:cs="Times New Roman"/>
+          <w:sz w:val="24"/>
           <w:szCs w:val="24"/>
           <w:lang w:val="uk-UA"/>
         </w:rPr>
@@ -6308,6 +6582,7 @@
           <w:rFonts w:ascii="Times New Roman" w:eastAsia="Calibri" w:hAnsi="Times New Roman" w:cs="Times New Roman"/>
           <w:i/>
           <w:color w:val="FF0000"/>
+          <w:sz w:val="24"/>
           <w:szCs w:val="24"/>
           <w:lang w:val="uk-UA"/>
         </w:rPr>
@@ -6317,6 +6592,7 @@
         <w:rPr>
           <w:rFonts w:ascii="Times New Roman" w:eastAsia="Calibri" w:hAnsi="Times New Roman" w:cs="Times New Roman"/>
           <w:color w:val="FF0000"/>
+          <w:sz w:val="24"/>
           <w:szCs w:val="24"/>
           <w:lang w:val="uk-UA"/>
         </w:rPr>
@@ -6325,6 +6601,7 @@
       <w:r>
         <w:rPr>
           <w:rFonts w:ascii="Times New Roman" w:eastAsia="Calibri" w:hAnsi="Times New Roman" w:cs="Times New Roman"/>
+          <w:sz w:val="24"/>
           <w:szCs w:val="24"/>
           <w:lang w:val="uk-UA"/>
         </w:rPr>
@@ -6346,6 +6623,7 @@
           <w:rFonts w:ascii="Times New Roman" w:eastAsia="Calibri" w:hAnsi="Times New Roman" w:cs="Times New Roman"/>
           <w:i/>
           <w:color w:val="FF0000"/>
+          <w:sz w:val="24"/>
           <w:szCs w:val="24"/>
           <w:lang w:val="uk-UA"/>
         </w:rPr>
@@ -6355,6 +6633,7 @@
         <w:rPr>
           <w:rFonts w:ascii="Times New Roman" w:eastAsia="Calibri" w:hAnsi="Times New Roman" w:cs="Times New Roman"/>
           <w:color w:val="FF0000"/>
+          <w:sz w:val="24"/>
           <w:szCs w:val="24"/>
           <w:lang w:val="uk-UA"/>
         </w:rPr>
@@ -6363,6 +6642,7 @@
       <w:r>
         <w:rPr>
           <w:rFonts w:ascii="Times New Roman" w:eastAsia="Calibri" w:hAnsi="Times New Roman" w:cs="Times New Roman"/>
+          <w:sz w:val="24"/>
           <w:szCs w:val="24"/>
           <w:lang w:val="uk-UA"/>
         </w:rPr>
@@ -6384,6 +6664,7 @@
           <w:rFonts w:ascii="Times New Roman" w:eastAsia="Calibri" w:hAnsi="Times New Roman" w:cs="Times New Roman"/>
           <w:i/>
           <w:color w:val="FF0000"/>
+          <w:sz w:val="24"/>
           <w:szCs w:val="24"/>
           <w:lang w:val="uk-UA"/>
         </w:rPr>
@@ -6392,6 +6673,7 @@
       <w:r>
         <w:rPr>
           <w:rFonts w:ascii="Times New Roman" w:eastAsia="Calibri" w:hAnsi="Times New Roman" w:cs="Times New Roman"/>
+          <w:sz w:val="24"/>
           <w:szCs w:val="24"/>
           <w:lang w:val="uk-UA"/>
         </w:rPr>
@@ -6444,6 +6726,7 @@
           <w:rFonts w:ascii="Times New Roman" w:eastAsia="Calibri" w:hAnsi="Times New Roman" w:cs="Times New Roman"/>
           <w:i/>
           <w:color w:val="FF0000"/>
+          <w:sz w:val="24"/>
           <w:szCs w:val="24"/>
           <w:lang w:val="uk-UA"/>
         </w:rPr>
@@ -6452,6 +6735,7 @@
       <w:r>
         <w:rPr>
           <w:rFonts w:ascii="Times New Roman" w:eastAsia="Calibri" w:hAnsi="Times New Roman" w:cs="Times New Roman"/>
+          <w:sz w:val="24"/>
           <w:szCs w:val="24"/>
           <w:lang w:val="uk-UA"/>
         </w:rPr>
@@ -6493,6 +6777,7 @@
           <w:b/>
           <w:i/>
           <w:color w:val="FF0000"/>
+          <w:sz w:val="24"/>
           <w:szCs w:val="24"/>
           <w:lang w:val="uk-UA"/>
         </w:rPr>
@@ -6514,6 +6799,7 @@
           <w:rFonts w:ascii="Times New Roman" w:eastAsia="Calibri" w:hAnsi="Times New Roman" w:cs="Times New Roman"/>
           <w:i/>
           <w:color w:val="FF0000"/>
+          <w:sz w:val="24"/>
           <w:szCs w:val="24"/>
           <w:lang w:val="ru-RU"/>
         </w:rPr>
@@ -6522,6 +6808,7 @@
       <w:r>
         <w:rPr>
           <w:rFonts w:ascii="Times New Roman" w:eastAsia="Calibri" w:hAnsi="Times New Roman" w:cs="Times New Roman"/>
+          <w:sz w:val="24"/>
           <w:szCs w:val="24"/>
           <w:lang w:val="ru-RU"/>
         </w:rPr>
@@ -6543,6 +6830,7 @@
           <w:rFonts w:ascii="Times New Roman" w:eastAsia="Calibri" w:hAnsi="Times New Roman" w:cs="Times New Roman"/>
           <w:i/>
           <w:color w:val="FF0000"/>
+          <w:sz w:val="24"/>
           <w:szCs w:val="24"/>
           <w:lang w:val="ru-RU"/>
         </w:rPr>
@@ -6552,6 +6840,7 @@
         <w:rPr>
           <w:rFonts w:ascii="Times New Roman" w:eastAsia="Calibri" w:hAnsi="Times New Roman" w:cs="Times New Roman"/>
           <w:i/>
+          <w:sz w:val="24"/>
           <w:szCs w:val="24"/>
           <w:lang w:val="ru-RU"/>
         </w:rPr>
@@ -6560,6 +6849,7 @@
       <w:r>
         <w:rPr>
           <w:rFonts w:ascii="Times New Roman" w:eastAsia="Calibri" w:hAnsi="Times New Roman" w:cs="Times New Roman"/>
+          <w:sz w:val="24"/>
           <w:szCs w:val="24"/>
           <w:lang w:val="ru-RU"/>
         </w:rPr>
@@ -6579,6 +6869,7 @@
       <w:r>
         <w:rPr>
           <w:rFonts w:ascii="Times New Roman" w:eastAsia="Calibri" w:hAnsi="Times New Roman" w:cs="Times New Roman"/>
+          <w:sz w:val="24"/>
           <w:szCs w:val="24"/>
           <w:lang w:val="ru-RU"/>
         </w:rPr>
@@ -6600,6 +6891,7 @@
           <w:rFonts w:ascii="Times New Roman" w:eastAsia="Calibri" w:hAnsi="Times New Roman" w:cs="Times New Roman"/>
           <w:i/>
           <w:color w:val="FF0000"/>
+          <w:sz w:val="24"/>
           <w:szCs w:val="24"/>
           <w:lang w:val="ru-RU"/>
         </w:rPr>
@@ -6609,6 +6901,7 @@
         <w:rPr>
           <w:rFonts w:ascii="Times New Roman" w:eastAsia="Calibri" w:hAnsi="Times New Roman" w:cs="Times New Roman"/>
           <w:i/>
+          <w:sz w:val="24"/>
           <w:szCs w:val="24"/>
           <w:lang w:val="ru-RU"/>
         </w:rPr>
@@ -6617,6 +6910,7 @@
       <w:r>
         <w:rPr>
           <w:rFonts w:ascii="Times New Roman" w:eastAsia="Calibri" w:hAnsi="Times New Roman" w:cs="Times New Roman"/>
+          <w:sz w:val="24"/>
           <w:szCs w:val="24"/>
           <w:lang w:val="ru-RU"/>
         </w:rPr>
@@ -6636,6 +6930,7 @@
       <w:r>
         <w:rPr>
           <w:rFonts w:ascii="Times New Roman" w:eastAsia="Calibri" w:hAnsi="Times New Roman" w:cs="Times New Roman"/>
+          <w:sz w:val="24"/>
           <w:szCs w:val="24"/>
           <w:lang w:val="ru-RU"/>
         </w:rPr>
@@ -6656,6 +6951,7 @@
         <w:rPr>
           <w:rFonts w:ascii="Times New Roman" w:eastAsia="Calibri" w:hAnsi="Times New Roman" w:cs="Times New Roman"/>
           <w:b/>
+          <w:sz w:val="24"/>
           <w:szCs w:val="24"/>
           <w:lang w:val="ru-RU"/>
         </w:rPr>
@@ -6664,6 +6960,7 @@
       <w:r>
         <w:rPr>
           <w:rFonts w:ascii="Times New Roman" w:eastAsia="Calibri" w:hAnsi="Times New Roman" w:cs="Times New Roman"/>
+          <w:sz w:val="24"/>
           <w:szCs w:val="24"/>
           <w:lang w:val="ru-RU"/>
         </w:rPr>
@@ -6674,6 +6971,7 @@
           <w:rFonts w:ascii="Times New Roman" w:eastAsia="Calibri" w:hAnsi="Times New Roman" w:cs="Times New Roman"/>
           <w:i/>
           <w:color w:val="FF0000"/>
+          <w:sz w:val="24"/>
           <w:szCs w:val="24"/>
           <w:lang w:val="ru-RU"/>
         </w:rPr>
@@ -6682,6 +6980,7 @@
       <w:r>
         <w:rPr>
           <w:rFonts w:ascii="Times New Roman" w:eastAsia="Calibri" w:hAnsi="Times New Roman" w:cs="Times New Roman"/>
+          <w:sz w:val="24"/>
           <w:szCs w:val="24"/>
           <w:lang w:val="ru-RU"/>
         </w:rPr>
@@ -6690,6 +6989,7 @@
       <w:r>
         <w:rPr>
           <w:rFonts w:ascii="Times New Roman" w:eastAsia="Calibri" w:hAnsi="Times New Roman" w:cs="Times New Roman"/>
+          <w:sz w:val="24"/>
           <w:szCs w:val="24"/>
           <w:lang w:val="ru-RU"/>
         </w:rPr>
@@ -6730,6 +7030,7 @@
           <w:b/>
           <w:i/>
           <w:color w:val="FF0000"/>
+          <w:sz w:val="24"/>
           <w:szCs w:val="24"/>
           <w:lang w:val="uk-UA"/>
         </w:rPr>
@@ -6749,6 +7050,7 @@
       <w:r>
         <w:rPr>
           <w:rFonts w:ascii="Times New Roman" w:eastAsia="Calibri" w:hAnsi="Times New Roman" w:cs="Times New Roman"/>
+          <w:sz w:val="24"/>
           <w:szCs w:val="24"/>
           <w:lang w:val="uk-UA"/>
         </w:rPr>
@@ -6768,6 +7070,7 @@
       <w:r>
         <w:rPr>
           <w:rFonts w:ascii="Times New Roman" w:eastAsia="Calibri" w:hAnsi="Times New Roman" w:cs="Times New Roman"/>
+          <w:sz w:val="24"/>
           <w:szCs w:val="24"/>
           <w:lang w:val="uk-UA"/>
         </w:rPr>
@@ -6787,6 +7090,7 @@
       <w:r>
         <w:rPr>
           <w:rFonts w:ascii="Times New Roman" w:eastAsia="Calibri" w:hAnsi="Times New Roman" w:cs="Times New Roman"/>
+          <w:sz w:val="24"/>
           <w:szCs w:val="24"/>
           <w:lang w:val="uk-UA"/>
         </w:rPr>
@@ -6806,6 +7110,7 @@
       <w:r>
         <w:rPr>
           <w:rFonts w:ascii="Times New Roman" w:eastAsia="Calibri" w:hAnsi="Times New Roman" w:cs="Times New Roman"/>
+          <w:sz w:val="24"/>
           <w:szCs w:val="24"/>
           <w:lang w:val="uk-UA"/>
         </w:rPr>
@@ -6825,6 +7130,7 @@
       <w:r>
         <w:rPr>
           <w:rFonts w:ascii="Times New Roman" w:eastAsia="Calibri" w:hAnsi="Times New Roman" w:cs="Times New Roman"/>
+          <w:sz w:val="24"/>
           <w:szCs w:val="24"/>
           <w:lang w:val="uk-UA"/>
         </w:rPr>
@@ -6835,6 +7141,7 @@
           <w:rFonts w:ascii="Times New Roman" w:eastAsia="Calibri" w:hAnsi="Times New Roman" w:cs="Times New Roman"/>
           <w:i/>
           <w:color w:val="FF0000"/>
+          <w:sz w:val="24"/>
           <w:szCs w:val="24"/>
           <w:lang w:val="uk-UA"/>
         </w:rPr>
@@ -6854,6 +7161,7 @@
       <w:r>
         <w:rPr>
           <w:rFonts w:ascii="Times New Roman" w:eastAsia="Calibri" w:hAnsi="Times New Roman" w:cs="Times New Roman"/>
+          <w:sz w:val="24"/>
           <w:szCs w:val="24"/>
           <w:lang w:val="uk-UA"/>
         </w:rPr>
@@ -6873,6 +7181,7 @@
       <w:r>
         <w:rPr>
           <w:rFonts w:ascii="Times New Roman" w:eastAsia="Calibri" w:hAnsi="Times New Roman" w:cs="Times New Roman"/>
+          <w:sz w:val="24"/>
           <w:szCs w:val="24"/>
           <w:lang w:val="uk-UA"/>
         </w:rPr>
@@ -6892,6 +7201,7 @@
       <w:r>
         <w:rPr>
           <w:rFonts w:ascii="Times New Roman" w:eastAsia="Calibri" w:hAnsi="Times New Roman" w:cs="Times New Roman"/>
+          <w:sz w:val="24"/>
           <w:szCs w:val="24"/>
           <w:lang w:val="uk-UA"/>
         </w:rPr>
@@ -6902,6 +7212,7 @@
           <w:rFonts w:ascii="Times New Roman" w:eastAsia="Calibri" w:hAnsi="Times New Roman" w:cs="Times New Roman"/>
           <w:i/>
           <w:color w:val="FF0000"/>
+          <w:sz w:val="24"/>
           <w:szCs w:val="24"/>
           <w:lang w:val="uk-UA"/>
         </w:rPr>
@@ -6949,6 +7260,7 @@
       <w:r>
         <w:rPr>
           <w:rFonts w:ascii="Times New Roman" w:eastAsia="Calibri" w:hAnsi="Times New Roman" w:cs="Times New Roman"/>
+          <w:sz w:val="24"/>
           <w:szCs w:val="24"/>
           <w:lang w:val="uk-UA"/>
         </w:rPr>
@@ -6992,6 +7304,7 @@
           <w:rFonts w:ascii="Times New Roman" w:eastAsia="Calibri" w:hAnsi="Times New Roman" w:cs="Times New Roman"/>
           <w:i/>
           <w:color w:val="FF0000"/>
+          <w:sz w:val="24"/>
           <w:szCs w:val="24"/>
           <w:lang w:val="uk-UA"/>
         </w:rPr>
@@ -7001,6 +7314,7 @@
         <w:rPr>
           <w:rFonts w:ascii="Times New Roman" w:eastAsia="Calibri" w:hAnsi="Times New Roman" w:cs="Times New Roman"/>
           <w:color w:val="FF0000"/>
+          <w:sz w:val="24"/>
           <w:szCs w:val="24"/>
           <w:lang w:val="uk-UA"/>
         </w:rPr>
@@ -7009,6 +7323,7 @@
       <w:r>
         <w:rPr>
           <w:rFonts w:ascii="Times New Roman" w:eastAsia="Calibri" w:hAnsi="Times New Roman" w:cs="Times New Roman"/>
+          <w:sz w:val="24"/>
           <w:szCs w:val="24"/>
           <w:lang w:val="uk-UA"/>
         </w:rPr>
@@ -7048,6 +7363,7 @@
           <w:b/>
           <w:i/>
           <w:color w:val="FF0000"/>
+          <w:sz w:val="24"/>
           <w:szCs w:val="24"/>
           <w:lang w:val="uk-UA"/>
         </w:rPr>
@@ -7069,6 +7385,7 @@
           <w:rFonts w:ascii="Times New Roman" w:eastAsia="Calibri" w:hAnsi="Times New Roman" w:cs="Times New Roman"/>
           <w:i/>
           <w:color w:val="FF0000"/>
+          <w:sz w:val="24"/>
           <w:szCs w:val="24"/>
           <w:lang w:val="ru-RU"/>
         </w:rPr>
@@ -7078,6 +7395,7 @@
         <w:rPr>
           <w:rFonts w:ascii="Times New Roman" w:eastAsia="Calibri" w:hAnsi="Times New Roman" w:cs="Times New Roman"/>
           <w:color w:val="FF0000"/>
+          <w:sz w:val="24"/>
           <w:szCs w:val="24"/>
           <w:lang w:val="ru-RU"/>
         </w:rPr>
@@ -7086,6 +7404,7 @@
       <w:r>
         <w:rPr>
           <w:rFonts w:ascii="Times New Roman" w:eastAsia="Calibri" w:hAnsi="Times New Roman" w:cs="Times New Roman"/>
+          <w:sz w:val="24"/>
           <w:szCs w:val="24"/>
           <w:lang w:val="ru-RU"/>
         </w:rPr>
@@ -7096,6 +7415,7 @@
           <w:rFonts w:ascii="Times New Roman" w:eastAsia="Calibri" w:hAnsi="Times New Roman" w:cs="Times New Roman"/>
           <w:i/>
           <w:color w:val="FF0000"/>
+          <w:sz w:val="24"/>
           <w:szCs w:val="24"/>
           <w:lang w:val="uk-UA"/>
         </w:rPr>
@@ -7104,6 +7424,7 @@
       <w:r>
         <w:rPr>
           <w:rFonts w:ascii="Times New Roman" w:eastAsia="Calibri" w:hAnsi="Times New Roman" w:cs="Times New Roman"/>
+          <w:sz w:val="24"/>
           <w:szCs w:val="24"/>
           <w:lang w:val="ru-RU"/>
         </w:rPr>
@@ -7125,6 +7446,7 @@
         <w:rPr>
           <w:rFonts w:ascii="Times New Roman" w:eastAsia="Calibri" w:hAnsi="Times New Roman" w:cs="Times New Roman"/>
           <w:b/>
+          <w:sz w:val="24"/>
           <w:szCs w:val="24"/>
           <w:lang w:val="ru-RU"/>
         </w:rPr>
@@ -7134,6 +7456,7 @@
         <w:rPr>
           <w:rFonts w:ascii="Times New Roman" w:eastAsia="Calibri" w:hAnsi="Times New Roman" w:cs="Times New Roman"/>
           <w:b/>
+          <w:sz w:val="24"/>
           <w:szCs w:val="24"/>
           <w:lang w:val="uk-UA"/>
         </w:rPr>
@@ -7143,6 +7466,7 @@
         <w:rPr>
           <w:rFonts w:ascii="Times New Roman" w:eastAsia="Calibri" w:hAnsi="Times New Roman" w:cs="Times New Roman"/>
           <w:b/>
+          <w:sz w:val="24"/>
           <w:szCs w:val="24"/>
           <w:lang w:val="ru-RU"/>
         </w:rPr>
@@ -7151,6 +7475,7 @@
       <w:r>
         <w:rPr>
           <w:rFonts w:ascii="Times New Roman" w:eastAsia="Calibri" w:hAnsi="Times New Roman" w:cs="Times New Roman"/>
+          <w:sz w:val="24"/>
           <w:szCs w:val="24"/>
           <w:lang w:val="ru-RU"/>
         </w:rPr>
@@ -7161,6 +7486,7 @@
           <w:rFonts w:ascii="Times New Roman" w:eastAsia="Calibri" w:hAnsi="Times New Roman" w:cs="Times New Roman"/>
           <w:i/>
           <w:color w:val="FF0000"/>
+          <w:sz w:val="24"/>
           <w:szCs w:val="24"/>
           <w:lang w:val="ru-RU"/>
         </w:rPr>
@@ -7169,6 +7495,7 @@
       <w:r>
         <w:rPr>
           <w:rFonts w:ascii="Times New Roman" w:eastAsia="Calibri" w:hAnsi="Times New Roman" w:cs="Times New Roman"/>
+          <w:sz w:val="24"/>
           <w:szCs w:val="24"/>
           <w:lang w:val="ru-RU"/>
         </w:rPr>
@@ -7177,6 +7504,7 @@
       <w:r>
         <w:rPr>
           <w:rFonts w:ascii="Times New Roman" w:eastAsia="Calibri" w:hAnsi="Times New Roman" w:cs="Times New Roman"/>
+          <w:sz w:val="24"/>
           <w:szCs w:val="24"/>
           <w:lang w:val="uk-UA"/>
         </w:rPr>
@@ -7215,6 +7543,7 @@
           <w:b/>
           <w:i/>
           <w:color w:val="FF0000"/>
+          <w:sz w:val="24"/>
           <w:szCs w:val="24"/>
           <w:lang w:val="uk-UA"/>
         </w:rPr>
@@ -7236,6 +7565,7 @@
           <w:rFonts w:ascii="Times New Roman" w:eastAsia="Calibri" w:hAnsi="Times New Roman" w:cs="Times New Roman"/>
           <w:i/>
           <w:color w:val="FF0000"/>
+          <w:sz w:val="24"/>
           <w:szCs w:val="24"/>
           <w:lang w:val="uk-UA"/>
         </w:rPr>
@@ -7245,6 +7575,7 @@
         <w:rPr>
           <w:rFonts w:ascii="Times New Roman" w:eastAsia="Calibri" w:hAnsi="Times New Roman" w:cs="Times New Roman"/>
           <w:color w:val="000000"/>
+          <w:sz w:val="24"/>
           <w:szCs w:val="24"/>
           <w:lang w:val="uk-UA"/>
         </w:rPr>
@@ -7253,6 +7584,7 @@
       <w:r>
         <w:rPr>
           <w:rFonts w:ascii="Times New Roman" w:eastAsia="Calibri" w:hAnsi="Times New Roman" w:cs="Times New Roman"/>
+          <w:sz w:val="24"/>
           <w:szCs w:val="24"/>
           <w:lang w:val="uk-UA"/>
         </w:rPr>
@@ -7275,6 +7607,7 @@
           <w:rFonts w:ascii="Times New Roman" w:eastAsia="Calibri" w:hAnsi="Times New Roman" w:cs="Times New Roman"/>
           <w:i/>
           <w:color w:val="FF0000"/>
+          <w:sz w:val="24"/>
           <w:szCs w:val="24"/>
           <w:lang w:val="uk-UA"/>
         </w:rPr>
@@ -7283,6 +7616,7 @@
       <w:r>
         <w:rPr>
           <w:rFonts w:ascii="Times New Roman" w:eastAsia="Calibri" w:hAnsi="Times New Roman" w:cs="Times New Roman"/>
+          <w:sz w:val="24"/>
           <w:szCs w:val="24"/>
           <w:lang w:val="uk-UA"/>
         </w:rPr>
@@ -7293,6 +7627,7 @@
           <w:rFonts w:ascii="Times New Roman" w:eastAsia="Calibri" w:hAnsi="Times New Roman" w:cs="Times New Roman"/>
           <w:i/>
           <w:color w:val="FF0000"/>
+          <w:sz w:val="24"/>
           <w:szCs w:val="24"/>
           <w:lang w:val="uk-UA"/>
         </w:rPr>
@@ -7314,6 +7649,7 @@
           <w:rFonts w:ascii="Times New Roman" w:eastAsia="Calibri" w:hAnsi="Times New Roman" w:cs="Times New Roman"/>
           <w:i/>
           <w:color w:val="FF0000"/>
+          <w:sz w:val="24"/>
           <w:szCs w:val="24"/>
           <w:lang w:val="uk-UA"/>
         </w:rPr>
@@ -7324,6 +7660,7 @@
         <w:rPr>
           <w:rFonts w:ascii="Times New Roman" w:eastAsia="Calibri" w:hAnsi="Times New Roman" w:cs="Times New Roman"/>
           <w:color w:val="000000"/>
+          <w:sz w:val="24"/>
           <w:szCs w:val="24"/>
           <w:lang w:val="uk-UA"/>
         </w:rPr>
@@ -7332,6 +7669,7 @@
       <w:r>
         <w:rPr>
           <w:rFonts w:ascii="Times New Roman" w:eastAsia="Calibri" w:hAnsi="Times New Roman" w:cs="Times New Roman"/>
+          <w:sz w:val="24"/>
           <w:szCs w:val="24"/>
           <w:lang w:val="uk-UA"/>
         </w:rPr>
@@ -7342,6 +7680,7 @@
           <w:rFonts w:ascii="Times New Roman" w:eastAsia="Calibri" w:hAnsi="Times New Roman" w:cs="Times New Roman"/>
           <w:i/>
           <w:color w:val="FF0000"/>
+          <w:sz w:val="24"/>
           <w:szCs w:val="24"/>
           <w:lang w:val="uk-UA"/>
         </w:rPr>
@@ -7350,6 +7689,7 @@
       <w:r>
         <w:rPr>
           <w:rFonts w:ascii="Times New Roman" w:eastAsia="Calibri" w:hAnsi="Times New Roman" w:cs="Times New Roman"/>
+          <w:sz w:val="24"/>
           <w:szCs w:val="24"/>
           <w:lang w:val="uk-UA"/>
         </w:rPr>
@@ -7360,6 +7700,7 @@
           <w:rFonts w:ascii="Times New Roman" w:eastAsia="Calibri" w:hAnsi="Times New Roman" w:cs="Times New Roman"/>
           <w:i/>
           <w:color w:val="FF0000"/>
+          <w:sz w:val="24"/>
           <w:szCs w:val="24"/>
           <w:lang w:val="uk-UA"/>
         </w:rPr>
@@ -7368,6 +7709,7 @@
       <w:r>
         <w:rPr>
           <w:rFonts w:ascii="Times New Roman" w:eastAsia="Calibri" w:hAnsi="Times New Roman" w:cs="Times New Roman"/>
+          <w:sz w:val="24"/>
           <w:szCs w:val="24"/>
           <w:lang w:val="uk-UA"/>
         </w:rPr>
@@ -7378,6 +7720,7 @@
           <w:rFonts w:ascii="Times New Roman" w:eastAsia="Calibri" w:hAnsi="Times New Roman" w:cs="Times New Roman"/>
           <w:i/>
           <w:color w:val="FF0000"/>
+          <w:sz w:val="24"/>
           <w:szCs w:val="24"/>
           <w:lang w:val="uk-UA"/>
         </w:rPr>
@@ -7386,6 +7729,7 @@
       <w:r>
         <w:rPr>
           <w:rFonts w:ascii="Times New Roman" w:eastAsia="Calibri" w:hAnsi="Times New Roman" w:cs="Times New Roman"/>
+          <w:sz w:val="24"/>
           <w:szCs w:val="24"/>
           <w:lang w:val="uk-UA"/>
         </w:rPr>
@@ -7396,6 +7740,7 @@
           <w:rFonts w:ascii="Times New Roman" w:eastAsia="Calibri" w:hAnsi="Times New Roman" w:cs="Times New Roman"/>
           <w:i/>
           <w:color w:val="FF0000"/>
+          <w:sz w:val="24"/>
           <w:szCs w:val="24"/>
           <w:lang w:val="uk-UA"/>
         </w:rPr>
@@ -7404,6 +7749,7 @@
       <w:r>
         <w:rPr>
           <w:rFonts w:ascii="Times New Roman" w:eastAsia="Calibri" w:hAnsi="Times New Roman" w:cs="Times New Roman"/>
+          <w:sz w:val="24"/>
           <w:szCs w:val="24"/>
           <w:lang w:val="uk-UA"/>
         </w:rPr>
@@ -7414,6 +7760,7 @@
           <w:rFonts w:ascii="Times New Roman" w:eastAsia="Calibri" w:hAnsi="Times New Roman" w:cs="Times New Roman"/>
           <w:i/>
           <w:color w:val="FF0000"/>
+          <w:sz w:val="24"/>
           <w:szCs w:val="24"/>
           <w:lang w:val="uk-UA"/>
         </w:rPr>
@@ -7422,6 +7769,7 @@
       <w:r>
         <w:rPr>
           <w:rFonts w:ascii="Times New Roman" w:eastAsia="Calibri" w:hAnsi="Times New Roman" w:cs="Times New Roman"/>
+          <w:sz w:val="24"/>
           <w:szCs w:val="24"/>
           <w:lang w:val="uk-UA"/>
         </w:rPr>
@@ -7432,6 +7780,7 @@
           <w:rFonts w:ascii="Times New Roman" w:eastAsia="Calibri" w:hAnsi="Times New Roman" w:cs="Times New Roman"/>
           <w:i/>
           <w:color w:val="FF0000"/>
+          <w:sz w:val="24"/>
           <w:szCs w:val="24"/>
           <w:lang w:val="uk-UA"/>
         </w:rPr>
@@ -7440,6 +7789,7 @@
       <w:r>
         <w:rPr>
           <w:rFonts w:ascii="Times New Roman" w:eastAsia="Calibri" w:hAnsi="Times New Roman" w:cs="Times New Roman"/>
+          <w:sz w:val="24"/>
           <w:szCs w:val="24"/>
           <w:lang w:val="uk-UA"/>
         </w:rPr>
@@ -7450,6 +7800,7 @@
           <w:rFonts w:ascii="Times New Roman" w:eastAsia="Calibri" w:hAnsi="Times New Roman" w:cs="Times New Roman"/>
           <w:i/>
           <w:color w:val="FF0000"/>
+          <w:sz w:val="24"/>
           <w:szCs w:val="24"/>
           <w:lang w:val="uk-UA"/>
         </w:rPr>
@@ -7458,6 +7809,7 @@
       <w:r>
         <w:rPr>
           <w:rFonts w:ascii="Times New Roman" w:eastAsia="Calibri" w:hAnsi="Times New Roman" w:cs="Times New Roman"/>
+          <w:sz w:val="24"/>
           <w:szCs w:val="24"/>
           <w:lang w:val="uk-UA"/>
         </w:rPr>
@@ -7468,6 +7820,7 @@
           <w:rFonts w:ascii="Times New Roman" w:eastAsia="Calibri" w:hAnsi="Times New Roman" w:cs="Times New Roman"/>
           <w:i/>
           <w:color w:val="FF0000"/>
+          <w:sz w:val="24"/>
           <w:szCs w:val="24"/>
           <w:lang w:val="uk-UA"/>
         </w:rPr>
@@ -7476,6 +7829,7 @@
       <w:r>
         <w:rPr>
           <w:rFonts w:ascii="Times New Roman" w:eastAsia="Calibri" w:hAnsi="Times New Roman" w:cs="Times New Roman"/>
+          <w:sz w:val="24"/>
           <w:szCs w:val="24"/>
           <w:lang w:val="uk-UA"/>
         </w:rPr>
@@ -7498,6 +7852,7 @@
           <w:rFonts w:ascii="Times New Roman" w:eastAsia="Calibri" w:hAnsi="Times New Roman" w:cs="Times New Roman"/>
           <w:i/>
           <w:color w:val="FF0000"/>
+          <w:sz w:val="24"/>
           <w:szCs w:val="24"/>
           <w:lang w:val="uk-UA"/>
         </w:rPr>
@@ -7506,6 +7861,7 @@
       <w:r>
         <w:rPr>
           <w:rFonts w:ascii="Times New Roman" w:eastAsia="Calibri" w:hAnsi="Times New Roman" w:cs="Times New Roman"/>
+          <w:sz w:val="24"/>
           <w:szCs w:val="24"/>
           <w:lang w:val="uk-UA"/>
         </w:rPr>
@@ -7515,6 +7871,7 @@
         <w:rPr>
           <w:rFonts w:ascii="Times New Roman" w:eastAsia="Calibri" w:hAnsi="Times New Roman" w:cs="Times New Roman"/>
           <w:i/>
+          <w:sz w:val="24"/>
           <w:szCs w:val="24"/>
           <w:lang w:val="uk-UA"/>
         </w:rPr>
@@ -7525,6 +7882,7 @@
           <w:rFonts w:ascii="Times New Roman" w:eastAsia="Calibri" w:hAnsi="Times New Roman" w:cs="Times New Roman"/>
           <w:i/>
           <w:color w:val="FF0000"/>
+          <w:sz w:val="24"/>
           <w:szCs w:val="24"/>
           <w:lang w:val="uk-UA"/>
         </w:rPr>
@@ -7546,6 +7904,7 @@
           <w:rFonts w:ascii="Times New Roman" w:eastAsia="Calibri" w:hAnsi="Times New Roman" w:cs="Times New Roman"/>
           <w:i/>
           <w:color w:val="FF0000"/>
+          <w:sz w:val="24"/>
           <w:szCs w:val="24"/>
           <w:lang w:val="uk-UA"/>
         </w:rPr>
@@ -7555,6 +7914,7 @@
         <w:rPr>
           <w:rFonts w:ascii="Times New Roman" w:eastAsia="Calibri" w:hAnsi="Times New Roman" w:cs="Times New Roman"/>
           <w:color w:val="000000"/>
+          <w:sz w:val="24"/>
           <w:szCs w:val="24"/>
           <w:lang w:val="uk-UA"/>
         </w:rPr>
@@ -7563,6 +7923,7 @@
       <w:r>
         <w:rPr>
           <w:rFonts w:ascii="Times New Roman" w:eastAsia="Calibri" w:hAnsi="Times New Roman" w:cs="Times New Roman"/>
+          <w:sz w:val="24"/>
           <w:szCs w:val="24"/>
           <w:lang w:val="uk-UA"/>
         </w:rPr>
@@ -7585,6 +7946,7 @@
           <w:rFonts w:ascii="Times New Roman" w:eastAsia="Calibri" w:hAnsi="Times New Roman" w:cs="Times New Roman"/>
           <w:i/>
           <w:color w:val="FF0000"/>
+          <w:sz w:val="24"/>
           <w:szCs w:val="24"/>
           <w:lang w:val="uk-UA"/>
         </w:rPr>
@@ -7593,6 +7955,7 @@
       <w:r>
         <w:rPr>
           <w:rFonts w:ascii="Times New Roman" w:eastAsia="Calibri" w:hAnsi="Times New Roman" w:cs="Times New Roman"/>
+          <w:sz w:val="24"/>
           <w:szCs w:val="24"/>
           <w:lang w:val="uk-UA"/>
         </w:rPr>
@@ -7602,6 +7965,7 @@
         <w:rPr>
           <w:rFonts w:ascii="Times New Roman" w:eastAsia="Calibri" w:hAnsi="Times New Roman" w:cs="Times New Roman"/>
           <w:i/>
+          <w:sz w:val="24"/>
           <w:szCs w:val="24"/>
           <w:lang w:val="uk-UA"/>
         </w:rPr>
@@ -7612,6 +7976,7 @@
           <w:rFonts w:ascii="Times New Roman" w:eastAsia="Calibri" w:hAnsi="Times New Roman" w:cs="Times New Roman"/>
           <w:i/>
           <w:color w:val="FF0000"/>
+          <w:sz w:val="24"/>
           <w:szCs w:val="24"/>
           <w:lang w:val="uk-UA"/>
         </w:rPr>
@@ -7633,6 +7998,7 @@
           <w:rFonts w:ascii="Times New Roman" w:eastAsia="Calibri" w:hAnsi="Times New Roman" w:cs="Times New Roman"/>
           <w:i/>
           <w:color w:val="FF0000"/>
+          <w:sz w:val="24"/>
           <w:szCs w:val="24"/>
           <w:lang w:val="uk-UA"/>
         </w:rPr>
@@ -7642,6 +8008,7 @@
         <w:rPr>
           <w:rFonts w:ascii="Times New Roman" w:eastAsia="Calibri" w:hAnsi="Times New Roman" w:cs="Times New Roman"/>
           <w:color w:val="000000"/>
+          <w:sz w:val="24"/>
           <w:szCs w:val="24"/>
           <w:lang w:val="uk-UA"/>
         </w:rPr>
@@ -7650,6 +8017,7 @@
       <w:r>
         <w:rPr>
           <w:rFonts w:ascii="Times New Roman" w:eastAsia="Calibri" w:hAnsi="Times New Roman" w:cs="Times New Roman"/>
+          <w:sz w:val="24"/>
           <w:szCs w:val="24"/>
           <w:lang w:val="uk-UA"/>
         </w:rPr>
@@ -7672,6 +8040,7 @@
           <w:rFonts w:ascii="Times New Roman" w:eastAsia="Calibri" w:hAnsi="Times New Roman" w:cs="Times New Roman"/>
           <w:i/>
           <w:color w:val="FF0000"/>
+          <w:sz w:val="24"/>
           <w:szCs w:val="24"/>
           <w:lang w:val="uk-UA"/>
         </w:rPr>
@@ -7680,6 +8049,7 @@
       <w:r>
         <w:rPr>
           <w:rFonts w:ascii="Times New Roman" w:eastAsia="Calibri" w:hAnsi="Times New Roman" w:cs="Times New Roman"/>
+          <w:sz w:val="24"/>
           <w:szCs w:val="24"/>
           <w:lang w:val="uk-UA"/>
         </w:rPr>
@@ -7689,6 +8059,7 @@
         <w:rPr>
           <w:rFonts w:ascii="Times New Roman" w:eastAsia="Calibri" w:hAnsi="Times New Roman" w:cs="Times New Roman"/>
           <w:i/>
+          <w:sz w:val="24"/>
           <w:szCs w:val="24"/>
           <w:lang w:val="uk-UA"/>
         </w:rPr>
@@ -7699,6 +8070,7 @@
           <w:rFonts w:ascii="Times New Roman" w:eastAsia="Calibri" w:hAnsi="Times New Roman" w:cs="Times New Roman"/>
           <w:i/>
           <w:color w:val="FF0000"/>
+          <w:sz w:val="24"/>
           <w:szCs w:val="24"/>
           <w:lang w:val="uk-UA"/>
         </w:rPr>
@@ -7756,6 +8128,7 @@
           <w:rFonts w:ascii="Times New Roman" w:eastAsia="Calibri" w:hAnsi="Times New Roman" w:cs="Times New Roman"/>
           <w:i/>
           <w:color w:val="FF0000"/>
+          <w:sz w:val="24"/>
           <w:szCs w:val="24"/>
           <w:lang w:val="uk-UA"/>
         </w:rPr>
@@ -7764,6 +8137,7 @@
       <w:r>
         <w:rPr>
           <w:rFonts w:ascii="Times New Roman" w:eastAsia="Calibri" w:hAnsi="Times New Roman" w:cs="Times New Roman"/>
+          <w:sz w:val="24"/>
           <w:szCs w:val="24"/>
           <w:lang w:val="uk-UA"/>
         </w:rPr>
@@ -7803,6 +8177,7 @@
           <w:b/>
           <w:i/>
           <w:color w:val="FF0000"/>
+          <w:sz w:val="24"/>
           <w:szCs w:val="24"/>
           <w:lang w:val="uk-UA"/>
         </w:rPr>
@@ -7824,6 +8199,7 @@
           <w:rFonts w:ascii="Times New Roman" w:eastAsia="Calibri" w:hAnsi="Times New Roman" w:cs="Times New Roman"/>
           <w:i/>
           <w:color w:val="FF0000"/>
+          <w:sz w:val="24"/>
           <w:szCs w:val="24"/>
           <w:lang w:val="uk-UA"/>
         </w:rPr>
@@ -7833,6 +8209,7 @@
         <w:rPr>
           <w:rFonts w:ascii="Times New Roman" w:eastAsia="Calibri" w:hAnsi="Times New Roman" w:cs="Times New Roman"/>
           <w:color w:val="FF0000"/>
+          <w:sz w:val="24"/>
           <w:szCs w:val="24"/>
           <w:lang w:val="uk-UA"/>
         </w:rPr>
@@ -7841,6 +8218,7 @@
       <w:r>
         <w:rPr>
           <w:rFonts w:ascii="Times New Roman" w:eastAsia="Calibri" w:hAnsi="Times New Roman" w:cs="Times New Roman"/>
+          <w:sz w:val="24"/>
           <w:szCs w:val="24"/>
           <w:lang w:val="uk-UA"/>
         </w:rPr>
@@ -7862,6 +8240,7 @@
           <w:rFonts w:ascii="Times New Roman" w:eastAsia="Calibri" w:hAnsi="Times New Roman" w:cs="Times New Roman"/>
           <w:i/>
           <w:color w:val="FF0000"/>
+          <w:sz w:val="24"/>
           <w:szCs w:val="24"/>
           <w:lang w:val="uk-UA"/>
         </w:rPr>
@@ -7870,6 +8249,7 @@
       <w:r>
         <w:rPr>
           <w:rFonts w:ascii="Times New Roman" w:eastAsia="Calibri" w:hAnsi="Times New Roman" w:cs="Times New Roman"/>
+          <w:sz w:val="24"/>
           <w:szCs w:val="24"/>
           <w:lang w:val="uk-UA"/>
         </w:rPr>
@@ -7891,6 +8271,7 @@
           <w:rFonts w:ascii="Times New Roman" w:eastAsia="Calibri" w:hAnsi="Times New Roman" w:cs="Times New Roman"/>
           <w:i/>
           <w:color w:val="FF0000"/>
+          <w:sz w:val="24"/>
           <w:szCs w:val="24"/>
           <w:lang w:val="uk-UA"/>
         </w:rPr>
@@ -7900,6 +8281,7 @@
         <w:rPr>
           <w:rFonts w:ascii="Times New Roman" w:eastAsia="Calibri" w:hAnsi="Times New Roman" w:cs="Times New Roman"/>
           <w:color w:val="FF0000"/>
+          <w:sz w:val="24"/>
           <w:szCs w:val="24"/>
           <w:lang w:val="uk-UA"/>
         </w:rPr>
@@ -7908,6 +8290,7 @@
       <w:r>
         <w:rPr>
           <w:rFonts w:ascii="Times New Roman" w:eastAsia="Calibri" w:hAnsi="Times New Roman" w:cs="Times New Roman"/>
+          <w:sz w:val="24"/>
           <w:szCs w:val="24"/>
           <w:lang w:val="uk-UA"/>
         </w:rPr>
@@ -7929,6 +8312,7 @@
           <w:rFonts w:ascii="Times New Roman" w:eastAsia="Calibri" w:hAnsi="Times New Roman" w:cs="Times New Roman"/>
           <w:i/>
           <w:color w:val="FF0000"/>
+          <w:sz w:val="24"/>
           <w:szCs w:val="24"/>
           <w:lang w:val="uk-UA"/>
         </w:rPr>
@@ -7938,6 +8322,7 @@
         <w:rPr>
           <w:rFonts w:ascii="Times New Roman" w:eastAsia="Calibri" w:hAnsi="Times New Roman" w:cs="Times New Roman"/>
           <w:color w:val="FF0000"/>
+          <w:sz w:val="24"/>
           <w:szCs w:val="24"/>
           <w:lang w:val="uk-UA"/>
         </w:rPr>
@@ -7946,6 +8331,7 @@
       <w:r>
         <w:rPr>
           <w:rFonts w:ascii="Times New Roman" w:eastAsia="Calibri" w:hAnsi="Times New Roman" w:cs="Times New Roman"/>
+          <w:sz w:val="24"/>
           <w:szCs w:val="24"/>
           <w:lang w:val="uk-UA"/>
         </w:rPr>
@@ -7956,6 +8342,7 @@
           <w:rFonts w:ascii="Times New Roman" w:eastAsia="Calibri" w:hAnsi="Times New Roman" w:cs="Times New Roman"/>
           <w:i/>
           <w:color w:val="FF0000"/>
+          <w:sz w:val="24"/>
           <w:szCs w:val="24"/>
           <w:lang w:val="uk-UA"/>
         </w:rPr>
@@ -7965,6 +8352,7 @@
         <w:rPr>
           <w:rFonts w:ascii="Times New Roman" w:eastAsia="Calibri" w:hAnsi="Times New Roman" w:cs="Times New Roman"/>
           <w:i/>
+          <w:sz w:val="24"/>
           <w:szCs w:val="24"/>
           <w:lang w:val="uk-UA"/>
         </w:rPr>
@@ -7973,6 +8361,7 @@
       <w:r>
         <w:rPr>
           <w:rFonts w:ascii="Times New Roman" w:eastAsia="Calibri" w:hAnsi="Times New Roman" w:cs="Times New Roman"/>
+          <w:sz w:val="24"/>
           <w:szCs w:val="24"/>
           <w:lang w:val="uk-UA"/>
         </w:rPr>
@@ -7994,6 +8383,7 @@
           <w:rFonts w:ascii="Times New Roman" w:eastAsia="Calibri" w:hAnsi="Times New Roman" w:cs="Times New Roman"/>
           <w:i/>
           <w:color w:val="FF0000"/>
+          <w:sz w:val="24"/>
           <w:szCs w:val="24"/>
           <w:lang w:val="uk-UA"/>
         </w:rPr>
@@ -8002,6 +8392,7 @@
       <w:r>
         <w:rPr>
           <w:rFonts w:ascii="Times New Roman" w:eastAsia="Calibri" w:hAnsi="Times New Roman" w:cs="Times New Roman"/>
+          <w:sz w:val="24"/>
           <w:szCs w:val="24"/>
           <w:lang w:val="uk-UA"/>
         </w:rPr>
@@ -8010,6 +8401,7 @@
       <w:r>
         <w:rPr>
           <w:rFonts w:ascii="Times New Roman" w:eastAsia="Calibri" w:hAnsi="Times New Roman" w:cs="Times New Roman"/>
+          <w:sz w:val="24"/>
           <w:szCs w:val="24"/>
           <w:lang w:val="ru-RU"/>
         </w:rPr>
@@ -8018,6 +8410,7 @@
       <w:r>
         <w:rPr>
           <w:rFonts w:ascii="Times New Roman" w:eastAsia="Calibri" w:hAnsi="Times New Roman" w:cs="Times New Roman"/>
+          <w:sz w:val="24"/>
           <w:szCs w:val="24"/>
           <w:lang w:val="uk-UA"/>
         </w:rPr>
@@ -8028,6 +8421,7 @@
           <w:rFonts w:ascii="Times New Roman" w:eastAsia="Calibri" w:hAnsi="Times New Roman" w:cs="Times New Roman"/>
           <w:i/>
           <w:color w:val="FF0000"/>
+          <w:sz w:val="24"/>
           <w:szCs w:val="24"/>
           <w:lang w:val="uk-UA"/>
         </w:rPr>
@@ -8036,6 +8430,7 @@
       <w:r>
         <w:rPr>
           <w:rFonts w:ascii="Times New Roman" w:eastAsia="Calibri" w:hAnsi="Times New Roman" w:cs="Times New Roman"/>
+          <w:sz w:val="24"/>
           <w:szCs w:val="24"/>
           <w:lang w:val="uk-UA"/>
         </w:rPr>
@@ -8045,6 +8440,7 @@
         <w:rPr>
           <w:rFonts w:ascii="Times New Roman" w:eastAsia="Calibri" w:hAnsi="Times New Roman" w:cs="Times New Roman"/>
           <w:color w:val="000000"/>
+          <w:sz w:val="24"/>
           <w:szCs w:val="24"/>
           <w:lang w:val="ru-RU"/>
         </w:rPr>
@@ -8053,6 +8449,7 @@
       <w:r>
         <w:rPr>
           <w:rFonts w:ascii="Times New Roman" w:eastAsia="Calibri" w:hAnsi="Times New Roman" w:cs="Times New Roman"/>
+          <w:sz w:val="24"/>
           <w:szCs w:val="24"/>
           <w:lang w:val="uk-UA"/>
         </w:rPr>
@@ -8074,6 +8471,7 @@
           <w:rFonts w:ascii="Times New Roman" w:eastAsia="Calibri" w:hAnsi="Times New Roman" w:cs="Times New Roman"/>
           <w:i/>
           <w:color w:val="FF0000"/>
+          <w:sz w:val="24"/>
           <w:szCs w:val="24"/>
           <w:lang w:val="uk-UA"/>
         </w:rPr>
@@ -8083,6 +8481,7 @@
         <w:rPr>
           <w:rFonts w:ascii="Times New Roman" w:eastAsia="Calibri" w:hAnsi="Times New Roman" w:cs="Times New Roman"/>
           <w:color w:val="FF0000"/>
+          <w:sz w:val="24"/>
           <w:szCs w:val="24"/>
           <w:lang w:val="uk-UA"/>
         </w:rPr>
@@ -8091,6 +8490,7 @@
       <w:r>
         <w:rPr>
           <w:rFonts w:ascii="Times New Roman" w:eastAsia="Calibri" w:hAnsi="Times New Roman" w:cs="Times New Roman"/>
+          <w:sz w:val="24"/>
           <w:szCs w:val="24"/>
           <w:lang w:val="uk-UA"/>
         </w:rPr>
@@ -8130,6 +8530,7 @@
           <w:b/>
           <w:i/>
           <w:color w:val="FF0000"/>
+          <w:sz w:val="24"/>
           <w:szCs w:val="24"/>
           <w:lang w:val="uk-UA"/>
         </w:rPr>
@@ -8151,6 +8552,7 @@
           <w:rFonts w:ascii="Times New Roman" w:eastAsia="Calibri" w:hAnsi="Times New Roman" w:cs="Times New Roman"/>
           <w:i/>
           <w:color w:val="FF0000"/>
+          <w:sz w:val="24"/>
           <w:szCs w:val="24"/>
           <w:lang w:val="uk-UA"/>
         </w:rPr>
@@ -8160,6 +8562,7 @@
         <w:rPr>
           <w:rFonts w:ascii="Times New Roman" w:eastAsia="Calibri" w:hAnsi="Times New Roman" w:cs="Times New Roman"/>
           <w:color w:val="FF0000"/>
+          <w:sz w:val="24"/>
           <w:szCs w:val="24"/>
           <w:lang w:val="uk-UA"/>
         </w:rPr>
@@ -8168,6 +8571,7 @@
       <w:r>
         <w:rPr>
           <w:rFonts w:ascii="Times New Roman" w:eastAsia="Calibri" w:hAnsi="Times New Roman" w:cs="Times New Roman"/>
+          <w:sz w:val="24"/>
           <w:szCs w:val="24"/>
           <w:lang w:val="uk-UA"/>
         </w:rPr>
@@ -8188,6 +8592,7 @@
         <w:rPr>
           <w:rFonts w:ascii="Times New Roman" w:eastAsia="Calibri" w:hAnsi="Times New Roman" w:cs="Times New Roman"/>
           <w:b/>
+          <w:sz w:val="24"/>
           <w:szCs w:val="24"/>
           <w:lang w:val="uk-UA"/>
         </w:rPr>
@@ -8216,7 +8621,7 @@
           <w:bCs/>
           <w:color w:val="000000"/>
           <w:kern w:val="36"/>
-          <w:sz w:val="40"/>
+          <w:sz w:val="24"/>
           <w:szCs w:val="48"/>
           <w:lang w:val="uk-UA" w:eastAsia="ru-RU"/>
         </w:rPr>
@@ -8239,6 +8644,7 @@
           <w:rFonts w:ascii="Times New Roman" w:eastAsia="Calibri" w:hAnsi="Times New Roman" w:cs="Times New Roman"/>
           <w:i/>
           <w:color w:val="FF0000"/>
+          <w:sz w:val="24"/>
           <w:szCs w:val="24"/>
           <w:lang w:val="uk-UA"/>
         </w:rPr>
@@ -8248,6 +8654,7 @@
         <w:rPr>
           <w:rFonts w:ascii="Times New Roman" w:eastAsia="Calibri" w:hAnsi="Times New Roman" w:cs="Times New Roman"/>
           <w:color w:val="FF0000"/>
+          <w:sz w:val="24"/>
           <w:szCs w:val="24"/>
           <w:lang w:val="uk-UA"/>
         </w:rPr>
@@ -8256,6 +8663,7 @@
       <w:r>
         <w:rPr>
           <w:rFonts w:ascii="Times New Roman" w:eastAsia="Calibri" w:hAnsi="Times New Roman" w:cs="Times New Roman"/>
+          <w:sz w:val="24"/>
           <w:szCs w:val="24"/>
           <w:lang w:val="uk-UA"/>
         </w:rPr>
@@ -8277,6 +8685,7 @@
           <w:rFonts w:ascii="Times New Roman" w:eastAsia="Calibri" w:hAnsi="Times New Roman" w:cs="Times New Roman"/>
           <w:i/>
           <w:color w:val="FF0000"/>
+          <w:sz w:val="24"/>
           <w:szCs w:val="24"/>
           <w:lang w:val="uk-UA"/>
         </w:rPr>
@@ -8286,6 +8695,7 @@
         <w:rPr>
           <w:rFonts w:ascii="Times New Roman" w:eastAsia="Calibri" w:hAnsi="Times New Roman" w:cs="Times New Roman"/>
           <w:color w:val="FF0000"/>
+          <w:sz w:val="24"/>
           <w:szCs w:val="24"/>
           <w:lang w:val="uk-UA"/>
         </w:rPr>
@@ -8294,6 +8704,7 @@
       <w:r>
         <w:rPr>
           <w:rFonts w:ascii="Times New Roman" w:eastAsia="Calibri" w:hAnsi="Times New Roman" w:cs="Times New Roman"/>
+          <w:sz w:val="24"/>
           <w:szCs w:val="24"/>
           <w:lang w:val="uk-UA"/>
         </w:rPr>
@@ -8313,6 +8724,7 @@
       <w:r>
         <w:rPr>
           <w:rFonts w:ascii="Times New Roman" w:eastAsia="Calibri" w:hAnsi="Times New Roman" w:cs="Times New Roman"/>
+          <w:sz w:val="24"/>
           <w:szCs w:val="24"/>
           <w:lang w:val="uk-UA"/>
         </w:rPr>
@@ -8323,6 +8735,7 @@
           <w:rFonts w:ascii="Times New Roman" w:eastAsia="Calibri" w:hAnsi="Times New Roman" w:cs="Times New Roman"/>
           <w:i/>
           <w:color w:val="FF0000"/>
+          <w:sz w:val="24"/>
           <w:szCs w:val="24"/>
           <w:lang w:val="uk-UA"/>
         </w:rPr>
@@ -8344,6 +8757,7 @@
       <w:r>
         <w:rPr>
           <w:rFonts w:ascii="Times New Roman" w:eastAsia="Calibri" w:hAnsi="Times New Roman" w:cs="Times New Roman"/>
+          <w:sz w:val="24"/>
           <w:szCs w:val="24"/>
           <w:lang w:val="uk-UA"/>
         </w:rPr>
@@ -8354,6 +8768,7 @@
           <w:rFonts w:ascii="Times New Roman" w:eastAsia="Calibri" w:hAnsi="Times New Roman" w:cs="Times New Roman"/>
           <w:i/>
           <w:color w:val="FF0000"/>
+          <w:sz w:val="24"/>
           <w:szCs w:val="24"/>
           <w:lang w:val="uk-UA"/>
         </w:rPr>
@@ -8393,6 +8808,7 @@
           <w:b/>
           <w:i/>
           <w:color w:val="FF0000"/>
+          <w:sz w:val="24"/>
           <w:szCs w:val="24"/>
           <w:lang w:val="uk-UA"/>
         </w:rPr>
@@ -8415,6 +8831,7 @@
           <w:rFonts w:ascii="Times New Roman" w:eastAsia="Calibri" w:hAnsi="Times New Roman" w:cs="Times New Roman"/>
           <w:b/>
           <w:color w:val="FF0000"/>
+          <w:sz w:val="24"/>
           <w:szCs w:val="24"/>
           <w:lang w:val="uk-UA"/>
         </w:rPr>
@@ -8425,6 +8842,7 @@
           <w:rFonts w:ascii="Times New Roman" w:eastAsia="Calibri" w:hAnsi="Times New Roman" w:cs="Times New Roman"/>
           <w:i/>
           <w:color w:val="FF0000"/>
+          <w:sz w:val="24"/>
           <w:szCs w:val="24"/>
           <w:lang w:val="uk-UA"/>
         </w:rPr>
@@ -8444,6 +8862,7 @@
       <w:r>
         <w:rPr>
           <w:rFonts w:ascii="Times New Roman" w:eastAsia="Calibri" w:hAnsi="Times New Roman" w:cs="Times New Roman"/>
+          <w:sz w:val="24"/>
           <w:szCs w:val="24"/>
           <w:lang w:val="uk-UA"/>
         </w:rPr>
@@ -8463,6 +8882,7 @@
       <w:r>
         <w:rPr>
           <w:rFonts w:ascii="Times New Roman" w:eastAsia="Calibri" w:hAnsi="Times New Roman" w:cs="Times New Roman"/>
+          <w:sz w:val="24"/>
           <w:szCs w:val="24"/>
           <w:lang w:val="uk-UA"/>
         </w:rPr>
@@ -8482,6 +8902,7 @@
       <w:r>
         <w:rPr>
           <w:rFonts w:ascii="Times New Roman" w:eastAsia="Calibri" w:hAnsi="Times New Roman" w:cs="Times New Roman"/>
+          <w:sz w:val="24"/>
           <w:szCs w:val="24"/>
           <w:lang w:val="uk-UA"/>
         </w:rPr>
@@ -8501,6 +8922,7 @@
       <w:r>
         <w:rPr>
           <w:rFonts w:ascii="Times New Roman" w:eastAsia="Calibri" w:hAnsi="Times New Roman" w:cs="Times New Roman"/>
+          <w:sz w:val="24"/>
           <w:szCs w:val="24"/>
           <w:lang w:val="uk-UA"/>
         </w:rPr>
@@ -8520,6 +8942,7 @@
       <w:r>
         <w:rPr>
           <w:rFonts w:ascii="Times New Roman" w:eastAsia="Calibri" w:hAnsi="Times New Roman" w:cs="Times New Roman"/>
+          <w:sz w:val="24"/>
           <w:szCs w:val="24"/>
           <w:lang w:val="uk-UA"/>
         </w:rPr>
@@ -8539,6 +8962,7 @@
       <w:r>
         <w:rPr>
           <w:rFonts w:ascii="Times New Roman" w:eastAsia="Calibri" w:hAnsi="Times New Roman" w:cs="Times New Roman"/>
+          <w:sz w:val="24"/>
           <w:szCs w:val="24"/>
           <w:lang w:val="uk-UA"/>
         </w:rPr>
@@ -8558,6 +8982,7 @@
       <w:r>
         <w:rPr>
           <w:rFonts w:ascii="Times New Roman" w:eastAsia="Calibri" w:hAnsi="Times New Roman" w:cs="Times New Roman"/>
+          <w:sz w:val="24"/>
           <w:szCs w:val="24"/>
           <w:lang w:val="uk-UA"/>
         </w:rPr>
@@ -8577,6 +9002,7 @@
       <w:r>
         <w:rPr>
           <w:rFonts w:ascii="Times New Roman" w:eastAsia="Calibri" w:hAnsi="Times New Roman" w:cs="Times New Roman"/>
+          <w:sz w:val="24"/>
           <w:szCs w:val="24"/>
           <w:lang w:val="uk-UA"/>
         </w:rPr>
@@ -8599,6 +9025,7 @@
           <w:rFonts w:ascii="Times New Roman" w:eastAsia="Calibri" w:hAnsi="Times New Roman" w:cs="Times New Roman"/>
           <w:b/>
           <w:color w:val="FF0000"/>
+          <w:sz w:val="24"/>
           <w:szCs w:val="24"/>
           <w:lang w:val="uk-UA"/>
         </w:rPr>
@@ -8609,6 +9036,7 @@
           <w:rFonts w:ascii="Times New Roman" w:eastAsia="Calibri" w:hAnsi="Times New Roman" w:cs="Times New Roman"/>
           <w:i/>
           <w:color w:val="FF0000"/>
+          <w:sz w:val="24"/>
           <w:szCs w:val="24"/>
           <w:lang w:val="uk-UA"/>
         </w:rPr>
@@ -8620,6 +9048,7 @@
           <w:b/>
           <w:i/>
           <w:color w:val="FF0000"/>
+          <w:sz w:val="24"/>
           <w:szCs w:val="24"/>
           <w:lang w:val="uk-UA"/>
         </w:rPr>
@@ -8639,6 +9068,7 @@
       <w:r>
         <w:rPr>
           <w:rFonts w:ascii="Times New Roman" w:eastAsia="Calibri" w:hAnsi="Times New Roman" w:cs="Times New Roman"/>
+          <w:sz w:val="24"/>
           <w:szCs w:val="24"/>
           <w:lang w:val="uk-UA"/>
         </w:rPr>
@@ -8658,6 +9088,7 @@
       <w:r>
         <w:rPr>
           <w:rFonts w:ascii="Times New Roman" w:eastAsia="Calibri" w:hAnsi="Times New Roman" w:cs="Times New Roman"/>
+          <w:sz w:val="24"/>
           <w:szCs w:val="24"/>
           <w:lang w:val="uk-UA"/>
         </w:rPr>
@@ -8677,6 +9108,7 @@
       <w:r>
         <w:rPr>
           <w:rFonts w:ascii="Times New Roman" w:eastAsia="Calibri" w:hAnsi="Times New Roman" w:cs="Times New Roman"/>
+          <w:sz w:val="24"/>
           <w:szCs w:val="24"/>
           <w:lang w:val="uk-UA"/>
         </w:rPr>
@@ -8696,6 +9128,7 @@
       <w:r>
         <w:rPr>
           <w:rFonts w:ascii="Times New Roman" w:eastAsia="Calibri" w:hAnsi="Times New Roman" w:cs="Times New Roman"/>
+          <w:sz w:val="24"/>
           <w:szCs w:val="24"/>
           <w:lang w:val="uk-UA"/>
         </w:rPr>
@@ -8715,6 +9148,7 @@
       <w:r>
         <w:rPr>
           <w:rFonts w:ascii="Times New Roman" w:eastAsia="Calibri" w:hAnsi="Times New Roman" w:cs="Times New Roman"/>
+          <w:sz w:val="24"/>
           <w:szCs w:val="24"/>
           <w:lang w:val="uk-UA"/>
         </w:rPr>
@@ -8734,6 +9168,7 @@
       <w:r>
         <w:rPr>
           <w:rFonts w:ascii="Times New Roman" w:eastAsia="Calibri" w:hAnsi="Times New Roman" w:cs="Times New Roman"/>
+          <w:sz w:val="24"/>
           <w:szCs w:val="24"/>
           <w:lang w:val="uk-UA"/>
         </w:rPr>
@@ -8753,6 +9188,7 @@
       <w:r>
         <w:rPr>
           <w:rFonts w:ascii="Times New Roman" w:eastAsia="Calibri" w:hAnsi="Times New Roman" w:cs="Times New Roman"/>
+          <w:sz w:val="24"/>
           <w:szCs w:val="24"/>
           <w:lang w:val="uk-UA"/>
         </w:rPr>
@@ -8772,6 +9208,7 @@
       <w:r>
         <w:rPr>
           <w:rFonts w:ascii="Times New Roman" w:eastAsia="Calibri" w:hAnsi="Times New Roman" w:cs="Times New Roman"/>
+          <w:sz w:val="24"/>
           <w:szCs w:val="24"/>
           <w:lang w:val="uk-UA"/>
         </w:rPr>
@@ -8791,6 +9228,7 @@
       <w:r>
         <w:rPr>
           <w:rFonts w:ascii="Times New Roman" w:eastAsia="Calibri" w:hAnsi="Times New Roman" w:cs="Times New Roman"/>
+          <w:sz w:val="24"/>
           <w:szCs w:val="24"/>
           <w:lang w:val="uk-UA"/>
         </w:rPr>
@@ -8810,6 +9248,7 @@
       <w:r>
         <w:rPr>
           <w:rFonts w:ascii="Times New Roman" w:eastAsia="Calibri" w:hAnsi="Times New Roman" w:cs="Times New Roman"/>
+          <w:sz w:val="24"/>
           <w:szCs w:val="24"/>
           <w:lang w:val="uk-UA"/>
         </w:rPr>
@@ -8829,6 +9268,7 @@
       <w:r>
         <w:rPr>
           <w:rFonts w:ascii="Times New Roman" w:eastAsia="Calibri" w:hAnsi="Times New Roman" w:cs="Times New Roman"/>
+          <w:sz w:val="24"/>
           <w:szCs w:val="24"/>
           <w:lang w:val="uk-UA"/>
         </w:rPr>
@@ -8848,6 +9288,7 @@
       <w:r>
         <w:rPr>
           <w:rFonts w:ascii="Times New Roman" w:eastAsia="Calibri" w:hAnsi="Times New Roman" w:cs="Times New Roman"/>
+          <w:sz w:val="24"/>
           <w:szCs w:val="24"/>
           <w:lang w:val="uk-UA"/>
         </w:rPr>
@@ -8868,6 +9309,7 @@
       <w:r>
         <w:rPr>
           <w:rFonts w:ascii="Times New Roman" w:eastAsia="Calibri" w:hAnsi="Times New Roman" w:cs="Times New Roman"/>
+          <w:sz w:val="24"/>
           <w:szCs w:val="24"/>
           <w:lang w:val="uk-UA"/>
         </w:rPr>
@@ -8887,6 +9329,7 @@
       <w:r>
         <w:rPr>
           <w:rFonts w:ascii="Times New Roman" w:eastAsia="Calibri" w:hAnsi="Times New Roman" w:cs="Times New Roman"/>
+          <w:sz w:val="24"/>
           <w:szCs w:val="24"/>
           <w:lang w:val="uk-UA"/>
         </w:rPr>
@@ -8906,6 +9349,7 @@
       <w:r>
         <w:rPr>
           <w:rFonts w:ascii="Times New Roman" w:eastAsia="Calibri" w:hAnsi="Times New Roman" w:cs="Times New Roman"/>
+          <w:sz w:val="24"/>
           <w:szCs w:val="24"/>
           <w:lang w:val="uk-UA"/>
         </w:rPr>
@@ -8925,6 +9369,7 @@
       <w:r>
         <w:rPr>
           <w:rFonts w:ascii="Times New Roman" w:eastAsia="Calibri" w:hAnsi="Times New Roman" w:cs="Times New Roman"/>
+          <w:sz w:val="24"/>
           <w:szCs w:val="24"/>
           <w:lang w:val="uk-UA"/>
         </w:rPr>
@@ -8944,6 +9389,7 @@
       <w:r>
         <w:rPr>
           <w:rFonts w:ascii="Times New Roman" w:eastAsia="Calibri" w:hAnsi="Times New Roman" w:cs="Times New Roman"/>
+          <w:sz w:val="24"/>
           <w:szCs w:val="24"/>
           <w:lang w:val="uk-UA"/>
         </w:rPr>
@@ -8963,6 +9409,7 @@
       <w:r>
         <w:rPr>
           <w:rFonts w:ascii="Times New Roman" w:eastAsia="Calibri" w:hAnsi="Times New Roman" w:cs="Times New Roman"/>
+          <w:sz w:val="24"/>
           <w:szCs w:val="24"/>
           <w:lang w:val="uk-UA"/>
         </w:rPr>
@@ -8982,6 +9429,7 @@
       <w:r>
         <w:rPr>
           <w:rFonts w:ascii="Times New Roman" w:eastAsia="Calibri" w:hAnsi="Times New Roman" w:cs="Times New Roman"/>
+          <w:sz w:val="24"/>
           <w:szCs w:val="24"/>
           <w:lang w:val="uk-UA"/>
         </w:rPr>
@@ -9001,6 +9449,7 @@
       <w:r>
         <w:rPr>
           <w:rFonts w:ascii="Times New Roman" w:eastAsia="Calibri" w:hAnsi="Times New Roman" w:cs="Times New Roman"/>
+          <w:sz w:val="24"/>
           <w:szCs w:val="24"/>
           <w:lang w:val="uk-UA"/>
         </w:rPr>
@@ -9020,6 +9469,7 @@
       <w:r>
         <w:rPr>
           <w:rFonts w:ascii="Times New Roman" w:eastAsia="Calibri" w:hAnsi="Times New Roman" w:cs="Times New Roman"/>
+          <w:sz w:val="24"/>
           <w:szCs w:val="24"/>
           <w:lang w:val="uk-UA"/>
         </w:rPr>
@@ -9039,6 +9489,7 @@
       <w:r>
         <w:rPr>
           <w:rFonts w:ascii="Times New Roman" w:eastAsia="Calibri" w:hAnsi="Times New Roman" w:cs="Times New Roman"/>
+          <w:sz w:val="24"/>
           <w:szCs w:val="24"/>
           <w:lang w:val="uk-UA"/>
         </w:rPr>
@@ -9060,6 +9511,7 @@
           <w:rFonts w:ascii="Times New Roman" w:eastAsia="Calibri" w:hAnsi="Times New Roman" w:cs="Times New Roman"/>
           <w:b/>
           <w:color w:val="FF0000"/>
+          <w:sz w:val="24"/>
           <w:szCs w:val="24"/>
           <w:lang w:val="uk-UA"/>
         </w:rPr>
@@ -9070,6 +9522,7 @@
           <w:rFonts w:ascii="Times New Roman" w:eastAsia="Calibri" w:hAnsi="Times New Roman" w:cs="Times New Roman"/>
           <w:i/>
           <w:color w:val="FF0000"/>
+          <w:sz w:val="24"/>
           <w:szCs w:val="24"/>
           <w:lang w:val="uk-UA"/>
         </w:rPr>
@@ -9089,6 +9542,7 @@
       <w:r>
         <w:rPr>
           <w:rFonts w:ascii="Times New Roman" w:eastAsia="Calibri" w:hAnsi="Times New Roman" w:cs="Times New Roman"/>
+          <w:sz w:val="24"/>
           <w:szCs w:val="24"/>
           <w:lang w:val="uk-UA"/>
         </w:rPr>
@@ -9108,6 +9562,7 @@
       <w:r>
         <w:rPr>
           <w:rFonts w:ascii="Times New Roman" w:eastAsia="Calibri" w:hAnsi="Times New Roman" w:cs="Times New Roman"/>
+          <w:sz w:val="24"/>
           <w:szCs w:val="24"/>
           <w:lang w:val="uk-UA"/>
         </w:rPr>
@@ -9127,6 +9582,7 @@
       <w:r>
         <w:rPr>
           <w:rFonts w:ascii="Times New Roman" w:eastAsia="Calibri" w:hAnsi="Times New Roman" w:cs="Times New Roman"/>
+          <w:sz w:val="24"/>
           <w:szCs w:val="24"/>
           <w:lang w:val="uk-UA"/>
         </w:rPr>
@@ -9146,6 +9602,7 @@
       <w:r>
         <w:rPr>
           <w:rFonts w:ascii="Times New Roman" w:eastAsia="Calibri" w:hAnsi="Times New Roman" w:cs="Times New Roman"/>
+          <w:sz w:val="24"/>
           <w:szCs w:val="24"/>
           <w:lang w:val="uk-UA"/>
         </w:rPr>
@@ -9165,6 +9622,7 @@
       <w:r>
         <w:rPr>
           <w:rFonts w:ascii="Times New Roman" w:eastAsia="Calibri" w:hAnsi="Times New Roman" w:cs="Times New Roman"/>
+          <w:sz w:val="24"/>
           <w:szCs w:val="24"/>
           <w:lang w:val="uk-UA"/>
         </w:rPr>
@@ -9184,6 +9642,7 @@
       <w:r>
         <w:rPr>
           <w:rFonts w:ascii="Times New Roman" w:eastAsia="Calibri" w:hAnsi="Times New Roman" w:cs="Times New Roman"/>
+          <w:sz w:val="24"/>
           <w:szCs w:val="24"/>
           <w:lang w:val="uk-UA"/>
         </w:rPr>
@@ -9203,6 +9662,7 @@
       <w:r>
         <w:rPr>
           <w:rFonts w:ascii="Times New Roman" w:eastAsia="Calibri" w:hAnsi="Times New Roman" w:cs="Times New Roman"/>
+          <w:sz w:val="24"/>
           <w:szCs w:val="24"/>
           <w:lang w:val="uk-UA"/>
         </w:rPr>
@@ -9222,6 +9682,7 @@
       <w:r>
         <w:rPr>
           <w:rFonts w:ascii="Times New Roman" w:eastAsia="Calibri" w:hAnsi="Times New Roman" w:cs="Times New Roman"/>
+          <w:sz w:val="24"/>
           <w:szCs w:val="24"/>
           <w:lang w:val="uk-UA"/>
         </w:rPr>
@@ -9241,6 +9702,7 @@
       <w:r>
         <w:rPr>
           <w:rFonts w:ascii="Times New Roman" w:eastAsia="Calibri" w:hAnsi="Times New Roman" w:cs="Times New Roman"/>
+          <w:sz w:val="24"/>
           <w:szCs w:val="24"/>
           <w:lang w:val="uk-UA"/>
         </w:rPr>
@@ -9260,6 +9722,7 @@
       <w:r>
         <w:rPr>
           <w:rFonts w:ascii="Times New Roman" w:eastAsia="Calibri" w:hAnsi="Times New Roman" w:cs="Times New Roman"/>
+          <w:sz w:val="24"/>
           <w:szCs w:val="24"/>
           <w:lang w:val="uk-UA"/>
         </w:rPr>
@@ -9279,6 +9742,7 @@
       <w:r>
         <w:rPr>
           <w:rFonts w:ascii="Times New Roman" w:eastAsia="Calibri" w:hAnsi="Times New Roman" w:cs="Times New Roman"/>
+          <w:sz w:val="24"/>
           <w:szCs w:val="24"/>
           <w:lang w:val="uk-UA"/>
         </w:rPr>
@@ -9298,6 +9762,7 @@
       <w:r>
         <w:rPr>
           <w:rFonts w:ascii="Times New Roman" w:eastAsia="Calibri" w:hAnsi="Times New Roman" w:cs="Times New Roman"/>
+          <w:sz w:val="24"/>
           <w:szCs w:val="24"/>
           <w:lang w:val="uk-UA"/>
         </w:rPr>
@@ -9328,6 +9793,7 @@
       <w:r>
         <w:rPr>
           <w:rFonts w:ascii="Times New Roman" w:eastAsia="Calibri" w:hAnsi="Times New Roman" w:cs="Times New Roman"/>
+          <w:sz w:val="24"/>
           <w:szCs w:val="24"/>
           <w:lang w:val="uk-UA"/>
         </w:rPr>
@@ -9350,6 +9816,7 @@
       <w:r>
         <w:rPr>
           <w:rFonts w:ascii="Times New Roman" w:eastAsia="Calibri" w:hAnsi="Times New Roman" w:cs="Times New Roman"/>
+          <w:sz w:val="24"/>
           <w:szCs w:val="24"/>
           <w:lang w:val="uk-UA"/>
         </w:rPr>
@@ -9360,6 +9827,7 @@
           <w:rFonts w:ascii="Times New Roman" w:eastAsia="Calibri" w:hAnsi="Times New Roman" w:cs="Times New Roman"/>
           <w:i/>
           <w:color w:val="FF0000"/>
+          <w:sz w:val="24"/>
           <w:szCs w:val="24"/>
           <w:lang w:val="uk-UA"/>
         </w:rPr>
@@ -9379,6 +9847,7 @@
       <w:r>
         <w:rPr>
           <w:rFonts w:ascii="Times New Roman" w:eastAsia="Calibri" w:hAnsi="Times New Roman" w:cs="Times New Roman"/>
+          <w:sz w:val="24"/>
           <w:szCs w:val="24"/>
           <w:lang w:val="uk-UA"/>
         </w:rPr>
@@ -9389,6 +9858,7 @@
           <w:rFonts w:ascii="Times New Roman" w:eastAsia="Calibri" w:hAnsi="Times New Roman" w:cs="Times New Roman"/>
           <w:i/>
           <w:color w:val="FF0000"/>
+          <w:sz w:val="24"/>
           <w:szCs w:val="24"/>
           <w:lang w:val="uk-UA"/>
         </w:rPr>
@@ -9408,6 +9878,7 @@
       <w:r>
         <w:rPr>
           <w:rFonts w:ascii="Times New Roman" w:eastAsia="Calibri" w:hAnsi="Times New Roman" w:cs="Times New Roman"/>
+          <w:sz w:val="24"/>
           <w:szCs w:val="24"/>
           <w:lang w:val="uk-UA"/>
         </w:rPr>
@@ -9444,6 +9915,7 @@
           <w:rFonts w:ascii="Times New Roman" w:eastAsia="Calibri" w:hAnsi="Times New Roman" w:cs="Times New Roman"/>
           <w:b/>
           <w:color w:val="FF0000"/>
+          <w:sz w:val="24"/>
           <w:szCs w:val="24"/>
           <w:lang w:val="uk-UA"/>
         </w:rPr>
@@ -9455,6 +9927,7 @@
           <w:rFonts w:ascii="Times New Roman" w:eastAsia="Calibri" w:hAnsi="Times New Roman" w:cs="Times New Roman"/>
           <w:i/>
           <w:color w:val="FF0000"/>
+          <w:sz w:val="24"/>
           <w:szCs w:val="24"/>
           <w:lang w:val="uk-UA"/>
         </w:rPr>
@@ -9474,6 +9947,7 @@
       <w:r>
         <w:rPr>
           <w:rFonts w:ascii="Times New Roman" w:eastAsia="Calibri" w:hAnsi="Times New Roman" w:cs="Times New Roman"/>
+          <w:sz w:val="24"/>
           <w:szCs w:val="24"/>
           <w:lang w:val="uk-UA"/>
         </w:rPr>
@@ -9493,6 +9967,7 @@
       <w:r>
         <w:rPr>
           <w:rFonts w:ascii="Times New Roman" w:eastAsia="Calibri" w:hAnsi="Times New Roman" w:cs="Times New Roman"/>
+          <w:sz w:val="24"/>
           <w:szCs w:val="24"/>
           <w:lang w:val="uk-UA"/>
         </w:rPr>
@@ -9512,6 +9987,7 @@
       <w:r>
         <w:rPr>
           <w:rFonts w:ascii="Times New Roman" w:eastAsia="Calibri" w:hAnsi="Times New Roman" w:cs="Times New Roman"/>
+          <w:sz w:val="24"/>
           <w:szCs w:val="24"/>
           <w:lang w:val="uk-UA"/>
         </w:rPr>
@@ -9531,6 +10007,7 @@
       <w:r>
         <w:rPr>
           <w:rFonts w:ascii="Times New Roman" w:eastAsia="Calibri" w:hAnsi="Times New Roman" w:cs="Times New Roman"/>
+          <w:sz w:val="24"/>
           <w:szCs w:val="24"/>
           <w:lang w:val="uk-UA"/>
         </w:rPr>
@@ -9550,6 +10027,7 @@
       <w:r>
         <w:rPr>
           <w:rFonts w:ascii="Times New Roman" w:eastAsia="Calibri" w:hAnsi="Times New Roman" w:cs="Times New Roman"/>
+          <w:sz w:val="24"/>
           <w:szCs w:val="24"/>
           <w:lang w:val="uk-UA"/>
         </w:rPr>
@@ -9569,6 +10047,7 @@
       <w:r>
         <w:rPr>
           <w:rFonts w:ascii="Times New Roman" w:eastAsia="Calibri" w:hAnsi="Times New Roman" w:cs="Times New Roman"/>
+          <w:sz w:val="24"/>
           <w:szCs w:val="24"/>
           <w:lang w:val="uk-UA"/>
         </w:rPr>
@@ -9588,6 +10067,7 @@
       <w:r>
         <w:rPr>
           <w:rFonts w:ascii="Times New Roman" w:eastAsia="Calibri" w:hAnsi="Times New Roman" w:cs="Times New Roman"/>
+          <w:sz w:val="24"/>
           <w:szCs w:val="24"/>
           <w:lang w:val="uk-UA"/>
         </w:rPr>
@@ -9607,6 +10087,7 @@
       <w:r>
         <w:rPr>
           <w:rFonts w:ascii="Times New Roman" w:eastAsia="Calibri" w:hAnsi="Times New Roman" w:cs="Times New Roman"/>
+          <w:sz w:val="24"/>
           <w:szCs w:val="24"/>
           <w:lang w:val="uk-UA"/>
         </w:rPr>
@@ -9626,6 +10107,7 @@
       <w:r>
         <w:rPr>
           <w:rFonts w:ascii="Times New Roman" w:eastAsia="Calibri" w:hAnsi="Times New Roman" w:cs="Times New Roman"/>
+          <w:sz w:val="24"/>
           <w:szCs w:val="24"/>
           <w:lang w:val="uk-UA"/>
         </w:rPr>
@@ -9645,6 +10127,7 @@
       <w:r>
         <w:rPr>
           <w:rFonts w:ascii="Times New Roman" w:eastAsia="Calibri" w:hAnsi="Times New Roman" w:cs="Times New Roman"/>
+          <w:sz w:val="24"/>
           <w:szCs w:val="24"/>
           <w:lang w:val="uk-UA"/>
         </w:rPr>
@@ -9664,6 +10147,7 @@
       <w:r>
         <w:rPr>
           <w:rFonts w:ascii="Times New Roman" w:eastAsia="Calibri" w:hAnsi="Times New Roman" w:cs="Times New Roman"/>
+          <w:sz w:val="24"/>
           <w:szCs w:val="24"/>
           <w:lang w:val="uk-UA"/>
         </w:rPr>
@@ -9683,6 +10167,7 @@
       <w:r>
         <w:rPr>
           <w:rFonts w:ascii="Times New Roman" w:eastAsia="Calibri" w:hAnsi="Times New Roman" w:cs="Times New Roman"/>
+          <w:sz w:val="24"/>
           <w:szCs w:val="24"/>
           <w:lang w:val="uk-UA"/>
         </w:rPr>
@@ -9702,6 +10187,7 @@
       <w:r>
         <w:rPr>
           <w:rFonts w:ascii="Times New Roman" w:eastAsia="Calibri" w:hAnsi="Times New Roman" w:cs="Times New Roman"/>
+          <w:sz w:val="24"/>
           <w:szCs w:val="24"/>
           <w:lang w:val="uk-UA"/>
         </w:rPr>
@@ -9721,6 +10207,7 @@
       <w:r>
         <w:rPr>
           <w:rFonts w:ascii="Times New Roman" w:eastAsia="Calibri" w:hAnsi="Times New Roman" w:cs="Times New Roman"/>
+          <w:sz w:val="24"/>
           <w:szCs w:val="24"/>
           <w:lang w:val="uk-UA"/>
         </w:rPr>
@@ -9740,6 +10227,7 @@
       <w:r>
         <w:rPr>
           <w:rFonts w:ascii="Times New Roman" w:eastAsia="Calibri" w:hAnsi="Times New Roman" w:cs="Times New Roman"/>
+          <w:sz w:val="24"/>
           <w:szCs w:val="24"/>
           <w:lang w:val="uk-UA"/>
         </w:rPr>
@@ -9759,6 +10247,7 @@
       <w:r>
         <w:rPr>
           <w:rFonts w:ascii="Times New Roman" w:eastAsia="Calibri" w:hAnsi="Times New Roman" w:cs="Times New Roman"/>
+          <w:sz w:val="24"/>
           <w:szCs w:val="24"/>
           <w:lang w:val="uk-UA"/>
         </w:rPr>
@@ -9778,6 +10267,7 @@
       <w:r>
         <w:rPr>
           <w:rFonts w:ascii="Times New Roman" w:eastAsia="Calibri" w:hAnsi="Times New Roman" w:cs="Times New Roman"/>
+          <w:sz w:val="24"/>
           <w:szCs w:val="24"/>
           <w:lang w:val="uk-UA"/>
         </w:rPr>
@@ -9797,6 +10287,7 @@
       <w:r>
         <w:rPr>
           <w:rFonts w:ascii="Times New Roman" w:eastAsia="Calibri" w:hAnsi="Times New Roman" w:cs="Times New Roman"/>
+          <w:sz w:val="24"/>
           <w:szCs w:val="24"/>
           <w:lang w:val="uk-UA"/>
         </w:rPr>
@@ -9820,6 +10311,7 @@
           <w:rFonts w:ascii="Times New Roman" w:eastAsia="Calibri" w:hAnsi="Times New Roman" w:cs="Times New Roman"/>
           <w:b/>
           <w:color w:val="FF0000"/>
+          <w:sz w:val="24"/>
           <w:szCs w:val="24"/>
           <w:lang w:val="uk-UA"/>
         </w:rPr>
@@ -9831,6 +10323,7 @@
           <w:b/>
           <w:i/>
           <w:color w:val="FF0000"/>
+          <w:sz w:val="24"/>
           <w:szCs w:val="24"/>
           <w:lang w:val="uk-UA"/>
         </w:rPr>
@@ -9841,6 +10334,7 @@
           <w:rFonts w:ascii="Times New Roman" w:eastAsia="Calibri" w:hAnsi="Times New Roman" w:cs="Times New Roman"/>
           <w:i/>
           <w:color w:val="FF0000"/>
+          <w:sz w:val="24"/>
           <w:szCs w:val="24"/>
           <w:lang w:val="uk-UA"/>
         </w:rPr>
@@ -9860,6 +10354,7 @@
       <w:r>
         <w:rPr>
           <w:rFonts w:ascii="Times New Roman" w:eastAsia="Calibri" w:hAnsi="Times New Roman" w:cs="Times New Roman"/>
+          <w:sz w:val="24"/>
           <w:szCs w:val="24"/>
           <w:lang w:val="uk-UA"/>
         </w:rPr>
@@ -9879,6 +10374,7 @@
       <w:r>
         <w:rPr>
           <w:rFonts w:ascii="Times New Roman" w:eastAsia="Calibri" w:hAnsi="Times New Roman" w:cs="Times New Roman"/>
+          <w:sz w:val="24"/>
           <w:szCs w:val="24"/>
           <w:lang w:val="uk-UA"/>
         </w:rPr>
@@ -9898,6 +10394,7 @@
       <w:r>
         <w:rPr>
           <w:rFonts w:ascii="Times New Roman" w:eastAsia="Calibri" w:hAnsi="Times New Roman" w:cs="Times New Roman"/>
+          <w:sz w:val="24"/>
           <w:szCs w:val="24"/>
           <w:lang w:val="uk-UA"/>
         </w:rPr>
@@ -9917,6 +10414,7 @@
       <w:r>
         <w:rPr>
           <w:rFonts w:ascii="Times New Roman" w:eastAsia="Calibri" w:hAnsi="Times New Roman" w:cs="Times New Roman"/>
+          <w:sz w:val="24"/>
           <w:szCs w:val="24"/>
           <w:lang w:val="uk-UA"/>
         </w:rPr>
@@ -9936,6 +10434,7 @@
       <w:r>
         <w:rPr>
           <w:rFonts w:ascii="Times New Roman" w:eastAsia="Calibri" w:hAnsi="Times New Roman" w:cs="Times New Roman"/>
+          <w:sz w:val="24"/>
           <w:szCs w:val="24"/>
           <w:lang w:val="uk-UA"/>
         </w:rPr>
@@ -9955,6 +10454,7 @@
       <w:r>
         <w:rPr>
           <w:rFonts w:ascii="Times New Roman" w:eastAsia="Calibri" w:hAnsi="Times New Roman" w:cs="Times New Roman"/>
+          <w:sz w:val="24"/>
           <w:szCs w:val="24"/>
           <w:lang w:val="uk-UA"/>
         </w:rPr>
@@ -9974,6 +10474,7 @@
       <w:r>
         <w:rPr>
           <w:rFonts w:ascii="Times New Roman" w:eastAsia="Calibri" w:hAnsi="Times New Roman" w:cs="Times New Roman"/>
+          <w:sz w:val="24"/>
           <w:szCs w:val="24"/>
           <w:lang w:val="uk-UA"/>
         </w:rPr>
@@ -9993,6 +10494,7 @@
       <w:r>
         <w:rPr>
           <w:rFonts w:ascii="Times New Roman" w:eastAsia="Calibri" w:hAnsi="Times New Roman" w:cs="Times New Roman"/>
+          <w:sz w:val="24"/>
           <w:szCs w:val="24"/>
           <w:lang w:val="uk-UA"/>
         </w:rPr>
@@ -10012,6 +10514,7 @@
       <w:r>
         <w:rPr>
           <w:rFonts w:ascii="Times New Roman" w:eastAsia="Calibri" w:hAnsi="Times New Roman" w:cs="Times New Roman"/>
+          <w:sz w:val="24"/>
           <w:szCs w:val="24"/>
           <w:lang w:val="uk-UA"/>
         </w:rPr>
@@ -10031,6 +10534,7 @@
       <w:r>
         <w:rPr>
           <w:rFonts w:ascii="Times New Roman" w:eastAsia="Calibri" w:hAnsi="Times New Roman" w:cs="Times New Roman"/>
+          <w:sz w:val="24"/>
           <w:szCs w:val="24"/>
           <w:lang w:val="uk-UA"/>
         </w:rPr>
@@ -10050,6 +10554,7 @@
       <w:r>
         <w:rPr>
           <w:rFonts w:ascii="Times New Roman" w:eastAsia="Calibri" w:hAnsi="Times New Roman" w:cs="Times New Roman"/>
+          <w:sz w:val="24"/>
           <w:szCs w:val="24"/>
           <w:lang w:val="uk-UA"/>
         </w:rPr>
@@ -10072,6 +10577,7 @@
         <w:rPr>
           <w:rFonts w:ascii="Times New Roman" w:eastAsia="Calibri" w:hAnsi="Times New Roman" w:cs="Times New Roman"/>
           <w:iCs/>
+          <w:sz w:val="24"/>
           <w:szCs w:val="24"/>
           <w:lang w:val="uk-UA"/>
         </w:rPr>
@@ -10092,6 +10598,7 @@
         <w:rPr>
           <w:rFonts w:ascii="Times New Roman" w:eastAsia="Calibri" w:hAnsi="Times New Roman" w:cs="Times New Roman"/>
           <w:iCs/>
+          <w:sz w:val="24"/>
           <w:szCs w:val="24"/>
           <w:lang w:val="uk-UA"/>
         </w:rPr>
@@ -10111,6 +10618,7 @@
       <w:r>
         <w:rPr>
           <w:rFonts w:ascii="Times New Roman" w:eastAsia="Calibri" w:hAnsi="Times New Roman" w:cs="Times New Roman"/>
+          <w:sz w:val="24"/>
           <w:szCs w:val="24"/>
           <w:lang w:val="uk-UA"/>
         </w:rPr>
@@ -10130,6 +10638,7 @@
       <w:r>
         <w:rPr>
           <w:rFonts w:ascii="Times New Roman" w:eastAsia="Calibri" w:hAnsi="Times New Roman" w:cs="Times New Roman"/>
+          <w:sz w:val="24"/>
           <w:szCs w:val="24"/>
           <w:lang w:val="uk-UA"/>
         </w:rPr>
@@ -10149,6 +10658,7 @@
       <w:r>
         <w:rPr>
           <w:rFonts w:ascii="Times New Roman" w:eastAsia="Calibri" w:hAnsi="Times New Roman" w:cs="Times New Roman"/>
+          <w:sz w:val="24"/>
           <w:szCs w:val="24"/>
           <w:lang w:val="uk-UA"/>
         </w:rPr>
@@ -10168,6 +10678,7 @@
       <w:r>
         <w:rPr>
           <w:rFonts w:ascii="Times New Roman" w:eastAsia="Calibri" w:hAnsi="Times New Roman" w:cs="Times New Roman"/>
+          <w:sz w:val="24"/>
           <w:szCs w:val="24"/>
           <w:lang w:val="uk-UA"/>
         </w:rPr>
@@ -10187,6 +10698,7 @@
       <w:r>
         <w:rPr>
           <w:rFonts w:ascii="Times New Roman" w:eastAsia="Calibri" w:hAnsi="Times New Roman" w:cs="Times New Roman"/>
+          <w:sz w:val="24"/>
           <w:szCs w:val="24"/>
           <w:lang w:val="uk-UA"/>
         </w:rPr>
@@ -10206,6 +10718,7 @@
       <w:r>
         <w:rPr>
           <w:rFonts w:ascii="Times New Roman" w:eastAsia="Calibri" w:hAnsi="Times New Roman" w:cs="Times New Roman"/>
+          <w:sz w:val="24"/>
           <w:szCs w:val="24"/>
           <w:lang w:val="uk-UA"/>
         </w:rPr>
@@ -10225,6 +10738,7 @@
       <w:r>
         <w:rPr>
           <w:rFonts w:ascii="Times New Roman" w:eastAsia="Calibri" w:hAnsi="Times New Roman" w:cs="Times New Roman"/>
+          <w:sz w:val="24"/>
           <w:szCs w:val="24"/>
           <w:lang w:val="uk-UA"/>
         </w:rPr>
@@ -10244,6 +10758,7 @@
       <w:r>
         <w:rPr>
           <w:rFonts w:ascii="Times New Roman" w:eastAsia="Calibri" w:hAnsi="Times New Roman" w:cs="Times New Roman"/>
+          <w:sz w:val="24"/>
           <w:szCs w:val="24"/>
           <w:lang w:val="uk-UA"/>
         </w:rPr>
@@ -10263,6 +10778,7 @@
       <w:r>
         <w:rPr>
           <w:rFonts w:ascii="Times New Roman" w:eastAsia="Calibri" w:hAnsi="Times New Roman" w:cs="Times New Roman"/>
+          <w:sz w:val="24"/>
           <w:szCs w:val="24"/>
           <w:lang w:val="uk-UA"/>
         </w:rPr>
@@ -10286,6 +10802,7 @@
           <w:rFonts w:ascii="Times New Roman" w:eastAsia="Calibri" w:hAnsi="Times New Roman" w:cs="Times New Roman"/>
           <w:b/>
           <w:color w:val="FF0000"/>
+          <w:sz w:val="24"/>
           <w:szCs w:val="24"/>
           <w:lang w:val="uk-UA"/>
         </w:rPr>
@@ -10296,6 +10813,7 @@
           <w:rFonts w:ascii="Times New Roman" w:eastAsia="Calibri" w:hAnsi="Times New Roman" w:cs="Times New Roman"/>
           <w:i/>
           <w:color w:val="FF0000"/>
+          <w:sz w:val="24"/>
           <w:szCs w:val="24"/>
           <w:lang w:val="uk-UA"/>
         </w:rPr>
@@ -10315,6 +10833,7 @@
       <w:r>
         <w:rPr>
           <w:rFonts w:ascii="Times New Roman" w:eastAsia="Calibri" w:hAnsi="Times New Roman" w:cs="Times New Roman"/>
+          <w:sz w:val="24"/>
           <w:szCs w:val="24"/>
           <w:lang w:val="uk-UA"/>
         </w:rPr>
@@ -10334,6 +10853,7 @@
       <w:r>
         <w:rPr>
           <w:rFonts w:ascii="Times New Roman" w:eastAsia="Calibri" w:hAnsi="Times New Roman" w:cs="Times New Roman"/>
+          <w:sz w:val="24"/>
           <w:szCs w:val="24"/>
           <w:lang w:val="uk-UA"/>
         </w:rPr>
@@ -10353,6 +10873,7 @@
       <w:r>
         <w:rPr>
           <w:rFonts w:ascii="Times New Roman" w:eastAsia="Calibri" w:hAnsi="Times New Roman" w:cs="Times New Roman"/>
+          <w:sz w:val="24"/>
           <w:szCs w:val="24"/>
           <w:lang w:val="uk-UA"/>
         </w:rPr>
@@ -10372,6 +10893,7 @@
       <w:r>
         <w:rPr>
           <w:rFonts w:ascii="Times New Roman" w:eastAsia="Calibri" w:hAnsi="Times New Roman" w:cs="Times New Roman"/>
+          <w:sz w:val="24"/>
           <w:szCs w:val="24"/>
           <w:lang w:val="uk-UA"/>
         </w:rPr>
@@ -10391,6 +10913,7 @@
       <w:r>
         <w:rPr>
           <w:rFonts w:ascii="Times New Roman" w:eastAsia="Calibri" w:hAnsi="Times New Roman" w:cs="Times New Roman"/>
+          <w:sz w:val="24"/>
           <w:szCs w:val="24"/>
           <w:lang w:val="uk-UA"/>
         </w:rPr>
@@ -10410,6 +10933,7 @@
       <w:r>
         <w:rPr>
           <w:rFonts w:ascii="Times New Roman" w:eastAsia="Calibri" w:hAnsi="Times New Roman" w:cs="Times New Roman"/>
+          <w:sz w:val="24"/>
           <w:szCs w:val="24"/>
           <w:lang w:val="uk-UA"/>
         </w:rPr>
@@ -10429,6 +10953,7 @@
       <w:r>
         <w:rPr>
           <w:rFonts w:ascii="Times New Roman" w:eastAsia="Calibri" w:hAnsi="Times New Roman" w:cs="Times New Roman"/>
+          <w:sz w:val="24"/>
           <w:szCs w:val="24"/>
           <w:lang w:val="uk-UA"/>
         </w:rPr>
@@ -10448,6 +10973,7 @@
       <w:r>
         <w:rPr>
           <w:rFonts w:ascii="Times New Roman" w:eastAsia="Calibri" w:hAnsi="Times New Roman" w:cs="Times New Roman"/>
+          <w:sz w:val="24"/>
           <w:szCs w:val="24"/>
           <w:lang w:val="uk-UA"/>
         </w:rPr>
@@ -10467,6 +10993,7 @@
       <w:r>
         <w:rPr>
           <w:rFonts w:ascii="Times New Roman" w:eastAsia="Calibri" w:hAnsi="Times New Roman" w:cs="Times New Roman"/>
+          <w:sz w:val="24"/>
           <w:szCs w:val="24"/>
           <w:lang w:val="uk-UA"/>
         </w:rPr>
@@ -10486,6 +11013,7 @@
       <w:r>
         <w:rPr>
           <w:rFonts w:ascii="Times New Roman" w:eastAsia="Calibri" w:hAnsi="Times New Roman" w:cs="Times New Roman"/>
+          <w:sz w:val="24"/>
           <w:szCs w:val="24"/>
           <w:lang w:val="uk-UA"/>
         </w:rPr>
@@ -10505,6 +11033,7 @@
       <w:r>
         <w:rPr>
           <w:rFonts w:ascii="Times New Roman" w:eastAsia="Calibri" w:hAnsi="Times New Roman" w:cs="Times New Roman"/>
+          <w:sz w:val="24"/>
           <w:szCs w:val="24"/>
           <w:lang w:val="uk-UA"/>
         </w:rPr>
@@ -10524,6 +11053,7 @@
       <w:r>
         <w:rPr>
           <w:rFonts w:ascii="Times New Roman" w:eastAsia="Calibri" w:hAnsi="Times New Roman" w:cs="Times New Roman"/>
+          <w:sz w:val="24"/>
           <w:szCs w:val="24"/>
           <w:lang w:val="uk-UA"/>
         </w:rPr>
@@ -10543,6 +11073,7 @@
       <w:r>
         <w:rPr>
           <w:rFonts w:ascii="Times New Roman" w:eastAsia="Calibri" w:hAnsi="Times New Roman" w:cs="Times New Roman"/>
+          <w:sz w:val="24"/>
           <w:szCs w:val="24"/>
           <w:lang w:val="uk-UA"/>
         </w:rPr>
@@ -10564,6 +11095,7 @@
       <w:r>
         <w:rPr>
           <w:rFonts w:ascii="Times New Roman" w:eastAsia="Calibri" w:hAnsi="Times New Roman" w:cs="Times New Roman"/>
+          <w:sz w:val="24"/>
           <w:szCs w:val="24"/>
           <w:lang w:val="uk-UA"/>
         </w:rPr>
@@ -10574,6 +11106,7 @@
           <w:rFonts w:ascii="Times New Roman" w:eastAsia="Calibri" w:hAnsi="Times New Roman" w:cs="Times New Roman"/>
           <w:i/>
           <w:color w:val="FF0000"/>
+          <w:sz w:val="24"/>
           <w:szCs w:val="24"/>
           <w:lang w:val="uk-UA"/>
         </w:rPr>
@@ -10615,6 +11148,7 @@
           <w:b/>
           <w:i/>
           <w:color w:val="FF0000"/>
+          <w:sz w:val="24"/>
           <w:szCs w:val="24"/>
           <w:lang w:val="uk-UA"/>
         </w:rPr>
@@ -10638,6 +11172,7 @@
           <w:rFonts w:ascii="Times New Roman" w:eastAsia="Calibri" w:hAnsi="Times New Roman" w:cs="Times New Roman"/>
           <w:i/>
           <w:color w:val="FF0000"/>
+          <w:sz w:val="24"/>
           <w:szCs w:val="24"/>
           <w:lang w:val="uk-UA"/>
         </w:rPr>
@@ -10659,6 +11194,7 @@
         <w:rPr>
           <w:rFonts w:ascii="Times New Roman" w:eastAsia="Calibri" w:hAnsi="Times New Roman" w:cs="Times New Roman"/>
           <w:color w:val="FF0000"/>
+          <w:sz w:val="24"/>
           <w:szCs w:val="24"/>
           <w:lang w:val="uk-UA"/>
         </w:rPr>
@@ -10668,6 +11204,7 @@
         <w:rPr>
           <w:rFonts w:ascii="Times New Roman" w:eastAsia="Calibri" w:hAnsi="Times New Roman" w:cs="Times New Roman"/>
           <w:color w:val="000000"/>
+          <w:sz w:val="24"/>
           <w:szCs w:val="24"/>
           <w:lang w:val="uk-UA"/>
         </w:rPr>
@@ -10689,6 +11226,7 @@
         <w:rPr>
           <w:rFonts w:ascii="Times New Roman" w:eastAsia="Calibri" w:hAnsi="Times New Roman" w:cs="Times New Roman"/>
           <w:color w:val="FF0000"/>
+          <w:sz w:val="24"/>
           <w:szCs w:val="24"/>
           <w:lang w:val="uk-UA"/>
         </w:rPr>
@@ -10698,6 +11236,7 @@
         <w:rPr>
           <w:rFonts w:ascii="Times New Roman" w:eastAsia="Calibri" w:hAnsi="Times New Roman" w:cs="Times New Roman"/>
           <w:color w:val="000000"/>
+          <w:sz w:val="24"/>
           <w:szCs w:val="24"/>
           <w:lang w:val="uk-UA"/>
         </w:rPr>
@@ -10719,6 +11258,7 @@
         <w:rPr>
           <w:rFonts w:ascii="Times New Roman" w:eastAsia="Calibri" w:hAnsi="Times New Roman" w:cs="Times New Roman"/>
           <w:color w:val="FF0000"/>
+          <w:sz w:val="24"/>
           <w:szCs w:val="24"/>
           <w:lang w:val="uk-UA"/>
         </w:rPr>
@@ -10728,6 +11268,7 @@
         <w:rPr>
           <w:rFonts w:ascii="Times New Roman" w:eastAsia="Calibri" w:hAnsi="Times New Roman" w:cs="Times New Roman"/>
           <w:color w:val="000000"/>
+          <w:sz w:val="24"/>
           <w:szCs w:val="24"/>
           <w:lang w:val="uk-UA"/>
         </w:rPr>
@@ -10749,6 +11290,7 @@
         <w:rPr>
           <w:rFonts w:ascii="Times New Roman" w:eastAsia="Calibri" w:hAnsi="Times New Roman" w:cs="Times New Roman"/>
           <w:color w:val="FF0000"/>
+          <w:sz w:val="24"/>
           <w:szCs w:val="24"/>
           <w:lang w:val="uk-UA"/>
         </w:rPr>
@@ -10758,6 +11300,7 @@
         <w:rPr>
           <w:rFonts w:ascii="Times New Roman" w:eastAsia="Calibri" w:hAnsi="Times New Roman" w:cs="Times New Roman"/>
           <w:color w:val="000000"/>
+          <w:sz w:val="24"/>
           <w:szCs w:val="24"/>
           <w:lang w:val="uk-UA"/>
         </w:rPr>
@@ -10779,6 +11322,7 @@
         <w:rPr>
           <w:rFonts w:ascii="Times New Roman" w:eastAsia="Calibri" w:hAnsi="Times New Roman" w:cs="Times New Roman"/>
           <w:color w:val="FF0000"/>
+          <w:sz w:val="24"/>
           <w:szCs w:val="24"/>
           <w:lang w:val="uk-UA"/>
         </w:rPr>
@@ -10788,6 +11332,7 @@
         <w:rPr>
           <w:rFonts w:ascii="Times New Roman" w:eastAsia="Calibri" w:hAnsi="Times New Roman" w:cs="Times New Roman"/>
           <w:color w:val="000000"/>
+          <w:sz w:val="24"/>
           <w:szCs w:val="24"/>
           <w:lang w:val="uk-UA"/>
         </w:rPr>
@@ -10797,6 +11342,7 @@
         <w:rPr>
           <w:rFonts w:ascii="Times New Roman" w:eastAsia="Calibri" w:hAnsi="Times New Roman" w:cs="Times New Roman"/>
           <w:color w:val="000000"/>
+          <w:sz w:val="24"/>
           <w:szCs w:val="24"/>
           <w:lang w:val="uk-UA"/>
         </w:rPr>
@@ -10819,6 +11365,7 @@
         <w:rPr>
           <w:rFonts w:ascii="Times New Roman" w:eastAsia="Calibri" w:hAnsi="Times New Roman" w:cs="Times New Roman"/>
           <w:color w:val="FF0000"/>
+          <w:sz w:val="24"/>
           <w:szCs w:val="24"/>
           <w:lang w:val="uk-UA"/>
         </w:rPr>
@@ -10828,6 +11375,7 @@
         <w:rPr>
           <w:rFonts w:ascii="Times New Roman" w:eastAsia="Calibri" w:hAnsi="Times New Roman" w:cs="Times New Roman"/>
           <w:color w:val="000000"/>
+          <w:sz w:val="24"/>
           <w:szCs w:val="24"/>
           <w:lang w:val="uk-UA"/>
         </w:rPr>
@@ -10849,6 +11397,7 @@
         <w:rPr>
           <w:rFonts w:ascii="Times New Roman" w:eastAsia="Calibri" w:hAnsi="Times New Roman" w:cs="Times New Roman"/>
           <w:color w:val="FF0000"/>
+          <w:sz w:val="24"/>
           <w:szCs w:val="24"/>
           <w:lang w:val="uk-UA"/>
         </w:rPr>
@@ -10858,6 +11407,7 @@
         <w:rPr>
           <w:rFonts w:ascii="Times New Roman" w:eastAsia="Calibri" w:hAnsi="Times New Roman" w:cs="Times New Roman"/>
           <w:color w:val="000000"/>
+          <w:sz w:val="24"/>
           <w:szCs w:val="24"/>
           <w:lang w:val="uk-UA"/>
         </w:rPr>
@@ -10879,6 +11429,7 @@
         <w:rPr>
           <w:rFonts w:ascii="Times New Roman" w:eastAsia="Calibri" w:hAnsi="Times New Roman" w:cs="Times New Roman"/>
           <w:color w:val="FF0000"/>
+          <w:sz w:val="24"/>
           <w:szCs w:val="24"/>
           <w:lang w:val="uk-UA"/>
         </w:rPr>
@@ -10888,6 +11439,7 @@
         <w:rPr>
           <w:rFonts w:ascii="Times New Roman" w:eastAsia="Calibri" w:hAnsi="Times New Roman" w:cs="Times New Roman"/>
           <w:color w:val="000000"/>
+          <w:sz w:val="24"/>
           <w:szCs w:val="24"/>
           <w:lang w:val="uk-UA"/>
         </w:rPr>
@@ -10909,6 +11461,7 @@
         <w:rPr>
           <w:rFonts w:ascii="Times New Roman" w:eastAsia="Calibri" w:hAnsi="Times New Roman" w:cs="Times New Roman"/>
           <w:color w:val="FF0000"/>
+          <w:sz w:val="24"/>
           <w:szCs w:val="24"/>
           <w:lang w:val="uk-UA"/>
         </w:rPr>
@@ -10918,6 +11471,7 @@
         <w:rPr>
           <w:rFonts w:ascii="Times New Roman" w:eastAsia="Calibri" w:hAnsi="Times New Roman" w:cs="Times New Roman"/>
           <w:color w:val="000000"/>
+          <w:sz w:val="24"/>
           <w:szCs w:val="24"/>
           <w:lang w:val="uk-UA"/>
         </w:rPr>
@@ -10939,6 +11493,7 @@
         <w:rPr>
           <w:rFonts w:ascii="Times New Roman" w:eastAsia="Calibri" w:hAnsi="Times New Roman" w:cs="Times New Roman"/>
           <w:color w:val="FF0000"/>
+          <w:sz w:val="24"/>
           <w:szCs w:val="24"/>
           <w:lang w:val="uk-UA"/>
         </w:rPr>
@@ -10948,6 +11503,7 @@
         <w:rPr>
           <w:rFonts w:ascii="Times New Roman" w:eastAsia="Calibri" w:hAnsi="Times New Roman" w:cs="Times New Roman"/>
           <w:color w:val="000000"/>
+          <w:sz w:val="24"/>
           <w:szCs w:val="24"/>
           <w:lang w:val="uk-UA"/>
         </w:rPr>
@@ -10969,6 +11525,7 @@
         <w:rPr>
           <w:rFonts w:ascii="Times New Roman" w:eastAsia="Calibri" w:hAnsi="Times New Roman" w:cs="Times New Roman"/>
           <w:color w:val="FF0000"/>
+          <w:sz w:val="24"/>
           <w:szCs w:val="24"/>
           <w:lang w:val="uk-UA"/>
         </w:rPr>
@@ -10979,6 +11536,7 @@
         <w:rPr>
           <w:rFonts w:ascii="Times New Roman" w:eastAsia="Calibri" w:hAnsi="Times New Roman" w:cs="Times New Roman"/>
           <w:color w:val="000000"/>
+          <w:sz w:val="24"/>
           <w:szCs w:val="24"/>
           <w:lang w:val="uk-UA"/>
         </w:rPr>
@@ -11019,6 +11577,7 @@
           <w:b/>
           <w:i/>
           <w:color w:val="FF0000"/>
+          <w:sz w:val="24"/>
           <w:szCs w:val="24"/>
           <w:lang w:val="uk-UA"/>
         </w:rPr>
@@ -11040,6 +11599,7 @@
           <w:rFonts w:ascii="Times New Roman" w:eastAsia="Calibri" w:hAnsi="Times New Roman" w:cs="Times New Roman"/>
           <w:i/>
           <w:color w:val="FF0000"/>
+          <w:sz w:val="24"/>
           <w:szCs w:val="24"/>
           <w:lang w:val="uk-UA"/>
         </w:rPr>
@@ -11048,6 +11608,7 @@
       <w:r>
         <w:rPr>
           <w:rFonts w:ascii="Times New Roman" w:eastAsia="Calibri" w:hAnsi="Times New Roman" w:cs="Times New Roman"/>
+          <w:sz w:val="24"/>
           <w:szCs w:val="24"/>
           <w:lang w:val="uk-UA"/>
         </w:rPr>
@@ -11069,6 +11630,7 @@
           <w:rFonts w:ascii="Times New Roman" w:eastAsia="Calibri" w:hAnsi="Times New Roman" w:cs="Times New Roman"/>
           <w:i/>
           <w:color w:val="FF0000"/>
+          <w:sz w:val="24"/>
           <w:szCs w:val="24"/>
           <w:lang w:val="uk-UA"/>
         </w:rPr>
@@ -11077,6 +11639,7 @@
       <w:r>
         <w:rPr>
           <w:rFonts w:ascii="Times New Roman" w:eastAsia="Calibri" w:hAnsi="Times New Roman" w:cs="Times New Roman"/>
+          <w:sz w:val="24"/>
           <w:szCs w:val="24"/>
           <w:lang w:val="uk-UA"/>
         </w:rPr>
@@ -11086,6 +11649,7 @@
         <w:rPr>
           <w:rFonts w:ascii="Times New Roman" w:eastAsia="Calibri" w:hAnsi="Times New Roman" w:cs="Times New Roman"/>
           <w:i/>
+          <w:sz w:val="24"/>
           <w:szCs w:val="24"/>
           <w:lang w:val="uk-UA"/>
         </w:rPr>
@@ -11107,6 +11671,7 @@
           <w:rFonts w:ascii="Times New Roman" w:eastAsia="Calibri" w:hAnsi="Times New Roman" w:cs="Times New Roman"/>
           <w:i/>
           <w:color w:val="FF0000"/>
+          <w:sz w:val="24"/>
           <w:szCs w:val="24"/>
           <w:lang w:val="uk-UA"/>
         </w:rPr>
@@ -11115,6 +11680,7 @@
       <w:r>
         <w:rPr>
           <w:rFonts w:ascii="Times New Roman" w:eastAsia="Calibri" w:hAnsi="Times New Roman" w:cs="Times New Roman"/>
+          <w:sz w:val="24"/>
           <w:szCs w:val="24"/>
           <w:lang w:val="uk-UA"/>
         </w:rPr>
@@ -11136,6 +11702,7 @@
           <w:rFonts w:ascii="Times New Roman" w:eastAsia="Calibri" w:hAnsi="Times New Roman" w:cs="Times New Roman"/>
           <w:i/>
           <w:color w:val="FF0000"/>
+          <w:sz w:val="24"/>
           <w:szCs w:val="24"/>
           <w:lang w:val="uk-UA"/>
         </w:rPr>
@@ -11144,6 +11711,7 @@
       <w:r>
         <w:rPr>
           <w:rFonts w:ascii="Times New Roman" w:eastAsia="Calibri" w:hAnsi="Times New Roman" w:cs="Times New Roman"/>
+          <w:sz w:val="24"/>
           <w:szCs w:val="24"/>
           <w:lang w:val="uk-UA"/>
         </w:rPr>
@@ -11165,6 +11733,7 @@
           <w:rFonts w:ascii="Times New Roman" w:eastAsia="Calibri" w:hAnsi="Times New Roman" w:cs="Times New Roman"/>
           <w:i/>
           <w:color w:val="FF0000"/>
+          <w:sz w:val="24"/>
           <w:szCs w:val="24"/>
           <w:lang w:val="uk-UA"/>
         </w:rPr>
@@ -11173,6 +11742,7 @@
       <w:r>
         <w:rPr>
           <w:rFonts w:ascii="Times New Roman" w:eastAsia="Calibri" w:hAnsi="Times New Roman" w:cs="Times New Roman"/>
+          <w:sz w:val="24"/>
           <w:szCs w:val="24"/>
           <w:lang w:val="uk-UA"/>
         </w:rPr>
@@ -11194,6 +11764,7 @@
           <w:rFonts w:ascii="Times New Roman" w:eastAsia="Calibri" w:hAnsi="Times New Roman" w:cs="Times New Roman"/>
           <w:i/>
           <w:color w:val="FF0000"/>
+          <w:sz w:val="24"/>
           <w:szCs w:val="24"/>
           <w:lang w:val="uk-UA"/>
         </w:rPr>
@@ -11202,6 +11773,7 @@
       <w:r>
         <w:rPr>
           <w:rFonts w:ascii="Times New Roman" w:eastAsia="Calibri" w:hAnsi="Times New Roman" w:cs="Times New Roman"/>
+          <w:sz w:val="24"/>
           <w:szCs w:val="24"/>
           <w:lang w:val="uk-UA"/>
         </w:rPr>
@@ -11223,6 +11795,7 @@
           <w:rFonts w:ascii="Times New Roman" w:eastAsia="Calibri" w:hAnsi="Times New Roman" w:cs="Times New Roman"/>
           <w:i/>
           <w:color w:val="FF0000"/>
+          <w:sz w:val="24"/>
           <w:szCs w:val="24"/>
           <w:lang w:val="uk-UA"/>
         </w:rPr>
@@ -11231,6 +11804,7 @@
       <w:r>
         <w:rPr>
           <w:rFonts w:ascii="Times New Roman" w:eastAsia="Calibri" w:hAnsi="Times New Roman" w:cs="Times New Roman"/>
+          <w:sz w:val="24"/>
           <w:szCs w:val="24"/>
           <w:lang w:val="uk-UA"/>
         </w:rPr>
@@ -11252,6 +11826,7 @@
           <w:rFonts w:ascii="Times New Roman" w:eastAsia="Calibri" w:hAnsi="Times New Roman" w:cs="Times New Roman"/>
           <w:i/>
           <w:color w:val="FF0000"/>
+          <w:sz w:val="24"/>
           <w:szCs w:val="24"/>
           <w:lang w:val="uk-UA"/>
         </w:rPr>
@@ -11260,6 +11835,7 @@
       <w:r>
         <w:rPr>
           <w:rFonts w:ascii="Times New Roman" w:eastAsia="Calibri" w:hAnsi="Times New Roman" w:cs="Times New Roman"/>
+          <w:sz w:val="24"/>
           <w:szCs w:val="24"/>
           <w:lang w:val="uk-UA"/>
         </w:rPr>
@@ -11281,6 +11857,7 @@
           <w:rFonts w:ascii="Times New Roman" w:eastAsia="Calibri" w:hAnsi="Times New Roman" w:cs="Times New Roman"/>
           <w:i/>
           <w:color w:val="FF0000"/>
+          <w:sz w:val="24"/>
           <w:szCs w:val="24"/>
           <w:lang w:val="uk-UA"/>
         </w:rPr>
@@ -11289,6 +11866,7 @@
       <w:r>
         <w:rPr>
           <w:rFonts w:ascii="Times New Roman" w:eastAsia="Calibri" w:hAnsi="Times New Roman" w:cs="Times New Roman"/>
+          <w:sz w:val="24"/>
           <w:szCs w:val="24"/>
           <w:lang w:val="uk-UA"/>
         </w:rPr>
@@ -11299,6 +11877,7 @@
           <w:rFonts w:ascii="Times New Roman" w:eastAsia="Calibri" w:hAnsi="Times New Roman" w:cs="Times New Roman"/>
           <w:i/>
           <w:color w:val="FF0000"/>
+          <w:sz w:val="24"/>
           <w:szCs w:val="24"/>
           <w:lang w:val="uk-UA"/>
         </w:rPr>
@@ -11307,6 +11886,7 @@
       <w:r>
         <w:rPr>
           <w:rFonts w:ascii="Times New Roman" w:eastAsia="Calibri" w:hAnsi="Times New Roman" w:cs="Times New Roman"/>
+          <w:sz w:val="24"/>
           <w:szCs w:val="24"/>
           <w:lang w:val="uk-UA"/>
         </w:rPr>
@@ -11317,6 +11897,7 @@
           <w:rFonts w:ascii="Times New Roman" w:eastAsia="Calibri" w:hAnsi="Times New Roman" w:cs="Times New Roman"/>
           <w:i/>
           <w:color w:val="FF0000"/>
+          <w:sz w:val="24"/>
           <w:szCs w:val="24"/>
           <w:lang w:val="uk-UA"/>
         </w:rPr>
@@ -11325,6 +11906,7 @@
       <w:r>
         <w:rPr>
           <w:rFonts w:ascii="Times New Roman" w:eastAsia="Calibri" w:hAnsi="Times New Roman" w:cs="Times New Roman"/>
+          <w:sz w:val="24"/>
           <w:szCs w:val="24"/>
           <w:lang w:val="uk-UA"/>
         </w:rPr>
@@ -11335,6 +11917,7 @@
           <w:rFonts w:ascii="Times New Roman" w:eastAsia="Calibri" w:hAnsi="Times New Roman" w:cs="Times New Roman"/>
           <w:i/>
           <w:color w:val="FF0000"/>
+          <w:sz w:val="24"/>
           <w:szCs w:val="24"/>
           <w:lang w:val="uk-UA"/>
         </w:rPr>
@@ -11343,6 +11926,7 @@
       <w:r>
         <w:rPr>
           <w:rFonts w:ascii="Times New Roman" w:eastAsia="Calibri" w:hAnsi="Times New Roman" w:cs="Times New Roman"/>
+          <w:sz w:val="24"/>
           <w:szCs w:val="24"/>
           <w:lang w:val="uk-UA"/>
         </w:rPr>
@@ -11353,6 +11937,7 @@
           <w:rFonts w:ascii="Times New Roman" w:eastAsia="Calibri" w:hAnsi="Times New Roman" w:cs="Times New Roman"/>
           <w:i/>
           <w:color w:val="FF0000"/>
+          <w:sz w:val="24"/>
           <w:szCs w:val="24"/>
           <w:lang w:val="uk-UA"/>
         </w:rPr>
@@ -11361,6 +11946,7 @@
       <w:r>
         <w:rPr>
           <w:rFonts w:ascii="Times New Roman" w:eastAsia="Calibri" w:hAnsi="Times New Roman" w:cs="Times New Roman"/>
+          <w:sz w:val="24"/>
           <w:szCs w:val="24"/>
           <w:lang w:val="uk-UA"/>
         </w:rPr>
@@ -11382,6 +11968,7 @@
           <w:rFonts w:ascii="Times New Roman" w:eastAsia="Calibri" w:hAnsi="Times New Roman" w:cs="Times New Roman"/>
           <w:i/>
           <w:color w:val="FF0000"/>
+          <w:sz w:val="24"/>
           <w:szCs w:val="24"/>
           <w:lang w:val="uk-UA"/>
         </w:rPr>
@@ -11390,6 +11977,7 @@
       <w:r>
         <w:rPr>
           <w:rFonts w:ascii="Times New Roman" w:eastAsia="Calibri" w:hAnsi="Times New Roman" w:cs="Times New Roman"/>
+          <w:sz w:val="24"/>
           <w:szCs w:val="24"/>
           <w:lang w:val="uk-UA"/>
         </w:rPr>
@@ -11411,6 +11999,7 @@
           <w:rFonts w:ascii="Times New Roman" w:eastAsia="Calibri" w:hAnsi="Times New Roman" w:cs="Times New Roman"/>
           <w:i/>
           <w:color w:val="FF0000"/>
+          <w:sz w:val="24"/>
           <w:szCs w:val="24"/>
           <w:lang w:val="uk-UA"/>
         </w:rPr>
@@ -11419,6 +12008,7 @@
       <w:r>
         <w:rPr>
           <w:rFonts w:ascii="Times New Roman" w:eastAsia="Calibri" w:hAnsi="Times New Roman" w:cs="Times New Roman"/>
+          <w:sz w:val="24"/>
           <w:szCs w:val="24"/>
           <w:lang w:val="uk-UA"/>
         </w:rPr>
@@ -11440,6 +12030,7 @@
           <w:rFonts w:ascii="Times New Roman" w:eastAsia="Calibri" w:hAnsi="Times New Roman" w:cs="Times New Roman"/>
           <w:i/>
           <w:color w:val="FF0000"/>
+          <w:sz w:val="24"/>
           <w:szCs w:val="24"/>
           <w:lang w:val="uk-UA"/>
         </w:rPr>
@@ -11448,6 +12039,7 @@
       <w:r>
         <w:rPr>
           <w:rFonts w:ascii="Times New Roman" w:eastAsia="Calibri" w:hAnsi="Times New Roman" w:cs="Times New Roman"/>
+          <w:sz w:val="24"/>
           <w:szCs w:val="24"/>
           <w:lang w:val="uk-UA"/>
         </w:rPr>
@@ -11469,6 +12061,7 @@
           <w:rFonts w:ascii="Times New Roman" w:eastAsia="Calibri" w:hAnsi="Times New Roman" w:cs="Times New Roman"/>
           <w:i/>
           <w:color w:val="FF0000"/>
+          <w:sz w:val="24"/>
           <w:szCs w:val="24"/>
           <w:lang w:val="uk-UA"/>
         </w:rPr>
@@ -11477,6 +12070,7 @@
       <w:r>
         <w:rPr>
           <w:rFonts w:ascii="Times New Roman" w:eastAsia="Calibri" w:hAnsi="Times New Roman" w:cs="Times New Roman"/>
+          <w:sz w:val="24"/>
           <w:szCs w:val="24"/>
           <w:lang w:val="uk-UA"/>
         </w:rPr>
@@ -11487,6 +12081,7 @@
           <w:rFonts w:ascii="Times New Roman" w:eastAsia="Calibri" w:hAnsi="Times New Roman" w:cs="Times New Roman"/>
           <w:i/>
           <w:color w:val="FF0000"/>
+          <w:sz w:val="24"/>
           <w:szCs w:val="24"/>
           <w:lang w:val="uk-UA"/>
         </w:rPr>
@@ -11496,6 +12091,7 @@
         <w:rPr>
           <w:rFonts w:ascii="Times New Roman" w:eastAsia="Calibri" w:hAnsi="Times New Roman" w:cs="Times New Roman"/>
           <w:color w:val="FF0000"/>
+          <w:sz w:val="24"/>
           <w:szCs w:val="24"/>
           <w:lang w:val="uk-UA"/>
         </w:rPr>
@@ -11504,6 +12100,7 @@
       <w:r>
         <w:rPr>
           <w:rFonts w:ascii="Times New Roman" w:eastAsia="Calibri" w:hAnsi="Times New Roman" w:cs="Times New Roman"/>
+          <w:sz w:val="24"/>
           <w:szCs w:val="24"/>
           <w:lang w:val="uk-UA"/>
         </w:rPr>
@@ -11514,6 +12111,7 @@
           <w:rFonts w:ascii="Times New Roman" w:eastAsia="Calibri" w:hAnsi="Times New Roman" w:cs="Times New Roman"/>
           <w:i/>
           <w:color w:val="FF0000"/>
+          <w:sz w:val="24"/>
           <w:szCs w:val="24"/>
           <w:lang w:val="uk-UA"/>
         </w:rPr>
@@ -11523,6 +12121,7 @@
         <w:rPr>
           <w:rFonts w:ascii="Times New Roman" w:eastAsia="Calibri" w:hAnsi="Times New Roman" w:cs="Times New Roman"/>
           <w:color w:val="FF0000"/>
+          <w:sz w:val="24"/>
           <w:szCs w:val="24"/>
           <w:lang w:val="uk-UA"/>
         </w:rPr>
@@ -11531,6 +12130,7 @@
       <w:r>
         <w:rPr>
           <w:rFonts w:ascii="Times New Roman" w:eastAsia="Calibri" w:hAnsi="Times New Roman" w:cs="Times New Roman"/>
+          <w:sz w:val="24"/>
           <w:szCs w:val="24"/>
           <w:lang w:val="uk-UA"/>
         </w:rPr>
@@ -11552,6 +12152,7 @@
           <w:rFonts w:ascii="Times New Roman" w:eastAsia="Calibri" w:hAnsi="Times New Roman" w:cs="Times New Roman"/>
           <w:i/>
           <w:color w:val="FF0000"/>
+          <w:sz w:val="24"/>
           <w:szCs w:val="24"/>
           <w:lang w:val="uk-UA"/>
         </w:rPr>
@@ -11560,6 +12161,7 @@
       <w:r>
         <w:rPr>
           <w:rFonts w:ascii="Times New Roman" w:eastAsia="Calibri" w:hAnsi="Times New Roman" w:cs="Times New Roman"/>
+          <w:sz w:val="24"/>
           <w:szCs w:val="24"/>
           <w:lang w:val="uk-UA"/>
         </w:rPr>
@@ -11581,6 +12183,7 @@
           <w:rFonts w:ascii="Times New Roman" w:eastAsia="Calibri" w:hAnsi="Times New Roman" w:cs="Times New Roman"/>
           <w:i/>
           <w:color w:val="FF0000"/>
+          <w:sz w:val="24"/>
           <w:szCs w:val="24"/>
           <w:lang w:val="uk-UA"/>
         </w:rPr>
@@ -11589,6 +12192,7 @@
       <w:r>
         <w:rPr>
           <w:rFonts w:ascii="Times New Roman" w:eastAsia="Calibri" w:hAnsi="Times New Roman" w:cs="Times New Roman"/>
+          <w:sz w:val="24"/>
           <w:szCs w:val="24"/>
           <w:lang w:val="uk-UA"/>
         </w:rPr>
@@ -11610,6 +12214,7 @@
           <w:rFonts w:ascii="Times New Roman" w:eastAsia="Calibri" w:hAnsi="Times New Roman" w:cs="Times New Roman"/>
           <w:i/>
           <w:color w:val="FF0000"/>
+          <w:sz w:val="24"/>
           <w:szCs w:val="24"/>
           <w:lang w:val="uk-UA"/>
         </w:rPr>
@@ -11618,6 +12223,7 @@
       <w:r>
         <w:rPr>
           <w:rFonts w:ascii="Times New Roman" w:eastAsia="Calibri" w:hAnsi="Times New Roman" w:cs="Times New Roman"/>
+          <w:sz w:val="24"/>
           <w:szCs w:val="24"/>
           <w:lang w:val="uk-UA"/>
         </w:rPr>
@@ -11639,6 +12245,7 @@
           <w:rFonts w:ascii="Times New Roman" w:eastAsia="Calibri" w:hAnsi="Times New Roman" w:cs="Times New Roman"/>
           <w:i/>
           <w:color w:val="FF0000"/>
+          <w:sz w:val="24"/>
           <w:szCs w:val="24"/>
           <w:lang w:val="uk-UA"/>
         </w:rPr>
@@ -11647,6 +12254,7 @@
       <w:r>
         <w:rPr>
           <w:rFonts w:ascii="Times New Roman" w:eastAsia="Calibri" w:hAnsi="Times New Roman" w:cs="Times New Roman"/>
+          <w:sz w:val="24"/>
           <w:szCs w:val="24"/>
           <w:lang w:val="uk-UA"/>
         </w:rPr>
@@ -11668,6 +12276,7 @@
           <w:rFonts w:ascii="Times New Roman" w:eastAsia="Calibri" w:hAnsi="Times New Roman" w:cs="Times New Roman"/>
           <w:i/>
           <w:color w:val="FF0000"/>
+          <w:sz w:val="24"/>
           <w:szCs w:val="24"/>
           <w:lang w:val="uk-UA"/>
         </w:rPr>
@@ -11676,6 +12285,7 @@
       <w:r>
         <w:rPr>
           <w:rFonts w:ascii="Times New Roman" w:eastAsia="Calibri" w:hAnsi="Times New Roman" w:cs="Times New Roman"/>
+          <w:sz w:val="24"/>
           <w:szCs w:val="24"/>
           <w:lang w:val="uk-UA"/>
         </w:rPr>
@@ -11697,6 +12307,7 @@
           <w:rFonts w:ascii="Times New Roman" w:eastAsia="Calibri" w:hAnsi="Times New Roman" w:cs="Times New Roman"/>
           <w:i/>
           <w:color w:val="FF0000"/>
+          <w:sz w:val="24"/>
           <w:szCs w:val="24"/>
           <w:lang w:val="uk-UA"/>
         </w:rPr>
@@ -11705,6 +12316,7 @@
       <w:r>
         <w:rPr>
           <w:rFonts w:ascii="Times New Roman" w:eastAsia="Calibri" w:hAnsi="Times New Roman" w:cs="Times New Roman"/>
+          <w:sz w:val="24"/>
           <w:szCs w:val="24"/>
           <w:lang w:val="uk-UA"/>
         </w:rPr>
@@ -11726,6 +12338,7 @@
           <w:rFonts w:ascii="Times New Roman" w:eastAsia="Calibri" w:hAnsi="Times New Roman" w:cs="Times New Roman"/>
           <w:i/>
           <w:color w:val="FF0000"/>
+          <w:sz w:val="24"/>
           <w:szCs w:val="24"/>
           <w:lang w:val="uk-UA"/>
         </w:rPr>
@@ -11734,6 +12347,7 @@
       <w:r>
         <w:rPr>
           <w:rFonts w:ascii="Times New Roman" w:eastAsia="Calibri" w:hAnsi="Times New Roman" w:cs="Times New Roman"/>
+          <w:sz w:val="24"/>
           <w:szCs w:val="24"/>
           <w:lang w:val="uk-UA"/>
         </w:rPr>
@@ -11755,6 +12369,7 @@
           <w:rFonts w:ascii="Times New Roman" w:eastAsia="Calibri" w:hAnsi="Times New Roman" w:cs="Times New Roman"/>
           <w:i/>
           <w:color w:val="FF0000"/>
+          <w:sz w:val="24"/>
           <w:szCs w:val="24"/>
           <w:lang w:val="uk-UA"/>
         </w:rPr>
@@ -11764,6 +12379,7 @@
       <w:r>
         <w:rPr>
           <w:rFonts w:ascii="Times New Roman" w:eastAsia="Calibri" w:hAnsi="Times New Roman" w:cs="Times New Roman"/>
+          <w:sz w:val="24"/>
           <w:szCs w:val="24"/>
           <w:lang w:val="uk-UA"/>
         </w:rPr>
@@ -11785,6 +12401,7 @@
           <w:rFonts w:ascii="Times New Roman" w:eastAsia="Calibri" w:hAnsi="Times New Roman" w:cs="Times New Roman"/>
           <w:i/>
           <w:color w:val="FF0000"/>
+          <w:sz w:val="24"/>
           <w:szCs w:val="24"/>
           <w:lang w:val="uk-UA"/>
         </w:rPr>
@@ -11793,6 +12410,7 @@
       <w:r>
         <w:rPr>
           <w:rFonts w:ascii="Times New Roman" w:eastAsia="Calibri" w:hAnsi="Times New Roman" w:cs="Times New Roman"/>
+          <w:sz w:val="24"/>
           <w:szCs w:val="24"/>
           <w:lang w:val="uk-UA"/>
         </w:rPr>
@@ -11814,6 +12432,7 @@
           <w:rFonts w:ascii="Times New Roman" w:eastAsia="Calibri" w:hAnsi="Times New Roman" w:cs="Times New Roman"/>
           <w:i/>
           <w:color w:val="FF0000"/>
+          <w:sz w:val="24"/>
           <w:szCs w:val="24"/>
           <w:lang w:val="uk-UA"/>
         </w:rPr>
@@ -11822,6 +12441,7 @@
       <w:r>
         <w:rPr>
           <w:rFonts w:ascii="Times New Roman" w:eastAsia="Calibri" w:hAnsi="Times New Roman" w:cs="Times New Roman"/>
+          <w:sz w:val="24"/>
           <w:szCs w:val="24"/>
           <w:lang w:val="uk-UA"/>
         </w:rPr>
@@ -11843,6 +12463,7 @@
           <w:rFonts w:ascii="Times New Roman" w:eastAsia="Calibri" w:hAnsi="Times New Roman" w:cs="Times New Roman"/>
           <w:i/>
           <w:color w:val="FF0000"/>
+          <w:sz w:val="24"/>
           <w:szCs w:val="24"/>
           <w:lang w:val="uk-UA"/>
         </w:rPr>
@@ -11852,6 +12473,7 @@
         <w:rPr>
           <w:rFonts w:ascii="Times New Roman" w:eastAsia="Calibri" w:hAnsi="Times New Roman" w:cs="Times New Roman"/>
           <w:color w:val="FF0000"/>
+          <w:sz w:val="24"/>
           <w:szCs w:val="24"/>
           <w:lang w:val="uk-UA"/>
         </w:rPr>
@@ -11860,6 +12482,7 @@
       <w:r>
         <w:rPr>
           <w:rFonts w:ascii="Times New Roman" w:eastAsia="Calibri" w:hAnsi="Times New Roman" w:cs="Times New Roman"/>
+          <w:sz w:val="24"/>
           <w:szCs w:val="24"/>
           <w:lang w:val="uk-UA"/>
         </w:rPr>
@@ -11903,6 +12526,7 @@
           <w:rFonts w:ascii="Times New Roman" w:eastAsia="Calibri" w:hAnsi="Times New Roman" w:cs="Times New Roman"/>
           <w:i/>
           <w:color w:val="FF0000"/>
+          <w:sz w:val="24"/>
           <w:szCs w:val="24"/>
           <w:lang w:val="uk-UA"/>
         </w:rPr>
@@ -11912,6 +12536,7 @@
         <w:rPr>
           <w:rFonts w:ascii="Times New Roman" w:eastAsia="Calibri" w:hAnsi="Times New Roman" w:cs="Times New Roman"/>
           <w:color w:val="FF0000"/>
+          <w:sz w:val="24"/>
           <w:szCs w:val="24"/>
           <w:lang w:val="uk-UA"/>
         </w:rPr>
@@ -11920,6 +12545,7 @@
       <w:r>
         <w:rPr>
           <w:rFonts w:ascii="Times New Roman" w:eastAsia="Calibri" w:hAnsi="Times New Roman" w:cs="Times New Roman"/>
+          <w:sz w:val="24"/>
           <w:szCs w:val="24"/>
           <w:lang w:val="uk-UA"/>
         </w:rPr>
@@ -11959,6 +12585,7 @@
           <w:b/>
           <w:i/>
           <w:color w:val="FF0000"/>
+          <w:sz w:val="24"/>
           <w:szCs w:val="24"/>
           <w:lang w:val="uk-UA"/>
         </w:rPr>
@@ -11969,6 +12596,7 @@
           <w:rFonts w:ascii="Times New Roman" w:eastAsia="Times New Roman" w:hAnsi="Times New Roman" w:cs="Times New Roman"/>
           <w:i/>
           <w:color w:val="FF0000"/>
+          <w:sz w:val="24"/>
           <w:szCs w:val="24"/>
           <w:lang w:val="uk-UA"/>
         </w:rPr>
@@ -11992,6 +12620,7 @@
           <w:rFonts w:ascii="Times New Roman" w:eastAsia="Calibri" w:hAnsi="Times New Roman" w:cs="Times New Roman"/>
           <w:b/>
           <w:color w:val="000000"/>
+          <w:sz w:val="24"/>
           <w:szCs w:val="24"/>
           <w:lang w:val="uk-UA"/>
         </w:rPr>
@@ -12014,6 +12643,7 @@
           <w:rFonts w:ascii="Times New Roman" w:eastAsia="Calibri" w:hAnsi="Times New Roman" w:cs="Times New Roman"/>
           <w:i/>
           <w:color w:val="FF0000"/>
+          <w:sz w:val="24"/>
           <w:szCs w:val="24"/>
           <w:lang w:val="uk-UA"/>
         </w:rPr>
@@ -12023,6 +12653,7 @@
         <w:rPr>
           <w:rFonts w:ascii="Times New Roman" w:eastAsia="Calibri" w:hAnsi="Times New Roman" w:cs="Times New Roman"/>
           <w:color w:val="000000"/>
+          <w:sz w:val="24"/>
           <w:szCs w:val="24"/>
           <w:lang w:val="uk-UA"/>
         </w:rPr>
@@ -12045,6 +12676,7 @@
           <w:rFonts w:ascii="Times New Roman" w:eastAsia="Calibri" w:hAnsi="Times New Roman" w:cs="Times New Roman"/>
           <w:i/>
           <w:color w:val="FF0000"/>
+          <w:sz w:val="24"/>
           <w:szCs w:val="24"/>
           <w:lang w:val="uk-UA"/>
         </w:rPr>
@@ -12054,6 +12686,7 @@
         <w:rPr>
           <w:rFonts w:ascii="Times New Roman" w:eastAsia="Calibri" w:hAnsi="Times New Roman" w:cs="Times New Roman"/>
           <w:color w:val="FF0000"/>
+          <w:sz w:val="24"/>
           <w:szCs w:val="24"/>
           <w:lang w:val="uk-UA"/>
         </w:rPr>
@@ -12063,6 +12696,7 @@
         <w:rPr>
           <w:rFonts w:ascii="Times New Roman" w:eastAsia="Calibri" w:hAnsi="Times New Roman" w:cs="Times New Roman"/>
           <w:color w:val="000000"/>
+          <w:sz w:val="24"/>
           <w:szCs w:val="24"/>
           <w:lang w:val="uk-UA"/>
         </w:rPr>
@@ -12085,6 +12719,7 @@
           <w:rFonts w:ascii="Times New Roman" w:eastAsia="Calibri" w:hAnsi="Times New Roman" w:cs="Times New Roman"/>
           <w:i/>
           <w:color w:val="FF0000"/>
+          <w:sz w:val="24"/>
           <w:szCs w:val="24"/>
           <w:lang w:val="uk-UA"/>
         </w:rPr>
@@ -12094,6 +12729,7 @@
         <w:rPr>
           <w:rFonts w:ascii="Times New Roman" w:eastAsia="Calibri" w:hAnsi="Times New Roman" w:cs="Times New Roman"/>
           <w:color w:val="FF0000"/>
+          <w:sz w:val="24"/>
           <w:szCs w:val="24"/>
           <w:lang w:val="uk-UA"/>
         </w:rPr>
@@ -12103,6 +12739,7 @@
         <w:rPr>
           <w:rFonts w:ascii="Times New Roman" w:eastAsia="Calibri" w:hAnsi="Times New Roman" w:cs="Times New Roman"/>
           <w:color w:val="000000"/>
+          <w:sz w:val="24"/>
           <w:szCs w:val="24"/>
           <w:lang w:val="uk-UA"/>
         </w:rPr>
@@ -12125,6 +12762,7 @@
           <w:rFonts w:ascii="Times New Roman" w:eastAsia="Calibri" w:hAnsi="Times New Roman" w:cs="Times New Roman"/>
           <w:i/>
           <w:color w:val="FF0000"/>
+          <w:sz w:val="24"/>
           <w:szCs w:val="24"/>
           <w:lang w:val="uk-UA"/>
         </w:rPr>
@@ -12134,6 +12772,7 @@
         <w:rPr>
           <w:rFonts w:ascii="Times New Roman" w:eastAsia="Calibri" w:hAnsi="Times New Roman" w:cs="Times New Roman"/>
           <w:color w:val="FF0000"/>
+          <w:sz w:val="24"/>
           <w:szCs w:val="24"/>
           <w:lang w:val="uk-UA"/>
         </w:rPr>
@@ -12143,6 +12782,7 @@
         <w:rPr>
           <w:rFonts w:ascii="Times New Roman" w:eastAsia="Calibri" w:hAnsi="Times New Roman" w:cs="Times New Roman"/>
           <w:color w:val="000000"/>
+          <w:sz w:val="24"/>
           <w:szCs w:val="24"/>
           <w:lang w:val="uk-UA"/>
         </w:rPr>
@@ -12181,6 +12821,7 @@
           <w:b/>
           <w:i/>
           <w:color w:val="FF0000"/>
+          <w:sz w:val="24"/>
           <w:szCs w:val="24"/>
           <w:lang w:val="uk-UA"/>
         </w:rPr>
@@ -12202,6 +12843,7 @@
           <w:rFonts w:ascii="Times New Roman" w:eastAsia="Calibri" w:hAnsi="Times New Roman" w:cs="Times New Roman"/>
           <w:i/>
           <w:color w:val="FF0000"/>
+          <w:sz w:val="24"/>
           <w:szCs w:val="24"/>
           <w:lang w:val="ru-RU"/>
         </w:rPr>
@@ -12210,6 +12852,7 @@
       <w:r>
         <w:rPr>
           <w:rFonts w:ascii="Times New Roman" w:eastAsia="Calibri" w:hAnsi="Times New Roman" w:cs="Times New Roman"/>
+          <w:sz w:val="24"/>
           <w:szCs w:val="24"/>
           <w:lang w:val="ru-RU"/>
         </w:rPr>
@@ -12218,6 +12861,7 @@
       <w:r>
         <w:rPr>
           <w:rFonts w:ascii="Times New Roman" w:eastAsia="Calibri" w:hAnsi="Times New Roman" w:cs="Times New Roman"/>
+          <w:sz w:val="24"/>
           <w:szCs w:val="24"/>
           <w:lang w:val="uk-UA"/>
         </w:rPr>
@@ -12228,6 +12872,7 @@
           <w:rFonts w:ascii="Times New Roman" w:eastAsia="Calibri" w:hAnsi="Times New Roman" w:cs="Times New Roman"/>
           <w:i/>
           <w:color w:val="FF0000"/>
+          <w:sz w:val="24"/>
           <w:szCs w:val="24"/>
           <w:lang w:val="ru-RU"/>
         </w:rPr>
@@ -12238,6 +12883,7 @@
           <w:rFonts w:ascii="Times New Roman" w:eastAsia="Calibri" w:hAnsi="Times New Roman" w:cs="Times New Roman"/>
           <w:i/>
           <w:color w:val="FF0000"/>
+          <w:sz w:val="24"/>
           <w:szCs w:val="24"/>
           <w:lang w:val="uk-UA"/>
         </w:rPr>
@@ -12248,6 +12894,7 @@
           <w:rFonts w:ascii="Times New Roman" w:eastAsia="Calibri" w:hAnsi="Times New Roman" w:cs="Times New Roman"/>
           <w:i/>
           <w:color w:val="FF0000"/>
+          <w:sz w:val="24"/>
           <w:szCs w:val="24"/>
           <w:lang w:val="ru-RU"/>
         </w:rPr>
@@ -12268,6 +12915,7 @@
         <w:rPr>
           <w:rFonts w:ascii="Times New Roman" w:eastAsia="Calibri" w:hAnsi="Times New Roman" w:cs="Times New Roman"/>
           <w:b/>
+          <w:sz w:val="24"/>
           <w:szCs w:val="24"/>
           <w:lang w:val="ru-RU"/>
         </w:rPr>
@@ -12278,6 +12926,7 @@
           <w:rFonts w:ascii="Times New Roman" w:eastAsia="Calibri" w:hAnsi="Times New Roman" w:cs="Times New Roman"/>
           <w:i/>
           <w:color w:val="FF0000"/>
+          <w:sz w:val="24"/>
           <w:szCs w:val="24"/>
           <w:lang w:val="ru-RU"/>
         </w:rPr>
@@ -12287,6 +12936,7 @@
         <w:rPr>
           <w:rFonts w:ascii="Times New Roman" w:eastAsia="Calibri" w:hAnsi="Times New Roman" w:cs="Times New Roman"/>
           <w:color w:val="FF0000"/>
+          <w:sz w:val="24"/>
           <w:szCs w:val="24"/>
           <w:lang w:val="ru-RU"/>
         </w:rPr>
@@ -12295,6 +12945,7 @@
       <w:r>
         <w:rPr>
           <w:rFonts w:ascii="Times New Roman" w:eastAsia="Calibri" w:hAnsi="Times New Roman" w:cs="Times New Roman"/>
+          <w:sz w:val="24"/>
           <w:szCs w:val="24"/>
           <w:lang w:val="ru-RU"/>
         </w:rPr>
@@ -12305,6 +12956,7 @@
           <w:rFonts w:ascii="Times New Roman" w:eastAsia="Calibri" w:hAnsi="Times New Roman" w:cs="Times New Roman"/>
           <w:i/>
           <w:color w:val="FF0000"/>
+          <w:sz w:val="24"/>
           <w:szCs w:val="24"/>
           <w:lang w:val="uk-UA"/>
         </w:rPr>
@@ -12313,6 +12965,7 @@
       <w:r>
         <w:rPr>
           <w:rFonts w:ascii="Times New Roman" w:eastAsia="Calibri" w:hAnsi="Times New Roman" w:cs="Times New Roman"/>
+          <w:sz w:val="24"/>
           <w:szCs w:val="24"/>
           <w:lang w:val="ru-RU"/>
         </w:rPr>
@@ -12334,6 +12987,7 @@
         <w:rPr>
           <w:rFonts w:ascii="Times New Roman" w:eastAsia="Calibri" w:hAnsi="Times New Roman" w:cs="Times New Roman"/>
           <w:b/>
+          <w:sz w:val="24"/>
           <w:szCs w:val="24"/>
           <w:lang w:val="uk-UA"/>
         </w:rPr>
@@ -12343,6 +12997,7 @@
         <w:rPr>
           <w:rFonts w:ascii="Times New Roman" w:eastAsia="Calibri" w:hAnsi="Times New Roman" w:cs="Times New Roman"/>
           <w:b/>
+          <w:sz w:val="24"/>
           <w:szCs w:val="24"/>
           <w:lang w:val="ru-RU"/>
         </w:rPr>
@@ -12351,6 +13006,7 @@
       <w:r>
         <w:rPr>
           <w:rFonts w:ascii="Times New Roman" w:eastAsia="Calibri" w:hAnsi="Times New Roman" w:cs="Times New Roman"/>
+          <w:sz w:val="24"/>
           <w:szCs w:val="24"/>
           <w:lang w:val="ru-RU"/>
         </w:rPr>
@@ -12361,6 +13017,7 @@
           <w:rFonts w:ascii="Times New Roman" w:eastAsia="Calibri" w:hAnsi="Times New Roman" w:cs="Times New Roman"/>
           <w:i/>
           <w:color w:val="FF0000"/>
+          <w:sz w:val="24"/>
           <w:szCs w:val="24"/>
           <w:lang w:val="ru-RU"/>
         </w:rPr>
@@ -12369,6 +13026,7 @@
       <w:r>
         <w:rPr>
           <w:rFonts w:ascii="Times New Roman" w:eastAsia="Calibri" w:hAnsi="Times New Roman" w:cs="Times New Roman"/>
+          <w:sz w:val="24"/>
           <w:szCs w:val="24"/>
           <w:lang w:val="ru-RU"/>
         </w:rPr>
@@ -12377,6 +13035,7 @@
       <w:r>
         <w:rPr>
           <w:rFonts w:ascii="Times New Roman" w:eastAsia="Calibri" w:hAnsi="Times New Roman" w:cs="Times New Roman"/>
+          <w:sz w:val="24"/>
           <w:szCs w:val="24"/>
           <w:lang w:val="uk-UA"/>
         </w:rPr>
@@ -12412,6 +13071,7 @@
           <w:rFonts w:ascii="Times New Roman" w:eastAsia="Calibri" w:hAnsi="Times New Roman" w:cs="Times New Roman"/>
           <w:i/>
           <w:color w:val="FF0000"/>
+          <w:sz w:val="24"/>
           <w:szCs w:val="24"/>
           <w:lang w:val="uk-UA"/>
         </w:rPr>
@@ -12423,6 +13083,7 @@
           <w:i/>
           <w:iCs/>
           <w:color w:val="FF0000"/>
+          <w:sz w:val="24"/>
           <w:szCs w:val="24"/>
           <w:lang w:val="uk-UA"/>
         </w:rPr>
@@ -12463,6 +13124,7 @@
           <w:b/>
           <w:i/>
           <w:color w:val="FF0000"/>
+          <w:sz w:val="24"/>
           <w:szCs w:val="24"/>
           <w:lang w:val="uk-UA"/>
         </w:rPr>
@@ -12486,6 +13148,7 @@
           <w:rFonts w:ascii="Times New Roman" w:eastAsia="Calibri" w:hAnsi="Times New Roman" w:cs="Times New Roman"/>
           <w:i/>
           <w:color w:val="FF0000"/>
+          <w:sz w:val="24"/>
           <w:szCs w:val="24"/>
           <w:lang w:val="uk-UA"/>
         </w:rPr>
@@ -12495,6 +13158,7 @@
         <w:rPr>
           <w:rFonts w:ascii="Times New Roman" w:eastAsia="Calibri" w:hAnsi="Times New Roman" w:cs="Times New Roman"/>
           <w:color w:val="000000"/>
+          <w:sz w:val="24"/>
           <w:szCs w:val="24"/>
           <w:lang w:val="uk-UA"/>
         </w:rPr>
@@ -12518,6 +13182,7 @@
           <w:rFonts w:ascii="Times New Roman" w:eastAsia="Calibri" w:hAnsi="Times New Roman" w:cs="Times New Roman"/>
           <w:i/>
           <w:color w:val="FF0000"/>
+          <w:sz w:val="24"/>
           <w:szCs w:val="24"/>
           <w:lang w:val="uk-UA"/>
         </w:rPr>
@@ -12527,6 +13192,7 @@
         <w:rPr>
           <w:rFonts w:ascii="Times New Roman" w:eastAsia="Calibri" w:hAnsi="Times New Roman" w:cs="Times New Roman"/>
           <w:color w:val="000000"/>
+          <w:sz w:val="24"/>
           <w:szCs w:val="24"/>
           <w:lang w:val="uk-UA"/>
         </w:rPr>
@@ -12550,6 +13216,7 @@
           <w:rFonts w:ascii="Times New Roman" w:eastAsia="Calibri" w:hAnsi="Times New Roman" w:cs="Times New Roman"/>
           <w:i/>
           <w:color w:val="FF0000"/>
+          <w:sz w:val="24"/>
           <w:szCs w:val="24"/>
           <w:lang w:val="uk-UA"/>
         </w:rPr>
@@ -12559,6 +13226,7 @@
         <w:rPr>
           <w:rFonts w:ascii="Times New Roman" w:eastAsia="Calibri" w:hAnsi="Times New Roman" w:cs="Times New Roman"/>
           <w:color w:val="000000"/>
+          <w:sz w:val="24"/>
           <w:szCs w:val="24"/>
           <w:lang w:val="uk-UA"/>
         </w:rPr>
@@ -12582,6 +13250,7 @@
           <w:rFonts w:ascii="Times New Roman" w:eastAsia="Calibri" w:hAnsi="Times New Roman" w:cs="Times New Roman"/>
           <w:i/>
           <w:color w:val="FF0000"/>
+          <w:sz w:val="24"/>
           <w:szCs w:val="24"/>
           <w:lang w:val="uk-UA"/>
         </w:rPr>
@@ -12592,6 +13261,7 @@
         <w:rPr>
           <w:rFonts w:ascii="Times New Roman" w:eastAsia="Calibri" w:hAnsi="Times New Roman" w:cs="Times New Roman"/>
           <w:color w:val="000000"/>
+          <w:sz w:val="24"/>
           <w:szCs w:val="24"/>
           <w:lang w:val="uk-UA"/>
         </w:rPr>
@@ -12615,6 +13285,7 @@
           <w:rFonts w:ascii="Times New Roman" w:eastAsia="Calibri" w:hAnsi="Times New Roman" w:cs="Times New Roman"/>
           <w:i/>
           <w:color w:val="FF0000"/>
+          <w:sz w:val="24"/>
           <w:szCs w:val="24"/>
           <w:lang w:val="uk-UA"/>
         </w:rPr>
@@ -12624,6 +13295,7 @@
         <w:rPr>
           <w:rFonts w:ascii="Times New Roman" w:eastAsia="Calibri" w:hAnsi="Times New Roman" w:cs="Times New Roman"/>
           <w:color w:val="000000"/>
+          <w:sz w:val="24"/>
           <w:szCs w:val="24"/>
           <w:lang w:val="uk-UA"/>
         </w:rPr>
@@ -12647,6 +13319,7 @@
           <w:rFonts w:ascii="Times New Roman" w:eastAsia="Calibri" w:hAnsi="Times New Roman" w:cs="Times New Roman"/>
           <w:i/>
           <w:color w:val="FF0000"/>
+          <w:sz w:val="24"/>
           <w:szCs w:val="24"/>
           <w:lang w:val="uk-UA"/>
         </w:rPr>
@@ -12656,6 +13329,7 @@
         <w:rPr>
           <w:rFonts w:ascii="Times New Roman" w:eastAsia="Calibri" w:hAnsi="Times New Roman" w:cs="Times New Roman"/>
           <w:color w:val="000000"/>
+          <w:sz w:val="24"/>
           <w:szCs w:val="24"/>
           <w:lang w:val="uk-UA"/>
         </w:rPr>
@@ -12700,6 +13374,7 @@
           <w:rFonts w:ascii="Times New Roman" w:eastAsia="Calibri" w:hAnsi="Times New Roman" w:cs="Times New Roman"/>
           <w:i/>
           <w:color w:val="FF0000"/>
+          <w:sz w:val="24"/>
           <w:szCs w:val="24"/>
           <w:lang w:val="uk-UA"/>
         </w:rPr>
@@ -12709,6 +13384,7 @@
         <w:rPr>
           <w:rFonts w:ascii="Times New Roman" w:eastAsia="Calibri" w:hAnsi="Times New Roman" w:cs="Times New Roman"/>
           <w:color w:val="FF0000"/>
+          <w:sz w:val="24"/>
           <w:szCs w:val="24"/>
           <w:lang w:val="uk-UA"/>
         </w:rPr>
@@ -12717,6 +13393,7 @@
       <w:r>
         <w:rPr>
           <w:rFonts w:ascii="Times New Roman" w:eastAsia="Calibri" w:hAnsi="Times New Roman" w:cs="Times New Roman"/>
+          <w:sz w:val="24"/>
           <w:szCs w:val="24"/>
           <w:lang w:val="uk-UA"/>
         </w:rPr>
@@ -12756,6 +13433,7 @@
           <w:b/>
           <w:i/>
           <w:color w:val="FF0000"/>
+          <w:sz w:val="24"/>
           <w:szCs w:val="24"/>
           <w:lang w:val="uk-UA"/>
         </w:rPr>
@@ -12777,6 +13455,7 @@
           <w:rFonts w:ascii="Times New Roman" w:eastAsia="Calibri" w:hAnsi="Times New Roman" w:cs="Times New Roman"/>
           <w:i/>
           <w:color w:val="FF0000"/>
+          <w:sz w:val="24"/>
           <w:szCs w:val="24"/>
           <w:lang w:val="ru-RU"/>
         </w:rPr>
@@ -12785,6 +13464,7 @@
       <w:r>
         <w:rPr>
           <w:rFonts w:ascii="Times New Roman" w:eastAsia="Calibri" w:hAnsi="Times New Roman" w:cs="Times New Roman"/>
+          <w:sz w:val="24"/>
           <w:szCs w:val="24"/>
           <w:lang w:val="ru-RU"/>
         </w:rPr>
@@ -12805,6 +13485,7 @@
         <w:rPr>
           <w:rFonts w:ascii="Times New Roman" w:eastAsia="Calibri" w:hAnsi="Times New Roman" w:cs="Times New Roman"/>
           <w:b/>
+          <w:sz w:val="24"/>
           <w:szCs w:val="24"/>
           <w:lang w:val="ru-RU"/>
         </w:rPr>
@@ -12813,6 +13494,7 @@
       <w:r>
         <w:rPr>
           <w:rFonts w:ascii="Times New Roman" w:eastAsia="Calibri" w:hAnsi="Times New Roman" w:cs="Times New Roman"/>
+          <w:sz w:val="24"/>
           <w:szCs w:val="24"/>
           <w:lang w:val="ru-RU"/>
         </w:rPr>
@@ -12823,6 +13505,7 @@
           <w:rFonts w:ascii="Times New Roman" w:eastAsia="Calibri" w:hAnsi="Times New Roman" w:cs="Times New Roman"/>
           <w:i/>
           <w:color w:val="FF0000"/>
+          <w:sz w:val="24"/>
           <w:szCs w:val="24"/>
           <w:lang w:val="ru-RU"/>
         </w:rPr>
@@ -12860,6 +13543,7 @@
           <w:rFonts w:ascii="Times New Roman" w:eastAsia="Calibri" w:hAnsi="Times New Roman" w:cs="Times New Roman"/>
           <w:i/>
           <w:color w:val="FF0000"/>
+          <w:sz w:val="24"/>
           <w:szCs w:val="24"/>
           <w:lang w:val="uk-UA"/>
         </w:rPr>
@@ -12871,6 +13555,7 @@
           <w:i/>
           <w:iCs/>
           <w:color w:val="FF0000"/>
+          <w:sz w:val="24"/>
           <w:szCs w:val="24"/>
           <w:lang w:val="uk-UA"/>
         </w:rPr>
@@ -12912,6 +13597,7 @@
           <w:b/>
           <w:i/>
           <w:color w:val="FF0000"/>
+          <w:sz w:val="24"/>
           <w:szCs w:val="24"/>
           <w:lang w:val="uk-UA"/>
         </w:rPr>
@@ -12935,6 +13621,7 @@
           <w:rFonts w:ascii="Times New Roman" w:eastAsia="Calibri" w:hAnsi="Times New Roman" w:cs="Times New Roman"/>
           <w:i/>
           <w:color w:val="FF0000"/>
+          <w:sz w:val="24"/>
           <w:szCs w:val="24"/>
           <w:lang w:val="uk-UA"/>
         </w:rPr>
@@ -12944,6 +13631,7 @@
         <w:rPr>
           <w:rFonts w:ascii="Times New Roman" w:eastAsia="Calibri" w:hAnsi="Times New Roman" w:cs="Times New Roman"/>
           <w:color w:val="000000"/>
+          <w:sz w:val="24"/>
           <w:szCs w:val="24"/>
           <w:lang w:val="uk-UA"/>
         </w:rPr>
@@ -12967,6 +13655,7 @@
           <w:rFonts w:ascii="Times New Roman" w:eastAsia="Calibri" w:hAnsi="Times New Roman" w:cs="Times New Roman"/>
           <w:i/>
           <w:color w:val="FF0000"/>
+          <w:sz w:val="24"/>
           <w:szCs w:val="24"/>
           <w:lang w:val="uk-UA"/>
         </w:rPr>
@@ -12976,6 +13665,7 @@
         <w:rPr>
           <w:rFonts w:ascii="Times New Roman" w:eastAsia="Calibri" w:hAnsi="Times New Roman" w:cs="Times New Roman"/>
           <w:color w:val="000000"/>
+          <w:sz w:val="24"/>
           <w:szCs w:val="24"/>
           <w:lang w:val="uk-UA"/>
         </w:rPr>
@@ -12999,6 +13689,7 @@
           <w:rFonts w:ascii="Times New Roman" w:eastAsia="Calibri" w:hAnsi="Times New Roman" w:cs="Times New Roman"/>
           <w:i/>
           <w:color w:val="FF0000"/>
+          <w:sz w:val="24"/>
           <w:szCs w:val="24"/>
           <w:lang w:val="uk-UA"/>
         </w:rPr>
@@ -13008,6 +13699,7 @@
         <w:rPr>
           <w:rFonts w:ascii="Times New Roman" w:eastAsia="Calibri" w:hAnsi="Times New Roman" w:cs="Times New Roman"/>
           <w:color w:val="000000"/>
+          <w:sz w:val="24"/>
           <w:szCs w:val="24"/>
           <w:lang w:val="uk-UA"/>
         </w:rPr>
@@ -13031,6 +13723,7 @@
           <w:rFonts w:ascii="Times New Roman" w:eastAsia="Calibri" w:hAnsi="Times New Roman" w:cs="Times New Roman"/>
           <w:i/>
           <w:color w:val="FF0000"/>
+          <w:sz w:val="24"/>
           <w:szCs w:val="24"/>
           <w:lang w:val="uk-UA"/>
         </w:rPr>
@@ -13040,6 +13733,7 @@
         <w:rPr>
           <w:rFonts w:ascii="Times New Roman" w:eastAsia="Calibri" w:hAnsi="Times New Roman" w:cs="Times New Roman"/>
           <w:color w:val="000000"/>
+          <w:sz w:val="24"/>
           <w:szCs w:val="24"/>
           <w:lang w:val="uk-UA"/>
         </w:rPr>
@@ -13063,6 +13757,7 @@
           <w:rFonts w:ascii="Times New Roman" w:eastAsia="Calibri" w:hAnsi="Times New Roman" w:cs="Times New Roman"/>
           <w:i/>
           <w:color w:val="FF0000"/>
+          <w:sz w:val="24"/>
           <w:szCs w:val="24"/>
           <w:lang w:val="uk-UA"/>
         </w:rPr>
@@ -13072,6 +13767,7 @@
         <w:rPr>
           <w:rFonts w:ascii="Times New Roman" w:eastAsia="Calibri" w:hAnsi="Times New Roman" w:cs="Times New Roman"/>
           <w:color w:val="000000"/>
+          <w:sz w:val="24"/>
           <w:szCs w:val="24"/>
           <w:lang w:val="uk-UA"/>
         </w:rPr>
@@ -13095,6 +13791,7 @@
           <w:rFonts w:ascii="Times New Roman" w:eastAsia="Calibri" w:hAnsi="Times New Roman" w:cs="Times New Roman"/>
           <w:i/>
           <w:color w:val="FF0000"/>
+          <w:sz w:val="24"/>
           <w:szCs w:val="24"/>
           <w:lang w:val="uk-UA"/>
         </w:rPr>
@@ -13104,6 +13801,7 @@
         <w:rPr>
           <w:rFonts w:ascii="Times New Roman" w:eastAsia="Calibri" w:hAnsi="Times New Roman" w:cs="Times New Roman"/>
           <w:color w:val="000000"/>
+          <w:sz w:val="24"/>
           <w:szCs w:val="24"/>
           <w:lang w:val="uk-UA"/>
         </w:rPr>
@@ -13126,6 +13824,7 @@
           <w:i/>
           <w:iCs/>
           <w:color w:val="FF0000"/>
+          <w:sz w:val="24"/>
           <w:szCs w:val="24"/>
           <w:lang w:val="uk-UA"/>
         </w:rPr>
@@ -13135,6 +13834,7 @@
         <w:rPr>
           <w:rFonts w:ascii="Times New Roman" w:eastAsia="Calibri" w:hAnsi="Times New Roman" w:cs="Times New Roman"/>
           <w:color w:val="000000"/>
+          <w:sz w:val="24"/>
           <w:szCs w:val="24"/>
           <w:lang w:val="uk-UA"/>
         </w:rPr>
@@ -13143,6 +13843,7 @@
       <w:r>
         <w:rPr>
           <w:rFonts w:ascii="Times New Roman" w:eastAsia="Calibri" w:hAnsi="Times New Roman" w:cs="Times New Roman"/>
+          <w:sz w:val="24"/>
           <w:szCs w:val="24"/>
           <w:lang w:val="uk-UA"/>
         </w:rPr>
@@ -13164,6 +13865,7 @@
           <w:rFonts w:ascii="Times New Roman" w:eastAsia="Calibri" w:hAnsi="Times New Roman" w:cs="Times New Roman"/>
           <w:i/>
           <w:color w:val="FF0000"/>
+          <w:sz w:val="24"/>
           <w:szCs w:val="24"/>
           <w:lang w:val="uk-UA"/>
         </w:rPr>
@@ -13173,6 +13875,7 @@
         <w:rPr>
           <w:rFonts w:ascii="Times New Roman" w:eastAsia="Calibri" w:hAnsi="Times New Roman" w:cs="Times New Roman"/>
           <w:color w:val="FF0000"/>
+          <w:sz w:val="24"/>
           <w:szCs w:val="24"/>
           <w:lang w:val="uk-UA"/>
         </w:rPr>
@@ -13181,6 +13884,7 @@
       <w:r>
         <w:rPr>
           <w:rFonts w:ascii="Times New Roman" w:eastAsia="Calibri" w:hAnsi="Times New Roman" w:cs="Times New Roman"/>
+          <w:sz w:val="24"/>
           <w:szCs w:val="24"/>
           <w:lang w:val="uk-UA"/>
         </w:rPr>
@@ -13220,6 +13924,7 @@
           <w:b/>
           <w:i/>
           <w:color w:val="FF0000"/>
+          <w:sz w:val="24"/>
           <w:szCs w:val="24"/>
           <w:lang w:val="uk-UA"/>
         </w:rPr>
@@ -13241,6 +13946,7 @@
           <w:rFonts w:ascii="Times New Roman" w:eastAsia="Calibri" w:hAnsi="Times New Roman" w:cs="Times New Roman"/>
           <w:i/>
           <w:color w:val="FF0000"/>
+          <w:sz w:val="24"/>
           <w:szCs w:val="24"/>
           <w:lang w:val="ru-RU"/>
         </w:rPr>
@@ -13249,6 +13955,7 @@
       <w:r>
         <w:rPr>
           <w:rFonts w:ascii="Times New Roman" w:eastAsia="Calibri" w:hAnsi="Times New Roman" w:cs="Times New Roman"/>
+          <w:sz w:val="24"/>
           <w:szCs w:val="24"/>
           <w:lang w:val="ru-RU"/>
         </w:rPr>
@@ -13269,6 +13976,7 @@
         <w:rPr>
           <w:rFonts w:ascii="Times New Roman" w:eastAsia="Calibri" w:hAnsi="Times New Roman" w:cs="Times New Roman"/>
           <w:b/>
+          <w:sz w:val="24"/>
           <w:szCs w:val="24"/>
           <w:lang w:val="ru-RU"/>
         </w:rPr>
@@ -13277,6 +13985,7 @@
       <w:r>
         <w:rPr>
           <w:rFonts w:ascii="Times New Roman" w:eastAsia="Calibri" w:hAnsi="Times New Roman" w:cs="Times New Roman"/>
+          <w:sz w:val="24"/>
           <w:szCs w:val="24"/>
           <w:lang w:val="ru-RU"/>
         </w:rPr>
@@ -13287,6 +13996,7 @@
           <w:rFonts w:ascii="Times New Roman" w:eastAsia="Calibri" w:hAnsi="Times New Roman" w:cs="Times New Roman"/>
           <w:i/>
           <w:color w:val="FF0000"/>
+          <w:sz w:val="24"/>
           <w:szCs w:val="24"/>
           <w:lang w:val="ru-RU"/>
         </w:rPr>
@@ -13323,6 +14033,7 @@
           <w:rFonts w:ascii="Times New Roman" w:eastAsia="Calibri" w:hAnsi="Times New Roman" w:cs="Times New Roman"/>
           <w:i/>
           <w:color w:val="FF0000"/>
+          <w:sz w:val="24"/>
           <w:szCs w:val="24"/>
           <w:lang w:val="uk-UA"/>
         </w:rPr>
@@ -13363,6 +14074,7 @@
           <w:b/>
           <w:i/>
           <w:color w:val="FF0000"/>
+          <w:sz w:val="24"/>
           <w:szCs w:val="24"/>
           <w:lang w:val="uk-UA"/>
         </w:rPr>
@@ -13382,6 +14094,7 @@
       <w:r>
         <w:rPr>
           <w:rFonts w:ascii="Times New Roman" w:eastAsia="Calibri" w:hAnsi="Times New Roman" w:cs="Times New Roman"/>
+          <w:sz w:val="24"/>
           <w:szCs w:val="24"/>
           <w:lang w:val="uk-UA"/>
         </w:rPr>
@@ -13401,6 +14114,7 @@
       <w:r>
         <w:rPr>
           <w:rFonts w:ascii="Times New Roman" w:eastAsia="Calibri" w:hAnsi="Times New Roman" w:cs="Times New Roman"/>
+          <w:sz w:val="24"/>
           <w:szCs w:val="24"/>
           <w:lang w:val="uk-UA"/>
         </w:rPr>
@@ -13420,6 +14134,7 @@
       <w:r>
         <w:rPr>
           <w:rFonts w:ascii="Times New Roman" w:eastAsia="Calibri" w:hAnsi="Times New Roman" w:cs="Times New Roman"/>
+          <w:sz w:val="24"/>
           <w:szCs w:val="24"/>
           <w:lang w:val="uk-UA"/>
         </w:rPr>
@@ -13439,6 +14154,7 @@
       <w:r>
         <w:rPr>
           <w:rFonts w:ascii="Times New Roman" w:eastAsia="Calibri" w:hAnsi="Times New Roman" w:cs="Times New Roman"/>
+          <w:sz w:val="24"/>
           <w:szCs w:val="24"/>
           <w:lang w:val="uk-UA"/>
         </w:rPr>
@@ -13458,6 +14174,7 @@
       <w:r>
         <w:rPr>
           <w:rFonts w:ascii="Times New Roman" w:eastAsia="Calibri" w:hAnsi="Times New Roman" w:cs="Times New Roman"/>
+          <w:sz w:val="24"/>
           <w:szCs w:val="24"/>
           <w:lang w:val="uk-UA"/>
         </w:rPr>
@@ -13477,6 +14194,7 @@
       <w:r>
         <w:rPr>
           <w:rFonts w:ascii="Times New Roman" w:eastAsia="Calibri" w:hAnsi="Times New Roman" w:cs="Times New Roman"/>
+          <w:sz w:val="24"/>
           <w:szCs w:val="24"/>
           <w:lang w:val="uk-UA"/>
         </w:rPr>
@@ -13496,6 +14214,7 @@
       <w:r>
         <w:rPr>
           <w:rFonts w:ascii="Times New Roman" w:eastAsia="Calibri" w:hAnsi="Times New Roman" w:cs="Times New Roman"/>
+          <w:sz w:val="24"/>
           <w:szCs w:val="24"/>
           <w:lang w:val="uk-UA"/>
         </w:rPr>
@@ -13515,6 +14234,7 @@
       <w:r>
         <w:rPr>
           <w:rFonts w:ascii="Times New Roman" w:eastAsia="Calibri" w:hAnsi="Times New Roman" w:cs="Times New Roman"/>
+          <w:sz w:val="24"/>
           <w:szCs w:val="24"/>
           <w:lang w:val="uk-UA"/>
         </w:rPr>
@@ -13534,6 +14254,7 @@
       <w:r>
         <w:rPr>
           <w:rFonts w:ascii="Times New Roman" w:eastAsia="Calibri" w:hAnsi="Times New Roman" w:cs="Times New Roman"/>
+          <w:sz w:val="24"/>
           <w:szCs w:val="24"/>
           <w:lang w:val="uk-UA"/>
         </w:rPr>
@@ -13553,6 +14274,7 @@
       <w:r>
         <w:rPr>
           <w:rFonts w:ascii="Times New Roman" w:eastAsia="Calibri" w:hAnsi="Times New Roman" w:cs="Times New Roman"/>
+          <w:sz w:val="24"/>
           <w:szCs w:val="24"/>
           <w:lang w:val="uk-UA"/>
         </w:rPr>
@@ -13572,6 +14294,7 @@
       <w:r>
         <w:rPr>
           <w:rFonts w:ascii="Times New Roman" w:eastAsia="Calibri" w:hAnsi="Times New Roman" w:cs="Times New Roman"/>
+          <w:sz w:val="24"/>
           <w:szCs w:val="24"/>
           <w:lang w:val="uk-UA"/>
         </w:rPr>
@@ -13591,6 +14314,7 @@
       <w:r>
         <w:rPr>
           <w:rFonts w:ascii="Times New Roman" w:eastAsia="Calibri" w:hAnsi="Times New Roman" w:cs="Times New Roman"/>
+          <w:sz w:val="24"/>
           <w:szCs w:val="24"/>
           <w:lang w:val="uk-UA"/>
         </w:rPr>
@@ -13610,6 +14334,7 @@
       <w:r>
         <w:rPr>
           <w:rFonts w:ascii="Times New Roman" w:eastAsia="Calibri" w:hAnsi="Times New Roman" w:cs="Times New Roman"/>
+          <w:sz w:val="24"/>
           <w:szCs w:val="24"/>
           <w:lang w:val="uk-UA"/>
         </w:rPr>
@@ -13629,6 +14354,7 @@
       <w:r>
         <w:rPr>
           <w:rFonts w:ascii="Times New Roman" w:eastAsia="Calibri" w:hAnsi="Times New Roman" w:cs="Times New Roman"/>
+          <w:sz w:val="24"/>
           <w:szCs w:val="24"/>
           <w:lang w:val="uk-UA"/>
         </w:rPr>
@@ -13648,6 +14374,7 @@
       <w:r>
         <w:rPr>
           <w:rFonts w:ascii="Times New Roman" w:eastAsia="Calibri" w:hAnsi="Times New Roman" w:cs="Times New Roman"/>
+          <w:sz w:val="24"/>
           <w:szCs w:val="24"/>
           <w:lang w:val="uk-UA"/>
         </w:rPr>
@@ -13667,6 +14394,7 @@
       <w:r>
         <w:rPr>
           <w:rFonts w:ascii="Times New Roman" w:eastAsia="Calibri" w:hAnsi="Times New Roman" w:cs="Times New Roman"/>
+          <w:sz w:val="24"/>
           <w:szCs w:val="24"/>
           <w:lang w:val="uk-UA"/>
         </w:rPr>
@@ -13686,6 +14414,7 @@
       <w:r>
         <w:rPr>
           <w:rFonts w:ascii="Times New Roman" w:eastAsia="Calibri" w:hAnsi="Times New Roman" w:cs="Times New Roman"/>
+          <w:sz w:val="24"/>
           <w:szCs w:val="24"/>
           <w:lang w:val="uk-UA"/>
         </w:rPr>
@@ -13705,6 +14434,7 @@
       <w:r>
         <w:rPr>
           <w:rFonts w:ascii="Times New Roman" w:eastAsia="Calibri" w:hAnsi="Times New Roman" w:cs="Times New Roman"/>
+          <w:sz w:val="24"/>
           <w:szCs w:val="24"/>
           <w:lang w:val="uk-UA"/>
         </w:rPr>
@@ -13724,6 +14454,7 @@
       <w:r>
         <w:rPr>
           <w:rFonts w:ascii="Times New Roman" w:eastAsia="Calibri" w:hAnsi="Times New Roman" w:cs="Times New Roman"/>
+          <w:sz w:val="24"/>
           <w:szCs w:val="24"/>
           <w:lang w:val="uk-UA"/>
         </w:rPr>
@@ -13743,6 +14474,7 @@
       <w:r>
         <w:rPr>
           <w:rFonts w:ascii="Times New Roman" w:eastAsia="Calibri" w:hAnsi="Times New Roman" w:cs="Times New Roman"/>
+          <w:sz w:val="24"/>
           <w:szCs w:val="24"/>
           <w:lang w:val="uk-UA"/>
         </w:rPr>
@@ -13782,6 +14514,7 @@
           <w:b/>
           <w:i/>
           <w:color w:val="FF0000"/>
+          <w:sz w:val="24"/>
           <w:szCs w:val="24"/>
           <w:lang w:val="uk-UA"/>
         </w:rPr>
@@ -13804,6 +14537,7 @@
           <w:rFonts w:ascii="Times New Roman" w:eastAsia="Calibri" w:hAnsi="Times New Roman" w:cs="Times New Roman"/>
           <w:i/>
           <w:color w:val="FF0000"/>
+          <w:sz w:val="24"/>
           <w:szCs w:val="24"/>
           <w:lang w:val="ru-RU"/>
         </w:rPr>
@@ -13813,6 +14547,7 @@
         <w:rPr>
           <w:rFonts w:ascii="Times New Roman" w:eastAsia="Calibri" w:hAnsi="Times New Roman" w:cs="Times New Roman"/>
           <w:b/>
+          <w:sz w:val="24"/>
           <w:szCs w:val="24"/>
           <w:lang w:val="ru-RU"/>
         </w:rPr>
@@ -13836,6 +14571,7 @@
           <w:iCs/>
           <w:color w:val="FF0000"/>
           <w:spacing w:val="3"/>
+          <w:sz w:val="24"/>
           <w:szCs w:val="24"/>
           <w:lang w:val="ru-RU"/>
         </w:rPr>
@@ -13848,6 +14584,7 @@
           <w:iCs/>
           <w:color w:val="000000"/>
           <w:spacing w:val="3"/>
+          <w:sz w:val="24"/>
           <w:szCs w:val="24"/>
           <w:lang w:val="ru-RU"/>
         </w:rPr>
@@ -13858,6 +14595,7 @@
           <w:rFonts w:ascii="Times New Roman" w:eastAsia="Calibri" w:hAnsi="Times New Roman" w:cs="Times New Roman"/>
           <w:color w:val="000000"/>
           <w:spacing w:val="3"/>
+          <w:sz w:val="24"/>
           <w:szCs w:val="24"/>
           <w:lang w:val="ru-RU"/>
         </w:rPr>
@@ -13882,6 +14620,7 @@
           <w:rFonts w:ascii="Times New Roman" w:eastAsia="Calibri" w:hAnsi="Times New Roman" w:cs="Times New Roman"/>
           <w:color w:val="000000"/>
           <w:spacing w:val="3"/>
+          <w:sz w:val="24"/>
           <w:szCs w:val="24"/>
           <w:lang w:val="ru-RU"/>
         </w:rPr>
@@ -13892,6 +14631,7 @@
           <w:rFonts w:ascii="Times New Roman" w:eastAsia="Calibri" w:hAnsi="Times New Roman" w:cs="Times New Roman"/>
           <w:color w:val="000000"/>
           <w:spacing w:val="2"/>
+          <w:sz w:val="24"/>
           <w:szCs w:val="24"/>
           <w:lang w:val="ru-RU"/>
         </w:rPr>
@@ -13902,6 +14642,7 @@
           <w:rFonts w:ascii="Times New Roman" w:eastAsia="Calibri" w:hAnsi="Times New Roman" w:cs="Times New Roman"/>
           <w:color w:val="000000"/>
           <w:spacing w:val="3"/>
+          <w:sz w:val="24"/>
           <w:szCs w:val="24"/>
           <w:lang w:val="ru-RU"/>
         </w:rPr>
@@ -13912,6 +14653,7 @@
           <w:rFonts w:ascii="Times New Roman" w:eastAsia="Calibri" w:hAnsi="Times New Roman" w:cs="Times New Roman"/>
           <w:color w:val="000000"/>
           <w:spacing w:val="5"/>
+          <w:sz w:val="24"/>
           <w:szCs w:val="24"/>
           <w:lang w:val="ru-RU"/>
         </w:rPr>
@@ -13936,6 +14678,7 @@
           <w:rFonts w:ascii="Times New Roman" w:eastAsia="Calibri" w:hAnsi="Times New Roman" w:cs="Times New Roman"/>
           <w:color w:val="000000"/>
           <w:spacing w:val="8"/>
+          <w:sz w:val="24"/>
           <w:szCs w:val="24"/>
           <w:lang w:val="ru-RU"/>
         </w:rPr>
@@ -13947,6 +14690,7 @@
           <w:rFonts w:ascii="Times New Roman" w:eastAsia="Calibri" w:hAnsi="Times New Roman" w:cs="Times New Roman"/>
           <w:color w:val="000000"/>
           <w:spacing w:val="7"/>
+          <w:sz w:val="24"/>
           <w:szCs w:val="24"/>
           <w:lang w:val="ru-RU"/>
         </w:rPr>
@@ -13957,6 +14701,7 @@
           <w:rFonts w:ascii="Times New Roman" w:eastAsia="Calibri" w:hAnsi="Times New Roman" w:cs="Times New Roman"/>
           <w:color w:val="000000"/>
           <w:spacing w:val="20"/>
+          <w:sz w:val="24"/>
           <w:szCs w:val="24"/>
           <w:lang w:val="ru-RU"/>
         </w:rPr>
@@ -13967,6 +14712,7 @@
           <w:rFonts w:ascii="Times New Roman" w:eastAsia="Calibri" w:hAnsi="Times New Roman" w:cs="Times New Roman"/>
           <w:color w:val="000000"/>
           <w:spacing w:val="-4"/>
+          <w:sz w:val="24"/>
           <w:szCs w:val="24"/>
           <w:lang w:val="ru-RU"/>
         </w:rPr>
@@ -14001,6 +14747,7 @@
           <w:rFonts w:ascii="Times New Roman" w:eastAsia="Calibri" w:hAnsi="Times New Roman" w:cs="Times New Roman"/>
           <w:i/>
           <w:color w:val="FF0000"/>
+          <w:sz w:val="24"/>
           <w:szCs w:val="24"/>
           <w:lang w:val="ru-RU"/>
         </w:rPr>
@@ -14010,6 +14757,7 @@
         <w:rPr>
           <w:rFonts w:ascii="Times New Roman" w:eastAsia="Calibri" w:hAnsi="Times New Roman" w:cs="Times New Roman"/>
           <w:b/>
+          <w:sz w:val="24"/>
           <w:szCs w:val="24"/>
           <w:lang w:val="ru-RU"/>
         </w:rPr>
@@ -14033,6 +14781,7 @@
           <w:iCs/>
           <w:color w:val="FF0000"/>
           <w:spacing w:val="3"/>
+          <w:sz w:val="24"/>
           <w:szCs w:val="24"/>
           <w:lang w:val="ru-RU"/>
         </w:rPr>
@@ -14045,6 +14794,7 @@
           <w:iCs/>
           <w:color w:val="000000"/>
           <w:spacing w:val="3"/>
+          <w:sz w:val="24"/>
           <w:szCs w:val="24"/>
           <w:lang w:val="ru-RU"/>
         </w:rPr>
@@ -14055,6 +14805,7 @@
           <w:rFonts w:ascii="Times New Roman" w:eastAsia="Calibri" w:hAnsi="Times New Roman" w:cs="Times New Roman"/>
           <w:color w:val="000000"/>
           <w:spacing w:val="3"/>
+          <w:sz w:val="24"/>
           <w:szCs w:val="24"/>
           <w:lang w:val="ru-RU"/>
         </w:rPr>
@@ -14084,6 +14835,7 @@
           <w:rFonts w:ascii="Times New Roman" w:eastAsia="Calibri" w:hAnsi="Times New Roman" w:cs="Times New Roman"/>
           <w:color w:val="000000"/>
           <w:spacing w:val="-2"/>
+          <w:sz w:val="24"/>
           <w:szCs w:val="24"/>
           <w:lang w:val="ru-RU"/>
         </w:rPr>
@@ -14094,6 +14846,7 @@
           <w:rFonts w:ascii="Times New Roman" w:eastAsia="Calibri" w:hAnsi="Times New Roman" w:cs="Times New Roman"/>
           <w:color w:val="000000"/>
           <w:spacing w:val="5"/>
+          <w:sz w:val="24"/>
           <w:szCs w:val="24"/>
           <w:lang w:val="ru-RU"/>
         </w:rPr>
@@ -14104,6 +14857,7 @@
           <w:rFonts w:ascii="Times New Roman" w:eastAsia="Calibri" w:hAnsi="Times New Roman" w:cs="Times New Roman"/>
           <w:color w:val="000000"/>
           <w:spacing w:val="1"/>
+          <w:sz w:val="24"/>
           <w:szCs w:val="24"/>
           <w:lang w:val="ru-RU"/>
         </w:rPr>
@@ -14133,6 +14887,7 @@
           <w:rFonts w:ascii="Times New Roman" w:eastAsia="Calibri" w:hAnsi="Times New Roman" w:cs="Times New Roman"/>
           <w:color w:val="000000"/>
           <w:spacing w:val="1"/>
+          <w:sz w:val="24"/>
           <w:szCs w:val="24"/>
           <w:lang w:val="ru-RU"/>
         </w:rPr>
@@ -14143,6 +14898,7 @@
           <w:rFonts w:ascii="Times New Roman" w:eastAsia="Calibri" w:hAnsi="Times New Roman" w:cs="Times New Roman"/>
           <w:color w:val="000000"/>
           <w:spacing w:val="8"/>
+          <w:sz w:val="24"/>
           <w:szCs w:val="24"/>
           <w:lang w:val="ru-RU"/>
         </w:rPr>
@@ -14153,6 +14909,7 @@
           <w:rFonts w:ascii="Times New Roman" w:eastAsia="Calibri" w:hAnsi="Times New Roman" w:cs="Times New Roman"/>
           <w:color w:val="000000"/>
           <w:spacing w:val="2"/>
+          <w:sz w:val="24"/>
           <w:szCs w:val="24"/>
           <w:lang w:val="ru-RU"/>
         </w:rPr>
@@ -14191,6 +14948,7 @@
           <w:rFonts w:ascii="Times New Roman" w:eastAsia="Times New Roman" w:hAnsi="Times New Roman" w:cs="Times New Roman"/>
           <w:i/>
           <w:color w:val="FF0000"/>
+          <w:sz w:val="24"/>
           <w:szCs w:val="24"/>
           <w:lang w:val="uk-UA"/>
         </w:rPr>
@@ -14214,6 +14972,7 @@
           <w:rFonts w:ascii="Times New Roman" w:eastAsia="Calibri" w:hAnsi="Times New Roman" w:cs="Times New Roman"/>
           <w:i/>
           <w:color w:val="FF0000"/>
+          <w:sz w:val="24"/>
           <w:szCs w:val="24"/>
           <w:lang w:val="uk-UA"/>
         </w:rPr>
@@ -14223,6 +14982,7 @@
         <w:rPr>
           <w:rFonts w:ascii="Times New Roman" w:eastAsia="Calibri" w:hAnsi="Times New Roman" w:cs="Times New Roman"/>
           <w:color w:val="000000"/>
+          <w:sz w:val="24"/>
           <w:szCs w:val="24"/>
           <w:lang w:val="uk-UA"/>
         </w:rPr>
@@ -14246,6 +15006,7 @@
           <w:rFonts w:ascii="Times New Roman" w:eastAsia="Calibri" w:hAnsi="Times New Roman" w:cs="Times New Roman"/>
           <w:i/>
           <w:color w:val="FF0000"/>
+          <w:sz w:val="24"/>
           <w:szCs w:val="24"/>
           <w:lang w:val="uk-UA"/>
         </w:rPr>
@@ -14255,6 +15016,7 @@
         <w:rPr>
           <w:rFonts w:ascii="Times New Roman" w:eastAsia="Calibri" w:hAnsi="Times New Roman" w:cs="Times New Roman"/>
           <w:color w:val="000000"/>
+          <w:sz w:val="24"/>
           <w:szCs w:val="24"/>
           <w:lang w:val="uk-UA"/>
         </w:rPr>
@@ -14278,6 +15040,7 @@
           <w:rFonts w:ascii="Times New Roman" w:eastAsia="Calibri" w:hAnsi="Times New Roman" w:cs="Times New Roman"/>
           <w:i/>
           <w:color w:val="FF0000"/>
+          <w:sz w:val="24"/>
           <w:szCs w:val="24"/>
           <w:lang w:val="uk-UA"/>
         </w:rPr>
@@ -14287,6 +15050,7 @@
         <w:rPr>
           <w:rFonts w:ascii="Times New Roman" w:eastAsia="Calibri" w:hAnsi="Times New Roman" w:cs="Times New Roman"/>
           <w:color w:val="000000"/>
+          <w:sz w:val="24"/>
           <w:szCs w:val="24"/>
           <w:lang w:val="uk-UA"/>
         </w:rPr>
@@ -14310,6 +15074,7 @@
           <w:rFonts w:ascii="Times New Roman" w:eastAsia="Calibri" w:hAnsi="Times New Roman" w:cs="Times New Roman"/>
           <w:i/>
           <w:color w:val="FF0000"/>
+          <w:sz w:val="24"/>
           <w:szCs w:val="24"/>
           <w:lang w:val="uk-UA"/>
         </w:rPr>
@@ -14319,6 +15084,7 @@
         <w:rPr>
           <w:rFonts w:ascii="Times New Roman" w:eastAsia="Calibri" w:hAnsi="Times New Roman" w:cs="Times New Roman"/>
           <w:color w:val="000000"/>
+          <w:sz w:val="24"/>
           <w:szCs w:val="24"/>
           <w:lang w:val="uk-UA"/>
         </w:rPr>
@@ -14342,6 +15108,7 @@
           <w:rFonts w:ascii="Times New Roman" w:eastAsia="Calibri" w:hAnsi="Times New Roman" w:cs="Times New Roman"/>
           <w:i/>
           <w:color w:val="FF0000"/>
+          <w:sz w:val="24"/>
           <w:szCs w:val="24"/>
           <w:lang w:val="uk-UA"/>
         </w:rPr>
@@ -14351,6 +15118,7 @@
         <w:rPr>
           <w:rFonts w:ascii="Times New Roman" w:eastAsia="Calibri" w:hAnsi="Times New Roman" w:cs="Times New Roman"/>
           <w:color w:val="000000"/>
+          <w:sz w:val="24"/>
           <w:szCs w:val="24"/>
           <w:lang w:val="uk-UA"/>
         </w:rPr>
@@ -14374,6 +15142,7 @@
           <w:rFonts w:ascii="Times New Roman" w:eastAsia="Calibri" w:hAnsi="Times New Roman" w:cs="Times New Roman"/>
           <w:i/>
           <w:color w:val="FF0000"/>
+          <w:sz w:val="24"/>
           <w:szCs w:val="24"/>
           <w:lang w:val="uk-UA"/>
         </w:rPr>
@@ -14383,6 +15152,7 @@
         <w:rPr>
           <w:rFonts w:ascii="Times New Roman" w:eastAsia="Calibri" w:hAnsi="Times New Roman" w:cs="Times New Roman"/>
           <w:color w:val="000000"/>
+          <w:sz w:val="24"/>
           <w:szCs w:val="24"/>
           <w:lang w:val="uk-UA"/>
         </w:rPr>
@@ -14451,6 +15221,7 @@
           <w:rFonts w:ascii="Times New Roman" w:eastAsia="Calibri" w:hAnsi="Times New Roman" w:cs="Times New Roman"/>
           <w:i/>
           <w:color w:val="FF0000"/>
+          <w:sz w:val="24"/>
           <w:szCs w:val="24"/>
           <w:lang w:val="uk-UA"/>
         </w:rPr>
@@ -14460,6 +15231,7 @@
         <w:rPr>
           <w:rFonts w:ascii="Times New Roman" w:eastAsia="Calibri" w:hAnsi="Times New Roman" w:cs="Times New Roman"/>
           <w:color w:val="FF0000"/>
+          <w:sz w:val="24"/>
           <w:szCs w:val="24"/>
           <w:lang w:val="uk-UA"/>
         </w:rPr>
@@ -14468,6 +15240,7 @@
       <w:r>
         <w:rPr>
           <w:rFonts w:ascii="Times New Roman" w:eastAsia="Calibri" w:hAnsi="Times New Roman" w:cs="Times New Roman"/>
+          <w:sz w:val="24"/>
           <w:szCs w:val="24"/>
           <w:lang w:val="uk-UA"/>
         </w:rPr>
@@ -14504,6 +15277,7 @@
           <w:rFonts w:ascii="Times New Roman" w:eastAsia="Calibri" w:hAnsi="Times New Roman" w:cs="Times New Roman"/>
           <w:i/>
           <w:color w:val="FF0000"/>
+          <w:sz w:val="24"/>
           <w:szCs w:val="24"/>
           <w:lang w:val="uk-UA"/>
         </w:rPr>
@@ -14512,6 +15286,7 @@
       <w:r>
         <w:rPr>
           <w:rFonts w:ascii="Times New Roman" w:eastAsia="Calibri" w:hAnsi="Times New Roman" w:cs="Times New Roman"/>
+          <w:sz w:val="24"/>
           <w:szCs w:val="24"/>
           <w:lang w:val="uk-UA"/>
         </w:rPr>
@@ -14535,6 +15310,7 @@
           <w:i/>
           <w:iCs/>
           <w:color w:val="FF0000"/>
+          <w:sz w:val="24"/>
           <w:szCs w:val="24"/>
           <w:lang w:val="ru-RU"/>
         </w:rPr>
@@ -14558,6 +15334,7 @@
           <w:rFonts w:ascii="Times New Roman" w:eastAsia="Calibri" w:hAnsi="Times New Roman" w:cs="Times New Roman"/>
           <w:color w:val="000000"/>
           <w:spacing w:val="-2"/>
+          <w:sz w:val="24"/>
           <w:szCs w:val="24"/>
           <w:lang w:val="ru-RU"/>
         </w:rPr>
@@ -14568,6 +15345,7 @@
           <w:rFonts w:ascii="Times New Roman" w:eastAsia="Calibri" w:hAnsi="Times New Roman" w:cs="Times New Roman"/>
           <w:color w:val="000000"/>
           <w:spacing w:val="5"/>
+          <w:sz w:val="24"/>
           <w:szCs w:val="24"/>
           <w:lang w:val="ru-RU"/>
         </w:rPr>
@@ -14578,6 +15356,7 @@
           <w:rFonts w:ascii="Times New Roman" w:eastAsia="Calibri" w:hAnsi="Times New Roman" w:cs="Times New Roman"/>
           <w:color w:val="000000"/>
           <w:spacing w:val="3"/>
+          <w:sz w:val="24"/>
           <w:szCs w:val="24"/>
           <w:lang w:val="ru-RU"/>
         </w:rPr>
@@ -14587,6 +15366,7 @@
         <w:rPr>
           <w:rFonts w:ascii="Times New Roman" w:eastAsia="Calibri" w:hAnsi="Times New Roman" w:cs="Times New Roman"/>
           <w:color w:val="000000"/>
+          <w:sz w:val="24"/>
           <w:szCs w:val="24"/>
           <w:lang w:val="ru-RU"/>
         </w:rPr>
@@ -14597,6 +15377,7 @@
           <w:rFonts w:ascii="Times New Roman" w:eastAsia="Calibri" w:hAnsi="Times New Roman" w:cs="Times New Roman"/>
           <w:color w:val="000000"/>
           <w:spacing w:val="2"/>
+          <w:sz w:val="24"/>
           <w:szCs w:val="24"/>
           <w:lang w:val="ru-RU"/>
         </w:rPr>
@@ -14631,6 +15412,7 @@
           <w:rFonts w:ascii="Times New Roman" w:eastAsia="Calibri" w:hAnsi="Times New Roman" w:cs="Times New Roman"/>
           <w:i/>
           <w:color w:val="FF0000"/>
+          <w:sz w:val="24"/>
           <w:szCs w:val="24"/>
           <w:lang w:val="ru-RU"/>
         </w:rPr>
@@ -14641,6 +15423,7 @@
         <w:rPr>
           <w:rFonts w:ascii="Times New Roman" w:eastAsia="Calibri" w:hAnsi="Times New Roman" w:cs="Times New Roman"/>
           <w:b/>
+          <w:sz w:val="24"/>
           <w:szCs w:val="24"/>
           <w:lang w:val="ru-RU"/>
         </w:rPr>
@@ -14664,6 +15447,7 @@
           <w:iCs/>
           <w:color w:val="FF0000"/>
           <w:spacing w:val="3"/>
+          <w:sz w:val="24"/>
           <w:szCs w:val="24"/>
           <w:lang w:val="ru-RU"/>
         </w:rPr>
@@ -14676,6 +15460,7 @@
           <w:iCs/>
           <w:color w:val="000000"/>
           <w:spacing w:val="3"/>
+          <w:sz w:val="24"/>
           <w:szCs w:val="24"/>
           <w:lang w:val="ru-RU"/>
         </w:rPr>
@@ -14686,6 +15471,7 @@
           <w:rFonts w:ascii="Times New Roman" w:eastAsia="Calibri" w:hAnsi="Times New Roman" w:cs="Times New Roman"/>
           <w:color w:val="000000"/>
           <w:spacing w:val="3"/>
+          <w:sz w:val="24"/>
           <w:szCs w:val="24"/>
           <w:lang w:val="ru-RU"/>
         </w:rPr>
@@ -14710,6 +15496,7 @@
           <w:rFonts w:ascii="Times New Roman" w:eastAsia="Calibri" w:hAnsi="Times New Roman" w:cs="Times New Roman"/>
           <w:color w:val="000000"/>
           <w:spacing w:val="11"/>
+          <w:sz w:val="24"/>
           <w:szCs w:val="24"/>
           <w:lang w:val="ru-RU"/>
         </w:rPr>
@@ -14720,6 +15507,7 @@
           <w:rFonts w:ascii="Times New Roman" w:eastAsia="Calibri" w:hAnsi="Times New Roman" w:cs="Times New Roman"/>
           <w:color w:val="000000"/>
           <w:spacing w:val="8"/>
+          <w:sz w:val="24"/>
           <w:szCs w:val="24"/>
           <w:lang w:val="ru-RU"/>
         </w:rPr>
@@ -14730,6 +15518,7 @@
           <w:rFonts w:ascii="Times New Roman" w:eastAsia="Calibri" w:hAnsi="Times New Roman" w:cs="Times New Roman"/>
           <w:color w:val="000000"/>
           <w:spacing w:val="1"/>
+          <w:sz w:val="24"/>
           <w:szCs w:val="24"/>
           <w:lang w:val="ru-RU"/>
         </w:rPr>
@@ -14759,6 +15548,7 @@
           <w:rFonts w:ascii="Times New Roman" w:eastAsia="Calibri" w:hAnsi="Times New Roman" w:cs="Times New Roman"/>
           <w:color w:val="000000"/>
           <w:spacing w:val="1"/>
+          <w:sz w:val="24"/>
           <w:szCs w:val="24"/>
           <w:lang w:val="ru-RU"/>
         </w:rPr>
@@ -14769,6 +15559,7 @@
           <w:rFonts w:ascii="Times New Roman" w:eastAsia="Calibri" w:hAnsi="Times New Roman" w:cs="Times New Roman"/>
           <w:color w:val="000000"/>
           <w:spacing w:val="7"/>
+          <w:sz w:val="24"/>
           <w:szCs w:val="24"/>
           <w:lang w:val="ru-RU"/>
         </w:rPr>
@@ -14779,6 +15570,7 @@
           <w:rFonts w:ascii="Times New Roman" w:eastAsia="Calibri" w:hAnsi="Times New Roman" w:cs="Times New Roman"/>
           <w:color w:val="000000"/>
           <w:spacing w:val="4"/>
+          <w:sz w:val="24"/>
           <w:szCs w:val="24"/>
           <w:lang w:val="ru-RU"/>
         </w:rPr>
@@ -14813,6 +15605,7 @@
           <w:rFonts w:ascii="Times New Roman" w:eastAsia="Calibri" w:hAnsi="Times New Roman" w:cs="Times New Roman"/>
           <w:i/>
           <w:color w:val="FF0000"/>
+          <w:sz w:val="24"/>
           <w:szCs w:val="24"/>
           <w:lang w:val="ru-RU"/>
         </w:rPr>
@@ -14822,6 +15615,7 @@
         <w:rPr>
           <w:rFonts w:ascii="Times New Roman" w:eastAsia="Calibri" w:hAnsi="Times New Roman" w:cs="Times New Roman"/>
           <w:b/>
+          <w:sz w:val="24"/>
           <w:szCs w:val="24"/>
           <w:lang w:val="ru-RU"/>
         </w:rPr>
@@ -14845,6 +15639,7 @@
           <w:iCs/>
           <w:color w:val="FF0000"/>
           <w:spacing w:val="3"/>
+          <w:sz w:val="24"/>
           <w:szCs w:val="24"/>
           <w:lang w:val="ru-RU"/>
         </w:rPr>
@@ -14857,6 +15652,7 @@
           <w:iCs/>
           <w:color w:val="000000"/>
           <w:spacing w:val="3"/>
+          <w:sz w:val="24"/>
           <w:szCs w:val="24"/>
           <w:lang w:val="ru-RU"/>
         </w:rPr>
@@ -14867,6 +15663,7 @@
           <w:rFonts w:ascii="Times New Roman" w:eastAsia="Calibri" w:hAnsi="Times New Roman" w:cs="Times New Roman"/>
           <w:color w:val="000000"/>
           <w:spacing w:val="3"/>
+          <w:sz w:val="24"/>
           <w:szCs w:val="24"/>
           <w:lang w:val="ru-RU"/>
         </w:rPr>
@@ -14896,6 +15693,7 @@
           <w:rFonts w:ascii="Times New Roman" w:eastAsia="Calibri" w:hAnsi="Times New Roman" w:cs="Times New Roman"/>
           <w:color w:val="000000"/>
           <w:spacing w:val="2"/>
+          <w:sz w:val="24"/>
           <w:szCs w:val="24"/>
           <w:lang w:val="ru-RU"/>
         </w:rPr>
@@ -14906,6 +15704,7 @@
           <w:rFonts w:ascii="Times New Roman" w:eastAsia="Calibri" w:hAnsi="Times New Roman" w:cs="Times New Roman"/>
           <w:color w:val="000000"/>
           <w:spacing w:val="3"/>
+          <w:sz w:val="24"/>
           <w:szCs w:val="24"/>
           <w:lang w:val="ru-RU"/>
         </w:rPr>
@@ -14916,6 +15715,7 @@
           <w:rFonts w:ascii="Times New Roman" w:eastAsia="Calibri" w:hAnsi="Times New Roman" w:cs="Times New Roman"/>
           <w:color w:val="000000"/>
           <w:spacing w:val="7"/>
+          <w:sz w:val="24"/>
           <w:szCs w:val="24"/>
           <w:lang w:val="ru-RU"/>
         </w:rPr>
@@ -14926,6 +15726,7 @@
           <w:rFonts w:ascii="Times New Roman" w:eastAsia="Calibri" w:hAnsi="Times New Roman" w:cs="Times New Roman"/>
           <w:color w:val="000000"/>
           <w:spacing w:val="-4"/>
+          <w:sz w:val="24"/>
           <w:szCs w:val="24"/>
           <w:lang w:val="ru-RU"/>
         </w:rPr>
@@ -14955,6 +15756,7 @@
           <w:rFonts w:ascii="Times New Roman" w:eastAsia="Calibri" w:hAnsi="Times New Roman" w:cs="Times New Roman"/>
           <w:color w:val="000000"/>
           <w:spacing w:val="6"/>
+          <w:sz w:val="24"/>
           <w:szCs w:val="24"/>
           <w:lang w:val="ru-RU"/>
         </w:rPr>
@@ -14965,6 +15767,7 @@
           <w:rFonts w:ascii="Times New Roman" w:eastAsia="Calibri" w:hAnsi="Times New Roman" w:cs="Times New Roman"/>
           <w:color w:val="000000"/>
           <w:spacing w:val="3"/>
+          <w:sz w:val="24"/>
           <w:szCs w:val="24"/>
           <w:lang w:val="ru-RU"/>
         </w:rPr>
@@ -14975,6 +15778,7 @@
           <w:rFonts w:ascii="Times New Roman" w:eastAsia="Calibri" w:hAnsi="Times New Roman" w:cs="Times New Roman"/>
           <w:color w:val="000000"/>
           <w:spacing w:val="5"/>
+          <w:sz w:val="24"/>
           <w:szCs w:val="24"/>
           <w:lang w:val="ru-RU"/>
         </w:rPr>
@@ -14985,6 +15789,7 @@
           <w:rFonts w:ascii="Times New Roman" w:eastAsia="Calibri" w:hAnsi="Times New Roman" w:cs="Times New Roman"/>
           <w:color w:val="000000"/>
           <w:spacing w:val="6"/>
+          <w:sz w:val="24"/>
           <w:szCs w:val="24"/>
           <w:lang w:val="ru-RU"/>
         </w:rPr>
@@ -15019,6 +15824,7 @@
           <w:rFonts w:ascii="Times New Roman" w:eastAsia="Calibri" w:hAnsi="Times New Roman" w:cs="Times New Roman"/>
           <w:i/>
           <w:color w:val="FF0000"/>
+          <w:sz w:val="24"/>
           <w:szCs w:val="24"/>
           <w:lang w:val="ru-RU"/>
         </w:rPr>
@@ -15028,6 +15834,7 @@
         <w:rPr>
           <w:rFonts w:ascii="Times New Roman" w:eastAsia="Calibri" w:hAnsi="Times New Roman" w:cs="Times New Roman"/>
           <w:b/>
+          <w:sz w:val="24"/>
           <w:szCs w:val="24"/>
           <w:lang w:val="ru-RU"/>
         </w:rPr>
@@ -15051,6 +15858,7 @@
           <w:iCs/>
           <w:color w:val="FF0000"/>
           <w:spacing w:val="3"/>
+          <w:sz w:val="24"/>
           <w:szCs w:val="24"/>
           <w:lang w:val="ru-RU"/>
         </w:rPr>
@@ -15063,6 +15871,7 @@
           <w:iCs/>
           <w:color w:val="000000"/>
           <w:spacing w:val="3"/>
+          <w:sz w:val="24"/>
           <w:szCs w:val="24"/>
           <w:lang w:val="ru-RU"/>
         </w:rPr>
@@ -15073,6 +15882,7 @@
           <w:rFonts w:ascii="Times New Roman" w:eastAsia="Calibri" w:hAnsi="Times New Roman" w:cs="Times New Roman"/>
           <w:color w:val="000000"/>
           <w:spacing w:val="3"/>
+          <w:sz w:val="24"/>
           <w:szCs w:val="24"/>
           <w:lang w:val="ru-RU"/>
         </w:rPr>
@@ -15095,6 +15905,7 @@
         <w:rPr>
           <w:rFonts w:ascii="Times New Roman" w:eastAsia="Calibri" w:hAnsi="Times New Roman" w:cs="Times New Roman"/>
           <w:color w:val="000000"/>
+          <w:sz w:val="24"/>
           <w:szCs w:val="24"/>
           <w:lang w:val="ru-RU"/>
         </w:rPr>
@@ -15105,6 +15916,7 @@
           <w:rFonts w:ascii="Times New Roman" w:eastAsia="Calibri" w:hAnsi="Times New Roman" w:cs="Times New Roman"/>
           <w:color w:val="000000"/>
           <w:spacing w:val="3"/>
+          <w:sz w:val="24"/>
           <w:szCs w:val="24"/>
           <w:lang w:val="ru-RU"/>
         </w:rPr>
@@ -15115,6 +15927,7 @@
           <w:rFonts w:ascii="Times New Roman" w:eastAsia="Calibri" w:hAnsi="Times New Roman" w:cs="Times New Roman"/>
           <w:color w:val="000000"/>
           <w:spacing w:val="7"/>
+          <w:sz w:val="24"/>
           <w:szCs w:val="24"/>
           <w:lang w:val="ru-RU"/>
         </w:rPr>
@@ -15125,6 +15938,7 @@
           <w:rFonts w:ascii="Times New Roman" w:eastAsia="Calibri" w:hAnsi="Times New Roman" w:cs="Times New Roman"/>
           <w:color w:val="000000"/>
           <w:spacing w:val="4"/>
+          <w:sz w:val="24"/>
           <w:szCs w:val="24"/>
           <w:lang w:val="ru-RU"/>
         </w:rPr>
@@ -15148,6 +15962,7 @@
           <w:rFonts w:ascii="Times New Roman" w:eastAsia="Calibri" w:hAnsi="Times New Roman" w:cs="Times New Roman"/>
           <w:color w:val="000000"/>
           <w:spacing w:val="10"/>
+          <w:sz w:val="24"/>
           <w:szCs w:val="24"/>
           <w:lang w:val="ru-RU"/>
         </w:rPr>
@@ -15158,6 +15973,7 @@
           <w:rFonts w:ascii="Times New Roman" w:eastAsia="Calibri" w:hAnsi="Times New Roman" w:cs="Times New Roman"/>
           <w:color w:val="000000"/>
           <w:spacing w:val="5"/>
+          <w:sz w:val="24"/>
           <w:szCs w:val="24"/>
           <w:lang w:val="ru-RU"/>
         </w:rPr>
@@ -15197,6 +16013,7 @@
           <w:rFonts w:ascii="Times New Roman" w:eastAsia="Times New Roman" w:hAnsi="Times New Roman" w:cs="Times New Roman"/>
           <w:i/>
           <w:color w:val="FF0000"/>
+          <w:sz w:val="24"/>
           <w:szCs w:val="24"/>
           <w:lang w:val="uk-UA"/>
         </w:rPr>
@@ -15220,6 +16037,7 @@
           <w:rFonts w:ascii="Times New Roman" w:eastAsia="Calibri" w:hAnsi="Times New Roman" w:cs="Times New Roman"/>
           <w:i/>
           <w:color w:val="FF0000"/>
+          <w:sz w:val="24"/>
           <w:szCs w:val="24"/>
           <w:lang w:val="uk-UA"/>
         </w:rPr>
@@ -15229,6 +16047,7 @@
         <w:rPr>
           <w:rFonts w:ascii="Times New Roman" w:eastAsia="Calibri" w:hAnsi="Times New Roman" w:cs="Times New Roman"/>
           <w:color w:val="000000"/>
+          <w:sz w:val="24"/>
           <w:szCs w:val="24"/>
           <w:lang w:val="uk-UA"/>
         </w:rPr>
@@ -15252,6 +16071,7 @@
           <w:rFonts w:ascii="Times New Roman" w:eastAsia="Calibri" w:hAnsi="Times New Roman" w:cs="Times New Roman"/>
           <w:i/>
           <w:color w:val="FF0000"/>
+          <w:sz w:val="24"/>
           <w:szCs w:val="24"/>
           <w:lang w:val="uk-UA"/>
         </w:rPr>
@@ -15261,6 +16081,7 @@
         <w:rPr>
           <w:rFonts w:ascii="Times New Roman" w:eastAsia="Calibri" w:hAnsi="Times New Roman" w:cs="Times New Roman"/>
           <w:color w:val="000000"/>
+          <w:sz w:val="24"/>
           <w:szCs w:val="24"/>
           <w:lang w:val="uk-UA"/>
         </w:rPr>
@@ -15284,6 +16105,7 @@
           <w:rFonts w:ascii="Times New Roman" w:eastAsia="Calibri" w:hAnsi="Times New Roman" w:cs="Times New Roman"/>
           <w:i/>
           <w:color w:val="FF0000"/>
+          <w:sz w:val="24"/>
           <w:szCs w:val="24"/>
           <w:lang w:val="uk-UA"/>
         </w:rPr>
@@ -15293,6 +16115,7 @@
         <w:rPr>
           <w:rFonts w:ascii="Times New Roman" w:eastAsia="Calibri" w:hAnsi="Times New Roman" w:cs="Times New Roman"/>
           <w:color w:val="000000"/>
+          <w:sz w:val="24"/>
           <w:szCs w:val="24"/>
           <w:lang w:val="uk-UA"/>
         </w:rPr>
@@ -15316,6 +16139,7 @@
           <w:rFonts w:ascii="Times New Roman" w:eastAsia="Calibri" w:hAnsi="Times New Roman" w:cs="Times New Roman"/>
           <w:i/>
           <w:color w:val="FF0000"/>
+          <w:sz w:val="24"/>
           <w:szCs w:val="24"/>
           <w:lang w:val="uk-UA"/>
         </w:rPr>
@@ -15325,6 +16149,7 @@
         <w:rPr>
           <w:rFonts w:ascii="Times New Roman" w:eastAsia="Calibri" w:hAnsi="Times New Roman" w:cs="Times New Roman"/>
           <w:color w:val="000000"/>
+          <w:sz w:val="24"/>
           <w:szCs w:val="24"/>
           <w:lang w:val="uk-UA"/>
         </w:rPr>
@@ -15348,6 +16173,7 @@
           <w:rFonts w:ascii="Times New Roman" w:eastAsia="Calibri" w:hAnsi="Times New Roman" w:cs="Times New Roman"/>
           <w:i/>
           <w:color w:val="FF0000"/>
+          <w:sz w:val="24"/>
           <w:szCs w:val="24"/>
           <w:lang w:val="uk-UA"/>
         </w:rPr>
@@ -15357,6 +16183,7 @@
         <w:rPr>
           <w:rFonts w:ascii="Times New Roman" w:eastAsia="Calibri" w:hAnsi="Times New Roman" w:cs="Times New Roman"/>
           <w:color w:val="000000"/>
+          <w:sz w:val="24"/>
           <w:szCs w:val="24"/>
           <w:lang w:val="uk-UA"/>
         </w:rPr>
@@ -15380,6 +16207,7 @@
           <w:rFonts w:ascii="Times New Roman" w:eastAsia="Calibri" w:hAnsi="Times New Roman" w:cs="Times New Roman"/>
           <w:i/>
           <w:color w:val="FF0000"/>
+          <w:sz w:val="24"/>
           <w:szCs w:val="24"/>
           <w:lang w:val="uk-UA"/>
         </w:rPr>
@@ -15390,6 +16218,7 @@
         <w:rPr>
           <w:rFonts w:ascii="Times New Roman" w:eastAsia="Calibri" w:hAnsi="Times New Roman" w:cs="Times New Roman"/>
           <w:color w:val="000000"/>
+          <w:sz w:val="24"/>
           <w:szCs w:val="24"/>
           <w:lang w:val="uk-UA"/>
         </w:rPr>
@@ -15458,6 +16287,7 @@
           <w:rFonts w:ascii="Times New Roman" w:eastAsia="Calibri" w:hAnsi="Times New Roman" w:cs="Times New Roman"/>
           <w:i/>
           <w:color w:val="FF0000"/>
+          <w:sz w:val="24"/>
           <w:szCs w:val="24"/>
           <w:lang w:val="uk-UA"/>
         </w:rPr>
@@ -15467,6 +16297,7 @@
         <w:rPr>
           <w:rFonts w:ascii="Times New Roman" w:eastAsia="Calibri" w:hAnsi="Times New Roman" w:cs="Times New Roman"/>
           <w:color w:val="FF0000"/>
+          <w:sz w:val="24"/>
           <w:szCs w:val="24"/>
           <w:lang w:val="uk-UA"/>
         </w:rPr>
@@ -15475,6 +16306,7 @@
       <w:r>
         <w:rPr>
           <w:rFonts w:ascii="Times New Roman" w:eastAsia="Calibri" w:hAnsi="Times New Roman" w:cs="Times New Roman"/>
+          <w:sz w:val="24"/>
           <w:szCs w:val="24"/>
           <w:lang w:val="uk-UA"/>
         </w:rPr>
@@ -15510,6 +16342,7 @@
           <w:rFonts w:ascii="Times New Roman" w:eastAsia="Calibri" w:hAnsi="Times New Roman" w:cs="Times New Roman"/>
           <w:i/>
           <w:color w:val="FF0000"/>
+          <w:sz w:val="24"/>
           <w:szCs w:val="24"/>
           <w:lang w:val="ru-RU"/>
         </w:rPr>
@@ -15518,6 +16351,7 @@
       <w:r>
         <w:rPr>
           <w:rFonts w:ascii="Times New Roman" w:eastAsia="Calibri" w:hAnsi="Times New Roman" w:cs="Times New Roman"/>
+          <w:sz w:val="24"/>
           <w:szCs w:val="24"/>
           <w:lang w:val="ru-RU"/>
         </w:rPr>
@@ -15528,6 +16362,7 @@
           <w:rFonts w:ascii="Times New Roman" w:eastAsia="Calibri" w:hAnsi="Times New Roman" w:cs="Times New Roman"/>
           <w:i/>
           <w:color w:val="FF0000"/>
+          <w:sz w:val="24"/>
           <w:szCs w:val="24"/>
           <w:lang w:val="uk-UA"/>
         </w:rPr>
@@ -15536,6 +16371,7 @@
       <w:r>
         <w:rPr>
           <w:rFonts w:ascii="Times New Roman" w:eastAsia="Calibri" w:hAnsi="Times New Roman" w:cs="Times New Roman"/>
+          <w:sz w:val="24"/>
           <w:szCs w:val="24"/>
           <w:lang w:val="ru-RU"/>
         </w:rPr>
@@ -15571,6 +16407,7 @@
           <w:rFonts w:ascii="Times New Roman" w:eastAsia="Calibri" w:hAnsi="Times New Roman" w:cs="Times New Roman"/>
           <w:i/>
           <w:color w:val="FF0000"/>
+          <w:sz w:val="24"/>
           <w:szCs w:val="24"/>
           <w:lang w:val="ru-RU"/>
         </w:rPr>
@@ -15580,6 +16417,7 @@
         <w:rPr>
           <w:rFonts w:ascii="Times New Roman" w:eastAsia="Calibri" w:hAnsi="Times New Roman" w:cs="Times New Roman"/>
           <w:b/>
+          <w:sz w:val="24"/>
           <w:szCs w:val="24"/>
           <w:lang w:val="ru-RU"/>
         </w:rPr>
@@ -15603,6 +16441,7 @@
           <w:iCs/>
           <w:color w:val="FF0000"/>
           <w:spacing w:val="3"/>
+          <w:sz w:val="24"/>
           <w:szCs w:val="24"/>
           <w:lang w:val="ru-RU"/>
         </w:rPr>
@@ -15615,6 +16454,7 @@
           <w:iCs/>
           <w:color w:val="000000"/>
           <w:spacing w:val="3"/>
+          <w:sz w:val="24"/>
           <w:szCs w:val="24"/>
           <w:lang w:val="ru-RU"/>
         </w:rPr>
@@ -15625,6 +16465,7 @@
           <w:rFonts w:ascii="Times New Roman" w:eastAsia="Calibri" w:hAnsi="Times New Roman" w:cs="Times New Roman"/>
           <w:color w:val="000000"/>
           <w:spacing w:val="3"/>
+          <w:sz w:val="24"/>
           <w:szCs w:val="24"/>
           <w:lang w:val="ru-RU"/>
         </w:rPr>
@@ -15654,6 +16495,7 @@
           <w:rFonts w:ascii="Times New Roman" w:eastAsia="Calibri" w:hAnsi="Times New Roman" w:cs="Times New Roman"/>
           <w:color w:val="000000"/>
           <w:spacing w:val="2"/>
+          <w:sz w:val="24"/>
           <w:szCs w:val="24"/>
           <w:lang w:val="ru-RU"/>
         </w:rPr>
@@ -15663,6 +16505,7 @@
         <w:rPr>
           <w:rFonts w:ascii="Times New Roman" w:eastAsia="Calibri" w:hAnsi="Times New Roman" w:cs="Times New Roman"/>
           <w:color w:val="000000"/>
+          <w:sz w:val="24"/>
           <w:szCs w:val="24"/>
           <w:lang w:val="ru-RU"/>
         </w:rPr>
@@ -15673,6 +16516,7 @@
           <w:rFonts w:ascii="Times New Roman" w:eastAsia="Calibri" w:hAnsi="Times New Roman" w:cs="Times New Roman"/>
           <w:color w:val="000000"/>
           <w:spacing w:val="3"/>
+          <w:sz w:val="24"/>
           <w:szCs w:val="24"/>
           <w:lang w:val="ru-RU"/>
         </w:rPr>
@@ -15683,6 +16527,7 @@
           <w:rFonts w:ascii="Times New Roman" w:eastAsia="Calibri" w:hAnsi="Times New Roman" w:cs="Times New Roman"/>
           <w:color w:val="000000"/>
           <w:spacing w:val="4"/>
+          <w:sz w:val="24"/>
           <w:szCs w:val="24"/>
           <w:lang w:val="ru-RU"/>
         </w:rPr>
@@ -15712,6 +16557,7 @@
           <w:rFonts w:ascii="Times New Roman" w:eastAsia="Calibri" w:hAnsi="Times New Roman" w:cs="Times New Roman"/>
           <w:color w:val="000000"/>
           <w:spacing w:val="7"/>
+          <w:sz w:val="24"/>
           <w:szCs w:val="24"/>
           <w:lang w:val="ru-RU"/>
         </w:rPr>
@@ -15722,6 +16568,7 @@
           <w:rFonts w:ascii="Times New Roman" w:eastAsia="Calibri" w:hAnsi="Times New Roman" w:cs="Times New Roman"/>
           <w:color w:val="000000"/>
           <w:spacing w:val="5"/>
+          <w:sz w:val="24"/>
           <w:szCs w:val="24"/>
           <w:lang w:val="ru-RU"/>
         </w:rPr>
@@ -15732,6 +16579,7 @@
           <w:rFonts w:ascii="Times New Roman" w:eastAsia="Calibri" w:hAnsi="Times New Roman" w:cs="Times New Roman"/>
           <w:color w:val="000000"/>
           <w:spacing w:val="10"/>
+          <w:sz w:val="24"/>
           <w:szCs w:val="24"/>
           <w:lang w:val="ru-RU"/>
         </w:rPr>
@@ -15742,6 +16590,7 @@
           <w:rFonts w:ascii="Times New Roman" w:eastAsia="Calibri" w:hAnsi="Times New Roman" w:cs="Times New Roman"/>
           <w:color w:val="000000"/>
           <w:spacing w:val="4"/>
+          <w:sz w:val="24"/>
           <w:szCs w:val="24"/>
           <w:lang w:val="ru-RU"/>
         </w:rPr>
@@ -15776,6 +16625,7 @@
           <w:rFonts w:ascii="Times New Roman" w:eastAsia="Calibri" w:hAnsi="Times New Roman" w:cs="Times New Roman"/>
           <w:i/>
           <w:color w:val="FF0000"/>
+          <w:sz w:val="24"/>
           <w:szCs w:val="24"/>
           <w:lang w:val="ru-RU"/>
         </w:rPr>
@@ -15785,6 +16635,7 @@
         <w:rPr>
           <w:rFonts w:ascii="Times New Roman" w:eastAsia="Calibri" w:hAnsi="Times New Roman" w:cs="Times New Roman"/>
           <w:b/>
+          <w:sz w:val="24"/>
           <w:szCs w:val="24"/>
           <w:lang w:val="ru-RU"/>
         </w:rPr>
@@ -15808,6 +16659,7 @@
           <w:iCs/>
           <w:color w:val="FF0000"/>
           <w:spacing w:val="3"/>
+          <w:sz w:val="24"/>
           <w:szCs w:val="24"/>
           <w:lang w:val="ru-RU"/>
         </w:rPr>
@@ -15820,6 +16672,7 @@
           <w:iCs/>
           <w:color w:val="000000"/>
           <w:spacing w:val="3"/>
+          <w:sz w:val="24"/>
           <w:szCs w:val="24"/>
           <w:lang w:val="ru-RU"/>
         </w:rPr>
@@ -15830,6 +16683,7 @@
           <w:rFonts w:ascii="Times New Roman" w:eastAsia="Calibri" w:hAnsi="Times New Roman" w:cs="Times New Roman"/>
           <w:color w:val="000000"/>
           <w:spacing w:val="3"/>
+          <w:sz w:val="24"/>
           <w:szCs w:val="24"/>
           <w:lang w:val="ru-RU"/>
         </w:rPr>
@@ -15858,6 +16712,7 @@
         <w:rPr>
           <w:rFonts w:ascii="Times New Roman" w:eastAsia="Calibri" w:hAnsi="Times New Roman" w:cs="Times New Roman"/>
           <w:color w:val="000000"/>
+          <w:sz w:val="24"/>
           <w:szCs w:val="24"/>
           <w:lang w:val="ru-RU"/>
         </w:rPr>
@@ -15868,6 +16723,7 @@
           <w:rFonts w:ascii="Times New Roman" w:eastAsia="Calibri" w:hAnsi="Times New Roman" w:cs="Times New Roman"/>
           <w:color w:val="000000"/>
           <w:spacing w:val="11"/>
+          <w:sz w:val="24"/>
           <w:szCs w:val="24"/>
           <w:lang w:val="ru-RU"/>
         </w:rPr>
@@ -15878,6 +16734,7 @@
           <w:rFonts w:ascii="Times New Roman" w:eastAsia="Calibri" w:hAnsi="Times New Roman" w:cs="Times New Roman"/>
           <w:color w:val="000000"/>
           <w:spacing w:val="4"/>
+          <w:sz w:val="24"/>
           <w:szCs w:val="24"/>
           <w:lang w:val="ru-RU"/>
         </w:rPr>
@@ -15888,6 +16745,7 @@
           <w:rFonts w:ascii="Times New Roman" w:eastAsia="Calibri" w:hAnsi="Times New Roman" w:cs="Times New Roman"/>
           <w:color w:val="000000"/>
           <w:spacing w:val="5"/>
+          <w:sz w:val="24"/>
           <w:szCs w:val="24"/>
           <w:lang w:val="ru-RU"/>
         </w:rPr>
@@ -15917,6 +16775,7 @@
           <w:rFonts w:ascii="Times New Roman" w:eastAsia="Calibri" w:hAnsi="Times New Roman" w:cs="Times New Roman"/>
           <w:color w:val="000000"/>
           <w:spacing w:val="6"/>
+          <w:sz w:val="24"/>
           <w:szCs w:val="24"/>
           <w:lang w:val="ru-RU"/>
         </w:rPr>
@@ -15927,6 +16786,7 @@
           <w:rFonts w:ascii="Times New Roman" w:eastAsia="Calibri" w:hAnsi="Times New Roman" w:cs="Times New Roman"/>
           <w:color w:val="000000"/>
           <w:spacing w:val="1"/>
+          <w:sz w:val="24"/>
           <w:szCs w:val="24"/>
           <w:lang w:val="ru-RU"/>
         </w:rPr>
@@ -15936,6 +16796,7 @@
         <w:rPr>
           <w:rFonts w:ascii="Times New Roman" w:eastAsia="Calibri" w:hAnsi="Times New Roman" w:cs="Times New Roman"/>
           <w:color w:val="000000"/>
+          <w:sz w:val="24"/>
           <w:szCs w:val="24"/>
           <w:lang w:val="ru-RU"/>
         </w:rPr>
@@ -15946,6 +16807,7 @@
           <w:rFonts w:ascii="Times New Roman" w:eastAsia="Calibri" w:hAnsi="Times New Roman" w:cs="Times New Roman"/>
           <w:color w:val="000000"/>
           <w:spacing w:val="5"/>
+          <w:sz w:val="24"/>
           <w:szCs w:val="24"/>
           <w:lang w:val="ru-RU"/>
         </w:rPr>
@@ -15956,6 +16818,7 @@
           <w:rFonts w:ascii="Times New Roman" w:eastAsia="Calibri" w:hAnsi="Times New Roman" w:cs="Times New Roman"/>
           <w:color w:val="000000"/>
           <w:spacing w:val="3"/>
+          <w:sz w:val="24"/>
           <w:szCs w:val="24"/>
           <w:lang w:val="ru-RU"/>
         </w:rPr>
@@ -15997,6 +16860,7 @@
           <w:b/>
           <w:i/>
           <w:color w:val="FF0000"/>
+          <w:sz w:val="24"/>
           <w:szCs w:val="24"/>
           <w:lang w:val="uk-UA"/>
         </w:rPr>
@@ -16018,6 +16882,7 @@
           <w:rFonts w:ascii="Times New Roman" w:eastAsia="Calibri" w:hAnsi="Times New Roman" w:cs="Times New Roman"/>
           <w:i/>
           <w:color w:val="FF0000"/>
+          <w:sz w:val="24"/>
           <w:szCs w:val="24"/>
           <w:lang w:val="uk-UA"/>
         </w:rPr>
@@ -16026,6 +16891,7 @@
       <w:r>
         <w:rPr>
           <w:rFonts w:ascii="Times New Roman" w:eastAsia="Calibri" w:hAnsi="Times New Roman" w:cs="Times New Roman"/>
+          <w:sz w:val="24"/>
           <w:szCs w:val="24"/>
           <w:lang w:val="uk-UA"/>
         </w:rPr>
@@ -16047,6 +16913,7 @@
           <w:rFonts w:ascii="Times New Roman" w:eastAsia="Calibri" w:hAnsi="Times New Roman" w:cs="Times New Roman"/>
           <w:i/>
           <w:color w:val="FF0000"/>
+          <w:sz w:val="24"/>
           <w:szCs w:val="24"/>
           <w:lang w:val="uk-UA"/>
         </w:rPr>
@@ -16055,6 +16922,7 @@
       <w:r>
         <w:rPr>
           <w:rFonts w:ascii="Times New Roman" w:eastAsia="Calibri" w:hAnsi="Times New Roman" w:cs="Times New Roman"/>
+          <w:sz w:val="24"/>
           <w:szCs w:val="24"/>
           <w:lang w:val="uk-UA"/>
         </w:rPr>
@@ -16074,6 +16942,7 @@
       <w:r>
         <w:rPr>
           <w:rFonts w:ascii="Times New Roman" w:eastAsia="Calibri" w:hAnsi="Times New Roman" w:cs="Times New Roman"/>
+          <w:sz w:val="24"/>
           <w:szCs w:val="24"/>
           <w:lang w:val="uk-UA"/>
         </w:rPr>
@@ -16084,6 +16953,7 @@
           <w:rFonts w:ascii="Times New Roman" w:eastAsia="Calibri" w:hAnsi="Times New Roman" w:cs="Times New Roman"/>
           <w:i/>
           <w:color w:val="FF0000"/>
+          <w:sz w:val="24"/>
           <w:szCs w:val="24"/>
           <w:lang w:val="uk-UA"/>
         </w:rPr>
@@ -16092,6 +16962,7 @@
       <w:r>
         <w:rPr>
           <w:rFonts w:ascii="Times New Roman" w:eastAsia="Calibri" w:hAnsi="Times New Roman" w:cs="Times New Roman"/>
+          <w:sz w:val="24"/>
           <w:szCs w:val="24"/>
           <w:lang w:val="uk-UA"/>
         </w:rPr>
@@ -16111,6 +16982,7 @@
       <w:r>
         <w:rPr>
           <w:rFonts w:ascii="Times New Roman" w:eastAsia="Calibri" w:hAnsi="Times New Roman" w:cs="Times New Roman"/>
+          <w:sz w:val="24"/>
           <w:szCs w:val="24"/>
           <w:lang w:val="uk-UA"/>
         </w:rPr>
@@ -16131,6 +17003,7 @@
       <w:r>
         <w:rPr>
           <w:rFonts w:ascii="Times New Roman" w:eastAsia="Calibri" w:hAnsi="Times New Roman" w:cs="Times New Roman"/>
+          <w:sz w:val="24"/>
           <w:szCs w:val="24"/>
           <w:lang w:val="uk-UA"/>
         </w:rPr>
@@ -16150,6 +17023,7 @@
       <w:r>
         <w:rPr>
           <w:rFonts w:ascii="Times New Roman" w:eastAsia="Calibri" w:hAnsi="Times New Roman" w:cs="Times New Roman"/>
+          <w:sz w:val="24"/>
           <w:szCs w:val="24"/>
           <w:lang w:val="uk-UA"/>
         </w:rPr>
@@ -16169,6 +17043,7 @@
       <w:r>
         <w:rPr>
           <w:rFonts w:ascii="Times New Roman" w:eastAsia="Calibri" w:hAnsi="Times New Roman" w:cs="Times New Roman"/>
+          <w:sz w:val="24"/>
           <w:szCs w:val="24"/>
           <w:lang w:val="uk-UA"/>
         </w:rPr>
@@ -16188,6 +17063,7 @@
       <w:r>
         <w:rPr>
           <w:rFonts w:ascii="Times New Roman" w:eastAsia="Calibri" w:hAnsi="Times New Roman" w:cs="Times New Roman"/>
+          <w:sz w:val="24"/>
           <w:szCs w:val="24"/>
           <w:lang w:val="uk-UA"/>
         </w:rPr>
@@ -16222,6 +17098,7 @@
           <w:rFonts w:ascii="Times New Roman" w:eastAsia="Calibri" w:hAnsi="Times New Roman" w:cs="Times New Roman"/>
           <w:b/>
           <w:color w:val="FF0000"/>
+          <w:sz w:val="24"/>
           <w:szCs w:val="24"/>
           <w:lang w:val="uk-UA"/>
         </w:rPr>
@@ -16244,6 +17121,7 @@
           <w:rFonts w:ascii="Times New Roman" w:eastAsia="Calibri" w:hAnsi="Times New Roman" w:cs="Times New Roman"/>
           <w:i/>
           <w:color w:val="FF0000"/>
+          <w:sz w:val="24"/>
           <w:szCs w:val="24"/>
           <w:lang w:val="ru-RU"/>
         </w:rPr>
@@ -16252,6 +17130,7 @@
       <w:r>
         <w:rPr>
           <w:rFonts w:ascii="Times New Roman" w:eastAsia="Calibri" w:hAnsi="Times New Roman" w:cs="Times New Roman"/>
+          <w:sz w:val="24"/>
           <w:szCs w:val="24"/>
           <w:lang w:val="ru-RU"/>
         </w:rPr>
@@ -16261,6 +17140,7 @@
         <w:rPr>
           <w:rFonts w:ascii="Times New Roman" w:eastAsia="Calibri" w:hAnsi="Times New Roman" w:cs="Times New Roman"/>
           <w:b/>
+          <w:sz w:val="24"/>
           <w:szCs w:val="24"/>
           <w:lang w:val="ru-RU"/>
         </w:rPr>
@@ -16282,6 +17162,7 @@
           <w:rFonts w:ascii="Times New Roman" w:eastAsia="Calibri" w:hAnsi="Times New Roman" w:cs="Times New Roman"/>
           <w:i/>
           <w:color w:val="FF0000"/>
+          <w:sz w:val="24"/>
           <w:szCs w:val="24"/>
           <w:lang w:val="ru-RU"/>
         </w:rPr>
@@ -16291,6 +17172,7 @@
         <w:rPr>
           <w:rFonts w:ascii="Times New Roman" w:eastAsia="Calibri" w:hAnsi="Times New Roman" w:cs="Times New Roman"/>
           <w:i/>
+          <w:sz w:val="24"/>
           <w:szCs w:val="24"/>
           <w:lang w:val="ru-RU"/>
         </w:rPr>
@@ -16299,6 +17181,7 @@
       <w:r>
         <w:rPr>
           <w:rFonts w:ascii="Times New Roman" w:eastAsia="Calibri" w:hAnsi="Times New Roman" w:cs="Times New Roman"/>
+          <w:sz w:val="24"/>
           <w:szCs w:val="24"/>
           <w:lang w:val="ru-RU"/>
         </w:rPr>
@@ -16318,6 +17201,7 @@
       <w:r>
         <w:rPr>
           <w:rFonts w:ascii="Times New Roman" w:eastAsia="Calibri" w:hAnsi="Times New Roman" w:cs="Times New Roman"/>
+          <w:sz w:val="24"/>
           <w:szCs w:val="24"/>
           <w:lang w:val="ru-RU"/>
         </w:rPr>
@@ -16339,6 +17223,7 @@
           <w:rFonts w:ascii="Times New Roman" w:eastAsia="Calibri" w:hAnsi="Times New Roman" w:cs="Times New Roman"/>
           <w:i/>
           <w:color w:val="FF0000"/>
+          <w:sz w:val="24"/>
           <w:szCs w:val="24"/>
           <w:lang w:val="ru-RU"/>
         </w:rPr>
@@ -16348,6 +17233,7 @@
         <w:rPr>
           <w:rFonts w:ascii="Times New Roman" w:eastAsia="Calibri" w:hAnsi="Times New Roman" w:cs="Times New Roman"/>
           <w:i/>
+          <w:sz w:val="24"/>
           <w:szCs w:val="24"/>
           <w:lang w:val="ru-RU"/>
         </w:rPr>
@@ -16356,6 +17242,7 @@
       <w:r>
         <w:rPr>
           <w:rFonts w:ascii="Times New Roman" w:eastAsia="Calibri" w:hAnsi="Times New Roman" w:cs="Times New Roman"/>
+          <w:sz w:val="24"/>
           <w:szCs w:val="24"/>
           <w:lang w:val="ru-RU"/>
         </w:rPr>
@@ -16375,6 +17262,7 @@
       <w:r>
         <w:rPr>
           <w:rFonts w:ascii="Times New Roman" w:eastAsia="Calibri" w:hAnsi="Times New Roman" w:cs="Times New Roman"/>
+          <w:sz w:val="24"/>
           <w:szCs w:val="24"/>
           <w:lang w:val="ru-RU"/>
         </w:rPr>
@@ -16395,6 +17283,7 @@
         <w:rPr>
           <w:rFonts w:ascii="Times New Roman" w:eastAsia="Calibri" w:hAnsi="Times New Roman" w:cs="Times New Roman"/>
           <w:b/>
+          <w:sz w:val="24"/>
           <w:szCs w:val="24"/>
           <w:lang w:val="ru-RU"/>
         </w:rPr>
@@ -16403,6 +17292,7 @@
       <w:r>
         <w:rPr>
           <w:rFonts w:ascii="Times New Roman" w:eastAsia="Calibri" w:hAnsi="Times New Roman" w:cs="Times New Roman"/>
+          <w:sz w:val="24"/>
           <w:szCs w:val="24"/>
           <w:lang w:val="ru-RU"/>
         </w:rPr>
@@ -16426,6 +17316,7 @@
           <w:b/>
           <w:i/>
           <w:color w:val="FF0000"/>
+          <w:sz w:val="24"/>
           <w:szCs w:val="24"/>
           <w:lang w:val="ru-RU"/>
         </w:rPr>
@@ -16434,6 +17325,7 @@
       <w:r>
         <w:rPr>
           <w:rFonts w:ascii="Times New Roman" w:eastAsia="Calibri" w:hAnsi="Times New Roman" w:cs="Times New Roman"/>
+          <w:sz w:val="24"/>
           <w:szCs w:val="24"/>
           <w:lang w:val="ru-RU"/>
         </w:rPr>
@@ -16444,6 +17336,7 @@
           <w:rFonts w:ascii="Times New Roman" w:eastAsia="Calibri" w:hAnsi="Times New Roman" w:cs="Times New Roman"/>
           <w:i/>
           <w:color w:val="FF0000"/>
+          <w:sz w:val="24"/>
           <w:szCs w:val="24"/>
           <w:lang w:val="ru-RU"/>
         </w:rPr>
@@ -16452,6 +17345,7 @@
       <w:r>
         <w:rPr>
           <w:rFonts w:ascii="Times New Roman" w:eastAsia="Calibri" w:hAnsi="Times New Roman" w:cs="Times New Roman"/>
+          <w:sz w:val="24"/>
           <w:szCs w:val="24"/>
           <w:lang w:val="ru-RU"/>
         </w:rPr>
@@ -16461,6 +17355,7 @@
         <w:rPr>
           <w:rFonts w:ascii="Times New Roman" w:eastAsia="Calibri" w:hAnsi="Times New Roman" w:cs="Times New Roman"/>
           <w:b/>
+          <w:sz w:val="24"/>
           <w:szCs w:val="24"/>
           <w:lang w:val="ru-RU"/>
         </w:rPr>
@@ -16471,6 +17366,7 @@
         <w:rPr>
           <w:rFonts w:ascii="Times New Roman" w:eastAsia="Calibri" w:hAnsi="Times New Roman" w:cs="Times New Roman"/>
           <w:b/>
+          <w:sz w:val="24"/>
           <w:szCs w:val="24"/>
           <w:lang w:val="ru-RU"/>
         </w:rPr>
@@ -16481,6 +17377,7 @@
         <w:rPr>
           <w:rFonts w:ascii="Times New Roman" w:eastAsia="Calibri" w:hAnsi="Times New Roman" w:cs="Times New Roman"/>
           <w:b/>
+          <w:sz w:val="24"/>
           <w:szCs w:val="24"/>
           <w:lang w:val="ru-RU"/>
         </w:rPr>
@@ -16521,6 +17418,7 @@
           <w:b/>
           <w:i/>
           <w:color w:val="FF0000"/>
+          <w:sz w:val="24"/>
           <w:szCs w:val="24"/>
           <w:lang w:val="uk-UA"/>
         </w:rPr>
@@ -16544,6 +17442,7 @@
           <w:rFonts w:ascii="Times New Roman" w:eastAsia="Calibri" w:hAnsi="Times New Roman" w:cs="Times New Roman"/>
           <w:i/>
           <w:color w:val="FF0000"/>
+          <w:sz w:val="24"/>
           <w:szCs w:val="24"/>
           <w:lang w:val="uk-UA"/>
         </w:rPr>
@@ -16553,6 +17452,7 @@
         <w:rPr>
           <w:rFonts w:ascii="Times New Roman" w:eastAsia="Calibri" w:hAnsi="Times New Roman" w:cs="Times New Roman"/>
           <w:color w:val="000000"/>
+          <w:sz w:val="24"/>
           <w:szCs w:val="24"/>
           <w:lang w:val="uk-UA"/>
         </w:rPr>
@@ -16576,6 +17476,7 @@
           <w:rFonts w:ascii="Times New Roman" w:eastAsia="Calibri" w:hAnsi="Times New Roman" w:cs="Times New Roman"/>
           <w:i/>
           <w:color w:val="FF0000"/>
+          <w:sz w:val="24"/>
           <w:szCs w:val="24"/>
           <w:lang w:val="uk-UA"/>
         </w:rPr>
@@ -16585,6 +17486,7 @@
         <w:rPr>
           <w:rFonts w:ascii="Times New Roman" w:eastAsia="Calibri" w:hAnsi="Times New Roman" w:cs="Times New Roman"/>
           <w:color w:val="000000"/>
+          <w:sz w:val="24"/>
           <w:szCs w:val="24"/>
           <w:lang w:val="uk-UA"/>
         </w:rPr>
@@ -16608,6 +17510,7 @@
           <w:rFonts w:ascii="Times New Roman" w:eastAsia="Calibri" w:hAnsi="Times New Roman" w:cs="Times New Roman"/>
           <w:i/>
           <w:color w:val="FF0000"/>
+          <w:sz w:val="24"/>
           <w:szCs w:val="24"/>
           <w:lang w:val="uk-UA"/>
         </w:rPr>
@@ -16617,6 +17520,7 @@
         <w:rPr>
           <w:rFonts w:ascii="Times New Roman" w:eastAsia="Calibri" w:hAnsi="Times New Roman" w:cs="Times New Roman"/>
           <w:color w:val="000000"/>
+          <w:sz w:val="24"/>
           <w:szCs w:val="24"/>
           <w:lang w:val="uk-UA"/>
         </w:rPr>
@@ -16640,6 +17544,7 @@
           <w:rFonts w:ascii="Times New Roman" w:eastAsia="Calibri" w:hAnsi="Times New Roman" w:cs="Times New Roman"/>
           <w:i/>
           <w:color w:val="FF0000"/>
+          <w:sz w:val="24"/>
           <w:szCs w:val="24"/>
           <w:lang w:val="uk-UA"/>
         </w:rPr>
@@ -16649,6 +17554,7 @@
         <w:rPr>
           <w:rFonts w:ascii="Times New Roman" w:eastAsia="Calibri" w:hAnsi="Times New Roman" w:cs="Times New Roman"/>
           <w:color w:val="000000"/>
+          <w:sz w:val="24"/>
           <w:szCs w:val="24"/>
           <w:lang w:val="uk-UA"/>
         </w:rPr>
@@ -16672,6 +17578,7 @@
           <w:rFonts w:ascii="Times New Roman" w:eastAsia="Calibri" w:hAnsi="Times New Roman" w:cs="Times New Roman"/>
           <w:i/>
           <w:color w:val="FF0000"/>
+          <w:sz w:val="24"/>
           <w:szCs w:val="24"/>
           <w:lang w:val="uk-UA"/>
         </w:rPr>
@@ -16681,6 +17588,7 @@
         <w:rPr>
           <w:rFonts w:ascii="Times New Roman" w:eastAsia="Calibri" w:hAnsi="Times New Roman" w:cs="Times New Roman"/>
           <w:color w:val="000000"/>
+          <w:sz w:val="24"/>
           <w:szCs w:val="24"/>
           <w:lang w:val="uk-UA"/>
         </w:rPr>
@@ -16704,6 +17612,7 @@
           <w:rFonts w:ascii="Times New Roman" w:eastAsia="Calibri" w:hAnsi="Times New Roman" w:cs="Times New Roman"/>
           <w:i/>
           <w:color w:val="FF0000"/>
+          <w:sz w:val="24"/>
           <w:szCs w:val="24"/>
           <w:lang w:val="uk-UA"/>
         </w:rPr>
@@ -16713,6 +17622,7 @@
         <w:rPr>
           <w:rFonts w:ascii="Times New Roman" w:eastAsia="Calibri" w:hAnsi="Times New Roman" w:cs="Times New Roman"/>
           <w:color w:val="000000"/>
+          <w:sz w:val="24"/>
           <w:szCs w:val="24"/>
           <w:lang w:val="uk-UA"/>
         </w:rPr>
@@ -16735,6 +17645,7 @@
           <w:i/>
           <w:iCs/>
           <w:color w:val="FF0000"/>
+          <w:sz w:val="24"/>
           <w:szCs w:val="24"/>
           <w:lang w:val="uk-UA"/>
         </w:rPr>
@@ -16745,6 +17656,7 @@
         <w:rPr>
           <w:rFonts w:ascii="Times New Roman" w:eastAsia="Calibri" w:hAnsi="Times New Roman" w:cs="Times New Roman"/>
           <w:color w:val="000000"/>
+          <w:sz w:val="24"/>
           <w:szCs w:val="24"/>
           <w:lang w:val="uk-UA"/>
         </w:rPr>
@@ -16753,6 +17665,7 @@
       <w:r>
         <w:rPr>
           <w:rFonts w:ascii="Times New Roman" w:eastAsia="Calibri" w:hAnsi="Times New Roman" w:cs="Times New Roman"/>
+          <w:sz w:val="24"/>
           <w:szCs w:val="24"/>
           <w:lang w:val="uk-UA"/>
         </w:rPr>
@@ -16774,6 +17687,7 @@
           <w:rFonts w:ascii="Times New Roman" w:eastAsia="Calibri" w:hAnsi="Times New Roman" w:cs="Times New Roman"/>
           <w:i/>
           <w:color w:val="FF0000"/>
+          <w:sz w:val="24"/>
           <w:szCs w:val="24"/>
           <w:lang w:val="uk-UA"/>
         </w:rPr>
@@ -16783,6 +17697,7 @@
         <w:rPr>
           <w:rFonts w:ascii="Times New Roman" w:eastAsia="Calibri" w:hAnsi="Times New Roman" w:cs="Times New Roman"/>
           <w:color w:val="FF0000"/>
+          <w:sz w:val="24"/>
           <w:szCs w:val="24"/>
           <w:lang w:val="uk-UA"/>
         </w:rPr>
@@ -16791,6 +17706,7 @@
       <w:r>
         <w:rPr>
           <w:rFonts w:ascii="Times New Roman" w:eastAsia="Calibri" w:hAnsi="Times New Roman" w:cs="Times New Roman"/>
+          <w:sz w:val="24"/>
           <w:szCs w:val="24"/>
           <w:lang w:val="uk-UA"/>
         </w:rPr>
@@ -16829,6 +17745,7 @@
           <w:b/>
           <w:i/>
           <w:color w:val="FF0000"/>
+          <w:sz w:val="24"/>
           <w:szCs w:val="24"/>
           <w:lang w:val="uk-UA"/>
         </w:rPr>
@@ -16848,6 +17765,7 @@
       <w:r>
         <w:rPr>
           <w:rFonts w:ascii="Times New Roman" w:eastAsia="Calibri" w:hAnsi="Times New Roman" w:cs="Times New Roman"/>
+          <w:sz w:val="24"/>
           <w:szCs w:val="24"/>
           <w:lang w:val="ru-RU"/>
         </w:rPr>
@@ -16887,6 +17805,7 @@
           <w:b/>
           <w:i/>
           <w:color w:val="FF0000"/>
+          <w:sz w:val="24"/>
           <w:szCs w:val="24"/>
           <w:lang w:val="uk-UA"/>
         </w:rPr>
@@ -16910,6 +17829,7 @@
           <w:rFonts w:ascii="Times New Roman" w:eastAsia="Calibri" w:hAnsi="Times New Roman" w:cs="Times New Roman"/>
           <w:b/>
           <w:color w:val="FF0000"/>
+          <w:sz w:val="24"/>
           <w:szCs w:val="24"/>
           <w:lang w:val="uk-UA"/>
         </w:rPr>
@@ -16929,6 +17849,7 @@
       <w:r>
         <w:rPr>
           <w:rFonts w:ascii="Times New Roman" w:eastAsia="Calibri" w:hAnsi="Times New Roman" w:cs="Times New Roman"/>
+          <w:sz w:val="24"/>
           <w:szCs w:val="24"/>
           <w:lang w:val="uk-UA"/>
         </w:rPr>
@@ -16948,6 +17869,7 @@
       <w:r>
         <w:rPr>
           <w:rFonts w:ascii="Times New Roman" w:eastAsia="Calibri" w:hAnsi="Times New Roman" w:cs="Times New Roman"/>
+          <w:sz w:val="24"/>
           <w:szCs w:val="24"/>
           <w:lang w:val="uk-UA"/>
         </w:rPr>
@@ -16967,6 +17889,7 @@
       <w:r>
         <w:rPr>
           <w:rFonts w:ascii="Times New Roman" w:eastAsia="Calibri" w:hAnsi="Times New Roman" w:cs="Times New Roman"/>
+          <w:sz w:val="24"/>
           <w:szCs w:val="24"/>
           <w:lang w:val="uk-UA"/>
         </w:rPr>
@@ -16986,6 +17909,7 @@
       <w:r>
         <w:rPr>
           <w:rFonts w:ascii="Times New Roman" w:eastAsia="Calibri" w:hAnsi="Times New Roman" w:cs="Times New Roman"/>
+          <w:sz w:val="24"/>
           <w:szCs w:val="24"/>
           <w:lang w:val="uk-UA"/>
         </w:rPr>
@@ -17005,6 +17929,7 @@
       <w:r>
         <w:rPr>
           <w:rFonts w:ascii="Times New Roman" w:eastAsia="Calibri" w:hAnsi="Times New Roman" w:cs="Times New Roman"/>
+          <w:sz w:val="24"/>
           <w:szCs w:val="24"/>
           <w:lang w:val="uk-UA"/>
         </w:rPr>
@@ -17024,6 +17949,7 @@
       <w:r>
         <w:rPr>
           <w:rFonts w:ascii="Times New Roman" w:eastAsia="Calibri" w:hAnsi="Times New Roman" w:cs="Times New Roman"/>
+          <w:sz w:val="24"/>
           <w:szCs w:val="24"/>
           <w:lang w:val="uk-UA"/>
         </w:rPr>
@@ -17043,6 +17969,7 @@
       <w:r>
         <w:rPr>
           <w:rFonts w:ascii="Times New Roman" w:eastAsia="Calibri" w:hAnsi="Times New Roman" w:cs="Times New Roman"/>
+          <w:sz w:val="24"/>
           <w:szCs w:val="24"/>
           <w:lang w:val="uk-UA"/>
         </w:rPr>
@@ -17062,6 +17989,7 @@
       <w:r>
         <w:rPr>
           <w:rFonts w:ascii="Times New Roman" w:eastAsia="Calibri" w:hAnsi="Times New Roman" w:cs="Times New Roman"/>
+          <w:sz w:val="24"/>
           <w:szCs w:val="24"/>
           <w:lang w:val="uk-UA"/>
         </w:rPr>
@@ -17081,6 +18009,7 @@
       <w:r>
         <w:rPr>
           <w:rFonts w:ascii="Times New Roman" w:eastAsia="Calibri" w:hAnsi="Times New Roman" w:cs="Times New Roman"/>
+          <w:sz w:val="24"/>
           <w:szCs w:val="24"/>
           <w:lang w:val="uk-UA"/>
         </w:rPr>
@@ -17100,6 +18029,7 @@
       <w:r>
         <w:rPr>
           <w:rFonts w:ascii="Times New Roman" w:eastAsia="Calibri" w:hAnsi="Times New Roman" w:cs="Times New Roman"/>
+          <w:sz w:val="24"/>
           <w:szCs w:val="24"/>
           <w:lang w:val="uk-UA"/>
         </w:rPr>
@@ -17119,6 +18049,7 @@
       <w:r>
         <w:rPr>
           <w:rFonts w:ascii="Times New Roman" w:eastAsia="Calibri" w:hAnsi="Times New Roman" w:cs="Times New Roman"/>
+          <w:sz w:val="24"/>
           <w:szCs w:val="24"/>
           <w:lang w:val="uk-UA"/>
         </w:rPr>
@@ -17138,6 +18069,7 @@
       <w:r>
         <w:rPr>
           <w:rFonts w:ascii="Times New Roman" w:eastAsia="Calibri" w:hAnsi="Times New Roman" w:cs="Times New Roman"/>
+          <w:sz w:val="24"/>
           <w:szCs w:val="24"/>
           <w:lang w:val="uk-UA"/>
         </w:rPr>
@@ -17157,6 +18089,7 @@
       <w:r>
         <w:rPr>
           <w:rFonts w:ascii="Times New Roman" w:eastAsia="Calibri" w:hAnsi="Times New Roman" w:cs="Times New Roman"/>
+          <w:sz w:val="24"/>
           <w:szCs w:val="24"/>
           <w:lang w:val="uk-UA"/>
         </w:rPr>
@@ -17176,6 +18109,7 @@
       <w:r>
         <w:rPr>
           <w:rFonts w:ascii="Times New Roman" w:eastAsia="Calibri" w:hAnsi="Times New Roman" w:cs="Times New Roman"/>
+          <w:sz w:val="24"/>
           <w:szCs w:val="24"/>
           <w:lang w:val="uk-UA"/>
         </w:rPr>
@@ -17199,6 +18133,7 @@
           <w:rFonts w:ascii="Times New Roman" w:eastAsia="Calibri" w:hAnsi="Times New Roman" w:cs="Times New Roman"/>
           <w:b/>
           <w:color w:val="FF0000"/>
+          <w:sz w:val="24"/>
           <w:szCs w:val="24"/>
           <w:lang w:val="uk-UA"/>
         </w:rPr>
@@ -17218,6 +18153,7 @@
       <w:r>
         <w:rPr>
           <w:rFonts w:ascii="Times New Roman" w:eastAsia="Calibri" w:hAnsi="Times New Roman" w:cs="Times New Roman"/>
+          <w:sz w:val="24"/>
           <w:szCs w:val="24"/>
           <w:lang w:val="uk-UA"/>
         </w:rPr>
@@ -17237,6 +18173,7 @@
       <w:r>
         <w:rPr>
           <w:rFonts w:ascii="Times New Roman" w:eastAsia="Calibri" w:hAnsi="Times New Roman" w:cs="Times New Roman"/>
+          <w:sz w:val="24"/>
           <w:szCs w:val="24"/>
           <w:lang w:val="uk-UA"/>
         </w:rPr>
@@ -17256,6 +18193,7 @@
       <w:r>
         <w:rPr>
           <w:rFonts w:ascii="Times New Roman" w:eastAsia="Calibri" w:hAnsi="Times New Roman" w:cs="Times New Roman"/>
+          <w:sz w:val="24"/>
           <w:szCs w:val="24"/>
           <w:lang w:val="uk-UA"/>
         </w:rPr>
@@ -17275,6 +18213,7 @@
       <w:r>
         <w:rPr>
           <w:rFonts w:ascii="Times New Roman" w:eastAsia="Calibri" w:hAnsi="Times New Roman" w:cs="Times New Roman"/>
+          <w:sz w:val="24"/>
           <w:szCs w:val="24"/>
           <w:lang w:val="uk-UA"/>
         </w:rPr>
@@ -17294,6 +18233,7 @@
       <w:r>
         <w:rPr>
           <w:rFonts w:ascii="Times New Roman" w:eastAsia="Calibri" w:hAnsi="Times New Roman" w:cs="Times New Roman"/>
+          <w:sz w:val="24"/>
           <w:szCs w:val="24"/>
           <w:lang w:val="uk-UA"/>
         </w:rPr>
@@ -17313,6 +18253,7 @@
       <w:r>
         <w:rPr>
           <w:rFonts w:ascii="Times New Roman" w:eastAsia="Calibri" w:hAnsi="Times New Roman" w:cs="Times New Roman"/>
+          <w:sz w:val="24"/>
           <w:szCs w:val="24"/>
           <w:lang w:val="uk-UA"/>
         </w:rPr>
@@ -17332,6 +18273,7 @@
       <w:r>
         <w:rPr>
           <w:rFonts w:ascii="Times New Roman" w:eastAsia="Calibri" w:hAnsi="Times New Roman" w:cs="Times New Roman"/>
+          <w:sz w:val="24"/>
           <w:szCs w:val="24"/>
           <w:lang w:val="uk-UA"/>
         </w:rPr>
@@ -17351,6 +18293,7 @@
       <w:r>
         <w:rPr>
           <w:rFonts w:ascii="Times New Roman" w:eastAsia="Calibri" w:hAnsi="Times New Roman" w:cs="Times New Roman"/>
+          <w:sz w:val="24"/>
           <w:szCs w:val="24"/>
           <w:lang w:val="uk-UA"/>
         </w:rPr>
@@ -17371,6 +18314,7 @@
       <w:r>
         <w:rPr>
           <w:rFonts w:ascii="Times New Roman" w:eastAsia="Calibri" w:hAnsi="Times New Roman" w:cs="Times New Roman"/>
+          <w:sz w:val="24"/>
           <w:szCs w:val="24"/>
           <w:lang w:val="uk-UA"/>
         </w:rPr>
@@ -17394,6 +18338,7 @@
           <w:rFonts w:ascii="Times New Roman" w:eastAsia="Calibri" w:hAnsi="Times New Roman" w:cs="Times New Roman"/>
           <w:b/>
           <w:color w:val="FF0000"/>
+          <w:sz w:val="24"/>
           <w:szCs w:val="24"/>
           <w:lang w:val="uk-UA"/>
         </w:rPr>
@@ -17413,6 +18358,7 @@
       <w:r>
         <w:rPr>
           <w:rFonts w:ascii="Times New Roman" w:eastAsia="Calibri" w:hAnsi="Times New Roman" w:cs="Times New Roman"/>
+          <w:sz w:val="24"/>
           <w:szCs w:val="24"/>
           <w:lang w:val="uk-UA"/>
         </w:rPr>
@@ -17432,6 +18378,7 @@
       <w:r>
         <w:rPr>
           <w:rFonts w:ascii="Times New Roman" w:eastAsia="Calibri" w:hAnsi="Times New Roman" w:cs="Times New Roman"/>
+          <w:sz w:val="24"/>
           <w:szCs w:val="24"/>
           <w:lang w:val="uk-UA"/>
         </w:rPr>
@@ -17451,6 +18398,7 @@
       <w:r>
         <w:rPr>
           <w:rFonts w:ascii="Times New Roman" w:eastAsia="Calibri" w:hAnsi="Times New Roman" w:cs="Times New Roman"/>
+          <w:sz w:val="24"/>
           <w:szCs w:val="24"/>
           <w:lang w:val="uk-UA"/>
         </w:rPr>
@@ -17470,6 +18418,7 @@
       <w:r>
         <w:rPr>
           <w:rFonts w:ascii="Times New Roman" w:eastAsia="Calibri" w:hAnsi="Times New Roman" w:cs="Times New Roman"/>
+          <w:sz w:val="24"/>
           <w:szCs w:val="24"/>
           <w:lang w:val="uk-UA"/>
         </w:rPr>
@@ -17489,6 +18438,7 @@
       <w:r>
         <w:rPr>
           <w:rFonts w:ascii="Times New Roman" w:eastAsia="Calibri" w:hAnsi="Times New Roman" w:cs="Times New Roman"/>
+          <w:sz w:val="24"/>
           <w:szCs w:val="24"/>
           <w:lang w:val="uk-UA"/>
         </w:rPr>
@@ -17528,6 +18478,7 @@
           <w:b/>
           <w:i/>
           <w:color w:val="FF0000"/>
+          <w:sz w:val="24"/>
           <w:szCs w:val="24"/>
           <w:lang w:val="uk-UA"/>
         </w:rPr>
@@ -17549,6 +18500,7 @@
           <w:rFonts w:ascii="Times New Roman" w:eastAsia="Calibri" w:hAnsi="Times New Roman" w:cs="Times New Roman"/>
           <w:i/>
           <w:color w:val="FF0000"/>
+          <w:sz w:val="24"/>
           <w:szCs w:val="24"/>
           <w:lang w:val="uk-UA"/>
         </w:rPr>
@@ -17557,6 +18509,7 @@
       <w:r>
         <w:rPr>
           <w:rFonts w:ascii="Times New Roman" w:eastAsia="Calibri" w:hAnsi="Times New Roman" w:cs="Times New Roman"/>
+          <w:sz w:val="24"/>
           <w:szCs w:val="24"/>
           <w:lang w:val="uk-UA"/>
         </w:rPr>
@@ -17578,6 +18531,7 @@
           <w:rFonts w:ascii="Times New Roman" w:eastAsia="Calibri" w:hAnsi="Times New Roman" w:cs="Times New Roman"/>
           <w:i/>
           <w:color w:val="FF0000"/>
+          <w:sz w:val="24"/>
           <w:szCs w:val="24"/>
           <w:lang w:val="uk-UA"/>
         </w:rPr>
@@ -17586,6 +18540,7 @@
       <w:r>
         <w:rPr>
           <w:rFonts w:ascii="Times New Roman" w:eastAsia="Calibri" w:hAnsi="Times New Roman" w:cs="Times New Roman"/>
+          <w:sz w:val="24"/>
           <w:szCs w:val="24"/>
           <w:lang w:val="uk-UA"/>
         </w:rPr>
@@ -17605,6 +18560,7 @@
       <w:r>
         <w:rPr>
           <w:rFonts w:ascii="Times New Roman" w:eastAsia="Calibri" w:hAnsi="Times New Roman" w:cs="Times New Roman"/>
+          <w:sz w:val="24"/>
           <w:szCs w:val="24"/>
           <w:lang w:val="uk-UA"/>
         </w:rPr>
@@ -17624,6 +18580,7 @@
       <w:r>
         <w:rPr>
           <w:rFonts w:ascii="Times New Roman" w:eastAsia="Calibri" w:hAnsi="Times New Roman" w:cs="Times New Roman"/>
+          <w:sz w:val="24"/>
           <w:szCs w:val="24"/>
           <w:lang w:val="uk-UA"/>
         </w:rPr>
@@ -17643,6 +18600,7 @@
       <w:r>
         <w:rPr>
           <w:rFonts w:ascii="Times New Roman" w:eastAsia="Calibri" w:hAnsi="Times New Roman" w:cs="Times New Roman"/>
+          <w:sz w:val="24"/>
           <w:szCs w:val="24"/>
           <w:lang w:val="uk-UA"/>
         </w:rPr>
@@ -17662,6 +18620,7 @@
       <w:r>
         <w:rPr>
           <w:rFonts w:ascii="Times New Roman" w:eastAsia="Calibri" w:hAnsi="Times New Roman" w:cs="Times New Roman"/>
+          <w:sz w:val="24"/>
           <w:szCs w:val="24"/>
           <w:lang w:val="uk-UA"/>
         </w:rPr>
@@ -17681,6 +18640,7 @@
       <w:r>
         <w:rPr>
           <w:rFonts w:ascii="Times New Roman" w:eastAsia="Calibri" w:hAnsi="Times New Roman" w:cs="Times New Roman"/>
+          <w:sz w:val="24"/>
           <w:szCs w:val="24"/>
           <w:lang w:val="uk-UA"/>
         </w:rPr>
@@ -17700,6 +18660,7 @@
       <w:r>
         <w:rPr>
           <w:rFonts w:ascii="Times New Roman" w:eastAsia="Calibri" w:hAnsi="Times New Roman" w:cs="Times New Roman"/>
+          <w:sz w:val="24"/>
           <w:szCs w:val="24"/>
           <w:lang w:val="uk-UA"/>
         </w:rPr>
@@ -17719,6 +18680,7 @@
       <w:r>
         <w:rPr>
           <w:rFonts w:ascii="Times New Roman" w:eastAsia="Calibri" w:hAnsi="Times New Roman" w:cs="Times New Roman"/>
+          <w:sz w:val="24"/>
           <w:szCs w:val="24"/>
           <w:lang w:val="uk-UA"/>
         </w:rPr>
@@ -17738,6 +18700,7 @@
       <w:r>
         <w:rPr>
           <w:rFonts w:ascii="Times New Roman" w:eastAsia="Calibri" w:hAnsi="Times New Roman" w:cs="Times New Roman"/>
+          <w:sz w:val="24"/>
           <w:szCs w:val="24"/>
           <w:lang w:val="uk-UA"/>
         </w:rPr>
@@ -17757,6 +18720,7 @@
       <w:r>
         <w:rPr>
           <w:rFonts w:ascii="Times New Roman" w:eastAsia="Calibri" w:hAnsi="Times New Roman" w:cs="Times New Roman"/>
+          <w:sz w:val="24"/>
           <w:szCs w:val="24"/>
           <w:lang w:val="uk-UA"/>
         </w:rPr>
@@ -17776,6 +18740,7 @@
       <w:r>
         <w:rPr>
           <w:rFonts w:ascii="Times New Roman" w:eastAsia="Calibri" w:hAnsi="Times New Roman" w:cs="Times New Roman"/>
+          <w:sz w:val="24"/>
           <w:szCs w:val="24"/>
           <w:lang w:val="uk-UA"/>
         </w:rPr>
@@ -17795,6 +18760,7 @@
       <w:r>
         <w:rPr>
           <w:rFonts w:ascii="Times New Roman" w:eastAsia="Calibri" w:hAnsi="Times New Roman" w:cs="Times New Roman"/>
+          <w:sz w:val="24"/>
           <w:szCs w:val="24"/>
           <w:lang w:val="uk-UA"/>
         </w:rPr>
@@ -17814,6 +18780,7 @@
       <w:r>
         <w:rPr>
           <w:rFonts w:ascii="Times New Roman" w:eastAsia="Calibri" w:hAnsi="Times New Roman" w:cs="Times New Roman"/>
+          <w:sz w:val="24"/>
           <w:szCs w:val="24"/>
           <w:lang w:val="uk-UA"/>
         </w:rPr>
@@ -17833,6 +18800,7 @@
       <w:r>
         <w:rPr>
           <w:rFonts w:ascii="Times New Roman" w:eastAsia="Calibri" w:hAnsi="Times New Roman" w:cs="Times New Roman"/>
+          <w:sz w:val="24"/>
           <w:szCs w:val="24"/>
           <w:lang w:val="uk-UA"/>
         </w:rPr>
@@ -17852,6 +18820,7 @@
       <w:r>
         <w:rPr>
           <w:rFonts w:ascii="Times New Roman" w:eastAsia="Calibri" w:hAnsi="Times New Roman" w:cs="Times New Roman"/>
+          <w:sz w:val="24"/>
           <w:szCs w:val="24"/>
           <w:lang w:val="uk-UA"/>
         </w:rPr>
@@ -17871,6 +18840,7 @@
       <w:r>
         <w:rPr>
           <w:rFonts w:ascii="Times New Roman" w:eastAsia="Calibri" w:hAnsi="Times New Roman" w:cs="Times New Roman"/>
+          <w:sz w:val="24"/>
           <w:szCs w:val="24"/>
           <w:lang w:val="uk-UA"/>
         </w:rPr>
@@ -17890,6 +18860,7 @@
       <w:r>
         <w:rPr>
           <w:rFonts w:ascii="Times New Roman" w:eastAsia="Calibri" w:hAnsi="Times New Roman" w:cs="Times New Roman"/>
+          <w:sz w:val="24"/>
           <w:szCs w:val="24"/>
           <w:lang w:val="uk-UA"/>
         </w:rPr>
@@ -17909,6 +18880,7 @@
       <w:r>
         <w:rPr>
           <w:rFonts w:ascii="Times New Roman" w:eastAsia="Calibri" w:hAnsi="Times New Roman" w:cs="Times New Roman"/>
+          <w:sz w:val="24"/>
           <w:szCs w:val="24"/>
           <w:lang w:val="uk-UA"/>
         </w:rPr>
@@ -17928,6 +18900,7 @@
       <w:r>
         <w:rPr>
           <w:rFonts w:ascii="Times New Roman" w:eastAsia="Calibri" w:hAnsi="Times New Roman" w:cs="Times New Roman"/>
+          <w:sz w:val="24"/>
           <w:szCs w:val="24"/>
           <w:lang w:val="uk-UA"/>
         </w:rPr>
@@ -17948,6 +18921,7 @@
       <w:r>
         <w:rPr>
           <w:rFonts w:ascii="Times New Roman" w:eastAsia="Calibri" w:hAnsi="Times New Roman" w:cs="Times New Roman"/>
+          <w:sz w:val="24"/>
           <w:szCs w:val="24"/>
           <w:lang w:val="uk-UA"/>
         </w:rPr>
@@ -17967,6 +18941,7 @@
       <w:r>
         <w:rPr>
           <w:rFonts w:ascii="Times New Roman" w:eastAsia="Calibri" w:hAnsi="Times New Roman" w:cs="Times New Roman"/>
+          <w:sz w:val="24"/>
           <w:szCs w:val="24"/>
           <w:lang w:val="uk-UA"/>
         </w:rPr>
@@ -17986,6 +18961,7 @@
       <w:r>
         <w:rPr>
           <w:rFonts w:ascii="Times New Roman" w:eastAsia="Calibri" w:hAnsi="Times New Roman" w:cs="Times New Roman"/>
+          <w:sz w:val="24"/>
           <w:szCs w:val="24"/>
           <w:lang w:val="uk-UA"/>
         </w:rPr>
@@ -18027,6 +19003,7 @@
           <w:b/>
           <w:i/>
           <w:color w:val="FF0000"/>
+          <w:sz w:val="24"/>
           <w:szCs w:val="24"/>
           <w:lang w:val="uk-UA"/>
         </w:rPr>
@@ -18048,6 +19025,7 @@
           <w:rFonts w:ascii="Times New Roman" w:eastAsia="Calibri" w:hAnsi="Times New Roman" w:cs="Times New Roman"/>
           <w:i/>
           <w:color w:val="FF0000"/>
+          <w:sz w:val="24"/>
           <w:szCs w:val="24"/>
           <w:lang w:val="uk-UA"/>
         </w:rPr>
@@ -18057,6 +19035,7 @@
         <w:rPr>
           <w:rFonts w:ascii="Times New Roman" w:eastAsia="Calibri" w:hAnsi="Times New Roman" w:cs="Times New Roman"/>
           <w:color w:val="000000"/>
+          <w:sz w:val="24"/>
           <w:szCs w:val="24"/>
           <w:lang w:val="uk-UA"/>
         </w:rPr>
@@ -18065,6 +19044,7 @@
       <w:r>
         <w:rPr>
           <w:rFonts w:ascii="Times New Roman" w:eastAsia="Calibri" w:hAnsi="Times New Roman" w:cs="Times New Roman"/>
+          <w:sz w:val="24"/>
           <w:szCs w:val="24"/>
           <w:lang w:val="uk-UA"/>
         </w:rPr>
@@ -18086,6 +19066,7 @@
           <w:rFonts w:ascii="Times New Roman" w:eastAsia="Calibri" w:hAnsi="Times New Roman" w:cs="Times New Roman"/>
           <w:i/>
           <w:color w:val="FF0000"/>
+          <w:sz w:val="24"/>
           <w:szCs w:val="24"/>
           <w:lang w:val="uk-UA"/>
         </w:rPr>
@@ -18094,6 +19075,7 @@
       <w:r>
         <w:rPr>
           <w:rFonts w:ascii="Times New Roman" w:eastAsia="Calibri" w:hAnsi="Times New Roman" w:cs="Times New Roman"/>
+          <w:sz w:val="24"/>
           <w:szCs w:val="24"/>
           <w:lang w:val="uk-UA"/>
         </w:rPr>
@@ -18115,6 +19097,7 @@
           <w:rFonts w:ascii="Times New Roman" w:eastAsia="Calibri" w:hAnsi="Times New Roman" w:cs="Times New Roman"/>
           <w:i/>
           <w:color w:val="FF0000"/>
+          <w:sz w:val="24"/>
           <w:szCs w:val="24"/>
           <w:lang w:val="uk-UA"/>
         </w:rPr>
@@ -18124,6 +19107,7 @@
         <w:rPr>
           <w:rFonts w:ascii="Times New Roman" w:eastAsia="Calibri" w:hAnsi="Times New Roman" w:cs="Times New Roman"/>
           <w:color w:val="000000"/>
+          <w:sz w:val="24"/>
           <w:szCs w:val="24"/>
           <w:lang w:val="uk-UA"/>
         </w:rPr>
@@ -18132,6 +19116,7 @@
       <w:r>
         <w:rPr>
           <w:rFonts w:ascii="Times New Roman" w:eastAsia="Calibri" w:hAnsi="Times New Roman" w:cs="Times New Roman"/>
+          <w:sz w:val="24"/>
           <w:szCs w:val="24"/>
           <w:lang w:val="uk-UA"/>
         </w:rPr>
@@ -18153,6 +19138,7 @@
           <w:rFonts w:ascii="Times New Roman" w:eastAsia="Calibri" w:hAnsi="Times New Roman" w:cs="Times New Roman"/>
           <w:i/>
           <w:color w:val="FF0000"/>
+          <w:sz w:val="24"/>
           <w:szCs w:val="24"/>
           <w:lang w:val="uk-UA"/>
         </w:rPr>
@@ -18161,6 +19147,7 @@
       <w:r>
         <w:rPr>
           <w:rFonts w:ascii="Times New Roman" w:eastAsia="Calibri" w:hAnsi="Times New Roman" w:cs="Times New Roman"/>
+          <w:sz w:val="24"/>
           <w:szCs w:val="24"/>
           <w:lang w:val="uk-UA"/>
         </w:rPr>
@@ -18182,6 +19169,7 @@
           <w:rFonts w:ascii="Times New Roman" w:eastAsia="Calibri" w:hAnsi="Times New Roman" w:cs="Times New Roman"/>
           <w:i/>
           <w:color w:val="FF0000"/>
+          <w:sz w:val="24"/>
           <w:szCs w:val="24"/>
           <w:lang w:val="uk-UA"/>
         </w:rPr>
@@ -18191,6 +19179,7 @@
         <w:rPr>
           <w:rFonts w:ascii="Times New Roman" w:eastAsia="Calibri" w:hAnsi="Times New Roman" w:cs="Times New Roman"/>
           <w:color w:val="000000"/>
+          <w:sz w:val="24"/>
           <w:szCs w:val="24"/>
           <w:lang w:val="uk-UA"/>
         </w:rPr>
@@ -18199,6 +19188,7 @@
       <w:r>
         <w:rPr>
           <w:rFonts w:ascii="Times New Roman" w:eastAsia="Calibri" w:hAnsi="Times New Roman" w:cs="Times New Roman"/>
+          <w:sz w:val="24"/>
           <w:szCs w:val="24"/>
           <w:lang w:val="uk-UA"/>
         </w:rPr>
@@ -18220,6 +19210,7 @@
           <w:rFonts w:ascii="Times New Roman" w:eastAsia="Calibri" w:hAnsi="Times New Roman" w:cs="Times New Roman"/>
           <w:i/>
           <w:color w:val="FF0000"/>
+          <w:sz w:val="24"/>
           <w:szCs w:val="24"/>
           <w:lang w:val="uk-UA"/>
         </w:rPr>
@@ -18228,6 +19219,7 @@
       <w:r>
         <w:rPr>
           <w:rFonts w:ascii="Times New Roman" w:eastAsia="Calibri" w:hAnsi="Times New Roman" w:cs="Times New Roman"/>
+          <w:sz w:val="24"/>
           <w:szCs w:val="24"/>
           <w:lang w:val="uk-UA"/>
         </w:rPr>
@@ -18237,6 +19229,7 @@
         <w:rPr>
           <w:rFonts w:ascii="Times New Roman" w:eastAsia="Calibri" w:hAnsi="Times New Roman" w:cs="Times New Roman"/>
           <w:i/>
+          <w:sz w:val="24"/>
           <w:szCs w:val="24"/>
           <w:lang w:val="uk-UA"/>
         </w:rPr>
@@ -18258,6 +19251,7 @@
           <w:rFonts w:ascii="Times New Roman" w:eastAsia="Calibri" w:hAnsi="Times New Roman" w:cs="Times New Roman"/>
           <w:i/>
           <w:color w:val="FF0000"/>
+          <w:sz w:val="24"/>
           <w:szCs w:val="24"/>
           <w:lang w:val="uk-UA"/>
         </w:rPr>
@@ -18267,6 +19261,7 @@
         <w:rPr>
           <w:rFonts w:ascii="Times New Roman" w:eastAsia="Calibri" w:hAnsi="Times New Roman" w:cs="Times New Roman"/>
           <w:color w:val="000000"/>
+          <w:sz w:val="24"/>
           <w:szCs w:val="24"/>
           <w:lang w:val="uk-UA"/>
         </w:rPr>
@@ -18275,6 +19270,7 @@
       <w:r>
         <w:rPr>
           <w:rFonts w:ascii="Times New Roman" w:eastAsia="Calibri" w:hAnsi="Times New Roman" w:cs="Times New Roman"/>
+          <w:sz w:val="24"/>
           <w:szCs w:val="24"/>
           <w:lang w:val="uk-UA"/>
         </w:rPr>
@@ -18296,6 +19292,7 @@
           <w:rFonts w:ascii="Times New Roman" w:eastAsia="Calibri" w:hAnsi="Times New Roman" w:cs="Times New Roman"/>
           <w:i/>
           <w:color w:val="FF0000"/>
+          <w:sz w:val="24"/>
           <w:szCs w:val="24"/>
           <w:lang w:val="uk-UA"/>
         </w:rPr>
@@ -18304,6 +19301,7 @@
       <w:r>
         <w:rPr>
           <w:rFonts w:ascii="Times New Roman" w:eastAsia="Calibri" w:hAnsi="Times New Roman" w:cs="Times New Roman"/>
+          <w:sz w:val="24"/>
           <w:szCs w:val="24"/>
           <w:lang w:val="uk-UA"/>
         </w:rPr>
@@ -18313,6 +19311,7 @@
         <w:rPr>
           <w:rFonts w:ascii="Times New Roman" w:eastAsia="Calibri" w:hAnsi="Times New Roman" w:cs="Times New Roman"/>
           <w:i/>
+          <w:sz w:val="24"/>
           <w:szCs w:val="24"/>
           <w:lang w:val="uk-UA"/>
         </w:rPr>
@@ -18334,6 +19333,7 @@
           <w:rFonts w:ascii="Times New Roman" w:eastAsia="Calibri" w:hAnsi="Times New Roman" w:cs="Times New Roman"/>
           <w:i/>
           <w:color w:val="FF0000"/>
+          <w:sz w:val="24"/>
           <w:szCs w:val="24"/>
           <w:lang w:val="uk-UA"/>
         </w:rPr>
@@ -18343,6 +19343,7 @@
         <w:rPr>
           <w:rFonts w:ascii="Times New Roman" w:eastAsia="Calibri" w:hAnsi="Times New Roman" w:cs="Times New Roman"/>
           <w:color w:val="000000"/>
+          <w:sz w:val="24"/>
           <w:szCs w:val="24"/>
           <w:lang w:val="uk-UA"/>
         </w:rPr>
@@ -18351,6 +19352,7 @@
       <w:r>
         <w:rPr>
           <w:rFonts w:ascii="Times New Roman" w:eastAsia="Calibri" w:hAnsi="Times New Roman" w:cs="Times New Roman"/>
+          <w:sz w:val="24"/>
           <w:szCs w:val="24"/>
           <w:lang w:val="uk-UA"/>
         </w:rPr>
@@ -18372,6 +19374,7 @@
           <w:rFonts w:ascii="Times New Roman" w:eastAsia="Calibri" w:hAnsi="Times New Roman" w:cs="Times New Roman"/>
           <w:i/>
           <w:color w:val="FF0000"/>
+          <w:sz w:val="24"/>
           <w:szCs w:val="24"/>
           <w:lang w:val="uk-UA"/>
         </w:rPr>
@@ -18380,6 +19383,7 @@
       <w:r>
         <w:rPr>
           <w:rFonts w:ascii="Times New Roman" w:eastAsia="Calibri" w:hAnsi="Times New Roman" w:cs="Times New Roman"/>
+          <w:sz w:val="24"/>
           <w:szCs w:val="24"/>
           <w:lang w:val="uk-UA"/>
         </w:rPr>
@@ -18389,6 +19393,7 @@
         <w:rPr>
           <w:rFonts w:ascii="Times New Roman" w:eastAsia="Calibri" w:hAnsi="Times New Roman" w:cs="Times New Roman"/>
           <w:i/>
+          <w:sz w:val="24"/>
           <w:szCs w:val="24"/>
           <w:lang w:val="uk-UA"/>
         </w:rPr>
@@ -18410,6 +19415,7 @@
           <w:rFonts w:ascii="Times New Roman" w:eastAsia="Calibri" w:hAnsi="Times New Roman" w:cs="Times New Roman"/>
           <w:i/>
           <w:color w:val="FF0000"/>
+          <w:sz w:val="24"/>
           <w:szCs w:val="24"/>
           <w:lang w:val="uk-UA"/>
         </w:rPr>
@@ -18419,6 +19425,7 @@
         <w:rPr>
           <w:rFonts w:ascii="Times New Roman" w:eastAsia="Calibri" w:hAnsi="Times New Roman" w:cs="Times New Roman"/>
           <w:color w:val="000000"/>
+          <w:sz w:val="24"/>
           <w:szCs w:val="24"/>
           <w:lang w:val="uk-UA"/>
         </w:rPr>
@@ -18427,6 +19434,7 @@
       <w:r>
         <w:rPr>
           <w:rFonts w:ascii="Times New Roman" w:eastAsia="Calibri" w:hAnsi="Times New Roman" w:cs="Times New Roman"/>
+          <w:sz w:val="24"/>
           <w:szCs w:val="24"/>
           <w:lang w:val="uk-UA"/>
         </w:rPr>
@@ -18448,6 +19456,7 @@
           <w:rFonts w:ascii="Times New Roman" w:eastAsia="Calibri" w:hAnsi="Times New Roman" w:cs="Times New Roman"/>
           <w:i/>
           <w:color w:val="FF0000"/>
+          <w:sz w:val="24"/>
           <w:szCs w:val="24"/>
           <w:lang w:val="uk-UA"/>
         </w:rPr>
@@ -18456,6 +19465,7 @@
       <w:r>
         <w:rPr>
           <w:rFonts w:ascii="Times New Roman" w:eastAsia="Calibri" w:hAnsi="Times New Roman" w:cs="Times New Roman"/>
+          <w:sz w:val="24"/>
           <w:szCs w:val="24"/>
           <w:lang w:val="uk-UA"/>
         </w:rPr>
@@ -18465,6 +19475,7 @@
         <w:rPr>
           <w:rFonts w:ascii="Times New Roman" w:eastAsia="Calibri" w:hAnsi="Times New Roman" w:cs="Times New Roman"/>
           <w:i/>
+          <w:sz w:val="24"/>
           <w:szCs w:val="24"/>
           <w:lang w:val="uk-UA"/>
         </w:rPr>
@@ -18486,6 +19497,7 @@
           <w:rFonts w:ascii="Times New Roman" w:eastAsia="Calibri" w:hAnsi="Times New Roman" w:cs="Times New Roman"/>
           <w:i/>
           <w:color w:val="FF0000"/>
+          <w:sz w:val="24"/>
           <w:szCs w:val="24"/>
           <w:lang w:val="uk-UA"/>
         </w:rPr>
@@ -18495,6 +19507,7 @@
         <w:rPr>
           <w:rFonts w:ascii="Times New Roman" w:eastAsia="Calibri" w:hAnsi="Times New Roman" w:cs="Times New Roman"/>
           <w:color w:val="000000"/>
+          <w:sz w:val="24"/>
           <w:szCs w:val="24"/>
           <w:lang w:val="uk-UA"/>
         </w:rPr>
@@ -18503,6 +19516,7 @@
       <w:r>
         <w:rPr>
           <w:rFonts w:ascii="Times New Roman" w:eastAsia="Calibri" w:hAnsi="Times New Roman" w:cs="Times New Roman"/>
+          <w:sz w:val="24"/>
           <w:szCs w:val="24"/>
           <w:lang w:val="uk-UA"/>
         </w:rPr>
@@ -18524,6 +19538,7 @@
           <w:rFonts w:ascii="Times New Roman" w:eastAsia="Calibri" w:hAnsi="Times New Roman" w:cs="Times New Roman"/>
           <w:i/>
           <w:color w:val="FF0000"/>
+          <w:sz w:val="24"/>
           <w:szCs w:val="24"/>
           <w:lang w:val="uk-UA"/>
         </w:rPr>
@@ -18532,6 +19547,7 @@
       <w:r>
         <w:rPr>
           <w:rFonts w:ascii="Times New Roman" w:eastAsia="Calibri" w:hAnsi="Times New Roman" w:cs="Times New Roman"/>
+          <w:sz w:val="24"/>
           <w:szCs w:val="24"/>
           <w:lang w:val="uk-UA"/>
         </w:rPr>
@@ -18541,6 +19557,7 @@
         <w:rPr>
           <w:rFonts w:ascii="Times New Roman" w:eastAsia="Calibri" w:hAnsi="Times New Roman" w:cs="Times New Roman"/>
           <w:i/>
+          <w:sz w:val="24"/>
           <w:szCs w:val="24"/>
           <w:lang w:val="uk-UA"/>
         </w:rPr>
@@ -18562,6 +19579,7 @@
           <w:rFonts w:ascii="Times New Roman" w:eastAsia="Calibri" w:hAnsi="Times New Roman" w:cs="Times New Roman"/>
           <w:i/>
           <w:color w:val="FF0000"/>
+          <w:sz w:val="24"/>
           <w:szCs w:val="24"/>
           <w:lang w:val="uk-UA"/>
         </w:rPr>
@@ -18571,6 +19589,7 @@
         <w:rPr>
           <w:rFonts w:ascii="Times New Roman" w:eastAsia="Calibri" w:hAnsi="Times New Roman" w:cs="Times New Roman"/>
           <w:color w:val="000000"/>
+          <w:sz w:val="24"/>
           <w:szCs w:val="24"/>
           <w:lang w:val="uk-UA"/>
         </w:rPr>
@@ -18579,6 +19598,7 @@
       <w:r>
         <w:rPr>
           <w:rFonts w:ascii="Times New Roman" w:eastAsia="Calibri" w:hAnsi="Times New Roman" w:cs="Times New Roman"/>
+          <w:sz w:val="24"/>
           <w:szCs w:val="24"/>
           <w:lang w:val="uk-UA"/>
         </w:rPr>
@@ -18600,6 +19620,7 @@
           <w:rFonts w:ascii="Times New Roman" w:eastAsia="Calibri" w:hAnsi="Times New Roman" w:cs="Times New Roman"/>
           <w:i/>
           <w:color w:val="FF0000"/>
+          <w:sz w:val="24"/>
           <w:szCs w:val="24"/>
           <w:lang w:val="uk-UA"/>
         </w:rPr>
@@ -18608,6 +19629,7 @@
       <w:r>
         <w:rPr>
           <w:rFonts w:ascii="Times New Roman" w:eastAsia="Calibri" w:hAnsi="Times New Roman" w:cs="Times New Roman"/>
+          <w:sz w:val="24"/>
           <w:szCs w:val="24"/>
           <w:lang w:val="uk-UA"/>
         </w:rPr>
@@ -18617,6 +19639,7 @@
         <w:rPr>
           <w:rFonts w:ascii="Times New Roman" w:eastAsia="Calibri" w:hAnsi="Times New Roman" w:cs="Times New Roman"/>
           <w:i/>
+          <w:sz w:val="24"/>
           <w:szCs w:val="24"/>
           <w:lang w:val="uk-UA"/>
         </w:rPr>
@@ -18638,6 +19661,7 @@
           <w:rFonts w:ascii="Times New Roman" w:eastAsia="Calibri" w:hAnsi="Times New Roman" w:cs="Times New Roman"/>
           <w:i/>
           <w:color w:val="FF0000"/>
+          <w:sz w:val="24"/>
           <w:szCs w:val="24"/>
           <w:lang w:val="uk-UA"/>
         </w:rPr>
@@ -18647,6 +19671,7 @@
         <w:rPr>
           <w:rFonts w:ascii="Times New Roman" w:eastAsia="Calibri" w:hAnsi="Times New Roman" w:cs="Times New Roman"/>
           <w:color w:val="000000"/>
+          <w:sz w:val="24"/>
           <w:szCs w:val="24"/>
           <w:lang w:val="uk-UA"/>
         </w:rPr>
@@ -18655,6 +19680,7 @@
       <w:r>
         <w:rPr>
           <w:rFonts w:ascii="Times New Roman" w:eastAsia="Calibri" w:hAnsi="Times New Roman" w:cs="Times New Roman"/>
+          <w:sz w:val="24"/>
           <w:szCs w:val="24"/>
           <w:lang w:val="uk-UA"/>
         </w:rPr>
@@ -18676,6 +19702,7 @@
           <w:rFonts w:ascii="Times New Roman" w:eastAsia="Calibri" w:hAnsi="Times New Roman" w:cs="Times New Roman"/>
           <w:i/>
           <w:color w:val="FF0000"/>
+          <w:sz w:val="24"/>
           <w:szCs w:val="24"/>
           <w:lang w:val="uk-UA"/>
         </w:rPr>
@@ -18685,6 +19712,7 @@
         <w:rPr>
           <w:rFonts w:ascii="Times New Roman" w:eastAsia="Calibri" w:hAnsi="Times New Roman" w:cs="Times New Roman"/>
           <w:color w:val="FF0000"/>
+          <w:sz w:val="24"/>
           <w:szCs w:val="24"/>
           <w:lang w:val="uk-UA"/>
         </w:rPr>
@@ -18693,6 +19721,7 @@
       <w:r>
         <w:rPr>
           <w:rFonts w:ascii="Times New Roman" w:eastAsia="Calibri" w:hAnsi="Times New Roman" w:cs="Times New Roman"/>
+          <w:sz w:val="24"/>
           <w:szCs w:val="24"/>
           <w:lang w:val="uk-UA"/>
         </w:rPr>
@@ -18793,6 +19822,7 @@
           <w:rFonts w:ascii="Times New Roman" w:eastAsia="Calibri" w:hAnsi="Times New Roman" w:cs="Times New Roman"/>
           <w:i/>
           <w:color w:val="FF0000"/>
+          <w:sz w:val="24"/>
           <w:szCs w:val="24"/>
           <w:lang w:val="uk-UA"/>
         </w:rPr>
@@ -18802,6 +19832,7 @@
         <w:rPr>
           <w:rFonts w:ascii="Times New Roman" w:eastAsia="Calibri" w:hAnsi="Times New Roman" w:cs="Times New Roman"/>
           <w:color w:val="FF0000"/>
+          <w:sz w:val="24"/>
           <w:szCs w:val="24"/>
           <w:lang w:val="uk-UA"/>
         </w:rPr>
@@ -18810,6 +19841,7 @@
       <w:r>
         <w:rPr>
           <w:rFonts w:ascii="Times New Roman" w:eastAsia="Calibri" w:hAnsi="Times New Roman" w:cs="Times New Roman"/>
+          <w:sz w:val="24"/>
           <w:szCs w:val="24"/>
           <w:lang w:val="uk-UA"/>
         </w:rPr>
@@ -18831,6 +19863,7 @@
           <w:rFonts w:ascii="Times New Roman" w:eastAsia="Calibri" w:hAnsi="Times New Roman" w:cs="Times New Roman"/>
           <w:i/>
           <w:color w:val="FF0000"/>
+          <w:sz w:val="24"/>
           <w:szCs w:val="24"/>
           <w:lang w:val="uk-UA"/>
         </w:rPr>
@@ -18839,6 +19872,7 @@
       <w:r>
         <w:rPr>
           <w:rFonts w:ascii="Times New Roman" w:eastAsia="Calibri" w:hAnsi="Times New Roman" w:cs="Times New Roman"/>
+          <w:sz w:val="24"/>
           <w:szCs w:val="24"/>
           <w:lang w:val="uk-UA"/>
         </w:rPr>
@@ -18860,6 +19894,7 @@
           <w:rFonts w:ascii="Times New Roman" w:eastAsia="Calibri" w:hAnsi="Times New Roman" w:cs="Times New Roman"/>
           <w:i/>
           <w:color w:val="FF0000"/>
+          <w:sz w:val="24"/>
           <w:szCs w:val="24"/>
           <w:lang w:val="uk-UA"/>
         </w:rPr>
@@ -18869,6 +19904,7 @@
         <w:rPr>
           <w:rFonts w:ascii="Times New Roman" w:eastAsia="Calibri" w:hAnsi="Times New Roman" w:cs="Times New Roman"/>
           <w:color w:val="FF0000"/>
+          <w:sz w:val="24"/>
           <w:szCs w:val="24"/>
           <w:lang w:val="uk-UA"/>
         </w:rPr>
@@ -18877,6 +19913,7 @@
       <w:r>
         <w:rPr>
           <w:rFonts w:ascii="Times New Roman" w:eastAsia="Calibri" w:hAnsi="Times New Roman" w:cs="Times New Roman"/>
+          <w:sz w:val="24"/>
           <w:szCs w:val="24"/>
           <w:lang w:val="uk-UA"/>
         </w:rPr>
@@ -18898,6 +19935,7 @@
           <w:rFonts w:ascii="Times New Roman" w:eastAsia="Calibri" w:hAnsi="Times New Roman" w:cs="Times New Roman"/>
           <w:i/>
           <w:color w:val="FF0000"/>
+          <w:sz w:val="24"/>
           <w:szCs w:val="24"/>
           <w:lang w:val="uk-UA"/>
         </w:rPr>
@@ -18906,6 +19944,7 @@
       <w:r>
         <w:rPr>
           <w:rFonts w:ascii="Times New Roman" w:eastAsia="Calibri" w:hAnsi="Times New Roman" w:cs="Times New Roman"/>
+          <w:sz w:val="24"/>
           <w:szCs w:val="24"/>
           <w:lang w:val="uk-UA"/>
         </w:rPr>
@@ -18927,6 +19966,7 @@
           <w:rFonts w:ascii="Times New Roman" w:eastAsia="Calibri" w:hAnsi="Times New Roman" w:cs="Times New Roman"/>
           <w:i/>
           <w:color w:val="FF0000"/>
+          <w:sz w:val="24"/>
           <w:szCs w:val="24"/>
           <w:lang w:val="uk-UA"/>
         </w:rPr>
@@ -18936,6 +19976,7 @@
         <w:rPr>
           <w:rFonts w:ascii="Times New Roman" w:eastAsia="Calibri" w:hAnsi="Times New Roman" w:cs="Times New Roman"/>
           <w:color w:val="FF0000"/>
+          <w:sz w:val="24"/>
           <w:szCs w:val="24"/>
           <w:lang w:val="uk-UA"/>
         </w:rPr>
@@ -18944,6 +19985,7 @@
       <w:r>
         <w:rPr>
           <w:rFonts w:ascii="Times New Roman" w:eastAsia="Calibri" w:hAnsi="Times New Roman" w:cs="Times New Roman"/>
+          <w:sz w:val="24"/>
           <w:szCs w:val="24"/>
           <w:lang w:val="uk-UA"/>
         </w:rPr>
@@ -18965,6 +20007,7 @@
           <w:rFonts w:ascii="Times New Roman" w:eastAsia="Calibri" w:hAnsi="Times New Roman" w:cs="Times New Roman"/>
           <w:i/>
           <w:color w:val="FF0000"/>
+          <w:sz w:val="24"/>
           <w:szCs w:val="24"/>
           <w:lang w:val="uk-UA"/>
         </w:rPr>
@@ -18974,6 +20017,7 @@
       <w:r>
         <w:rPr>
           <w:rFonts w:ascii="Times New Roman" w:eastAsia="Calibri" w:hAnsi="Times New Roman" w:cs="Times New Roman"/>
+          <w:sz w:val="24"/>
           <w:szCs w:val="24"/>
           <w:lang w:val="uk-UA"/>
         </w:rPr>
@@ -19018,6 +20062,7 @@
           <w:rFonts w:ascii="Times New Roman" w:eastAsia="Calibri" w:hAnsi="Times New Roman" w:cs="Times New Roman"/>
           <w:i/>
           <w:color w:val="FF0000"/>
+          <w:sz w:val="24"/>
           <w:szCs w:val="24"/>
           <w:lang w:val="uk-UA"/>
         </w:rPr>
@@ -19027,6 +20072,7 @@
         <w:rPr>
           <w:rFonts w:ascii="Times New Roman" w:eastAsia="Calibri" w:hAnsi="Times New Roman" w:cs="Times New Roman"/>
           <w:color w:val="FF0000"/>
+          <w:sz w:val="24"/>
           <w:szCs w:val="24"/>
           <w:lang w:val="uk-UA"/>
         </w:rPr>
@@ -19035,6 +20081,7 @@
       <w:r>
         <w:rPr>
           <w:rFonts w:ascii="Times New Roman" w:eastAsia="Calibri" w:hAnsi="Times New Roman" w:cs="Times New Roman"/>
+          <w:sz w:val="24"/>
           <w:szCs w:val="24"/>
           <w:lang w:val="uk-UA"/>
         </w:rPr>
@@ -19076,6 +20123,7 @@
           <w:b/>
           <w:i/>
           <w:color w:val="FF0000"/>
+          <w:sz w:val="24"/>
           <w:szCs w:val="24"/>
           <w:lang w:val="uk-UA"/>
         </w:rPr>
@@ -19097,6 +20145,7 @@
           <w:rFonts w:ascii="Times New Roman" w:eastAsia="Calibri" w:hAnsi="Times New Roman" w:cs="Times New Roman"/>
           <w:i/>
           <w:color w:val="FF0000"/>
+          <w:sz w:val="24"/>
           <w:szCs w:val="24"/>
           <w:lang w:val="ru-RU"/>
         </w:rPr>
@@ -19105,6 +20154,7 @@
       <w:r>
         <w:rPr>
           <w:rFonts w:ascii="Times New Roman" w:eastAsia="Calibri" w:hAnsi="Times New Roman" w:cs="Times New Roman"/>
+          <w:sz w:val="24"/>
           <w:szCs w:val="24"/>
           <w:lang w:val="ru-RU"/>
         </w:rPr>
@@ -19126,6 +20176,7 @@
           <w:rFonts w:ascii="Times New Roman" w:eastAsia="Calibri" w:hAnsi="Times New Roman" w:cs="Times New Roman"/>
           <w:i/>
           <w:color w:val="FF0000"/>
+          <w:sz w:val="24"/>
           <w:szCs w:val="24"/>
           <w:lang w:val="ru-RU"/>
         </w:rPr>
@@ -19135,6 +20186,7 @@
         <w:rPr>
           <w:rFonts w:ascii="Times New Roman" w:eastAsia="Calibri" w:hAnsi="Times New Roman" w:cs="Times New Roman"/>
           <w:i/>
+          <w:sz w:val="24"/>
           <w:szCs w:val="24"/>
           <w:lang w:val="ru-RU"/>
         </w:rPr>
@@ -19143,6 +20195,7 @@
       <w:r>
         <w:rPr>
           <w:rFonts w:ascii="Times New Roman" w:eastAsia="Calibri" w:hAnsi="Times New Roman" w:cs="Times New Roman"/>
+          <w:sz w:val="24"/>
           <w:szCs w:val="24"/>
           <w:lang w:val="ru-RU"/>
         </w:rPr>
@@ -19162,6 +20215,7 @@
       <w:r>
         <w:rPr>
           <w:rFonts w:ascii="Times New Roman" w:eastAsia="Calibri" w:hAnsi="Times New Roman" w:cs="Times New Roman"/>
+          <w:sz w:val="24"/>
           <w:szCs w:val="24"/>
           <w:lang w:val="ru-RU"/>
         </w:rPr>
@@ -19183,6 +20237,7 @@
           <w:rFonts w:ascii="Times New Roman" w:eastAsia="Calibri" w:hAnsi="Times New Roman" w:cs="Times New Roman"/>
           <w:i/>
           <w:color w:val="FF0000"/>
+          <w:sz w:val="24"/>
           <w:szCs w:val="24"/>
           <w:lang w:val="ru-RU"/>
         </w:rPr>
@@ -19192,6 +20247,7 @@
         <w:rPr>
           <w:rFonts w:ascii="Times New Roman" w:eastAsia="Calibri" w:hAnsi="Times New Roman" w:cs="Times New Roman"/>
           <w:i/>
+          <w:sz w:val="24"/>
           <w:szCs w:val="24"/>
           <w:lang w:val="ru-RU"/>
         </w:rPr>
@@ -19200,6 +20256,7 @@
       <w:r>
         <w:rPr>
           <w:rFonts w:ascii="Times New Roman" w:eastAsia="Calibri" w:hAnsi="Times New Roman" w:cs="Times New Roman"/>
+          <w:sz w:val="24"/>
           <w:szCs w:val="24"/>
           <w:lang w:val="ru-RU"/>
         </w:rPr>
@@ -19219,6 +20276,7 @@
       <w:r>
         <w:rPr>
           <w:rFonts w:ascii="Times New Roman" w:eastAsia="Calibri" w:hAnsi="Times New Roman" w:cs="Times New Roman"/>
+          <w:sz w:val="24"/>
           <w:szCs w:val="24"/>
           <w:lang w:val="ru-RU"/>
         </w:rPr>
@@ -19239,6 +20297,7 @@
         <w:rPr>
           <w:rFonts w:ascii="Times New Roman" w:eastAsia="Calibri" w:hAnsi="Times New Roman" w:cs="Times New Roman"/>
           <w:b/>
+          <w:sz w:val="24"/>
           <w:szCs w:val="24"/>
           <w:lang w:val="ru-RU"/>
         </w:rPr>
@@ -19247,6 +20306,7 @@
       <w:r>
         <w:rPr>
           <w:rFonts w:ascii="Times New Roman" w:eastAsia="Calibri" w:hAnsi="Times New Roman" w:cs="Times New Roman"/>
+          <w:sz w:val="24"/>
           <w:szCs w:val="24"/>
           <w:lang w:val="ru-RU"/>
         </w:rPr>
@@ -19257,6 +20317,7 @@
           <w:rFonts w:ascii="Times New Roman" w:eastAsia="Calibri" w:hAnsi="Times New Roman" w:cs="Times New Roman"/>
           <w:i/>
           <w:color w:val="FF0000"/>
+          <w:sz w:val="24"/>
           <w:szCs w:val="24"/>
           <w:lang w:val="ru-RU"/>
         </w:rPr>
@@ -19265,6 +20326,7 @@
       <w:r>
         <w:rPr>
           <w:rFonts w:ascii="Times New Roman" w:eastAsia="Calibri" w:hAnsi="Times New Roman" w:cs="Times New Roman"/>
+          <w:sz w:val="24"/>
           <w:szCs w:val="24"/>
           <w:lang w:val="ru-RU"/>
         </w:rPr>
@@ -19299,6 +20361,7 @@
           <w:rFonts w:ascii="Times New Roman" w:eastAsia="Calibri" w:hAnsi="Times New Roman" w:cs="Times New Roman"/>
           <w:i/>
           <w:color w:val="FF0000"/>
+          <w:sz w:val="24"/>
           <w:szCs w:val="24"/>
           <w:lang w:val="uk-UA"/>
         </w:rPr>
@@ -19318,6 +20381,7 @@
       <w:r>
         <w:rPr>
           <w:rFonts w:ascii="Times New Roman" w:eastAsia="Calibri" w:hAnsi="Times New Roman" w:cs="Times New Roman"/>
+          <w:sz w:val="24"/>
           <w:szCs w:val="24"/>
           <w:lang w:val="uk-UA"/>
         </w:rPr>
@@ -19337,6 +20401,7 @@
       <w:r>
         <w:rPr>
           <w:rFonts w:ascii="Times New Roman" w:eastAsia="Calibri" w:hAnsi="Times New Roman" w:cs="Times New Roman"/>
+          <w:sz w:val="24"/>
           <w:szCs w:val="24"/>
           <w:lang w:val="uk-UA"/>
         </w:rPr>
@@ -19356,6 +20421,7 @@
       <w:r>
         <w:rPr>
           <w:rFonts w:ascii="Times New Roman" w:eastAsia="Calibri" w:hAnsi="Times New Roman" w:cs="Times New Roman"/>
+          <w:sz w:val="24"/>
           <w:szCs w:val="24"/>
           <w:lang w:val="uk-UA"/>
         </w:rPr>
@@ -19366,6 +20432,7 @@
           <w:rFonts w:ascii="Times New Roman" w:eastAsia="Calibri" w:hAnsi="Times New Roman" w:cs="Times New Roman"/>
           <w:i/>
           <w:color w:val="FF0000"/>
+          <w:sz w:val="24"/>
           <w:szCs w:val="24"/>
           <w:lang w:val="uk-UA"/>
         </w:rPr>
@@ -19375,6 +20442,7 @@
         <w:rPr>
           <w:rFonts w:ascii="Times New Roman" w:eastAsia="Calibri" w:hAnsi="Times New Roman" w:cs="Times New Roman"/>
           <w:i/>
+          <w:sz w:val="24"/>
           <w:szCs w:val="24"/>
           <w:lang w:val="uk-UA"/>
         </w:rPr>
@@ -19394,6 +20462,7 @@
       <w:r>
         <w:rPr>
           <w:rFonts w:ascii="Times New Roman" w:eastAsia="Calibri" w:hAnsi="Times New Roman" w:cs="Times New Roman"/>
+          <w:sz w:val="24"/>
           <w:szCs w:val="24"/>
           <w:lang w:val="uk-UA"/>
         </w:rPr>
@@ -19413,6 +20482,7 @@
       <w:r>
         <w:rPr>
           <w:rFonts w:ascii="Times New Roman" w:eastAsia="Calibri" w:hAnsi="Times New Roman" w:cs="Times New Roman"/>
+          <w:sz w:val="24"/>
           <w:szCs w:val="24"/>
           <w:lang w:val="uk-UA"/>
         </w:rPr>
@@ -19433,6 +20503,7 @@
       <w:r>
         <w:rPr>
           <w:rFonts w:ascii="Times New Roman" w:eastAsia="Calibri" w:hAnsi="Times New Roman" w:cs="Times New Roman"/>
+          <w:sz w:val="24"/>
           <w:szCs w:val="24"/>
           <w:lang w:val="uk-UA"/>
         </w:rPr>
@@ -19443,6 +20514,7 @@
           <w:rFonts w:ascii="Times New Roman" w:eastAsia="Calibri" w:hAnsi="Times New Roman" w:cs="Times New Roman"/>
           <w:i/>
           <w:color w:val="FF0000"/>
+          <w:sz w:val="24"/>
           <w:szCs w:val="24"/>
           <w:lang w:val="uk-UA"/>
         </w:rPr>
@@ -19452,6 +20524,7 @@
         <w:rPr>
           <w:rFonts w:ascii="Times New Roman" w:eastAsia="Calibri" w:hAnsi="Times New Roman" w:cs="Times New Roman"/>
           <w:i/>
+          <w:sz w:val="24"/>
           <w:szCs w:val="24"/>
           <w:lang w:val="uk-UA"/>
         </w:rPr>
@@ -19499,6 +20572,7 @@
       <w:r>
         <w:rPr>
           <w:rFonts w:ascii="Times New Roman" w:eastAsia="Calibri" w:hAnsi="Times New Roman" w:cs="Times New Roman"/>
+          <w:sz w:val="24"/>
           <w:szCs w:val="24"/>
           <w:lang w:val="uk-UA"/>
         </w:rPr>
@@ -19543,6 +20617,7 @@
           <w:rFonts w:ascii="Times New Roman" w:eastAsia="Calibri" w:hAnsi="Times New Roman" w:cs="Times New Roman"/>
           <w:i/>
           <w:color w:val="FF0000"/>
+          <w:sz w:val="24"/>
           <w:szCs w:val="24"/>
           <w:lang w:val="uk-UA"/>
         </w:rPr>
@@ -19552,6 +20627,7 @@
         <w:rPr>
           <w:rFonts w:ascii="Times New Roman" w:eastAsia="Calibri" w:hAnsi="Times New Roman" w:cs="Times New Roman"/>
           <w:color w:val="FF0000"/>
+          <w:sz w:val="24"/>
           <w:szCs w:val="24"/>
           <w:lang w:val="uk-UA"/>
         </w:rPr>
@@ -19560,6 +20636,7 @@
       <w:r>
         <w:rPr>
           <w:rFonts w:ascii="Times New Roman" w:eastAsia="Calibri" w:hAnsi="Times New Roman" w:cs="Times New Roman"/>
+          <w:sz w:val="24"/>
           <w:szCs w:val="24"/>
           <w:lang w:val="uk-UA"/>
         </w:rPr>
@@ -19569,6 +20646,7 @@
         <w:rPr>
           <w:rFonts w:ascii="Times New Roman" w:eastAsia="Calibri" w:hAnsi="Times New Roman" w:cs="Times New Roman"/>
           <w:i/>
+          <w:sz w:val="24"/>
           <w:szCs w:val="24"/>
           <w:lang w:val="uk-UA"/>
         </w:rPr>
@@ -19609,6 +20687,7 @@
           <w:b/>
           <w:i/>
           <w:color w:val="FF0000"/>
+          <w:sz w:val="24"/>
           <w:szCs w:val="24"/>
           <w:lang w:val="uk-UA"/>
         </w:rPr>
@@ -19630,6 +20709,7 @@
           <w:rFonts w:ascii="Times New Roman" w:eastAsia="Calibri" w:hAnsi="Times New Roman" w:cs="Times New Roman"/>
           <w:i/>
           <w:color w:val="FF0000"/>
+          <w:sz w:val="24"/>
           <w:szCs w:val="24"/>
           <w:lang w:val="ru-RU"/>
         </w:rPr>
@@ -19639,6 +20719,7 @@
         <w:rPr>
           <w:rFonts w:ascii="Times New Roman" w:eastAsia="Calibri" w:hAnsi="Times New Roman" w:cs="Times New Roman"/>
           <w:color w:val="FF0000"/>
+          <w:sz w:val="24"/>
           <w:szCs w:val="24"/>
           <w:lang w:val="ru-RU"/>
         </w:rPr>
@@ -19647,6 +20728,7 @@
       <w:r>
         <w:rPr>
           <w:rFonts w:ascii="Times New Roman" w:eastAsia="Calibri" w:hAnsi="Times New Roman" w:cs="Times New Roman"/>
+          <w:sz w:val="24"/>
           <w:szCs w:val="24"/>
           <w:lang w:val="ru-RU"/>
         </w:rPr>
@@ -19657,6 +20739,7 @@
           <w:rFonts w:ascii="Times New Roman" w:eastAsia="Calibri" w:hAnsi="Times New Roman" w:cs="Times New Roman"/>
           <w:i/>
           <w:color w:val="FF0000"/>
+          <w:sz w:val="24"/>
           <w:szCs w:val="24"/>
           <w:lang w:val="uk-UA"/>
         </w:rPr>
@@ -19665,6 +20748,7 @@
       <w:r>
         <w:rPr>
           <w:rFonts w:ascii="Times New Roman" w:eastAsia="Calibri" w:hAnsi="Times New Roman" w:cs="Times New Roman"/>
+          <w:sz w:val="24"/>
           <w:szCs w:val="24"/>
           <w:lang w:val="ru-RU"/>
         </w:rPr>
@@ -19685,6 +20769,7 @@
         <w:rPr>
           <w:rFonts w:ascii="Times New Roman" w:eastAsia="Calibri" w:hAnsi="Times New Roman" w:cs="Times New Roman"/>
           <w:b/>
+          <w:sz w:val="24"/>
           <w:szCs w:val="24"/>
           <w:lang w:val="ru-RU"/>
         </w:rPr>
@@ -19694,6 +20779,7 @@
         <w:rPr>
           <w:rFonts w:ascii="Times New Roman" w:eastAsia="Calibri" w:hAnsi="Times New Roman" w:cs="Times New Roman"/>
           <w:b/>
+          <w:sz w:val="24"/>
           <w:szCs w:val="24"/>
           <w:lang w:val="uk-UA"/>
         </w:rPr>
@@ -19703,6 +20789,7 @@
         <w:rPr>
           <w:rFonts w:ascii="Times New Roman" w:eastAsia="Calibri" w:hAnsi="Times New Roman" w:cs="Times New Roman"/>
           <w:b/>
+          <w:sz w:val="24"/>
           <w:szCs w:val="24"/>
           <w:lang w:val="ru-RU"/>
         </w:rPr>
@@ -19711,6 +20798,7 @@
       <w:r>
         <w:rPr>
           <w:rFonts w:ascii="Times New Roman" w:eastAsia="Calibri" w:hAnsi="Times New Roman" w:cs="Times New Roman"/>
+          <w:sz w:val="24"/>
           <w:szCs w:val="24"/>
           <w:lang w:val="ru-RU"/>
         </w:rPr>
@@ -19721,6 +20809,7 @@
           <w:rFonts w:ascii="Times New Roman" w:eastAsia="Calibri" w:hAnsi="Times New Roman" w:cs="Times New Roman"/>
           <w:i/>
           <w:color w:val="FF0000"/>
+          <w:sz w:val="24"/>
           <w:szCs w:val="24"/>
           <w:lang w:val="ru-RU"/>
         </w:rPr>
@@ -19729,6 +20818,7 @@
       <w:r>
         <w:rPr>
           <w:rFonts w:ascii="Times New Roman" w:eastAsia="Calibri" w:hAnsi="Times New Roman" w:cs="Times New Roman"/>
+          <w:sz w:val="24"/>
           <w:szCs w:val="24"/>
           <w:lang w:val="ru-RU"/>
         </w:rPr>
@@ -19737,6 +20827,7 @@
       <w:r>
         <w:rPr>
           <w:rFonts w:ascii="Times New Roman" w:eastAsia="Calibri" w:hAnsi="Times New Roman" w:cs="Times New Roman"/>
+          <w:sz w:val="24"/>
           <w:szCs w:val="24"/>
           <w:lang w:val="uk-UA"/>
         </w:rPr>
@@ -19776,6 +20867,7 @@
           <w:b/>
           <w:i/>
           <w:color w:val="FF0000"/>
+          <w:sz w:val="24"/>
           <w:szCs w:val="24"/>
           <w:lang w:val="uk-UA"/>
         </w:rPr>
@@ -19799,6 +20891,7 @@
           <w:rFonts w:ascii="Times New Roman" w:eastAsia="Calibri" w:hAnsi="Times New Roman" w:cs="Times New Roman"/>
           <w:i/>
           <w:color w:val="FF0000"/>
+          <w:sz w:val="24"/>
           <w:szCs w:val="24"/>
           <w:lang w:val="uk-UA"/>
         </w:rPr>
@@ -19807,6 +20900,7 @@
       <w:r>
         <w:rPr>
           <w:rFonts w:ascii="Times New Roman" w:eastAsia="Calibri" w:hAnsi="Times New Roman" w:cs="Times New Roman"/>
+          <w:sz w:val="24"/>
           <w:szCs w:val="24"/>
           <w:lang w:val="uk-UA"/>
         </w:rPr>
@@ -19828,6 +20922,7 @@
           <w:rFonts w:ascii="Times New Roman" w:eastAsia="Calibri" w:hAnsi="Times New Roman" w:cs="Times New Roman"/>
           <w:i/>
           <w:color w:val="FF0000"/>
+          <w:sz w:val="24"/>
           <w:szCs w:val="24"/>
           <w:lang w:val="uk-UA"/>
         </w:rPr>
@@ -19836,6 +20931,7 @@
       <w:r>
         <w:rPr>
           <w:rFonts w:ascii="Times New Roman" w:eastAsia="Calibri" w:hAnsi="Times New Roman" w:cs="Times New Roman"/>
+          <w:sz w:val="24"/>
           <w:szCs w:val="24"/>
           <w:lang w:val="uk-UA"/>
         </w:rPr>
@@ -19846,6 +20942,7 @@
           <w:rFonts w:ascii="Times New Roman" w:eastAsia="Calibri" w:hAnsi="Times New Roman" w:cs="Times New Roman"/>
           <w:i/>
           <w:color w:val="FF0000"/>
+          <w:sz w:val="24"/>
           <w:szCs w:val="24"/>
           <w:lang w:val="uk-UA"/>
         </w:rPr>
@@ -19867,6 +20964,7 @@
           <w:rFonts w:ascii="Times New Roman" w:eastAsia="Calibri" w:hAnsi="Times New Roman" w:cs="Times New Roman"/>
           <w:i/>
           <w:color w:val="FF0000"/>
+          <w:sz w:val="24"/>
           <w:szCs w:val="24"/>
           <w:lang w:val="uk-UA"/>
         </w:rPr>
@@ -19875,6 +20973,7 @@
       <w:r>
         <w:rPr>
           <w:rFonts w:ascii="Times New Roman" w:eastAsia="Calibri" w:hAnsi="Times New Roman" w:cs="Times New Roman"/>
+          <w:sz w:val="24"/>
           <w:szCs w:val="24"/>
           <w:lang w:val="uk-UA"/>
         </w:rPr>
@@ -19885,6 +20984,7 @@
           <w:rFonts w:ascii="Times New Roman" w:eastAsia="Calibri" w:hAnsi="Times New Roman" w:cs="Times New Roman"/>
           <w:i/>
           <w:color w:val="FF0000"/>
+          <w:sz w:val="24"/>
           <w:szCs w:val="24"/>
           <w:lang w:val="uk-UA"/>
         </w:rPr>
@@ -19893,6 +20993,7 @@
       <w:r>
         <w:rPr>
           <w:rFonts w:ascii="Times New Roman" w:eastAsia="Calibri" w:hAnsi="Times New Roman" w:cs="Times New Roman"/>
+          <w:sz w:val="24"/>
           <w:szCs w:val="24"/>
           <w:lang w:val="uk-UA"/>
         </w:rPr>
@@ -19903,6 +21004,7 @@
           <w:rFonts w:ascii="Times New Roman" w:eastAsia="Calibri" w:hAnsi="Times New Roman" w:cs="Times New Roman"/>
           <w:i/>
           <w:color w:val="FF0000"/>
+          <w:sz w:val="24"/>
           <w:szCs w:val="24"/>
           <w:lang w:val="uk-UA"/>
         </w:rPr>
@@ -19911,6 +21013,7 @@
       <w:r>
         <w:rPr>
           <w:rFonts w:ascii="Times New Roman" w:eastAsia="Calibri" w:hAnsi="Times New Roman" w:cs="Times New Roman"/>
+          <w:sz w:val="24"/>
           <w:szCs w:val="24"/>
           <w:lang w:val="uk-UA"/>
         </w:rPr>
@@ -19921,6 +21024,7 @@
           <w:rFonts w:ascii="Times New Roman" w:eastAsia="Calibri" w:hAnsi="Times New Roman" w:cs="Times New Roman"/>
           <w:i/>
           <w:color w:val="FF0000"/>
+          <w:sz w:val="24"/>
           <w:szCs w:val="24"/>
           <w:lang w:val="uk-UA"/>
         </w:rPr>
@@ -19929,6 +21033,7 @@
       <w:r>
         <w:rPr>
           <w:rFonts w:ascii="Times New Roman" w:eastAsia="Calibri" w:hAnsi="Times New Roman" w:cs="Times New Roman"/>
+          <w:sz w:val="24"/>
           <w:szCs w:val="24"/>
           <w:lang w:val="uk-UA"/>
         </w:rPr>
@@ -19939,6 +21044,7 @@
           <w:rFonts w:ascii="Times New Roman" w:eastAsia="Calibri" w:hAnsi="Times New Roman" w:cs="Times New Roman"/>
           <w:i/>
           <w:color w:val="FF0000"/>
+          <w:sz w:val="24"/>
           <w:szCs w:val="24"/>
           <w:lang w:val="uk-UA"/>
         </w:rPr>
@@ -19947,6 +21053,7 @@
       <w:r>
         <w:rPr>
           <w:rFonts w:ascii="Times New Roman" w:eastAsia="Calibri" w:hAnsi="Times New Roman" w:cs="Times New Roman"/>
+          <w:sz w:val="24"/>
           <w:szCs w:val="24"/>
           <w:lang w:val="uk-UA"/>
         </w:rPr>
@@ -19957,6 +21064,7 @@
           <w:rFonts w:ascii="Times New Roman" w:eastAsia="Calibri" w:hAnsi="Times New Roman" w:cs="Times New Roman"/>
           <w:i/>
           <w:color w:val="FF0000"/>
+          <w:sz w:val="24"/>
           <w:szCs w:val="24"/>
           <w:lang w:val="uk-UA"/>
         </w:rPr>
@@ -19965,6 +21073,7 @@
       <w:r>
         <w:rPr>
           <w:rFonts w:ascii="Times New Roman" w:eastAsia="Calibri" w:hAnsi="Times New Roman" w:cs="Times New Roman"/>
+          <w:sz w:val="24"/>
           <w:szCs w:val="24"/>
           <w:lang w:val="uk-UA"/>
         </w:rPr>
@@ -19975,6 +21084,7 @@
           <w:rFonts w:ascii="Times New Roman" w:eastAsia="Calibri" w:hAnsi="Times New Roman" w:cs="Times New Roman"/>
           <w:i/>
           <w:color w:val="FF0000"/>
+          <w:sz w:val="24"/>
           <w:szCs w:val="24"/>
           <w:lang w:val="uk-UA"/>
         </w:rPr>
@@ -19983,6 +21093,7 @@
       <w:r>
         <w:rPr>
           <w:rFonts w:ascii="Times New Roman" w:eastAsia="Calibri" w:hAnsi="Times New Roman" w:cs="Times New Roman"/>
+          <w:sz w:val="24"/>
           <w:szCs w:val="24"/>
           <w:lang w:val="uk-UA"/>
         </w:rPr>
@@ -19993,6 +21104,7 @@
           <w:rFonts w:ascii="Times New Roman" w:eastAsia="Calibri" w:hAnsi="Times New Roman" w:cs="Times New Roman"/>
           <w:i/>
           <w:color w:val="FF0000"/>
+          <w:sz w:val="24"/>
           <w:szCs w:val="24"/>
           <w:lang w:val="uk-UA"/>
         </w:rPr>
@@ -20001,6 +21113,7 @@
       <w:r>
         <w:rPr>
           <w:rFonts w:ascii="Times New Roman" w:eastAsia="Calibri" w:hAnsi="Times New Roman" w:cs="Times New Roman"/>
+          <w:sz w:val="24"/>
           <w:szCs w:val="24"/>
           <w:lang w:val="uk-UA"/>
         </w:rPr>
@@ -20011,6 +21124,7 @@
           <w:rFonts w:ascii="Times New Roman" w:eastAsia="Calibri" w:hAnsi="Times New Roman" w:cs="Times New Roman"/>
           <w:i/>
           <w:color w:val="FF0000"/>
+          <w:sz w:val="24"/>
           <w:szCs w:val="24"/>
           <w:lang w:val="uk-UA"/>
         </w:rPr>
@@ -20019,6 +21133,7 @@
       <w:r>
         <w:rPr>
           <w:rFonts w:ascii="Times New Roman" w:eastAsia="Calibri" w:hAnsi="Times New Roman" w:cs="Times New Roman"/>
+          <w:sz w:val="24"/>
           <w:szCs w:val="24"/>
           <w:lang w:val="uk-UA"/>
         </w:rPr>
@@ -20040,6 +21155,7 @@
           <w:rFonts w:ascii="Times New Roman" w:eastAsia="Calibri" w:hAnsi="Times New Roman" w:cs="Times New Roman"/>
           <w:i/>
           <w:color w:val="FF0000"/>
+          <w:sz w:val="24"/>
           <w:szCs w:val="24"/>
           <w:lang w:val="uk-UA"/>
         </w:rPr>
@@ -20048,6 +21164,7 @@
       <w:r>
         <w:rPr>
           <w:rFonts w:ascii="Times New Roman" w:eastAsia="Calibri" w:hAnsi="Times New Roman" w:cs="Times New Roman"/>
+          <w:sz w:val="24"/>
           <w:szCs w:val="24"/>
           <w:lang w:val="uk-UA"/>
         </w:rPr>
@@ -20058,6 +21175,7 @@
           <w:rFonts w:ascii="Times New Roman" w:eastAsia="Calibri" w:hAnsi="Times New Roman" w:cs="Times New Roman"/>
           <w:i/>
           <w:color w:val="FF0000"/>
+          <w:sz w:val="24"/>
           <w:szCs w:val="24"/>
           <w:lang w:val="uk-UA"/>
         </w:rPr>
@@ -20079,6 +21197,7 @@
           <w:rFonts w:ascii="Times New Roman" w:eastAsia="Calibri" w:hAnsi="Times New Roman" w:cs="Times New Roman"/>
           <w:i/>
           <w:color w:val="FF0000"/>
+          <w:sz w:val="24"/>
           <w:szCs w:val="24"/>
           <w:lang w:val="uk-UA"/>
         </w:rPr>
@@ -20087,6 +21206,7 @@
       <w:r>
         <w:rPr>
           <w:rFonts w:ascii="Times New Roman" w:eastAsia="Calibri" w:hAnsi="Times New Roman" w:cs="Times New Roman"/>
+          <w:sz w:val="24"/>
           <w:szCs w:val="24"/>
           <w:lang w:val="uk-UA"/>
         </w:rPr>
@@ -20108,6 +21228,7 @@
           <w:rFonts w:ascii="Times New Roman" w:eastAsia="Calibri" w:hAnsi="Times New Roman" w:cs="Times New Roman"/>
           <w:i/>
           <w:color w:val="FF0000"/>
+          <w:sz w:val="24"/>
           <w:szCs w:val="24"/>
           <w:lang w:val="uk-UA"/>
         </w:rPr>
@@ -20116,6 +21237,7 @@
       <w:r>
         <w:rPr>
           <w:rFonts w:ascii="Times New Roman" w:eastAsia="Calibri" w:hAnsi="Times New Roman" w:cs="Times New Roman"/>
+          <w:sz w:val="24"/>
           <w:szCs w:val="24"/>
           <w:lang w:val="uk-UA"/>
         </w:rPr>
@@ -20126,6 +21248,7 @@
           <w:rFonts w:ascii="Times New Roman" w:eastAsia="Calibri" w:hAnsi="Times New Roman" w:cs="Times New Roman"/>
           <w:i/>
           <w:color w:val="FF0000"/>
+          <w:sz w:val="24"/>
           <w:szCs w:val="24"/>
           <w:lang w:val="uk-UA"/>
         </w:rPr>
@@ -20147,6 +21270,7 @@
           <w:rFonts w:ascii="Times New Roman" w:eastAsia="Calibri" w:hAnsi="Times New Roman" w:cs="Times New Roman"/>
           <w:i/>
           <w:color w:val="FF0000"/>
+          <w:sz w:val="24"/>
           <w:szCs w:val="24"/>
           <w:lang w:val="uk-UA"/>
         </w:rPr>
@@ -20155,6 +21279,7 @@
       <w:r>
         <w:rPr>
           <w:rFonts w:ascii="Times New Roman" w:eastAsia="Calibri" w:hAnsi="Times New Roman" w:cs="Times New Roman"/>
+          <w:sz w:val="24"/>
           <w:szCs w:val="24"/>
           <w:lang w:val="uk-UA"/>
         </w:rPr>
@@ -20176,6 +21301,7 @@
           <w:rFonts w:ascii="Times New Roman" w:eastAsia="Calibri" w:hAnsi="Times New Roman" w:cs="Times New Roman"/>
           <w:i/>
           <w:color w:val="FF0000"/>
+          <w:sz w:val="24"/>
           <w:szCs w:val="24"/>
           <w:lang w:val="uk-UA"/>
         </w:rPr>
@@ -20184,6 +21310,7 @@
       <w:r>
         <w:rPr>
           <w:rFonts w:ascii="Times New Roman" w:eastAsia="Calibri" w:hAnsi="Times New Roman" w:cs="Times New Roman"/>
+          <w:sz w:val="24"/>
           <w:szCs w:val="24"/>
           <w:lang w:val="uk-UA"/>
         </w:rPr>
@@ -20194,6 +21321,7 @@
           <w:rFonts w:ascii="Times New Roman" w:eastAsia="Calibri" w:hAnsi="Times New Roman" w:cs="Times New Roman"/>
           <w:i/>
           <w:color w:val="FF0000"/>
+          <w:sz w:val="24"/>
           <w:szCs w:val="24"/>
           <w:lang w:val="uk-UA"/>
         </w:rPr>
@@ -20251,6 +21379,7 @@
           <w:rFonts w:ascii="Times New Roman" w:eastAsia="Calibri" w:hAnsi="Times New Roman" w:cs="Times New Roman"/>
           <w:i/>
           <w:color w:val="FF0000"/>
+          <w:sz w:val="24"/>
           <w:szCs w:val="24"/>
           <w:lang w:val="uk-UA"/>
         </w:rPr>
@@ -20259,6 +21388,7 @@
       <w:r>
         <w:rPr>
           <w:rFonts w:ascii="Times New Roman" w:eastAsia="Calibri" w:hAnsi="Times New Roman" w:cs="Times New Roman"/>
+          <w:sz w:val="24"/>
           <w:szCs w:val="24"/>
           <w:lang w:val="uk-UA"/>
         </w:rPr>
@@ -20298,6 +21428,7 @@
           <w:b/>
           <w:i/>
           <w:color w:val="FF0000"/>
+          <w:sz w:val="24"/>
           <w:szCs w:val="24"/>
           <w:lang w:val="uk-UA"/>
         </w:rPr>
@@ -20319,6 +21450,7 @@
           <w:rFonts w:ascii="Times New Roman" w:eastAsia="Calibri" w:hAnsi="Times New Roman" w:cs="Times New Roman"/>
           <w:i/>
           <w:color w:val="FF0000"/>
+          <w:sz w:val="24"/>
           <w:szCs w:val="24"/>
           <w:lang w:val="uk-UA"/>
         </w:rPr>
@@ -20328,6 +21460,7 @@
         <w:rPr>
           <w:rFonts w:ascii="Times New Roman" w:eastAsia="Calibri" w:hAnsi="Times New Roman" w:cs="Times New Roman"/>
           <w:color w:val="FF0000"/>
+          <w:sz w:val="24"/>
           <w:szCs w:val="24"/>
           <w:lang w:val="uk-UA"/>
         </w:rPr>
@@ -20336,6 +21469,7 @@
       <w:r>
         <w:rPr>
           <w:rFonts w:ascii="Times New Roman" w:eastAsia="Calibri" w:hAnsi="Times New Roman" w:cs="Times New Roman"/>
+          <w:sz w:val="24"/>
           <w:szCs w:val="24"/>
           <w:lang w:val="uk-UA"/>
         </w:rPr>
@@ -20357,6 +21491,7 @@
           <w:rFonts w:ascii="Times New Roman" w:eastAsia="Calibri" w:hAnsi="Times New Roman" w:cs="Times New Roman"/>
           <w:i/>
           <w:color w:val="FF0000"/>
+          <w:sz w:val="24"/>
           <w:szCs w:val="24"/>
           <w:lang w:val="uk-UA"/>
         </w:rPr>
@@ -20366,6 +21501,7 @@
         <w:rPr>
           <w:rFonts w:ascii="Times New Roman" w:eastAsia="Calibri" w:hAnsi="Times New Roman" w:cs="Times New Roman"/>
           <w:color w:val="FF0000"/>
+          <w:sz w:val="24"/>
           <w:szCs w:val="24"/>
           <w:lang w:val="uk-UA"/>
         </w:rPr>
@@ -20374,6 +21510,7 @@
       <w:r>
         <w:rPr>
           <w:rFonts w:ascii="Times New Roman" w:eastAsia="Calibri" w:hAnsi="Times New Roman" w:cs="Times New Roman"/>
+          <w:sz w:val="24"/>
           <w:szCs w:val="24"/>
           <w:lang w:val="uk-UA"/>
         </w:rPr>
@@ -20395,6 +21532,7 @@
           <w:rFonts w:ascii="Times New Roman" w:eastAsia="Calibri" w:hAnsi="Times New Roman" w:cs="Times New Roman"/>
           <w:i/>
           <w:color w:val="FF0000"/>
+          <w:sz w:val="24"/>
           <w:szCs w:val="24"/>
           <w:lang w:val="uk-UA"/>
         </w:rPr>
@@ -20404,6 +21542,7 @@
         <w:rPr>
           <w:rFonts w:ascii="Times New Roman" w:eastAsia="Calibri" w:hAnsi="Times New Roman" w:cs="Times New Roman"/>
           <w:color w:val="FF0000"/>
+          <w:sz w:val="24"/>
           <w:szCs w:val="24"/>
           <w:lang w:val="uk-UA"/>
         </w:rPr>
@@ -20412,6 +21551,7 @@
       <w:r>
         <w:rPr>
           <w:rFonts w:ascii="Times New Roman" w:eastAsia="Calibri" w:hAnsi="Times New Roman" w:cs="Times New Roman"/>
+          <w:sz w:val="24"/>
           <w:szCs w:val="24"/>
           <w:lang w:val="uk-UA"/>
         </w:rPr>
@@ -20433,6 +21573,7 @@
           <w:rFonts w:ascii="Times New Roman" w:eastAsia="Calibri" w:hAnsi="Times New Roman" w:cs="Times New Roman"/>
           <w:i/>
           <w:color w:val="FF0000"/>
+          <w:sz w:val="24"/>
           <w:szCs w:val="24"/>
           <w:lang w:val="uk-UA"/>
         </w:rPr>
@@ -20443,6 +21584,7 @@
         <w:rPr>
           <w:rFonts w:ascii="Times New Roman" w:eastAsia="Calibri" w:hAnsi="Times New Roman" w:cs="Times New Roman"/>
           <w:color w:val="FF0000"/>
+          <w:sz w:val="24"/>
           <w:szCs w:val="24"/>
           <w:lang w:val="uk-UA"/>
         </w:rPr>
@@ -20451,6 +21593,7 @@
       <w:r>
         <w:rPr>
           <w:rFonts w:ascii="Times New Roman" w:eastAsia="Calibri" w:hAnsi="Times New Roman" w:cs="Times New Roman"/>
+          <w:sz w:val="24"/>
           <w:szCs w:val="24"/>
           <w:lang w:val="uk-UA"/>
         </w:rPr>
@@ -20461,6 +21604,7 @@
           <w:rFonts w:ascii="Times New Roman" w:eastAsia="Calibri" w:hAnsi="Times New Roman" w:cs="Times New Roman"/>
           <w:i/>
           <w:color w:val="FF0000"/>
+          <w:sz w:val="24"/>
           <w:szCs w:val="24"/>
           <w:lang w:val="uk-UA"/>
         </w:rPr>
@@ -20470,6 +21614,7 @@
         <w:rPr>
           <w:rFonts w:ascii="Times New Roman" w:eastAsia="Calibri" w:hAnsi="Times New Roman" w:cs="Times New Roman"/>
           <w:i/>
+          <w:sz w:val="24"/>
           <w:szCs w:val="24"/>
           <w:lang w:val="uk-UA"/>
         </w:rPr>
@@ -20478,6 +21623,7 @@
       <w:r>
         <w:rPr>
           <w:rFonts w:ascii="Times New Roman" w:eastAsia="Calibri" w:hAnsi="Times New Roman" w:cs="Times New Roman"/>
+          <w:sz w:val="24"/>
           <w:szCs w:val="24"/>
           <w:lang w:val="uk-UA"/>
         </w:rPr>
@@ -20499,6 +21645,7 @@
           <w:rFonts w:ascii="Times New Roman" w:eastAsia="Calibri" w:hAnsi="Times New Roman" w:cs="Times New Roman"/>
           <w:i/>
           <w:color w:val="FF0000"/>
+          <w:sz w:val="24"/>
           <w:szCs w:val="24"/>
           <w:lang w:val="uk-UA"/>
         </w:rPr>
@@ -20507,6 +21654,7 @@
       <w:r>
         <w:rPr>
           <w:rFonts w:ascii="Times New Roman" w:eastAsia="Calibri" w:hAnsi="Times New Roman" w:cs="Times New Roman"/>
+          <w:sz w:val="24"/>
           <w:szCs w:val="24"/>
           <w:lang w:val="uk-UA"/>
         </w:rPr>
@@ -20515,6 +21663,7 @@
       <w:r>
         <w:rPr>
           <w:rFonts w:ascii="Times New Roman" w:eastAsia="Calibri" w:hAnsi="Times New Roman" w:cs="Times New Roman"/>
+          <w:sz w:val="24"/>
           <w:szCs w:val="24"/>
           <w:lang w:val="ru-RU"/>
         </w:rPr>
@@ -20523,6 +21672,7 @@
       <w:r>
         <w:rPr>
           <w:rFonts w:ascii="Times New Roman" w:eastAsia="Calibri" w:hAnsi="Times New Roman" w:cs="Times New Roman"/>
+          <w:sz w:val="24"/>
           <w:szCs w:val="24"/>
           <w:lang w:val="uk-UA"/>
         </w:rPr>
@@ -20533,6 +21683,7 @@
           <w:rFonts w:ascii="Times New Roman" w:eastAsia="Calibri" w:hAnsi="Times New Roman" w:cs="Times New Roman"/>
           <w:i/>
           <w:color w:val="FF0000"/>
+          <w:sz w:val="24"/>
           <w:szCs w:val="24"/>
           <w:lang w:val="uk-UA"/>
         </w:rPr>
@@ -20541,6 +21692,7 @@
       <w:r>
         <w:rPr>
           <w:rFonts w:ascii="Times New Roman" w:eastAsia="Calibri" w:hAnsi="Times New Roman" w:cs="Times New Roman"/>
+          <w:sz w:val="24"/>
           <w:szCs w:val="24"/>
           <w:lang w:val="uk-UA"/>
         </w:rPr>
@@ -20550,6 +21702,7 @@
         <w:rPr>
           <w:rFonts w:ascii="Times New Roman" w:eastAsia="Calibri" w:hAnsi="Times New Roman" w:cs="Times New Roman"/>
           <w:color w:val="000000"/>
+          <w:sz w:val="24"/>
           <w:szCs w:val="24"/>
           <w:lang w:val="ru-RU"/>
         </w:rPr>
@@ -20558,6 +21711,7 @@
       <w:r>
         <w:rPr>
           <w:rFonts w:ascii="Times New Roman" w:eastAsia="Calibri" w:hAnsi="Times New Roman" w:cs="Times New Roman"/>
+          <w:sz w:val="24"/>
           <w:szCs w:val="24"/>
           <w:lang w:val="uk-UA"/>
         </w:rPr>
@@ -20579,6 +21733,7 @@
           <w:rFonts w:ascii="Times New Roman" w:eastAsia="Calibri" w:hAnsi="Times New Roman" w:cs="Times New Roman"/>
           <w:i/>
           <w:color w:val="FF0000"/>
+          <w:sz w:val="24"/>
           <w:szCs w:val="24"/>
           <w:lang w:val="uk-UA"/>
         </w:rPr>
@@ -20588,6 +21743,7 @@
         <w:rPr>
           <w:rFonts w:ascii="Times New Roman" w:eastAsia="Calibri" w:hAnsi="Times New Roman" w:cs="Times New Roman"/>
           <w:color w:val="FF0000"/>
+          <w:sz w:val="24"/>
           <w:szCs w:val="24"/>
           <w:lang w:val="uk-UA"/>
         </w:rPr>
@@ -20596,6 +21752,7 @@
       <w:r>
         <w:rPr>
           <w:rFonts w:ascii="Times New Roman" w:eastAsia="Calibri" w:hAnsi="Times New Roman" w:cs="Times New Roman"/>
+          <w:sz w:val="24"/>
           <w:szCs w:val="24"/>
           <w:lang w:val="uk-UA"/>
         </w:rPr>
@@ -20622,8 +21779,8 @@
       </w:pPr>
       <w:r>
         <w:rPr>
-          <w:rFonts w:ascii="Book Antiqua" w:eastAsia="Calibri" w:hAnsi="Book Antiqua" w:cs="Arial"/>
-          <w:sz w:val="28"/>
+          <w:rFonts w:ascii="Times New Roman" w:eastAsia="Calibri" w:hAnsi="Times New Roman" w:cs="Arial"/>
+          <w:sz w:val="24"/>
           <w:szCs w:val="28"/>
           <w:lang w:val="ru-RU"/>
         </w:rPr>
@@ -20633,8 +21790,8 @@
     <w:p>
       <w:r>
         <w:rPr>
-          <w:rFonts w:ascii="Book Antiqua" w:hAnsi="Book Antiqua" w:cs="Arial"/>
-          <w:sz w:val="28"/>
+          <w:rFonts w:ascii="Times New Roman" w:hAnsi="Times New Roman" w:cs="Arial"/>
+          <w:sz w:val="24"/>
           <w:szCs w:val="28"/>
         </w:rPr>
         <w:br/>
